--- a/docs/PlayVault-Project-Proposal.docx
+++ b/docs/PlayVault-Project-Proposal.docx
@@ -284,7 +284,7 @@
                 <w:sz w:val="18"/>
                 <w:szCs w:val="18"/>
               </w:rPr>
-              <w:t xml:space="preserve">1 · 29 September 2026</w:t>
+              <w:t xml:space="preserve">2 · 29 September 2026</w:t>
             </w:r>
           </w:p>
         </w:tc>
@@ -470,7 +470,7 @@
               <w:keepNext/>
               <w:spacing w:after="0" w:before="0" w:line="252"/>
             </w:pPr>
-            <w:hyperlink w:history="1" r:id="rIdz4sn3du1yofbnrtcntoym">
+            <w:hyperlink w:history="1" r:id="rIdlqx51yo735g4yukhgpsbq">
               <w:r>
                 <w:rPr>
                   <w:rFonts w:ascii="Calibri" w:cs="Calibri" w:eastAsia="Microsoft YaHei" w:hAnsi="Calibri"/>
@@ -538,7 +538,7 @@
               <w:keepNext w:val="false"/>
               <w:spacing w:after="0" w:before="0" w:line="252"/>
             </w:pPr>
-            <w:hyperlink w:history="1" r:id="rIdigoyqf1e-_ul66lm0czo6">
+            <w:hyperlink w:history="1" r:id="rId95zuk2n_l4zazs7dmgdb1">
               <w:r>
                 <w:rPr>
                   <w:rFonts w:ascii="Calibri" w:cs="Calibri" w:eastAsia="Microsoft YaHei" w:hAnsi="Calibri"/>
@@ -785,7 +785,7 @@
                 <w:sz w:val="18"/>
                 <w:szCs w:val="18"/>
               </w:rPr>
-              <w:t xml:space="preserve">1, 29 September 2026</w:t>
+              <w:t xml:space="preserve">2, 29 September 2026</w:t>
             </w:r>
           </w:p>
         </w:tc>
@@ -1015,7 +1015,7 @@
                 <w:szCs w:val="16"/>
                 <w:shd w:fill="F7F1E3" w:color="auto" w:val="clear"/>
               </w:rPr>
-              <w:t xml:space="preserve">dec459c</w:t>
+              <w:t xml:space="preserve">da85e98</w:t>
             </w:r>
             <w:r>
               <w:rPr>
@@ -1278,7 +1278,7 @@
           </w:tcPr>
           <w:p>
             <w:pPr>
-              <w:keepNext w:val="false"/>
+              <w:keepNext/>
               <w:spacing w:after="0" w:before="0" w:line="252"/>
             </w:pPr>
             <w:r>
@@ -1308,7 +1308,7 @@
           </w:tcPr>
           <w:p>
             <w:pPr>
-              <w:keepNext w:val="false"/>
+              <w:keepNext/>
               <w:spacing w:after="0" w:before="0" w:line="252"/>
             </w:pPr>
             <w:r>
@@ -1338,7 +1338,7 @@
           </w:tcPr>
           <w:p>
             <w:pPr>
-              <w:keepNext w:val="false"/>
+              <w:keepNext/>
               <w:spacing w:after="0" w:before="0" w:line="252"/>
             </w:pPr>
             <w:r>
@@ -1351,6 +1351,170 @@
                 <w:szCs w:val="18"/>
               </w:rPr>
               <w:t xml:space="preserve">First issue — the case, objectives and players; the sixteen-game roster; architecture, playing with friends, data, and security with the lock of 29 September; design and stack; the plan, testing with that day's runs, risks, budget and roadmap; sign-off and glossary. Figures drawn from the source, and screenshots captured from the built bundle</w:t>
+            </w:r>
+          </w:p>
+        </w:tc>
+      </w:tr>
+      <w:tr>
+        <w:trPr>
+          <w:cantSplit/>
+        </w:trPr>
+        <w:tc>
+          <w:tcPr>
+            <w:tcW w:type="dxa" w:w="800"/>
+            <w:shd w:fill="F6F7F9" w:color="auto" w:val="clear"/>
+            <w:tcMar>
+              <w:top w:type="dxa" w:w="70"/>
+              <w:left w:type="dxa" w:w="110"/>
+              <w:bottom w:type="dxa" w:w="70"/>
+              <w:right w:type="dxa" w:w="110"/>
+            </w:tcMar>
+            <w:vAlign w:val="center"/>
+          </w:tcPr>
+          <w:p>
+            <w:pPr>
+              <w:keepNext w:val="false"/>
+              <w:spacing w:after="0" w:before="0" w:line="252"/>
+            </w:pPr>
+            <w:r>
+              <w:rPr>
+                <w:rFonts w:ascii="Calibri" w:cs="Calibri" w:eastAsia="Microsoft YaHei" w:hAnsi="Calibri"/>
+                <w:b w:val="false"/>
+                <w:bCs w:val="false"/>
+                <w:color w:val="26303D"/>
+                <w:sz w:val="18"/>
+                <w:szCs w:val="18"/>
+              </w:rPr>
+              <w:t xml:space="preserve">2</w:t>
+            </w:r>
+          </w:p>
+        </w:tc>
+        <w:tc>
+          <w:tcPr>
+            <w:tcW w:type="dxa" w:w="1500"/>
+            <w:shd w:fill="F6F7F9" w:color="auto" w:val="clear"/>
+            <w:tcMar>
+              <w:top w:type="dxa" w:w="70"/>
+              <w:left w:type="dxa" w:w="110"/>
+              <w:bottom w:type="dxa" w:w="70"/>
+              <w:right w:type="dxa" w:w="110"/>
+            </w:tcMar>
+            <w:vAlign w:val="center"/>
+          </w:tcPr>
+          <w:p>
+            <w:pPr>
+              <w:keepNext w:val="false"/>
+              <w:spacing w:after="0" w:before="0" w:line="252"/>
+            </w:pPr>
+            <w:r>
+              <w:rPr>
+                <w:rFonts w:ascii="Calibri" w:cs="Calibri" w:eastAsia="Microsoft YaHei" w:hAnsi="Calibri"/>
+                <w:b w:val="false"/>
+                <w:bCs w:val="false"/>
+                <w:color w:val="26303D"/>
+                <w:sz w:val="18"/>
+                <w:szCs w:val="18"/>
+              </w:rPr>
+              <w:t xml:space="preserve">29 Sep 2026</w:t>
+            </w:r>
+          </w:p>
+        </w:tc>
+        <w:tc>
+          <w:tcPr>
+            <w:tcW w:type="dxa" w:w="7338"/>
+            <w:shd w:fill="F6F7F9" w:color="auto" w:val="clear"/>
+            <w:tcMar>
+              <w:top w:type="dxa" w:w="70"/>
+              <w:left w:type="dxa" w:w="110"/>
+              <w:bottom w:type="dxa" w:w="70"/>
+              <w:right w:type="dxa" w:w="110"/>
+            </w:tcMar>
+            <w:vAlign w:val="center"/>
+          </w:tcPr>
+          <w:p>
+            <w:pPr>
+              <w:keepNext w:val="false"/>
+              <w:spacing w:after="0" w:before="0" w:line="252"/>
+            </w:pPr>
+            <w:r>
+              <w:rPr>
+                <w:rFonts w:ascii="Calibri" w:cs="Calibri" w:eastAsia="Microsoft YaHei" w:hAnsi="Calibri"/>
+                <w:b w:val="false"/>
+                <w:bCs w:val="false"/>
+                <w:color w:val="26303D"/>
+                <w:sz w:val="18"/>
+                <w:szCs w:val="18"/>
+              </w:rPr>
+              <w:t xml:space="preserve">The silent save, fixed the same day (commit </w:t>
+            </w:r>
+            <w:r>
+              <w:rPr>
+                <w:rFonts w:ascii="Consolas" w:cs="Consolas" w:eastAsia="Microsoft YaHei" w:hAnsi="Consolas"/>
+                <w:b w:val="false"/>
+                <w:bCs w:val="false"/>
+                <w:color w:val="7A4E00"/>
+                <w:sz w:val="16"/>
+                <w:szCs w:val="16"/>
+                <w:shd w:fill="F7F1E3" w:color="auto" w:val="clear"/>
+              </w:rPr>
+              <w:t xml:space="preserve">1b334bc</w:t>
+            </w:r>
+            <w:r>
+              <w:rPr>
+                <w:rFonts w:ascii="Calibri" w:cs="Calibri" w:eastAsia="Microsoft YaHei" w:hAnsi="Calibri"/>
+                <w:b w:val="false"/>
+                <w:bCs w:val="false"/>
+                <w:color w:val="26303D"/>
+                <w:sz w:val="18"/>
+                <w:szCs w:val="18"/>
+              </w:rPr>
+              <w:t xml:space="preserve">): O15 met and R6 lowered, a new subsection and figure on a save that cannot be written, and week 3 and MS-2 without it; the repository's docs corrected (</w:t>
+            </w:r>
+            <w:r>
+              <w:rPr>
+                <w:rFonts w:ascii="Consolas" w:cs="Consolas" w:eastAsia="Microsoft YaHei" w:hAnsi="Consolas"/>
+                <w:b w:val="false"/>
+                <w:bCs w:val="false"/>
+                <w:color w:val="7A4E00"/>
+                <w:sz w:val="16"/>
+                <w:szCs w:val="16"/>
+                <w:shd w:fill="F7F1E3" w:color="auto" w:val="clear"/>
+              </w:rPr>
+              <w:t xml:space="preserve">da85e98</w:t>
+            </w:r>
+            <w:r>
+              <w:rPr>
+                <w:rFonts w:ascii="Calibri" w:cs="Calibri" w:eastAsia="Microsoft YaHei" w:hAnsi="Calibri"/>
+                <w:b w:val="false"/>
+                <w:bCs w:val="false"/>
+                <w:color w:val="26303D"/>
+                <w:sz w:val="18"/>
+                <w:szCs w:val="18"/>
+              </w:rPr>
+              <w:t xml:space="preserve">), so innerHTML again writes only the game icons; every figure refreshed to commit </w:t>
+            </w:r>
+            <w:r>
+              <w:rPr>
+                <w:rFonts w:ascii="Consolas" w:cs="Consolas" w:eastAsia="Microsoft YaHei" w:hAnsi="Consolas"/>
+                <w:b w:val="false"/>
+                <w:bCs w:val="false"/>
+                <w:color w:val="7A4E00"/>
+                <w:sz w:val="16"/>
+                <w:szCs w:val="16"/>
+                <w:shd w:fill="F7F1E3" w:color="auto" w:val="clear"/>
+              </w:rPr>
+              <w:t xml:space="preserve">da85e98</w:t>
+            </w:r>
+            <w:r>
+              <w:rPr>
+                <w:rFonts w:ascii="Calibri" w:cs="Calibri" w:eastAsia="Microsoft YaHei" w:hAnsi="Calibri"/>
+                <w:b w:val="false"/>
+                <w:bCs w:val="false"/>
+                <w:color w:val="26303D"/>
+                <w:sz w:val="18"/>
+                <w:szCs w:val="18"/>
+              </w:rPr>
+              <w:t xml:space="preserve"> — lines, keys, checks (2,555,907), lock checks (79) and commits (44)</w:t>
             </w:r>
           </w:p>
         </w:tc>
@@ -2189,12 +2353,31 @@
               <w:tab w:val="right" w:pos="9638" w:leader="dot"/>
             </w:tabs>
           </w:pPr>
+          <w:hyperlink w:history="1" w:anchor="s_when_a_save_cannot_be_written">
+            <w:r>
+              <w:rPr>
+                <w:rStyle w:val="IndexLink"/>
+              </w:rPr>
+              <w:t xml:space="default">9.3  When a save cannot be written</w:t>
+              <w:tab/>
+              <w:t xml:space="default">26</w:t>
+            </w:r>
+          </w:hyperlink>
+        </w:p>
+        <w:p>
+          <w:pPr>
+            <w:pStyle w:val="TOC2"/>
+            <w:tabs>
+              <w:tab w:val="clear" w:pos="9399"/>
+              <w:tab w:val="right" w:pos="9638" w:leader="dot"/>
+            </w:tabs>
+          </w:pPr>
           <w:hyperlink w:history="1" w:anchor="s_export_import_and_the_drive_copy">
             <w:r>
               <w:rPr>
                 <w:rStyle w:val="IndexLink"/>
               </w:rPr>
-              <w:t xml:space="default">9.3  Export, import and the Drive copy</w:t>
+              <w:t xml:space="default">9.4  Export, import and the Drive copy</w:t>
               <w:tab/>
               <w:t xml:space="default">26</w:t>
             </w:r>
@@ -2213,9 +2396,9 @@
               <w:rPr>
                 <w:rStyle w:val="IndexLink"/>
               </w:rPr>
-              <w:t xml:space="default">9.4  Migration is part of the job</w:t>
+              <w:t xml:space="default">9.5  Migration is part of the job</w:t>
               <w:tab/>
-              <w:t xml:space="default">26</w:t>
+              <w:t xml:space="default">27</w:t>
             </w:r>
           </w:hyperlink>
         </w:p>
@@ -2234,7 +2417,7 @@
               </w:rPr>
               <w:t xml:space="default">10  Security and anti-cheat</w:t>
               <w:tab/>
-              <w:t xml:space="default">27</w:t>
+              <w:t xml:space="default">28</w:t>
             </w:r>
           </w:hyperlink>
         </w:p>
@@ -2253,7 +2436,7 @@
               </w:rPr>
               <w:t xml:space="default">10.1  Can the JavaScript be hidden?</w:t>
               <w:tab/>
-              <w:t xml:space="default">27</w:t>
+              <w:t xml:space="default">28</w:t>
             </w:r>
           </w:hyperlink>
         </w:p>
@@ -2272,7 +2455,7 @@
               </w:rPr>
               <w:t xml:space="default">10.2  Threat model</w:t>
               <w:tab/>
-              <w:t xml:space="default">27</w:t>
+              <w:t xml:space="default">28</w:t>
             </w:r>
           </w:hyperlink>
         </w:p>
@@ -2291,7 +2474,7 @@
               </w:rPr>
               <w:t xml:space="default">10.3  The lock</w:t>
               <w:tab/>
-              <w:t xml:space="default">28</w:t>
+              <w:t xml:space="default">29</w:t>
             </w:r>
           </w:hyperlink>
         </w:p>
@@ -2310,7 +2493,7 @@
               </w:rPr>
               <w:t xml:space="default">10.4  Page-level controls</w:t>
               <w:tab/>
-              <w:t xml:space="default">29</w:t>
+              <w:t xml:space="default">30</w:t>
             </w:r>
           </w:hyperlink>
         </w:p>
@@ -2329,7 +2512,7 @@
               </w:rPr>
               <w:t xml:space="default">10.5  What still gets through, honestly</w:t>
               <w:tab/>
-              <w:t xml:space="default">29</w:t>
+              <w:t xml:space="default">30</w:t>
             </w:r>
           </w:hyperlink>
         </w:p>
@@ -2348,7 +2531,7 @@
               </w:rPr>
               <w:t xml:space="default">10.6  Privacy by construction</w:t>
               <w:tab/>
-              <w:t xml:space="default">29</w:t>
+              <w:t xml:space="default">30</w:t>
             </w:r>
           </w:hyperlink>
         </w:p>
@@ -2367,7 +2550,7 @@
               </w:rPr>
               <w:t xml:space="default">11  Brand, UI and UX design</w:t>
               <w:tab/>
-              <w:t xml:space="default">30</w:t>
+              <w:t xml:space="default">31</w:t>
             </w:r>
           </w:hyperlink>
         </w:p>
@@ -2386,7 +2569,7 @@
               </w:rPr>
               <w:t xml:space="default">11.1  Identity</w:t>
               <w:tab/>
-              <w:t xml:space="default">30</w:t>
+              <w:t xml:space="default">31</w:t>
             </w:r>
           </w:hyperlink>
         </w:p>
@@ -2405,7 +2588,7 @@
               </w:rPr>
               <w:t xml:space="default">11.2  Palette</w:t>
               <w:tab/>
-              <w:t xml:space="default">30</w:t>
+              <w:t xml:space="default">31</w:t>
             </w:r>
           </w:hyperlink>
         </w:p>
@@ -2424,7 +2607,7 @@
               </w:rPr>
               <w:t xml:space="default">11.3  Accessibility, measured</w:t>
               <w:tab/>
-              <w:t xml:space="default">31</w:t>
+              <w:t xml:space="default">32</w:t>
             </w:r>
           </w:hyperlink>
         </w:p>
@@ -2443,7 +2626,7 @@
               </w:rPr>
               <w:t xml:space="default">11.4  Layout and interaction</w:t>
               <w:tab/>
-              <w:t xml:space="default">31</w:t>
+              <w:t xml:space="default">32</w:t>
             </w:r>
           </w:hyperlink>
         </w:p>
@@ -2462,7 +2645,7 @@
               </w:rPr>
               <w:t xml:space="default">11.5  Family resemblance, on purpose</w:t>
               <w:tab/>
-              <w:t xml:space="default">32</w:t>
+              <w:t xml:space="default">33</w:t>
             </w:r>
           </w:hyperlink>
         </w:p>
@@ -2481,7 +2664,7 @@
               </w:rPr>
               <w:t xml:space="default">12  Technology stack and tooling</w:t>
               <w:tab/>
-              <w:t xml:space="default">33</w:t>
+              <w:t xml:space="default">34</w:t>
             </w:r>
           </w:hyperlink>
         </w:p>
@@ -2500,7 +2683,7 @@
               </w:rPr>
               <w:t xml:space="default">12.1  The two outside scripts, and why they are acceptable</w:t>
               <w:tab/>
-              <w:t xml:space="default">33</w:t>
+              <w:t xml:space="default">34</w:t>
             </w:r>
           </w:hyperlink>
         </w:p>
@@ -2519,7 +2702,7 @@
               </w:rPr>
               <w:t xml:space="default">12.2  Development workflow</w:t>
               <w:tab/>
-              <w:t xml:space="default">34</w:t>
+              <w:t xml:space="default">35</w:t>
             </w:r>
           </w:hyperlink>
         </w:p>
@@ -2538,7 +2721,7 @@
               </w:rPr>
               <w:t xml:space="default">12.3  Development traps</w:t>
               <w:tab/>
-              <w:t xml:space="default">34</w:t>
+              <w:t xml:space="default">35</w:t>
             </w:r>
           </w:hyperlink>
         </w:p>
@@ -2557,7 +2740,7 @@
               </w:rPr>
               <w:t xml:space="default">13  Project plan and timeline</w:t>
               <w:tab/>
-              <w:t xml:space="default">35</w:t>
+              <w:t xml:space="default">36</w:t>
             </w:r>
           </w:hyperlink>
         </w:p>
@@ -2576,7 +2759,7 @@
               </w:rPr>
               <w:t xml:space="default">13.1  Phases 1–3 — delivered</w:t>
               <w:tab/>
-              <w:t xml:space="default">35</w:t>
+              <w:t xml:space="default">36</w:t>
             </w:r>
           </w:hyperlink>
         </w:p>
@@ -2595,7 +2778,7 @@
               </w:rPr>
               <w:t xml:space="default">13.2  Phase 4 — proposed</w:t>
               <w:tab/>
-              <w:t xml:space="default">36</w:t>
+              <w:t xml:space="default">37</w:t>
             </w:r>
           </w:hyperlink>
         </w:p>
@@ -2614,7 +2797,7 @@
               </w:rPr>
               <w:t xml:space="default">13.3  Milestones</w:t>
               <w:tab/>
-              <w:t xml:space="default">37</w:t>
+              <w:t xml:space="default">38</w:t>
             </w:r>
           </w:hyperlink>
         </w:p>
@@ -2633,7 +2816,7 @@
               </w:rPr>
               <w:t xml:space="default">14  Testing and quality assurance</w:t>
               <w:tab/>
-              <w:t xml:space="default">38</w:t>
+              <w:t xml:space="default">39</w:t>
             </w:r>
           </w:hyperlink>
         </w:p>
@@ -2652,7 +2835,7 @@
               </w:rPr>
               <w:t xml:space="default">14.1  The run behind this proposal</w:t>
               <w:tab/>
-              <w:t xml:space="default">38</w:t>
+              <w:t xml:space="default">39</w:t>
             </w:r>
           </w:hyperlink>
         </w:p>
@@ -2690,7 +2873,7 @@
               </w:rPr>
               <w:t xml:space="default">14.3  Difficulty and balance, measured</w:t>
               <w:tab/>
-              <w:t xml:space="default">39</w:t>
+              <w:t xml:space="default">40</w:t>
             </w:r>
           </w:hyperlink>
         </w:p>
@@ -2709,7 +2892,7 @@
               </w:rPr>
               <w:t xml:space="default">14.4  Browser matrix</w:t>
               <w:tab/>
-              <w:t xml:space="default">40</w:t>
+              <w:t xml:space="default">41</w:t>
             </w:r>
           </w:hyperlink>
         </w:p>
@@ -2728,7 +2911,7 @@
               </w:rPr>
               <w:t xml:space="default">14.5  Two traps worth writing down</w:t>
               <w:tab/>
-              <w:t xml:space="default">40</w:t>
+              <w:t xml:space="default">41</w:t>
             </w:r>
           </w:hyperlink>
         </w:p>
@@ -2747,7 +2930,7 @@
               </w:rPr>
               <w:t xml:space="default">14.6  Release checklist</w:t>
               <w:tab/>
-              <w:t xml:space="default">40</w:t>
+              <w:t xml:space="default">41</w:t>
             </w:r>
           </w:hyperlink>
         </w:p>
@@ -2766,7 +2949,7 @@
               </w:rPr>
               <w:t xml:space="default">15  Risks and mitigations</w:t>
               <w:tab/>
-              <w:t xml:space="default">41</w:t>
+              <w:t xml:space="default">42</w:t>
             </w:r>
           </w:hyperlink>
         </w:p>
@@ -2785,7 +2968,7 @@
               </w:rPr>
               <w:t xml:space="default">15.1  The three that deserve a decision, not just a mitigation</w:t>
               <w:tab/>
-              <w:t xml:space="default">42</w:t>
+              <w:t xml:space="default">43</w:t>
             </w:r>
           </w:hyperlink>
         </w:p>
@@ -2804,7 +2987,7 @@
               </w:rPr>
               <w:t xml:space="default">16  Resources and budget</w:t>
               <w:tab/>
-              <w:t xml:space="default">43</w:t>
+              <w:t xml:space="default">44</w:t>
             </w:r>
           </w:hyperlink>
         </w:p>
@@ -2823,7 +3006,7 @@
               </w:rPr>
               <w:t xml:space="default">16.1  People</w:t>
               <w:tab/>
-              <w:t xml:space="default">43</w:t>
+              <w:t xml:space="default">44</w:t>
             </w:r>
           </w:hyperlink>
         </w:p>
@@ -2842,7 +3025,7 @@
               </w:rPr>
               <w:t xml:space="default">16.2  Tools and infrastructure</w:t>
               <w:tab/>
-              <w:t xml:space="default">43</w:t>
+              <w:t xml:space="default">44</w:t>
             </w:r>
           </w:hyperlink>
         </w:p>
@@ -2861,7 +3044,7 @@
               </w:rPr>
               <w:t xml:space="default">16.3  Optional and conditional costs</w:t>
               <w:tab/>
-              <w:t xml:space="default">44</w:t>
+              <w:t xml:space="default">45</w:t>
             </w:r>
           </w:hyperlink>
         </w:p>
@@ -2880,7 +3063,7 @@
               </w:rPr>
               <w:t xml:space="default">16.4  Three-year total cost of ownership</w:t>
               <w:tab/>
-              <w:t xml:space="default">44</w:t>
+              <w:t xml:space="default">45</w:t>
             </w:r>
           </w:hyperlink>
         </w:p>
@@ -2899,7 +3082,7 @@
               </w:rPr>
               <w:t xml:space="default">16.5  What the budget does not buy</w:t>
               <w:tab/>
-              <w:t xml:space="default">44</w:t>
+              <w:t xml:space="default">45</w:t>
             </w:r>
           </w:hyperlink>
         </w:p>
@@ -2918,7 +3101,7 @@
               </w:rPr>
               <w:t xml:space="default">17  Future roadmap</w:t>
               <w:tab/>
-              <w:t xml:space="default">45</w:t>
+              <w:t xml:space="default">46</w:t>
             </w:r>
           </w:hyperlink>
         </w:p>
@@ -2937,7 +3120,7 @@
               </w:rPr>
               <w:t xml:space="default">17.1  Candidates for v1.1 and beyond</w:t>
               <w:tab/>
-              <w:t xml:space="default">45</w:t>
+              <w:t xml:space="default">46</w:t>
             </w:r>
           </w:hyperlink>
         </w:p>
@@ -2956,7 +3139,7 @@
               </w:rPr>
               <w:t xml:space="default">17.2  Deliberately not built, and why</w:t>
               <w:tab/>
-              <w:t xml:space="default">45</w:t>
+              <w:t xml:space="default">46</w:t>
             </w:r>
           </w:hyperlink>
         </w:p>
@@ -2975,7 +3158,7 @@
               </w:rPr>
               <w:t xml:space="default">17.3  The sibling apps</w:t>
               <w:tab/>
-              <w:t xml:space="default">46</w:t>
+              <w:t xml:space="default">47</w:t>
             </w:r>
           </w:hyperlink>
         </w:p>
@@ -2994,7 +3177,7 @@
               </w:rPr>
               <w:t xml:space="default">18  Conclusion and approval</w:t>
               <w:tab/>
-              <w:t xml:space="default">47</w:t>
+              <w:t xml:space="default">48</w:t>
             </w:r>
           </w:hyperlink>
         </w:p>
@@ -3013,7 +3196,7 @@
               </w:rPr>
               <w:t xml:space="default">18.1  The decision requested</w:t>
               <w:tab/>
-              <w:t xml:space="default">47</w:t>
+              <w:t xml:space="default">48</w:t>
             </w:r>
           </w:hyperlink>
         </w:p>
@@ -3032,7 +3215,7 @@
               </w:rPr>
               <w:t xml:space="default">18.2  Sign-off</w:t>
               <w:tab/>
-              <w:t xml:space="default">47</w:t>
+              <w:t xml:space="default">48</w:t>
             </w:r>
           </w:hyperlink>
         </w:p>
@@ -3051,7 +3234,7 @@
               </w:rPr>
               <w:t xml:space="default">18.3  Sources</w:t>
               <w:tab/>
-              <w:t xml:space="default">48</w:t>
+              <w:t xml:space="default">49</w:t>
             </w:r>
           </w:hyperlink>
         </w:p>
@@ -3070,7 +3253,7 @@
               </w:rPr>
               <w:t xml:space="default">19  Glossary</w:t>
               <w:tab/>
-              <w:t xml:space="default">49</w:t>
+              <w:t xml:space="default">50</w:t>
             </w:r>
           </w:hyperlink>
           <w:r>
@@ -3105,7 +3288,7 @@
         </w:rPr>
         <w:t xml:space="preserve">PlayVault is a browser game hub: sixteen games in three families — board, puzzle and arcade — behind one lobby, one profile and one save, with no account, no server, no advert and nothing to install. A working build is live at </w:t>
       </w:r>
-      <w:hyperlink w:history="1" r:id="rIdpilx5i3b7k4cgzdiec2hn">
+      <w:hyperlink w:history="1" r:id="rIdgjjxl5qors--pcw8khcyc">
         <w:r>
           <w:rPr>
             <w:rFonts w:ascii="Calibri" w:cs="Calibri" w:eastAsia="Microsoft YaHei" w:hAnsi="Calibri"/>
@@ -3139,7 +3322,7 @@
           <w:sz w:val="21"/>
           <w:szCs w:val="21"/>
         </w:rPr>
-        <w:t xml:space="preserve">It is 44,709 lines of hand-written JavaScript in 123 files and one stylesheet, with no npm package, no framework and no game engine — the three 3D games draw with raw WebGL. On 29 September 2026 the test suite ran 2,555,892 checks with no failure, on the source and again on that source minified the way the build minifies it, and a real Chrome driving the shipped bundle played all sixteen games and confirmed that nothing typed into the console can reach a save.</w:t>
+        <w:t xml:space="preserve">It is 44,783 lines of hand-written JavaScript in 123 files and one stylesheet, with no npm package, no framework and no game engine — the three 3D games draw with raw WebGL. On 29 September 2026 the test suite ran 2,555,907 checks with no failure, on the source and again on that source minified the way the build minifies it, and a real Chrome driving the shipped bundle played all sixteen games and confirmed that nothing typed into the console can reach a save.</w:t>
       </w:r>
     </w:p>
     <w:p>
@@ -3814,7 +3997,7 @@
                 <w:sz w:val="18"/>
                 <w:szCs w:val="18"/>
               </w:rPr>
-              <w:t xml:space="preserve">41 commits on eight working days, 7–29 September 2026</w:t>
+              <w:t xml:space="preserve">44 commits on eight working days, 7–29 September 2026</w:t>
             </w:r>
           </w:p>
         </w:tc>
@@ -5409,10 +5592,10 @@
       </w:tblPr>
       <w:tblGrid>
         <w:gridCol w:w="720"/>
-        <w:gridCol w:w="2037"/>
-        <w:gridCol w:w="3416"/>
-        <w:gridCol w:w="1420"/>
-        <w:gridCol w:w="2045"/>
+        <w:gridCol w:w="2019"/>
+        <w:gridCol w:w="3392"/>
+        <w:gridCol w:w="1403"/>
+        <w:gridCol w:w="2104"/>
       </w:tblGrid>
       <w:tr>
         <w:trPr>
@@ -5451,7 +5634,7 @@
         </w:tc>
         <w:tc>
           <w:tcPr>
-            <w:tcW w:type="dxa" w:w="2037"/>
+            <w:tcW w:type="dxa" w:w="2019"/>
             <w:shd w:fill="171D26" w:color="auto" w:val="clear"/>
             <w:tcMar>
               <w:top w:type="dxa" w:w="70"/>
@@ -5481,7 +5664,7 @@
         </w:tc>
         <w:tc>
           <w:tcPr>
-            <w:tcW w:type="dxa" w:w="3416"/>
+            <w:tcW w:type="dxa" w:w="3392"/>
             <w:shd w:fill="171D26" w:color="auto" w:val="clear"/>
             <w:tcMar>
               <w:top w:type="dxa" w:w="70"/>
@@ -5511,7 +5694,7 @@
         </w:tc>
         <w:tc>
           <w:tcPr>
-            <w:tcW w:type="dxa" w:w="1420"/>
+            <w:tcW w:type="dxa" w:w="1403"/>
             <w:shd w:fill="171D26" w:color="auto" w:val="clear"/>
             <w:tcMar>
               <w:top w:type="dxa" w:w="70"/>
@@ -5541,7 +5724,7 @@
         </w:tc>
         <w:tc>
           <w:tcPr>
-            <w:tcW w:type="dxa" w:w="2045"/>
+            <w:tcW w:type="dxa" w:w="2104"/>
             <w:shd w:fill="171D26" w:color="auto" w:val="clear"/>
             <w:tcMar>
               <w:top w:type="dxa" w:w="70"/>
@@ -5606,7 +5789,7 @@
         </w:tc>
         <w:tc>
           <w:tcPr>
-            <w:tcW w:type="dxa" w:w="2037"/>
+            <w:tcW w:type="dxa" w:w="2019"/>
             <w:shd w:fill="FFFFFF" w:color="auto" w:val="clear"/>
             <w:tcMar>
               <w:top w:type="dxa" w:w="70"/>
@@ -5636,7 +5819,7 @@
         </w:tc>
         <w:tc>
           <w:tcPr>
-            <w:tcW w:type="dxa" w:w="3416"/>
+            <w:tcW w:type="dxa" w:w="3392"/>
             <w:shd w:fill="FFFFFF" w:color="auto" w:val="clear"/>
             <w:tcMar>
               <w:top w:type="dxa" w:w="70"/>
@@ -5666,7 +5849,7 @@
         </w:tc>
         <w:tc>
           <w:tcPr>
-            <w:tcW w:type="dxa" w:w="1420"/>
+            <w:tcW w:type="dxa" w:w="1403"/>
             <w:shd w:fill="FFFFFF" w:color="auto" w:val="clear"/>
             <w:tcMar>
               <w:top w:type="dxa" w:w="70"/>
@@ -5696,7 +5879,7 @@
         </w:tc>
         <w:tc>
           <w:tcPr>
-            <w:tcW w:type="dxa" w:w="2045"/>
+            <w:tcW w:type="dxa" w:w="2104"/>
             <w:shd w:fill="FFFFFF" w:color="auto" w:val="clear"/>
             <w:tcMar>
               <w:top w:type="dxa" w:w="70"/>
@@ -5761,7 +5944,7 @@
         </w:tc>
         <w:tc>
           <w:tcPr>
-            <w:tcW w:type="dxa" w:w="2037"/>
+            <w:tcW w:type="dxa" w:w="2019"/>
             <w:shd w:fill="F6F7F9" w:color="auto" w:val="clear"/>
             <w:tcMar>
               <w:top w:type="dxa" w:w="70"/>
@@ -5791,7 +5974,7 @@
         </w:tc>
         <w:tc>
           <w:tcPr>
-            <w:tcW w:type="dxa" w:w="3416"/>
+            <w:tcW w:type="dxa" w:w="3392"/>
             <w:shd w:fill="F6F7F9" w:color="auto" w:val="clear"/>
             <w:tcMar>
               <w:top w:type="dxa" w:w="70"/>
@@ -5833,7 +6016,7 @@
         </w:tc>
         <w:tc>
           <w:tcPr>
-            <w:tcW w:type="dxa" w:w="1420"/>
+            <w:tcW w:type="dxa" w:w="1403"/>
             <w:shd w:fill="F6F7F9" w:color="auto" w:val="clear"/>
             <w:tcMar>
               <w:top w:type="dxa" w:w="70"/>
@@ -5863,7 +6046,7 @@
         </w:tc>
         <w:tc>
           <w:tcPr>
-            <w:tcW w:type="dxa" w:w="2045"/>
+            <w:tcW w:type="dxa" w:w="2104"/>
             <w:shd w:fill="F6F7F9" w:color="auto" w:val="clear"/>
             <w:tcMar>
               <w:top w:type="dxa" w:w="70"/>
@@ -5928,7 +6111,7 @@
         </w:tc>
         <w:tc>
           <w:tcPr>
-            <w:tcW w:type="dxa" w:w="2037"/>
+            <w:tcW w:type="dxa" w:w="2019"/>
             <w:shd w:fill="FFFFFF" w:color="auto" w:val="clear"/>
             <w:tcMar>
               <w:top w:type="dxa" w:w="70"/>
@@ -5958,7 +6141,7 @@
         </w:tc>
         <w:tc>
           <w:tcPr>
-            <w:tcW w:type="dxa" w:w="3416"/>
+            <w:tcW w:type="dxa" w:w="3392"/>
             <w:shd w:fill="FFFFFF" w:color="auto" w:val="clear"/>
             <w:tcMar>
               <w:top w:type="dxa" w:w="70"/>
@@ -5988,7 +6171,7 @@
         </w:tc>
         <w:tc>
           <w:tcPr>
-            <w:tcW w:type="dxa" w:w="1420"/>
+            <w:tcW w:type="dxa" w:w="1403"/>
             <w:shd w:fill="FFFFFF" w:color="auto" w:val="clear"/>
             <w:tcMar>
               <w:top w:type="dxa" w:w="70"/>
@@ -6018,7 +6201,7 @@
         </w:tc>
         <w:tc>
           <w:tcPr>
-            <w:tcW w:type="dxa" w:w="2045"/>
+            <w:tcW w:type="dxa" w:w="2104"/>
             <w:shd w:fill="FFFFFF" w:color="auto" w:val="clear"/>
             <w:tcMar>
               <w:top w:type="dxa" w:w="70"/>
@@ -6083,7 +6266,7 @@
         </w:tc>
         <w:tc>
           <w:tcPr>
-            <w:tcW w:type="dxa" w:w="2037"/>
+            <w:tcW w:type="dxa" w:w="2019"/>
             <w:shd w:fill="F6F7F9" w:color="auto" w:val="clear"/>
             <w:tcMar>
               <w:top w:type="dxa" w:w="70"/>
@@ -6113,7 +6296,7 @@
         </w:tc>
         <w:tc>
           <w:tcPr>
-            <w:tcW w:type="dxa" w:w="3416"/>
+            <w:tcW w:type="dxa" w:w="3392"/>
             <w:shd w:fill="F6F7F9" w:color="auto" w:val="clear"/>
             <w:tcMar>
               <w:top w:type="dxa" w:w="70"/>
@@ -6143,7 +6326,7 @@
         </w:tc>
         <w:tc>
           <w:tcPr>
-            <w:tcW w:type="dxa" w:w="1420"/>
+            <w:tcW w:type="dxa" w:w="1403"/>
             <w:shd w:fill="F6F7F9" w:color="auto" w:val="clear"/>
             <w:tcMar>
               <w:top w:type="dxa" w:w="70"/>
@@ -6173,7 +6356,7 @@
         </w:tc>
         <w:tc>
           <w:tcPr>
-            <w:tcW w:type="dxa" w:w="2045"/>
+            <w:tcW w:type="dxa" w:w="2104"/>
             <w:shd w:fill="F6F7F9" w:color="auto" w:val="clear"/>
             <w:tcMar>
               <w:top w:type="dxa" w:w="70"/>
@@ -6250,7 +6433,7 @@
         </w:tc>
         <w:tc>
           <w:tcPr>
-            <w:tcW w:type="dxa" w:w="2037"/>
+            <w:tcW w:type="dxa" w:w="2019"/>
             <w:shd w:fill="FFFFFF" w:color="auto" w:val="clear"/>
             <w:tcMar>
               <w:top w:type="dxa" w:w="70"/>
@@ -6280,7 +6463,7 @@
         </w:tc>
         <w:tc>
           <w:tcPr>
-            <w:tcW w:type="dxa" w:w="3416"/>
+            <w:tcW w:type="dxa" w:w="3392"/>
             <w:shd w:fill="FFFFFF" w:color="auto" w:val="clear"/>
             <w:tcMar>
               <w:top w:type="dxa" w:w="70"/>
@@ -6310,7 +6493,7 @@
         </w:tc>
         <w:tc>
           <w:tcPr>
-            <w:tcW w:type="dxa" w:w="1420"/>
+            <w:tcW w:type="dxa" w:w="1403"/>
             <w:shd w:fill="FFFFFF" w:color="auto" w:val="clear"/>
             <w:tcMar>
               <w:top w:type="dxa" w:w="70"/>
@@ -6340,7 +6523,7 @@
         </w:tc>
         <w:tc>
           <w:tcPr>
-            <w:tcW w:type="dxa" w:w="2045"/>
+            <w:tcW w:type="dxa" w:w="2104"/>
             <w:shd w:fill="FFFFFF" w:color="auto" w:val="clear"/>
             <w:tcMar>
               <w:top w:type="dxa" w:w="70"/>
@@ -6405,7 +6588,7 @@
         </w:tc>
         <w:tc>
           <w:tcPr>
-            <w:tcW w:type="dxa" w:w="2037"/>
+            <w:tcW w:type="dxa" w:w="2019"/>
             <w:shd w:fill="F6F7F9" w:color="auto" w:val="clear"/>
             <w:tcMar>
               <w:top w:type="dxa" w:w="70"/>
@@ -6435,7 +6618,7 @@
         </w:tc>
         <w:tc>
           <w:tcPr>
-            <w:tcW w:type="dxa" w:w="3416"/>
+            <w:tcW w:type="dxa" w:w="3392"/>
             <w:shd w:fill="F6F7F9" w:color="auto" w:val="clear"/>
             <w:tcMar>
               <w:top w:type="dxa" w:w="70"/>
@@ -6465,7 +6648,7 @@
         </w:tc>
         <w:tc>
           <w:tcPr>
-            <w:tcW w:type="dxa" w:w="1420"/>
+            <w:tcW w:type="dxa" w:w="1403"/>
             <w:shd w:fill="F6F7F9" w:color="auto" w:val="clear"/>
             <w:tcMar>
               <w:top w:type="dxa" w:w="70"/>
@@ -6495,7 +6678,7 @@
         </w:tc>
         <w:tc>
           <w:tcPr>
-            <w:tcW w:type="dxa" w:w="2045"/>
+            <w:tcW w:type="dxa" w:w="2104"/>
             <w:shd w:fill="F6F7F9" w:color="auto" w:val="clear"/>
             <w:tcMar>
               <w:top w:type="dxa" w:w="70"/>
@@ -6560,7 +6743,7 @@
         </w:tc>
         <w:tc>
           <w:tcPr>
-            <w:tcW w:type="dxa" w:w="2037"/>
+            <w:tcW w:type="dxa" w:w="2019"/>
             <w:shd w:fill="FFFFFF" w:color="auto" w:val="clear"/>
             <w:tcMar>
               <w:top w:type="dxa" w:w="70"/>
@@ -6590,7 +6773,7 @@
         </w:tc>
         <w:tc>
           <w:tcPr>
-            <w:tcW w:type="dxa" w:w="3416"/>
+            <w:tcW w:type="dxa" w:w="3392"/>
             <w:shd w:fill="FFFFFF" w:color="auto" w:val="clear"/>
             <w:tcMar>
               <w:top w:type="dxa" w:w="70"/>
@@ -6620,7 +6803,7 @@
         </w:tc>
         <w:tc>
           <w:tcPr>
-            <w:tcW w:type="dxa" w:w="1420"/>
+            <w:tcW w:type="dxa" w:w="1403"/>
             <w:shd w:fill="FFFFFF" w:color="auto" w:val="clear"/>
             <w:tcMar>
               <w:top w:type="dxa" w:w="70"/>
@@ -6650,7 +6833,7 @@
         </w:tc>
         <w:tc>
           <w:tcPr>
-            <w:tcW w:type="dxa" w:w="2045"/>
+            <w:tcW w:type="dxa" w:w="2104"/>
             <w:shd w:fill="FFFFFF" w:color="auto" w:val="clear"/>
             <w:tcMar>
               <w:top w:type="dxa" w:w="70"/>
@@ -6715,7 +6898,7 @@
         </w:tc>
         <w:tc>
           <w:tcPr>
-            <w:tcW w:type="dxa" w:w="2037"/>
+            <w:tcW w:type="dxa" w:w="2019"/>
             <w:shd w:fill="F6F7F9" w:color="auto" w:val="clear"/>
             <w:tcMar>
               <w:top w:type="dxa" w:w="70"/>
@@ -6745,7 +6928,7 @@
         </w:tc>
         <w:tc>
           <w:tcPr>
-            <w:tcW w:type="dxa" w:w="3416"/>
+            <w:tcW w:type="dxa" w:w="3392"/>
             <w:shd w:fill="F6F7F9" w:color="auto" w:val="clear"/>
             <w:tcMar>
               <w:top w:type="dxa" w:w="70"/>
@@ -6775,7 +6958,7 @@
         </w:tc>
         <w:tc>
           <w:tcPr>
-            <w:tcW w:type="dxa" w:w="1420"/>
+            <w:tcW w:type="dxa" w:w="1403"/>
             <w:shd w:fill="F6F7F9" w:color="auto" w:val="clear"/>
             <w:tcMar>
               <w:top w:type="dxa" w:w="70"/>
@@ -6805,7 +6988,7 @@
         </w:tc>
         <w:tc>
           <w:tcPr>
-            <w:tcW w:type="dxa" w:w="2045"/>
+            <w:tcW w:type="dxa" w:w="2104"/>
             <w:shd w:fill="F6F7F9" w:color="auto" w:val="clear"/>
             <w:tcMar>
               <w:top w:type="dxa" w:w="70"/>
@@ -6870,7 +7053,7 @@
         </w:tc>
         <w:tc>
           <w:tcPr>
-            <w:tcW w:type="dxa" w:w="2037"/>
+            <w:tcW w:type="dxa" w:w="2019"/>
             <w:shd w:fill="FFFFFF" w:color="auto" w:val="clear"/>
             <w:tcMar>
               <w:top w:type="dxa" w:w="70"/>
@@ -6900,7 +7083,7 @@
         </w:tc>
         <w:tc>
           <w:tcPr>
-            <w:tcW w:type="dxa" w:w="3416"/>
+            <w:tcW w:type="dxa" w:w="3392"/>
             <w:shd w:fill="FFFFFF" w:color="auto" w:val="clear"/>
             <w:tcMar>
               <w:top w:type="dxa" w:w="70"/>
@@ -6930,7 +7113,7 @@
         </w:tc>
         <w:tc>
           <w:tcPr>
-            <w:tcW w:type="dxa" w:w="1420"/>
+            <w:tcW w:type="dxa" w:w="1403"/>
             <w:shd w:fill="FFFFFF" w:color="auto" w:val="clear"/>
             <w:tcMar>
               <w:top w:type="dxa" w:w="70"/>
@@ -6960,7 +7143,7 @@
         </w:tc>
         <w:tc>
           <w:tcPr>
-            <w:tcW w:type="dxa" w:w="2045"/>
+            <w:tcW w:type="dxa" w:w="2104"/>
             <w:shd w:fill="FFFFFF" w:color="auto" w:val="clear"/>
             <w:tcMar>
               <w:top w:type="dxa" w:w="70"/>
@@ -7025,7 +7208,7 @@
         </w:tc>
         <w:tc>
           <w:tcPr>
-            <w:tcW w:type="dxa" w:w="2037"/>
+            <w:tcW w:type="dxa" w:w="2019"/>
             <w:shd w:fill="F6F7F9" w:color="auto" w:val="clear"/>
             <w:tcMar>
               <w:top w:type="dxa" w:w="70"/>
@@ -7055,7 +7238,7 @@
         </w:tc>
         <w:tc>
           <w:tcPr>
-            <w:tcW w:type="dxa" w:w="3416"/>
+            <w:tcW w:type="dxa" w:w="3392"/>
             <w:shd w:fill="F6F7F9" w:color="auto" w:val="clear"/>
             <w:tcMar>
               <w:top w:type="dxa" w:w="70"/>
@@ -7085,7 +7268,7 @@
         </w:tc>
         <w:tc>
           <w:tcPr>
-            <w:tcW w:type="dxa" w:w="1420"/>
+            <w:tcW w:type="dxa" w:w="1403"/>
             <w:shd w:fill="F6F7F9" w:color="auto" w:val="clear"/>
             <w:tcMar>
               <w:top w:type="dxa" w:w="70"/>
@@ -7115,7 +7298,7 @@
         </w:tc>
         <w:tc>
           <w:tcPr>
-            <w:tcW w:type="dxa" w:w="2045"/>
+            <w:tcW w:type="dxa" w:w="2104"/>
             <w:shd w:fill="F6F7F9" w:color="auto" w:val="clear"/>
             <w:tcMar>
               <w:top w:type="dxa" w:w="70"/>
@@ -7180,7 +7363,7 @@
         </w:tc>
         <w:tc>
           <w:tcPr>
-            <w:tcW w:type="dxa" w:w="2037"/>
+            <w:tcW w:type="dxa" w:w="2019"/>
             <w:shd w:fill="FFFFFF" w:color="auto" w:val="clear"/>
             <w:tcMar>
               <w:top w:type="dxa" w:w="70"/>
@@ -7210,7 +7393,7 @@
         </w:tc>
         <w:tc>
           <w:tcPr>
-            <w:tcW w:type="dxa" w:w="3416"/>
+            <w:tcW w:type="dxa" w:w="3392"/>
             <w:shd w:fill="FFFFFF" w:color="auto" w:val="clear"/>
             <w:tcMar>
               <w:top w:type="dxa" w:w="70"/>
@@ -7240,7 +7423,7 @@
         </w:tc>
         <w:tc>
           <w:tcPr>
-            <w:tcW w:type="dxa" w:w="1420"/>
+            <w:tcW w:type="dxa" w:w="1403"/>
             <w:shd w:fill="FFFFFF" w:color="auto" w:val="clear"/>
             <w:tcMar>
               <w:top w:type="dxa" w:w="70"/>
@@ -7270,7 +7453,7 @@
         </w:tc>
         <w:tc>
           <w:tcPr>
-            <w:tcW w:type="dxa" w:w="2045"/>
+            <w:tcW w:type="dxa" w:w="2104"/>
             <w:shd w:fill="FFFFFF" w:color="auto" w:val="clear"/>
             <w:tcMar>
               <w:top w:type="dxa" w:w="70"/>
@@ -7335,7 +7518,7 @@
         </w:tc>
         <w:tc>
           <w:tcPr>
-            <w:tcW w:type="dxa" w:w="2037"/>
+            <w:tcW w:type="dxa" w:w="2019"/>
             <w:shd w:fill="F6F7F9" w:color="auto" w:val="clear"/>
             <w:tcMar>
               <w:top w:type="dxa" w:w="70"/>
@@ -7365,7 +7548,7 @@
         </w:tc>
         <w:tc>
           <w:tcPr>
-            <w:tcW w:type="dxa" w:w="3416"/>
+            <w:tcW w:type="dxa" w:w="3392"/>
             <w:shd w:fill="F6F7F9" w:color="auto" w:val="clear"/>
             <w:tcMar>
               <w:top w:type="dxa" w:w="70"/>
@@ -7395,7 +7578,7 @@
         </w:tc>
         <w:tc>
           <w:tcPr>
-            <w:tcW w:type="dxa" w:w="1420"/>
+            <w:tcW w:type="dxa" w:w="1403"/>
             <w:shd w:fill="F6F7F9" w:color="auto" w:val="clear"/>
             <w:tcMar>
               <w:top w:type="dxa" w:w="70"/>
@@ -7425,7 +7608,7 @@
         </w:tc>
         <w:tc>
           <w:tcPr>
-            <w:tcW w:type="dxa" w:w="2045"/>
+            <w:tcW w:type="dxa" w:w="2104"/>
             <w:shd w:fill="F6F7F9" w:color="auto" w:val="clear"/>
             <w:tcMar>
               <w:top w:type="dxa" w:w="70"/>
@@ -7490,7 +7673,7 @@
         </w:tc>
         <w:tc>
           <w:tcPr>
-            <w:tcW w:type="dxa" w:w="2037"/>
+            <w:tcW w:type="dxa" w:w="2019"/>
             <w:shd w:fill="FFFFFF" w:color="auto" w:val="clear"/>
             <w:tcMar>
               <w:top w:type="dxa" w:w="70"/>
@@ -7520,7 +7703,7 @@
         </w:tc>
         <w:tc>
           <w:tcPr>
-            <w:tcW w:type="dxa" w:w="3416"/>
+            <w:tcW w:type="dxa" w:w="3392"/>
             <w:shd w:fill="FFFFFF" w:color="auto" w:val="clear"/>
             <w:tcMar>
               <w:top w:type="dxa" w:w="70"/>
@@ -7550,7 +7733,7 @@
         </w:tc>
         <w:tc>
           <w:tcPr>
-            <w:tcW w:type="dxa" w:w="1420"/>
+            <w:tcW w:type="dxa" w:w="1403"/>
             <w:shd w:fill="FFFFFF" w:color="auto" w:val="clear"/>
             <w:tcMar>
               <w:top w:type="dxa" w:w="70"/>
@@ -7580,7 +7763,7 @@
         </w:tc>
         <w:tc>
           <w:tcPr>
-            <w:tcW w:type="dxa" w:w="2045"/>
+            <w:tcW w:type="dxa" w:w="2104"/>
             <w:shd w:fill="FFFFFF" w:color="auto" w:val="clear"/>
             <w:tcMar>
               <w:top w:type="dxa" w:w="70"/>
@@ -7645,7 +7828,7 @@
         </w:tc>
         <w:tc>
           <w:tcPr>
-            <w:tcW w:type="dxa" w:w="2037"/>
+            <w:tcW w:type="dxa" w:w="2019"/>
             <w:shd w:fill="F6F7F9" w:color="auto" w:val="clear"/>
             <w:tcMar>
               <w:top w:type="dxa" w:w="70"/>
@@ -7675,7 +7858,7 @@
         </w:tc>
         <w:tc>
           <w:tcPr>
-            <w:tcW w:type="dxa" w:w="3416"/>
+            <w:tcW w:type="dxa" w:w="3392"/>
             <w:shd w:fill="F6F7F9" w:color="auto" w:val="clear"/>
             <w:tcMar>
               <w:top w:type="dxa" w:w="70"/>
@@ -7705,7 +7888,7 @@
         </w:tc>
         <w:tc>
           <w:tcPr>
-            <w:tcW w:type="dxa" w:w="1420"/>
+            <w:tcW w:type="dxa" w:w="1403"/>
             <w:shd w:fill="F6F7F9" w:color="auto" w:val="clear"/>
             <w:tcMar>
               <w:top w:type="dxa" w:w="70"/>
@@ -7735,7 +7918,7 @@
         </w:tc>
         <w:tc>
           <w:tcPr>
-            <w:tcW w:type="dxa" w:w="2045"/>
+            <w:tcW w:type="dxa" w:w="2104"/>
             <w:shd w:fill="F6F7F9" w:color="auto" w:val="clear"/>
             <w:tcMar>
               <w:top w:type="dxa" w:w="70"/>
@@ -7800,7 +7983,7 @@
         </w:tc>
         <w:tc>
           <w:tcPr>
-            <w:tcW w:type="dxa" w:w="2037"/>
+            <w:tcW w:type="dxa" w:w="2019"/>
             <w:shd w:fill="FFFFFF" w:color="auto" w:val="clear"/>
             <w:tcMar>
               <w:top w:type="dxa" w:w="70"/>
@@ -7830,7 +8013,7 @@
         </w:tc>
         <w:tc>
           <w:tcPr>
-            <w:tcW w:type="dxa" w:w="3416"/>
+            <w:tcW w:type="dxa" w:w="3392"/>
             <w:shd w:fill="FFFFFF" w:color="auto" w:val="clear"/>
             <w:tcMar>
               <w:top w:type="dxa" w:w="70"/>
@@ -7860,7 +8043,7 @@
         </w:tc>
         <w:tc>
           <w:tcPr>
-            <w:tcW w:type="dxa" w:w="1420"/>
+            <w:tcW w:type="dxa" w:w="1403"/>
             <w:shd w:fill="FFFFFF" w:color="auto" w:val="clear"/>
             <w:tcMar>
               <w:top w:type="dxa" w:w="70"/>
@@ -7890,7 +8073,7 @@
         </w:tc>
         <w:tc>
           <w:tcPr>
-            <w:tcW w:type="dxa" w:w="2045"/>
+            <w:tcW w:type="dxa" w:w="2104"/>
             <w:shd w:fill="FFFFFF" w:color="auto" w:val="clear"/>
             <w:tcMar>
               <w:top w:type="dxa" w:w="70"/>
@@ -7910,26 +8093,12 @@
                 <w:rFonts w:ascii="Calibri" w:cs="Calibri" w:eastAsia="Microsoft YaHei" w:hAnsi="Calibri"/>
                 <w:b/>
                 <w:bCs/>
-                <w:color w:val="C0392B"/>
-                <w:sz w:val="18"/>
-                <w:szCs w:val="18"/>
-              </w:rPr>
-              <w:t xml:space="preserve">Not met — see </w:t>
-            </w:r>
-            <w:hyperlink w:history="1" w:anchor="s_risks_and_mitigations">
-              <w:r>
-                <w:rPr>
-                  <w:rFonts w:ascii="Calibri" w:cs="Calibri" w:eastAsia="Microsoft YaHei" w:hAnsi="Calibri"/>
-                  <w:b/>
-                  <w:bCs/>
-                  <w:color w:val="8A5A00"/>
-                  <w:sz w:val="18"/>
-                  <w:szCs w:val="18"/>
-                  <w:u w:val="single"/>
-                </w:rPr>
-                <w:t xml:space="preserve">Risks and mitigations (§15)</w:t>
-              </w:r>
-            </w:hyperlink>
+                <w:color w:val="1E7F4A"/>
+                <w:sz w:val="18"/>
+                <w:szCs w:val="18"/>
+              </w:rPr>
+              <w:t xml:space="preserve">Met (29 Sep 2026) — a strip over every screen, with Export</w:t>
+            </w:r>
           </w:p>
         </w:tc>
       </w:tr>
@@ -7969,7 +8138,7 @@
         </w:tc>
         <w:tc>
           <w:tcPr>
-            <w:tcW w:type="dxa" w:w="2037"/>
+            <w:tcW w:type="dxa" w:w="2019"/>
             <w:shd w:fill="F6F7F9" w:color="auto" w:val="clear"/>
             <w:tcMar>
               <w:top w:type="dxa" w:w="70"/>
@@ -7999,7 +8168,7 @@
         </w:tc>
         <w:tc>
           <w:tcPr>
-            <w:tcW w:type="dxa" w:w="3416"/>
+            <w:tcW w:type="dxa" w:w="3392"/>
             <w:shd w:fill="F6F7F9" w:color="auto" w:val="clear"/>
             <w:tcMar>
               <w:top w:type="dxa" w:w="70"/>
@@ -8029,7 +8198,7 @@
         </w:tc>
         <w:tc>
           <w:tcPr>
-            <w:tcW w:type="dxa" w:w="1420"/>
+            <w:tcW w:type="dxa" w:w="1403"/>
             <w:shd w:fill="F6F7F9" w:color="auto" w:val="clear"/>
             <w:tcMar>
               <w:top w:type="dxa" w:w="70"/>
@@ -8059,7 +8228,7 @@
         </w:tc>
         <w:tc>
           <w:tcPr>
-            <w:tcW w:type="dxa" w:w="2045"/>
+            <w:tcW w:type="dxa" w:w="2104"/>
             <w:shd w:fill="F6F7F9" w:color="auto" w:val="clear"/>
             <w:tcMar>
               <w:top w:type="dxa" w:w="70"/>
@@ -8124,7 +8293,7 @@
         </w:tc>
         <w:tc>
           <w:tcPr>
-            <w:tcW w:type="dxa" w:w="2037"/>
+            <w:tcW w:type="dxa" w:w="2019"/>
             <w:shd w:fill="FFFFFF" w:color="auto" w:val="clear"/>
             <w:tcMar>
               <w:top w:type="dxa" w:w="70"/>
@@ -8154,7 +8323,7 @@
         </w:tc>
         <w:tc>
           <w:tcPr>
-            <w:tcW w:type="dxa" w:w="3416"/>
+            <w:tcW w:type="dxa" w:w="3392"/>
             <w:shd w:fill="FFFFFF" w:color="auto" w:val="clear"/>
             <w:tcMar>
               <w:top w:type="dxa" w:w="70"/>
@@ -8184,37 +8353,37 @@
         </w:tc>
         <w:tc>
           <w:tcPr>
-            <w:tcW w:type="dxa" w:w="1420"/>
-            <w:shd w:fill="FFFFFF" w:color="auto" w:val="clear"/>
-            <w:tcMar>
-              <w:top w:type="dxa" w:w="70"/>
-              <w:left w:type="dxa" w:w="110"/>
-              <w:bottom w:type="dxa" w:w="70"/>
-              <w:right w:type="dxa" w:w="110"/>
-            </w:tcMar>
-            <w:vAlign w:val="center"/>
-          </w:tcPr>
-          <w:p>
-            <w:pPr>
-              <w:keepNext w:val="false"/>
-              <w:spacing w:after="0" w:before="0" w:line="252"/>
-            </w:pPr>
-            <w:r>
-              <w:rPr>
-                <w:rFonts w:ascii="Calibri" w:cs="Calibri" w:eastAsia="Microsoft YaHei" w:hAnsi="Calibri"/>
-                <w:b w:val="false"/>
-                <w:bCs w:val="false"/>
-                <w:color w:val="26303D"/>
-                <w:sz w:val="18"/>
-                <w:szCs w:val="18"/>
-              </w:rPr>
-              <w:t xml:space="preserve">1,254 of 1,254</w:t>
-            </w:r>
-          </w:p>
-        </w:tc>
-        <w:tc>
-          <w:tcPr>
-            <w:tcW w:type="dxa" w:w="2045"/>
+            <w:tcW w:type="dxa" w:w="1403"/>
+            <w:shd w:fill="FFFFFF" w:color="auto" w:val="clear"/>
+            <w:tcMar>
+              <w:top w:type="dxa" w:w="70"/>
+              <w:left w:type="dxa" w:w="110"/>
+              <w:bottom w:type="dxa" w:w="70"/>
+              <w:right w:type="dxa" w:w="110"/>
+            </w:tcMar>
+            <w:vAlign w:val="center"/>
+          </w:tcPr>
+          <w:p>
+            <w:pPr>
+              <w:keepNext w:val="false"/>
+              <w:spacing w:after="0" w:before="0" w:line="252"/>
+            </w:pPr>
+            <w:r>
+              <w:rPr>
+                <w:rFonts w:ascii="Calibri" w:cs="Calibri" w:eastAsia="Microsoft YaHei" w:hAnsi="Calibri"/>
+                <w:b w:val="false"/>
+                <w:bCs w:val="false"/>
+                <w:color w:val="26303D"/>
+                <w:sz w:val="18"/>
+                <w:szCs w:val="18"/>
+              </w:rPr>
+              <w:t xml:space="preserve">1,256 of 1,256</w:t>
+            </w:r>
+          </w:p>
+        </w:tc>
+        <w:tc>
+          <w:tcPr>
+            <w:tcW w:type="dxa" w:w="2104"/>
             <w:shd w:fill="FFFFFF" w:color="auto" w:val="clear"/>
             <w:tcMar>
               <w:top w:type="dxa" w:w="70"/>
@@ -8272,7 +8441,28 @@
           <w:sz w:val="21"/>
           <w:szCs w:val="21"/>
         </w:rPr>
-        <w:t xml:space="preserve">O9, O10, O15 and O16 are the open rows, and with the question of an address of its own they are the whole of the proposed next phase. O9 is one relay's credentials and two weeks of testing between real networks. O10 is a consent screen to publish. O15 is a warning that should always have been there. O16 is one colour token and a re-measure. None of them needs a server, and none of them changes the architecture.</w:t>
+        <w:t xml:space="preserve">O9, O10 and O16 are the open rows, and with the question of an address of its own they are the whole of the proposed next phase. O9 is one relay's credentials and two weeks of testing between real networks. O10 is a consent screen to publish. O16 is one colour token and a re-measure. None of them needs a server, and none of them changes the architecture. O15 was planned for week 3 and is already met: fixed on 29 September, while this proposal was being checked — see </w:t>
+      </w:r>
+      <w:hyperlink w:history="1" w:anchor="s_when_a_save_cannot_be_written">
+        <w:r>
+          <w:rPr>
+            <w:rFonts w:ascii="Calibri" w:cs="Calibri" w:eastAsia="Microsoft YaHei" w:hAnsi="Calibri"/>
+            <w:color w:val="8A5A00"/>
+            <w:sz w:val="21"/>
+            <w:szCs w:val="21"/>
+            <w:u w:val="single"/>
+          </w:rPr>
+          <w:t xml:space="preserve">When a save cannot be written (§9.3)</w:t>
+        </w:r>
+      </w:hyperlink>
+      <w:r>
+        <w:rPr>
+          <w:rFonts w:ascii="Calibri" w:cs="Calibri" w:eastAsia="Microsoft YaHei" w:hAnsi="Calibri"/>
+          <w:color w:val="26303D"/>
+          <w:sz w:val="21"/>
+          <w:szCs w:val="21"/>
+        </w:rPr>
+        <w:t xml:space="preserve">.</w:t>
       </w:r>
     </w:p>
     <w:p>
@@ -15492,6 +15682,77 @@
     <w:p>
       <w:pPr>
         <w:pStyle w:val="ListParagraph"/>
+        <w:keepNext/>
+        <w:numPr>
+          <w:ilvl w:val="0"/>
+          <w:numId w:val="2"/>
+        </w:numPr>
+        <w:spacing w:after="80" w:line="264"/>
+      </w:pPr>
+      <w:r>
+        <w:rPr>
+          <w:rFonts w:ascii="Calibri" w:cs="Calibri" w:eastAsia="Microsoft YaHei" w:hAnsi="Calibri"/>
+          <w:b/>
+          <w:bCs/>
+          <w:color w:val="26303D"/>
+          <w:sz w:val="21"/>
+          <w:szCs w:val="21"/>
+        </w:rPr>
+        <w:t xml:space="preserve">One end-of-game card</w:t>
+      </w:r>
+      <w:r>
+        <w:rPr>
+          <w:rFonts w:ascii="Calibri" w:cs="Calibri" w:eastAsia="Microsoft YaHei" w:hAnsi="Calibri"/>
+          <w:color w:val="26303D"/>
+          <w:sz w:val="21"/>
+          <w:szCs w:val="21"/>
+        </w:rPr>
+        <w:t xml:space="preserve"> for every game, so its shape never surprises: a title, a few lines, </w:t>
+      </w:r>
+      <w:r>
+        <w:rPr>
+          <w:rFonts w:ascii="Calibri" w:cs="Calibri" w:eastAsia="Microsoft YaHei" w:hAnsi="Calibri"/>
+          <w:i/>
+          <w:iCs/>
+          <w:color w:val="26303D"/>
+          <w:sz w:val="21"/>
+          <w:szCs w:val="21"/>
+        </w:rPr>
+        <w:t xml:space="preserve">Play again</w:t>
+      </w:r>
+      <w:r>
+        <w:rPr>
+          <w:rFonts w:ascii="Calibri" w:cs="Calibri" w:eastAsia="Microsoft YaHei" w:hAnsi="Calibri"/>
+          <w:color w:val="26303D"/>
+          <w:sz w:val="21"/>
+          <w:szCs w:val="21"/>
+        </w:rPr>
+        <w:t xml:space="preserve"> and </w:t>
+      </w:r>
+      <w:r>
+        <w:rPr>
+          <w:rFonts w:ascii="Calibri" w:cs="Calibri" w:eastAsia="Microsoft YaHei" w:hAnsi="Calibri"/>
+          <w:i/>
+          <w:iCs/>
+          <w:color w:val="26303D"/>
+          <w:sz w:val="21"/>
+          <w:szCs w:val="21"/>
+        </w:rPr>
+        <w:t xml:space="preserve">Back to games</w:t>
+      </w:r>
+      <w:r>
+        <w:rPr>
+          <w:rFonts w:ascii="Calibri" w:cs="Calibri" w:eastAsia="Microsoft YaHei" w:hAnsi="Calibri"/>
+          <w:color w:val="26303D"/>
+          <w:sz w:val="21"/>
+          <w:szCs w:val="21"/>
+        </w:rPr>
+        <w:t xml:space="preserve">.</w:t>
+      </w:r>
+    </w:p>
+    <w:p>
+      <w:pPr>
+        <w:pStyle w:val="ListParagraph"/>
         <w:keepNext w:val="false"/>
         <w:numPr>
           <w:ilvl w:val="0"/>
@@ -15508,56 +15769,37 @@
           <w:sz w:val="21"/>
           <w:szCs w:val="21"/>
         </w:rPr>
-        <w:t xml:space="preserve">One end-of-game card</w:t>
-      </w:r>
-      <w:r>
-        <w:rPr>
-          <w:rFonts w:ascii="Calibri" w:cs="Calibri" w:eastAsia="Microsoft YaHei" w:hAnsi="Calibri"/>
-          <w:color w:val="26303D"/>
-          <w:sz w:val="21"/>
-          <w:szCs w:val="21"/>
-        </w:rPr>
-        <w:t xml:space="preserve"> for every game, so its shape never surprises: a title, a few lines, </w:t>
-      </w:r>
-      <w:r>
-        <w:rPr>
-          <w:rFonts w:ascii="Calibri" w:cs="Calibri" w:eastAsia="Microsoft YaHei" w:hAnsi="Calibri"/>
-          <w:i/>
-          <w:iCs/>
-          <w:color w:val="26303D"/>
-          <w:sz w:val="21"/>
-          <w:szCs w:val="21"/>
-        </w:rPr>
-        <w:t xml:space="preserve">Play again</w:t>
-      </w:r>
-      <w:r>
-        <w:rPr>
-          <w:rFonts w:ascii="Calibri" w:cs="Calibri" w:eastAsia="Microsoft YaHei" w:hAnsi="Calibri"/>
-          <w:color w:val="26303D"/>
-          <w:sz w:val="21"/>
-          <w:szCs w:val="21"/>
-        </w:rPr>
-        <w:t xml:space="preserve"> and </w:t>
-      </w:r>
-      <w:r>
-        <w:rPr>
-          <w:rFonts w:ascii="Calibri" w:cs="Calibri" w:eastAsia="Microsoft YaHei" w:hAnsi="Calibri"/>
-          <w:i/>
-          <w:iCs/>
-          <w:color w:val="26303D"/>
-          <w:sz w:val="21"/>
-          <w:szCs w:val="21"/>
-        </w:rPr>
-        <w:t xml:space="preserve">Back to games</w:t>
-      </w:r>
-      <w:r>
-        <w:rPr>
-          <w:rFonts w:ascii="Calibri" w:cs="Calibri" w:eastAsia="Microsoft YaHei" w:hAnsi="Calibri"/>
-          <w:color w:val="26303D"/>
-          <w:sz w:val="21"/>
-          <w:szCs w:val="21"/>
-        </w:rPr>
-        <w:t xml:space="preserve">.</w:t>
+        <w:t xml:space="preserve">A save that says when it cannot be made</w:t>
+      </w:r>
+      <w:r>
+        <w:rPr>
+          <w:rFonts w:ascii="Calibri" w:cs="Calibri" w:eastAsia="Microsoft YaHei" w:hAnsi="Calibri"/>
+          <w:color w:val="26303D"/>
+          <w:sz w:val="21"/>
+          <w:szCs w:val="21"/>
+        </w:rPr>
+        <w:t xml:space="preserve"> — while the storage is full or refusing, a strip at the top of every screen says progress is not being saved and offers Export (see </w:t>
+      </w:r>
+      <w:hyperlink w:history="1" w:anchor="s_when_a_save_cannot_be_written">
+        <w:r>
+          <w:rPr>
+            <w:rFonts w:ascii="Calibri" w:cs="Calibri" w:eastAsia="Microsoft YaHei" w:hAnsi="Calibri"/>
+            <w:color w:val="8A5A00"/>
+            <w:sz w:val="21"/>
+            <w:szCs w:val="21"/>
+            <w:u w:val="single"/>
+          </w:rPr>
+          <w:t xml:space="preserve">When a save cannot be written (§9.3)</w:t>
+        </w:r>
+      </w:hyperlink>
+      <w:r>
+        <w:rPr>
+          <w:rFonts w:ascii="Calibri" w:cs="Calibri" w:eastAsia="Microsoft YaHei" w:hAnsi="Calibri"/>
+          <w:color w:val="26303D"/>
+          <w:sz w:val="21"/>
+          <w:szCs w:val="21"/>
+        </w:rPr>
+        <w:t xml:space="preserve">).</w:t>
       </w:r>
     </w:p>
     <w:p>
@@ -18008,7 +18250,7 @@
                 <w:sz w:val="18"/>
                 <w:szCs w:val="18"/>
               </w:rPr>
-              <w:t xml:space="preserve">2,661</w:t>
+              <w:t xml:space="preserve">2,665</w:t>
             </w:r>
           </w:p>
         </w:tc>
@@ -18038,7 +18280,7 @@
                 <w:sz w:val="18"/>
                 <w:szCs w:val="18"/>
               </w:rPr>
-              <w:t xml:space="preserve">English and 简体中文, one flat dictionary each, 1,254 keys apiece</w:t>
+              <w:t xml:space="preserve">English and 简体中文, one flat dictionary each, 1,256 keys apiece</w:t>
             </w:r>
           </w:p>
         </w:tc>
@@ -18357,7 +18599,7 @@
                 <w:sz w:val="18"/>
                 <w:szCs w:val="18"/>
               </w:rPr>
-              <w:t xml:space="preserve">561</w:t>
+              <w:t xml:space="preserve">581</w:t>
             </w:r>
           </w:p>
         </w:tc>
@@ -18387,7 +18629,7 @@
                 <w:sz w:val="18"/>
                 <w:szCs w:val="18"/>
               </w:rPr>
-              <w:t xml:space="preserve">The shell: lobby, play, statistics, settings and the hash route — no game named</w:t>
+              <w:t xml:space="preserve">The shell: lobby, play, statistics, settings, the hash route and the saving strip — no game named</w:t>
             </w:r>
           </w:p>
         </w:tc>
@@ -18856,7 +19098,7 @@
                 <w:sz w:val="18"/>
                 <w:szCs w:val="18"/>
               </w:rPr>
-              <w:t xml:space="preserve">198 · 185 · 124</w:t>
+              <w:t xml:space="preserve">247 · 185 · 124</w:t>
             </w:r>
           </w:p>
         </w:tc>
@@ -18886,7 +19128,7 @@
                 <w:sz w:val="18"/>
                 <w:szCs w:val="18"/>
               </w:rPr>
-              <w:t xml:space="preserve">Persistence and seals; the player and their records; rebuild, never adopt</w:t>
+              <w:t xml:space="preserve">Persistence, seals and refused writes; the player and their records; rebuild, never adopt</w:t>
             </w:r>
           </w:p>
         </w:tc>
@@ -19093,7 +19335,7 @@
                 <w:sz w:val="18"/>
                 <w:szCs w:val="18"/>
               </w:rPr>
-              <w:t xml:space="preserve">793</w:t>
+              <w:t xml:space="preserve">794</w:t>
             </w:r>
           </w:p>
         </w:tc>
@@ -19297,7 +19539,7 @@
                 <w:sz w:val="18"/>
                 <w:szCs w:val="18"/>
               </w:rPr>
-              <w:t xml:space="preserve">1,393</w:t>
+              <w:t xml:space="preserve">1,410</w:t>
             </w:r>
           </w:p>
         </w:tc>
@@ -19393,7 +19635,7 @@
                 <w:sz w:val="18"/>
                 <w:szCs w:val="18"/>
               </w:rPr>
-              <w:t xml:space="preserve">5,075</w:t>
+              <w:t xml:space="preserve">5,172</w:t>
             </w:r>
           </w:p>
         </w:tc>
@@ -19445,7 +19687,7 @@
           <wp:inline distT="0" distB="0" distL="0" distR="0">
             <wp:extent cx="6124575" cy="4000500"/>
             <wp:effectExtent t="0" r="0" b="0" l="0"/>
-            <wp:docPr id="1" name="img/codebase.svg" descr="Where the lines are: 44,709 lines of JavaScript, by part" title="Figure 6"/>
+            <wp:docPr id="1" name="img/codebase.svg" descr="Where the lines are: 44,783 lines of JavaScript, by part" title="Figure 6"/>
             <wp:cNvGraphicFramePr>
               <a:graphicFrameLocks xmlns:a="http://schemas.openxmlformats.org/drawingml/2006/main" noChangeAspect="1"/>
             </wp:cNvGraphicFramePr>
@@ -19495,7 +19737,7 @@
           <w:sz w:val="18"/>
           <w:szCs w:val="18"/>
         </w:rPr>
-        <w:t xml:space="preserve">Figure 6 — Where the lines are: 44,709 lines of JavaScript, by part</w:t>
+        <w:t xml:space="preserve">Figure 6 — Where the lines are: 44,783 lines of JavaScript, by part</w:t>
       </w:r>
     </w:p>
     <w:p>
@@ -20529,7 +20771,7 @@
           <w:sz w:val="21"/>
           <w:szCs w:val="21"/>
         </w:rPr>
-        <w:t xml:space="preserve">, strips the comments and indentation from 122 files — about 1.95 MB of commented source — and writes </w:t>
+        <w:t xml:space="preserve">, strips the comments and indentation from 122 files — about 1.96 MB of commented source — and writes </w:t>
       </w:r>
       <w:r>
         <w:rPr>
@@ -20548,7 +20790,7 @@
           <w:sz w:val="21"/>
           <w:szCs w:val="21"/>
         </w:rPr>
-        <w:t xml:space="preserve"> (1.24 MB, about 400 KB gzipped) and the deployed </w:t>
+        <w:t xml:space="preserve"> (1.25 MB, about 400 KB gzipped) and the deployed </w:t>
       </w:r>
       <w:r>
         <w:rPr>
@@ -20660,7 +20902,7 @@
           <w:szCs w:val="19"/>
           <w:shd w:fill="F7F1E3" w:color="auto" w:val="clear"/>
         </w:rPr>
-        <w:t xml:space="preserve">?v=98a236412f9d</w:t>
+        <w:t xml:space="preserve">?v=7199eb862fa5</w:t>
       </w:r>
       <w:r>
         <w:rPr>
@@ -23914,9 +24156,254 @@
         <w:pStyle w:val="Heading2"/>
         <w:keepNext/>
       </w:pPr>
+      <w:bookmarkStart w:name="s_when_a_save_cannot_be_written" w:id="1"/>
+      <w:r>
+        <w:t xml:space="preserve">9.3  When a save cannot be written</w:t>
+      </w:r>
+      <w:bookmarkEnd w:id="1"/>
+    </w:p>
+    <w:p>
+      <w:pPr>
+        <w:keepNext/>
+        <w:spacing w:after="140" w:line="276"/>
+      </w:pPr>
+      <w:r>
+        <w:rPr>
+          <w:rFonts w:ascii="Calibri" w:cs="Calibri" w:eastAsia="Microsoft YaHei" w:hAnsi="Calibri"/>
+          <w:color w:val="26303D"/>
+          <w:sz w:val="21"/>
+          <w:szCs w:val="21"/>
+        </w:rPr>
+        <w:t xml:space="preserve">Every write goes through </w:t>
+      </w:r>
+      <w:r>
+        <w:rPr>
+          <w:rFonts w:ascii="Consolas" w:cs="Consolas" w:eastAsia="Microsoft YaHei" w:hAnsi="Consolas"/>
+          <w:color w:val="7A4E00"/>
+          <w:sz w:val="19"/>
+          <w:szCs w:val="19"/>
+          <w:shd w:fill="F7F1E3" w:color="auto" w:val="clear"/>
+        </w:rPr>
+        <w:t xml:space="preserve">PV.Store.set()</w:t>
+      </w:r>
+      <w:r>
+        <w:rPr>
+          <w:rFonts w:ascii="Calibri" w:cs="Calibri" w:eastAsia="Microsoft YaHei" w:hAnsi="Calibri"/>
+          <w:color w:val="26303D"/>
+          <w:sz w:val="21"/>
+          <w:szCs w:val="21"/>
+        </w:rPr>
+        <w:t xml:space="preserve">, and since 29 September the store knows when the storage refuses one: full, because every site on </w:t>
+      </w:r>
+      <w:r>
+        <w:rPr>
+          <w:rFonts w:ascii="Consolas" w:cs="Consolas" w:eastAsia="Microsoft YaHei" w:hAnsi="Consolas"/>
+          <w:color w:val="7A4E00"/>
+          <w:sz w:val="19"/>
+          <w:szCs w:val="19"/>
+          <w:shd w:fill="F7F1E3" w:color="auto" w:val="clear"/>
+        </w:rPr>
+        <w:t xml:space="preserve">kaonhew02.github.io</w:t>
+      </w:r>
+      <w:r>
+        <w:rPr>
+          <w:rFonts w:ascii="Calibri" w:cs="Calibri" w:eastAsia="Microsoft YaHei" w:hAnsi="Calibri"/>
+          <w:color w:val="26303D"/>
+          <w:sz w:val="21"/>
+          <w:szCs w:val="21"/>
+        </w:rPr>
+        <w:t xml:space="preserve"> shares one quota, or blocked, as in some private windows. Until then a refused write vanished — and because a full storage still reads, the game read back the older value, so XP, coins and stars stopped adding up the moment the storage filled. Now:</w:t>
+      </w:r>
+    </w:p>
+    <w:p>
+      <w:pPr>
+        <w:pStyle w:val="ListParagraph"/>
+        <w:keepNext/>
+        <w:numPr>
+          <w:ilvl w:val="0"/>
+          <w:numId w:val="2"/>
+        </w:numPr>
+        <w:spacing w:after="80" w:line="264"/>
+      </w:pPr>
+      <w:r>
+        <w:rPr>
+          <w:rFonts w:ascii="Calibri" w:cs="Calibri" w:eastAsia="Microsoft YaHei" w:hAnsi="Calibri"/>
+          <w:b/>
+          <w:bCs/>
+          <w:color w:val="26303D"/>
+          <w:sz w:val="21"/>
+          <w:szCs w:val="21"/>
+        </w:rPr>
+        <w:t xml:space="preserve">A key whose write failed is read from memory</w:t>
+      </w:r>
+      <w:r>
+        <w:rPr>
+          <w:rFonts w:ascii="Calibri" w:cs="Calibri" w:eastAsia="Microsoft YaHei" w:hAnsi="Calibri"/>
+          <w:color w:val="26303D"/>
+          <w:sz w:val="21"/>
+          <w:szCs w:val="21"/>
+        </w:rPr>
+        <w:t xml:space="preserve"> until a write of it lands, so the game keeps counting.</w:t>
+      </w:r>
+    </w:p>
+    <w:p>
+      <w:pPr>
+        <w:pStyle w:val="ListParagraph"/>
+        <w:keepNext/>
+        <w:numPr>
+          <w:ilvl w:val="0"/>
+          <w:numId w:val="2"/>
+        </w:numPr>
+        <w:spacing w:after="80" w:line="264"/>
+      </w:pPr>
+      <w:r>
+        <w:rPr>
+          <w:rFonts w:ascii="Calibri" w:cs="Calibri" w:eastAsia="Microsoft YaHei" w:hAnsi="Calibri"/>
+          <w:b/>
+          <w:bCs/>
+          <w:color w:val="26303D"/>
+          <w:sz w:val="21"/>
+          <w:szCs w:val="21"/>
+        </w:rPr>
+        <w:t xml:space="preserve">Every write that lands retries the rest</w:t>
+      </w:r>
+      <w:r>
+        <w:rPr>
+          <w:rFonts w:ascii="Calibri" w:cs="Calibri" w:eastAsia="Microsoft YaHei" w:hAnsi="Calibri"/>
+          <w:color w:val="26303D"/>
+          <w:sz w:val="21"/>
+          <w:szCs w:val="21"/>
+        </w:rPr>
+        <w:t xml:space="preserve">, so all of it is saved as soon as there is room again.</w:t>
+      </w:r>
+    </w:p>
+    <w:p>
+      <w:pPr>
+        <w:pStyle w:val="ListParagraph"/>
+        <w:keepNext w:val="false"/>
+        <w:numPr>
+          <w:ilvl w:val="0"/>
+          <w:numId w:val="2"/>
+        </w:numPr>
+        <w:spacing w:after="80" w:line="264"/>
+      </w:pPr>
+      <w:r>
+        <w:rPr>
+          <w:rFonts w:ascii="Calibri" w:cs="Calibri" w:eastAsia="Microsoft YaHei" w:hAnsi="Calibri"/>
+          <w:b/>
+          <w:bCs/>
+          <w:color w:val="26303D"/>
+          <w:sz w:val="21"/>
+          <w:szCs w:val="21"/>
+        </w:rPr>
+        <w:t xml:space="preserve">A strip at the top of every screen</w:t>
+      </w:r>
+      <w:r>
+        <w:rPr>
+          <w:rFonts w:ascii="Calibri" w:cs="Calibri" w:eastAsia="Microsoft YaHei" w:hAnsi="Calibri"/>
+          <w:color w:val="26303D"/>
+          <w:sz w:val="21"/>
+          <w:szCs w:val="21"/>
+        </w:rPr>
+        <w:t xml:space="preserve"> says, in both languages, that progress is not being saved, and offers Export — which reads the same memory, so it keeps what the storage would not. It goes as soon as everything has landed, and it sits inside </w:t>
+      </w:r>
+      <w:r>
+        <w:rPr>
+          <w:rFonts w:ascii="Consolas" w:cs="Consolas" w:eastAsia="Microsoft YaHei" w:hAnsi="Consolas"/>
+          <w:color w:val="7A4E00"/>
+          <w:sz w:val="19"/>
+          <w:szCs w:val="19"/>
+          <w:shd w:fill="F7F1E3" w:color="auto" w:val="clear"/>
+        </w:rPr>
+        <w:t xml:space="preserve">#app</w:t>
+      </w:r>
+      <w:r>
+        <w:rPr>
+          <w:rFonts w:ascii="Calibri" w:cs="Calibri" w:eastAsia="Microsoft YaHei" w:hAnsi="Calibri"/>
+          <w:color w:val="26303D"/>
+          <w:sz w:val="21"/>
+          <w:szCs w:val="21"/>
+        </w:rPr>
+        <w:t xml:space="preserve">, where the lock guards it like the rest of the screen.</w:t>
+      </w:r>
+    </w:p>
+    <w:p>
+      <w:pPr>
+        <w:spacing w:after="60" w:before="0"/>
+      </w:pPr>
+    </w:p>
+    <w:p>
+      <w:pPr>
+        <w:keepNext/>
+        <w:spacing w:after="60" w:before="160"/>
+        <w:jc w:val="center"/>
+      </w:pPr>
+      <w:r>
+        <w:drawing>
+          <wp:inline distT="0" distB="0" distL="0" distR="0">
+            <wp:extent cx="6124575" cy="1400175"/>
+            <wp:effectExtent t="0" r="0" b="0" l="0"/>
+            <wp:docPr id="1" name="img/save-strip.png" descr="When a save cannot be written: the strip over every screen, with Export, on a laptop and on a phone" title="Figure 8"/>
+            <wp:cNvGraphicFramePr>
+              <a:graphicFrameLocks xmlns:a="http://schemas.openxmlformats.org/drawingml/2006/main" noChangeAspect="1"/>
+            </wp:cNvGraphicFramePr>
+            <a:graphic xmlns:a="http://schemas.openxmlformats.org/drawingml/2006/main">
+              <a:graphicData uri="http://schemas.openxmlformats.org/drawingml/2006/picture">
+                <pic:pic xmlns:pic="http://schemas.openxmlformats.org/drawingml/2006/picture">
+                  <pic:nvPicPr>
+                    <pic:cNvPr id="0" name="" descr=""/>
+                    <pic:cNvPicPr>
+                      <a:picLocks noChangeAspect="1" noChangeArrowheads="1"/>
+                    </pic:cNvPicPr>
+                  </pic:nvPicPr>
+                  <pic:blipFill>
+                    <a:blip r:embed="rId17" cstate="none"/>
+                    <a:srcRect/>
+                    <a:stretch>
+                      <a:fillRect/>
+                    </a:stretch>
+                  </pic:blipFill>
+                  <pic:spPr bwMode="auto">
+                    <a:xfrm>
+                      <a:off x="0" y="0"/>
+                      <a:ext cx="6124575" cy="1400175"/>
+                    </a:xfrm>
+                    <a:prstGeom prst="rect">
+                      <a:avLst/>
+                    </a:prstGeom>
+                  </pic:spPr>
+                </pic:pic>
+              </a:graphicData>
+            </a:graphic>
+          </wp:inline>
+        </w:drawing>
+      </w:r>
+    </w:p>
+    <w:p>
+      <w:pPr>
+        <w:spacing w:after="220" w:before="0"/>
+        <w:jc w:val="center"/>
+      </w:pPr>
+      <w:r>
+        <w:rPr>
+          <w:rFonts w:ascii="Calibri" w:cs="Calibri" w:eastAsia="Microsoft YaHei" w:hAnsi="Calibri"/>
+          <w:i/>
+          <w:iCs/>
+          <w:color w:val="5A6678"/>
+          <w:sz w:val="18"/>
+          <w:szCs w:val="18"/>
+        </w:rPr>
+        <w:t xml:space="preserve">Figure 8 — When a save cannot be written: the strip over every screen, with Export, on a laptop and on a phone</w:t>
+      </w:r>
+    </w:p>
+    <w:p>
+      <w:pPr>
+        <w:pStyle w:val="Heading2"/>
+        <w:keepNext/>
+      </w:pPr>
       <w:bookmarkStart w:name="s_export_import_and_the_drive_copy" w:id="1"/>
       <w:r>
-        <w:t xml:space="preserve">9.3  Export, import and the Drive copy</w:t>
+        <w:t xml:space="preserve">9.4  Export, import and the Drive copy</w:t>
       </w:r>
       <w:bookmarkEnd w:id="1"/>
     </w:p>
@@ -24374,7 +24861,7 @@
       </w:pPr>
       <w:bookmarkStart w:name="s_migration_is_part_of_the_job" w:id="1"/>
       <w:r>
-        <w:t xml:space="preserve">9.4  Migration is part of the job</w:t>
+        <w:t xml:space="preserve">9.5  Migration is part of the job</w:t>
       </w:r>
       <w:bookmarkEnd w:id="1"/>
     </w:p>
@@ -26076,7 +26563,7 @@
           <wp:inline distT="0" distB="0" distL="0" distR="0">
             <wp:extent cx="6124575" cy="3629025"/>
             <wp:effectExtent t="0" r="0" b="0" l="0"/>
-            <wp:docPr id="1" name="img/lock.svg" descr="What a friend tries, and what they get: the lock, the seals, and rebuild-never-adopt" title="Figure 8"/>
+            <wp:docPr id="1" name="img/lock.svg" descr="What a friend tries, and what they get: the lock, the seals, and rebuild-never-adopt" title="Figure 9"/>
             <wp:cNvGraphicFramePr>
               <a:graphicFrameLocks xmlns:a="http://schemas.openxmlformats.org/drawingml/2006/main" noChangeAspect="1"/>
             </wp:cNvGraphicFramePr>
@@ -26090,7 +26577,7 @@
                     </pic:cNvPicPr>
                   </pic:nvPicPr>
                   <pic:blipFill>
-                    <a:blip r:embed="rId17" cstate="none"/>
+                    <a:blip r:embed="rId18" cstate="none"/>
                     <a:srcRect/>
                     <a:stretch>
                       <a:fillRect/>
@@ -26126,7 +26613,7 @@
           <w:sz w:val="18"/>
           <w:szCs w:val="18"/>
         </w:rPr>
-        <w:t xml:space="preserve">Figure 8 — What a friend tries, and what they get: the lock, the seals, and rebuild-never-adopt</w:t>
+        <w:t xml:space="preserve">Figure 9 — What a friend tries, and what they get: the lock, the seals, and rebuild-never-adopt</w:t>
       </w:r>
     </w:p>
     <w:p>
@@ -27036,7 +27523,7 @@
           <w:sz w:val="21"/>
           <w:szCs w:val="21"/>
         </w:rPr>
-        <w:t xml:space="preserve"> </w:t>
+        <w:t xml:space="preserve"> The only </w:t>
       </w:r>
       <w:r>
         <w:rPr>
@@ -27055,7 +27542,7 @@
           <w:sz w:val="21"/>
           <w:szCs w:val="21"/>
         </w:rPr>
-        <w:t xml:space="preserve"> only ever writes the game icons, which are static SVG in the repository, or empties a panel; everything from a player, a peer or a file goes into a text node.</w:t>
+        <w:t xml:space="preserve"> writes the game icons, which are static SVG in the repository; everything from a player, a peer or a file goes into a text node.</w:t>
       </w:r>
     </w:p>
     <w:p>
@@ -30182,7 +30669,7 @@
           <wp:inline distT="0" distB="0" distL="0" distR="0">
             <wp:extent cx="6124575" cy="1428750"/>
             <wp:effectExtent t="0" r="0" b="0" l="0"/>
-            <wp:docPr id="1" name="img/screens.png" descr="The light theme, the friends screen and the settings screen" title="Figure 9"/>
+            <wp:docPr id="1" name="img/screens.png" descr="The light theme, the friends screen and the settings screen" title="Figure 10"/>
             <wp:cNvGraphicFramePr>
               <a:graphicFrameLocks xmlns:a="http://schemas.openxmlformats.org/drawingml/2006/main" noChangeAspect="1"/>
             </wp:cNvGraphicFramePr>
@@ -30196,7 +30683,7 @@
                     </pic:cNvPicPr>
                   </pic:nvPicPr>
                   <pic:blipFill>
-                    <a:blip r:embed="rId18" cstate="none"/>
+                    <a:blip r:embed="rId19" cstate="none"/>
                     <a:srcRect/>
                     <a:stretch>
                       <a:fillRect/>
@@ -30232,7 +30719,7 @@
           <w:sz w:val="18"/>
           <w:szCs w:val="18"/>
         </w:rPr>
-        <w:t xml:space="preserve">Figure 9 — The light theme, the friends screen and the settings screen</w:t>
+        <w:t xml:space="preserve">Figure 10 — The light theme, the friends screen and the settings screen</w:t>
       </w:r>
     </w:p>
     <w:p>
@@ -30356,7 +30843,7 @@
           <w:sz w:val="21"/>
           <w:szCs w:val="21"/>
         </w:rPr>
-        <w:t xml:space="preserve"> 1,254 keys in each, the same set in both; the language is switched in Settings and remembered on the device. Half the roster had Chinese names from the start, and now every game has both.</w:t>
+        <w:t xml:space="preserve"> 1,256 keys in each, the same set in both; the language is switched in Settings and remembered on the device. Half the roster had Chinese names from the start, and now every game has both.</w:t>
       </w:r>
     </w:p>
     <w:p>
@@ -30879,7 +31366,7 @@
                 <w:sz w:val="18"/>
                 <w:szCs w:val="18"/>
               </w:rPr>
-              <w:t xml:space="preserve">561 lines of shell do what a framework's runtime would</w:t>
+              <w:t xml:space="preserve">581 lines of shell do what a framework's runtime would</w:t>
             </w:r>
           </w:p>
         </w:tc>
@@ -31939,7 +32426,7 @@
                 <w:sz w:val="18"/>
                 <w:szCs w:val="18"/>
               </w:rPr>
-              <w:t xml:space="preserve">1,254 keys, no library</w:t>
+              <w:t xml:space="preserve">1,256 keys, no library</w:t>
             </w:r>
           </w:p>
         </w:tc>
@@ -33980,7 +34467,7 @@
                 <w:sz w:val="18"/>
                 <w:szCs w:val="18"/>
               </w:rPr>
-              <w:t xml:space="preserve">The Google Drive copy; Strike Squad; Blend In; bot difficulty measured and eased; Stick Clash; Street Chef, grown to 680 levels; full screen on every game; the lock</w:t>
+              <w:t xml:space="preserve">The Google Drive copy; Strike Squad; Blend In; bot difficulty measured and eased; Stick Clash; Street Chef, grown to 680 levels; full screen on every game; the lock; this proposal; and, early from Phase 4's list, a save that says when it cannot be made</w:t>
             </w:r>
           </w:p>
         </w:tc>
@@ -34003,7 +34490,7 @@
           <w:sz w:val="21"/>
           <w:szCs w:val="21"/>
         </w:rPr>
-        <w:t xml:space="preserve">Forty-one commits across those three phases, and 32 numbered phases in </w:t>
+        <w:t xml:space="preserve">Forty-four commits across those three phases, and 33 numbered phases in </w:t>
       </w:r>
       <w:r>
         <w:rPr>
@@ -34036,1527 +34523,7 @@
           <wp:inline distT="0" distB="0" distL="0" distR="0">
             <wp:extent cx="6124575" cy="3448050"/>
             <wp:effectExtent t="0" r="0" b="0" l="0"/>
-            <wp:docPr id="1" name="img/commits.svg" descr="Forty-one commits on eight working days" title="Figure 10"/>
-            <wp:cNvGraphicFramePr>
-              <a:graphicFrameLocks xmlns:a="http://schemas.openxmlformats.org/drawingml/2006/main" noChangeAspect="1"/>
-            </wp:cNvGraphicFramePr>
-            <a:graphic xmlns:a="http://schemas.openxmlformats.org/drawingml/2006/main">
-              <a:graphicData uri="http://schemas.openxmlformats.org/drawingml/2006/picture">
-                <pic:pic xmlns:pic="http://schemas.openxmlformats.org/drawingml/2006/picture">
-                  <pic:nvPicPr>
-                    <pic:cNvPr id="0" name="" descr=""/>
-                    <pic:cNvPicPr>
-                      <a:picLocks noChangeAspect="1" noChangeArrowheads="1"/>
-                    </pic:cNvPicPr>
-                  </pic:nvPicPr>
-                  <pic:blipFill>
-                    <a:blip r:embed="rId19" cstate="none"/>
-                    <a:srcRect/>
-                    <a:stretch>
-                      <a:fillRect/>
-                    </a:stretch>
-                  </pic:blipFill>
-                  <pic:spPr bwMode="auto">
-                    <a:xfrm>
-                      <a:off x="0" y="0"/>
-                      <a:ext cx="6124575" cy="3448050"/>
-                    </a:xfrm>
-                    <a:prstGeom prst="rect">
-                      <a:avLst/>
-                    </a:prstGeom>
-                  </pic:spPr>
-                </pic:pic>
-              </a:graphicData>
-            </a:graphic>
-          </wp:inline>
-        </w:drawing>
-      </w:r>
-    </w:p>
-    <w:p>
-      <w:pPr>
-        <w:spacing w:after="220" w:before="0"/>
-        <w:jc w:val="center"/>
-      </w:pPr>
-      <w:r>
-        <w:rPr>
-          <w:rFonts w:ascii="Calibri" w:cs="Calibri" w:eastAsia="Microsoft YaHei" w:hAnsi="Calibri"/>
-          <w:i/>
-          <w:iCs/>
-          <w:color w:val="5A6678"/>
-          <w:sz w:val="18"/>
-          <w:szCs w:val="18"/>
-        </w:rPr>
-        <w:t xml:space="preserve">Figure 10 — Forty-one commits on eight working days</w:t>
-      </w:r>
-    </w:p>
-    <w:p>
-      <w:pPr>
-        <w:pStyle w:val="Heading2"/>
-        <w:keepNext/>
-      </w:pPr>
-      <w:bookmarkStart w:name="s_phase_4__proposed" w:id="1"/>
-      <w:r>
-        <w:t xml:space="preserve">13.2  Phase 4 — proposed</w:t>
-      </w:r>
-      <w:bookmarkEnd w:id="1"/>
-    </w:p>
-    <w:tbl>
-      <w:tblPr>
-        <w:tblW w:type="dxa" w:w="9638"/>
-        <w:tblInd w:type="dxa" w:w="110"/>
-        <w:tblBorders>
-          <w:top w:val="single" w:color="D5DBE3" w:sz="4"/>
-          <w:left w:val="none" w:color="FFFFFF" w:sz="0"/>
-          <w:bottom w:val="single" w:color="D5DBE3" w:sz="4"/>
-          <w:right w:val="none" w:color="FFFFFF" w:sz="0"/>
-          <w:insideH w:val="single" w:color="D5DBE3" w:sz="4"/>
-          <w:insideV w:val="none" w:color="FFFFFF" w:sz="0"/>
-        </w:tblBorders>
-        <w:tblLayout w:type="fixed"/>
-      </w:tblPr>
-      <w:tblGrid>
-        <w:gridCol w:w="728"/>
-        <w:gridCol w:w="1003"/>
-        <w:gridCol w:w="4781"/>
-        <w:gridCol w:w="3126"/>
-      </w:tblGrid>
-      <w:tr>
-        <w:trPr>
-          <w:cantSplit/>
-          <w:tblHeader/>
-        </w:trPr>
-        <w:tc>
-          <w:tcPr>
-            <w:tcW w:type="dxa" w:w="728"/>
-            <w:shd w:fill="171D26" w:color="auto" w:val="clear"/>
-            <w:tcMar>
-              <w:top w:type="dxa" w:w="70"/>
-              <w:left w:type="dxa" w:w="110"/>
-              <w:bottom w:type="dxa" w:w="70"/>
-              <w:right w:type="dxa" w:w="110"/>
-            </w:tcMar>
-            <w:vAlign w:val="center"/>
-          </w:tcPr>
-          <w:p>
-            <w:pPr>
-              <w:keepNext/>
-              <w:spacing w:after="0" w:before="0"/>
-            </w:pPr>
-            <w:r>
-              <w:rPr>
-                <w:rFonts w:ascii="Calibri" w:cs="Calibri" w:eastAsia="Microsoft YaHei" w:hAnsi="Calibri"/>
-                <w:b/>
-                <w:bCs/>
-                <w:color w:val="FFFFFF"/>
-                <w:sz w:val="18"/>
-                <w:szCs w:val="18"/>
-              </w:rPr>
-              <w:t xml:space="preserve">Week</w:t>
-            </w:r>
-          </w:p>
-        </w:tc>
-        <w:tc>
-          <w:tcPr>
-            <w:tcW w:type="dxa" w:w="1003"/>
-            <w:shd w:fill="171D26" w:color="auto" w:val="clear"/>
-            <w:tcMar>
-              <w:top w:type="dxa" w:w="70"/>
-              <w:left w:type="dxa" w:w="110"/>
-              <w:bottom w:type="dxa" w:w="70"/>
-              <w:right w:type="dxa" w:w="110"/>
-            </w:tcMar>
-            <w:vAlign w:val="center"/>
-          </w:tcPr>
-          <w:p>
-            <w:pPr>
-              <w:keepNext/>
-              <w:spacing w:after="0" w:before="0"/>
-            </w:pPr>
-            <w:r>
-              <w:rPr>
-                <w:rFonts w:ascii="Calibri" w:cs="Calibri" w:eastAsia="Microsoft YaHei" w:hAnsi="Calibri"/>
-                <w:b/>
-                <w:bCs/>
-                <w:color w:val="FFFFFF"/>
-                <w:sz w:val="18"/>
-                <w:szCs w:val="18"/>
-              </w:rPr>
-              <w:t xml:space="preserve">Dates</w:t>
-            </w:r>
-          </w:p>
-        </w:tc>
-        <w:tc>
-          <w:tcPr>
-            <w:tcW w:type="dxa" w:w="4781"/>
-            <w:shd w:fill="171D26" w:color="auto" w:val="clear"/>
-            <w:tcMar>
-              <w:top w:type="dxa" w:w="70"/>
-              <w:left w:type="dxa" w:w="110"/>
-              <w:bottom w:type="dxa" w:w="70"/>
-              <w:right w:type="dxa" w:w="110"/>
-            </w:tcMar>
-            <w:vAlign w:val="center"/>
-          </w:tcPr>
-          <w:p>
-            <w:pPr>
-              <w:keepNext/>
-              <w:spacing w:after="0" w:before="0"/>
-            </w:pPr>
-            <w:r>
-              <w:rPr>
-                <w:rFonts w:ascii="Calibri" w:cs="Calibri" w:eastAsia="Microsoft YaHei" w:hAnsi="Calibri"/>
-                <w:b/>
-                <w:bCs/>
-                <w:color w:val="FFFFFF"/>
-                <w:sz w:val="18"/>
-                <w:szCs w:val="18"/>
-              </w:rPr>
-              <w:t xml:space="preserve">Work</w:t>
-            </w:r>
-          </w:p>
-        </w:tc>
-        <w:tc>
-          <w:tcPr>
-            <w:tcW w:type="dxa" w:w="3126"/>
-            <w:shd w:fill="171D26" w:color="auto" w:val="clear"/>
-            <w:tcMar>
-              <w:top w:type="dxa" w:w="70"/>
-              <w:left w:type="dxa" w:w="110"/>
-              <w:bottom w:type="dxa" w:w="70"/>
-              <w:right w:type="dxa" w:w="110"/>
-            </w:tcMar>
-            <w:vAlign w:val="center"/>
-          </w:tcPr>
-          <w:p>
-            <w:pPr>
-              <w:keepNext/>
-              <w:spacing w:after="0" w:before="0"/>
-            </w:pPr>
-            <w:r>
-              <w:rPr>
-                <w:rFonts w:ascii="Calibri" w:cs="Calibri" w:eastAsia="Microsoft YaHei" w:hAnsi="Calibri"/>
-                <w:b/>
-                <w:bCs/>
-                <w:color w:val="FFFFFF"/>
-                <w:sz w:val="18"/>
-                <w:szCs w:val="18"/>
-              </w:rPr>
-              <w:t xml:space="preserve">Deliverable</w:t>
-            </w:r>
-          </w:p>
-        </w:tc>
-      </w:tr>
-      <w:tr>
-        <w:trPr>
-          <w:cantSplit/>
-        </w:trPr>
-        <w:tc>
-          <w:tcPr>
-            <w:tcW w:type="dxa" w:w="728"/>
-            <w:shd w:fill="FFFFFF" w:color="auto" w:val="clear"/>
-            <w:tcMar>
-              <w:top w:type="dxa" w:w="70"/>
-              <w:left w:type="dxa" w:w="110"/>
-              <w:bottom w:type="dxa" w:w="70"/>
-              <w:right w:type="dxa" w:w="110"/>
-            </w:tcMar>
-            <w:vAlign w:val="center"/>
-          </w:tcPr>
-          <w:p>
-            <w:pPr>
-              <w:keepNext/>
-              <w:spacing w:after="0" w:before="0" w:line="252"/>
-            </w:pPr>
-            <w:r>
-              <w:rPr>
-                <w:rFonts w:ascii="Calibri" w:cs="Calibri" w:eastAsia="Microsoft YaHei" w:hAnsi="Calibri"/>
-                <w:b w:val="false"/>
-                <w:bCs w:val="false"/>
-                <w:color w:val="26303D"/>
-                <w:sz w:val="18"/>
-                <w:szCs w:val="18"/>
-              </w:rPr>
-              <w:t xml:space="preserve">1–2</w:t>
-            </w:r>
-          </w:p>
-        </w:tc>
-        <w:tc>
-          <w:tcPr>
-            <w:tcW w:type="dxa" w:w="1003"/>
-            <w:shd w:fill="FFFFFF" w:color="auto" w:val="clear"/>
-            <w:tcMar>
-              <w:top w:type="dxa" w:w="70"/>
-              <w:left w:type="dxa" w:w="110"/>
-              <w:bottom w:type="dxa" w:w="70"/>
-              <w:right w:type="dxa" w:w="110"/>
-            </w:tcMar>
-            <w:vAlign w:val="center"/>
-          </w:tcPr>
-          <w:p>
-            <w:pPr>
-              <w:keepNext/>
-              <w:spacing w:after="0" w:before="0" w:line="252"/>
-            </w:pPr>
-            <w:r>
-              <w:rPr>
-                <w:rFonts w:ascii="Calibri" w:cs="Calibri" w:eastAsia="Microsoft YaHei" w:hAnsi="Calibri"/>
-                <w:b w:val="false"/>
-                <w:bCs w:val="false"/>
-                <w:color w:val="26303D"/>
-                <w:sz w:val="18"/>
-                <w:szCs w:val="18"/>
-              </w:rPr>
-              <w:t xml:space="preserve">5–18 Oct</w:t>
-            </w:r>
-          </w:p>
-        </w:tc>
-        <w:tc>
-          <w:tcPr>
-            <w:tcW w:type="dxa" w:w="4781"/>
-            <w:shd w:fill="FFFFFF" w:color="auto" w:val="clear"/>
-            <w:tcMar>
-              <w:top w:type="dxa" w:w="70"/>
-              <w:left w:type="dxa" w:w="110"/>
-              <w:bottom w:type="dxa" w:w="70"/>
-              <w:right w:type="dxa" w:w="110"/>
-            </w:tcMar>
-            <w:vAlign w:val="center"/>
-          </w:tcPr>
-          <w:p>
-            <w:pPr>
-              <w:keepNext/>
-              <w:spacing w:after="0" w:before="0" w:line="252"/>
-            </w:pPr>
-            <w:r>
-              <w:rPr>
-                <w:rFonts w:ascii="Calibri" w:cs="Calibri" w:eastAsia="Microsoft YaHei" w:hAnsi="Calibri"/>
-                <w:b/>
-                <w:bCs/>
-                <w:color w:val="26303D"/>
-                <w:sz w:val="18"/>
-                <w:szCs w:val="18"/>
-              </w:rPr>
-              <w:t xml:space="preserve">Friends who connect</w:t>
-            </w:r>
-            <w:r>
-              <w:rPr>
-                <w:rFonts w:ascii="Calibri" w:cs="Calibri" w:eastAsia="Microsoft YaHei" w:hAnsi="Calibri"/>
-                <w:b w:val="false"/>
-                <w:bCs w:val="false"/>
-                <w:color w:val="26303D"/>
-                <w:sz w:val="18"/>
-                <w:szCs w:val="18"/>
-              </w:rPr>
-              <w:t xml:space="preserve"> — a TURN relay on a free plan in </w:t>
-            </w:r>
-            <w:r>
-              <w:rPr>
-                <w:rFonts w:ascii="Consolas" w:cs="Consolas" w:eastAsia="Microsoft YaHei" w:hAnsi="Consolas"/>
-                <w:b w:val="false"/>
-                <w:bCs w:val="false"/>
-                <w:color w:val="7A4E00"/>
-                <w:sz w:val="16"/>
-                <w:szCs w:val="16"/>
-                <w:shd w:fill="F7F1E3" w:color="auto" w:val="clear"/>
-              </w:rPr>
-              <w:t xml:space="preserve">RELAYS</w:t>
-            </w:r>
-            <w:r>
-              <w:rPr>
-                <w:rFonts w:ascii="Calibri" w:cs="Calibri" w:eastAsia="Microsoft YaHei" w:hAnsi="Calibri"/>
-                <w:b w:val="false"/>
-                <w:bCs w:val="false"/>
-                <w:color w:val="26303D"/>
-                <w:sz w:val="18"/>
-                <w:szCs w:val="18"/>
-              </w:rPr>
-              <w:t xml:space="preserve">; a room tested between mobile data and home broadband, both ways round; the failure sentence kept for when a relay is down</w:t>
-            </w:r>
-          </w:p>
-        </w:tc>
-        <w:tc>
-          <w:tcPr>
-            <w:tcW w:type="dxa" w:w="3126"/>
-            <w:shd w:fill="FFFFFF" w:color="auto" w:val="clear"/>
-            <w:tcMar>
-              <w:top w:type="dxa" w:w="70"/>
-              <w:left w:type="dxa" w:w="110"/>
-              <w:bottom w:type="dxa" w:w="70"/>
-              <w:right w:type="dxa" w:w="110"/>
-            </w:tcMar>
-            <w:vAlign w:val="center"/>
-          </w:tcPr>
-          <w:p>
-            <w:pPr>
-              <w:keepNext/>
-              <w:spacing w:after="0" w:before="0" w:line="252"/>
-            </w:pPr>
-            <w:r>
-              <w:rPr>
-                <w:rFonts w:ascii="Calibri" w:cs="Calibri" w:eastAsia="Microsoft YaHei" w:hAnsi="Calibri"/>
-                <w:b w:val="false"/>
-                <w:bCs w:val="false"/>
-                <w:color w:val="26303D"/>
-                <w:sz w:val="18"/>
-                <w:szCs w:val="18"/>
-              </w:rPr>
-              <w:t xml:space="preserve">MS-1; O9 met</w:t>
-            </w:r>
-          </w:p>
-        </w:tc>
-      </w:tr>
-      <w:tr>
-        <w:trPr>
-          <w:cantSplit/>
-        </w:trPr>
-        <w:tc>
-          <w:tcPr>
-            <w:tcW w:type="dxa" w:w="728"/>
-            <w:shd w:fill="F6F7F9" w:color="auto" w:val="clear"/>
-            <w:tcMar>
-              <w:top w:type="dxa" w:w="70"/>
-              <w:left w:type="dxa" w:w="110"/>
-              <w:bottom w:type="dxa" w:w="70"/>
-              <w:right w:type="dxa" w:w="110"/>
-            </w:tcMar>
-            <w:vAlign w:val="center"/>
-          </w:tcPr>
-          <w:p>
-            <w:pPr>
-              <w:keepNext/>
-              <w:spacing w:after="0" w:before="0" w:line="252"/>
-            </w:pPr>
-            <w:r>
-              <w:rPr>
-                <w:rFonts w:ascii="Calibri" w:cs="Calibri" w:eastAsia="Microsoft YaHei" w:hAnsi="Calibri"/>
-                <w:b w:val="false"/>
-                <w:bCs w:val="false"/>
-                <w:color w:val="26303D"/>
-                <w:sz w:val="18"/>
-                <w:szCs w:val="18"/>
-              </w:rPr>
-              <w:t xml:space="preserve">3</w:t>
-            </w:r>
-          </w:p>
-        </w:tc>
-        <w:tc>
-          <w:tcPr>
-            <w:tcW w:type="dxa" w:w="1003"/>
-            <w:shd w:fill="F6F7F9" w:color="auto" w:val="clear"/>
-            <w:tcMar>
-              <w:top w:type="dxa" w:w="70"/>
-              <w:left w:type="dxa" w:w="110"/>
-              <w:bottom w:type="dxa" w:w="70"/>
-              <w:right w:type="dxa" w:w="110"/>
-            </w:tcMar>
-            <w:vAlign w:val="center"/>
-          </w:tcPr>
-          <w:p>
-            <w:pPr>
-              <w:keepNext/>
-              <w:spacing w:after="0" w:before="0" w:line="252"/>
-            </w:pPr>
-            <w:r>
-              <w:rPr>
-                <w:rFonts w:ascii="Calibri" w:cs="Calibri" w:eastAsia="Microsoft YaHei" w:hAnsi="Calibri"/>
-                <w:b w:val="false"/>
-                <w:bCs w:val="false"/>
-                <w:color w:val="26303D"/>
-                <w:sz w:val="18"/>
-                <w:szCs w:val="18"/>
-              </w:rPr>
-              <w:t xml:space="preserve">19–25 Oct</w:t>
-            </w:r>
-          </w:p>
-        </w:tc>
-        <w:tc>
-          <w:tcPr>
-            <w:tcW w:type="dxa" w:w="4781"/>
-            <w:shd w:fill="F6F7F9" w:color="auto" w:val="clear"/>
-            <w:tcMar>
-              <w:top w:type="dxa" w:w="70"/>
-              <w:left w:type="dxa" w:w="110"/>
-              <w:bottom w:type="dxa" w:w="70"/>
-              <w:right w:type="dxa" w:w="110"/>
-            </w:tcMar>
-            <w:vAlign w:val="center"/>
-          </w:tcPr>
-          <w:p>
-            <w:pPr>
-              <w:keepNext/>
-              <w:spacing w:after="0" w:before="0" w:line="252"/>
-            </w:pPr>
-            <w:r>
-              <w:rPr>
-                <w:rFonts w:ascii="Calibri" w:cs="Calibri" w:eastAsia="Microsoft YaHei" w:hAnsi="Calibri"/>
-                <w:b/>
-                <w:bCs/>
-                <w:color w:val="26303D"/>
-                <w:sz w:val="18"/>
-                <w:szCs w:val="18"/>
-              </w:rPr>
-              <w:t xml:space="preserve">Small, overdue fixes</w:t>
-            </w:r>
-            <w:r>
-              <w:rPr>
-                <w:rFonts w:ascii="Calibri" w:cs="Calibri" w:eastAsia="Microsoft YaHei" w:hAnsi="Calibri"/>
-                <w:b w:val="false"/>
-                <w:bCs w:val="false"/>
-                <w:color w:val="26303D"/>
-                <w:sz w:val="18"/>
-                <w:szCs w:val="18"/>
-              </w:rPr>
-              <w:t xml:space="preserve"> — the suite and the lock check on every push, with a red run stopping the deploy; the GameHub consent screen published so that any Google account can use Drive; a failed save made loud; Tetris renamed; a check that every key a game saves is in the backup</w:t>
-            </w:r>
-          </w:p>
-        </w:tc>
-        <w:tc>
-          <w:tcPr>
-            <w:tcW w:type="dxa" w:w="3126"/>
-            <w:shd w:fill="F6F7F9" w:color="auto" w:val="clear"/>
-            <w:tcMar>
-              <w:top w:type="dxa" w:w="70"/>
-              <w:left w:type="dxa" w:w="110"/>
-              <w:bottom w:type="dxa" w:w="70"/>
-              <w:right w:type="dxa" w:w="110"/>
-            </w:tcMar>
-            <w:vAlign w:val="center"/>
-          </w:tcPr>
-          <w:p>
-            <w:pPr>
-              <w:keepNext/>
-              <w:spacing w:after="0" w:before="0" w:line="252"/>
-            </w:pPr>
-            <w:r>
-              <w:rPr>
-                <w:rFonts w:ascii="Calibri" w:cs="Calibri" w:eastAsia="Microsoft YaHei" w:hAnsi="Calibri"/>
-                <w:b w:val="false"/>
-                <w:bCs w:val="false"/>
-                <w:color w:val="26303D"/>
-                <w:sz w:val="18"/>
-                <w:szCs w:val="18"/>
-              </w:rPr>
-              <w:t xml:space="preserve">MS-2; O10 and O15 met</w:t>
-            </w:r>
-          </w:p>
-        </w:tc>
-      </w:tr>
-      <w:tr>
-        <w:trPr>
-          <w:cantSplit/>
-        </w:trPr>
-        <w:tc>
-          <w:tcPr>
-            <w:tcW w:type="dxa" w:w="728"/>
-            <w:shd w:fill="FFFFFF" w:color="auto" w:val="clear"/>
-            <w:tcMar>
-              <w:top w:type="dxa" w:w="70"/>
-              <w:left w:type="dxa" w:w="110"/>
-              <w:bottom w:type="dxa" w:w="70"/>
-              <w:right w:type="dxa" w:w="110"/>
-            </w:tcMar>
-            <w:vAlign w:val="center"/>
-          </w:tcPr>
-          <w:p>
-            <w:pPr>
-              <w:keepNext/>
-              <w:spacing w:after="0" w:before="0" w:line="252"/>
-            </w:pPr>
-            <w:r>
-              <w:rPr>
-                <w:rFonts w:ascii="Calibri" w:cs="Calibri" w:eastAsia="Microsoft YaHei" w:hAnsi="Calibri"/>
-                <w:b w:val="false"/>
-                <w:bCs w:val="false"/>
-                <w:color w:val="26303D"/>
-                <w:sz w:val="18"/>
-                <w:szCs w:val="18"/>
-              </w:rPr>
-              <w:t xml:space="preserve">4</w:t>
-            </w:r>
-          </w:p>
-        </w:tc>
-        <w:tc>
-          <w:tcPr>
-            <w:tcW w:type="dxa" w:w="1003"/>
-            <w:shd w:fill="FFFFFF" w:color="auto" w:val="clear"/>
-            <w:tcMar>
-              <w:top w:type="dxa" w:w="70"/>
-              <w:left w:type="dxa" w:w="110"/>
-              <w:bottom w:type="dxa" w:w="70"/>
-              <w:right w:type="dxa" w:w="110"/>
-            </w:tcMar>
-            <w:vAlign w:val="center"/>
-          </w:tcPr>
-          <w:p>
-            <w:pPr>
-              <w:keepNext/>
-              <w:spacing w:after="0" w:before="0" w:line="252"/>
-            </w:pPr>
-            <w:r>
-              <w:rPr>
-                <w:rFonts w:ascii="Calibri" w:cs="Calibri" w:eastAsia="Microsoft YaHei" w:hAnsi="Calibri"/>
-                <w:b w:val="false"/>
-                <w:bCs w:val="false"/>
-                <w:color w:val="26303D"/>
-                <w:sz w:val="18"/>
-                <w:szCs w:val="18"/>
-              </w:rPr>
-              <w:t xml:space="preserve">26 Oct – 1 Nov</w:t>
-            </w:r>
-          </w:p>
-        </w:tc>
-        <w:tc>
-          <w:tcPr>
-            <w:tcW w:type="dxa" w:w="4781"/>
-            <w:shd w:fill="FFFFFF" w:color="auto" w:val="clear"/>
-            <w:tcMar>
-              <w:top w:type="dxa" w:w="70"/>
-              <w:left w:type="dxa" w:w="110"/>
-              <w:bottom w:type="dxa" w:w="70"/>
-              <w:right w:type="dxa" w:w="110"/>
-            </w:tcMar>
-            <w:vAlign w:val="center"/>
-          </w:tcPr>
-          <w:p>
-            <w:pPr>
-              <w:keepNext/>
-              <w:spacing w:after="0" w:before="0" w:line="252"/>
-            </w:pPr>
-            <w:r>
-              <w:rPr>
-                <w:rFonts w:ascii="Calibri" w:cs="Calibri" w:eastAsia="Microsoft YaHei" w:hAnsi="Calibri"/>
-                <w:b/>
-                <w:bCs/>
-                <w:color w:val="26303D"/>
-                <w:sz w:val="18"/>
-                <w:szCs w:val="18"/>
-              </w:rPr>
-              <w:t xml:space="preserve">An address of its own: the decision</w:t>
-            </w:r>
-            <w:r>
-              <w:rPr>
-                <w:rFonts w:ascii="Calibri" w:cs="Calibri" w:eastAsia="Microsoft YaHei" w:hAnsi="Calibri"/>
-                <w:b w:val="false"/>
-                <w:bCs w:val="false"/>
-                <w:color w:val="26303D"/>
-                <w:sz w:val="18"/>
-                <w:szCs w:val="18"/>
-              </w:rPr>
-              <w:t xml:space="preserve"> — cost out staying, a GitHub organisation, a free host that sends headers, and a custom domain; how saves move across; no change to hosting yet</w:t>
-            </w:r>
-          </w:p>
-        </w:tc>
-        <w:tc>
-          <w:tcPr>
-            <w:tcW w:type="dxa" w:w="3126"/>
-            <w:shd w:fill="FFFFFF" w:color="auto" w:val="clear"/>
-            <w:tcMar>
-              <w:top w:type="dxa" w:w="70"/>
-              <w:left w:type="dxa" w:w="110"/>
-              <w:bottom w:type="dxa" w:w="70"/>
-              <w:right w:type="dxa" w:w="110"/>
-            </w:tcMar>
-            <w:vAlign w:val="center"/>
-          </w:tcPr>
-          <w:p>
-            <w:pPr>
-              <w:keepNext/>
-              <w:spacing w:after="0" w:before="0" w:line="252"/>
-            </w:pPr>
-            <w:r>
-              <w:rPr>
-                <w:rFonts w:ascii="Calibri" w:cs="Calibri" w:eastAsia="Microsoft YaHei" w:hAnsi="Calibri"/>
-                <w:b w:val="false"/>
-                <w:bCs w:val="false"/>
-                <w:color w:val="26303D"/>
-                <w:sz w:val="18"/>
-                <w:szCs w:val="18"/>
-              </w:rPr>
-              <w:t xml:space="preserve">A written decision, signed off (MS-3)</w:t>
-            </w:r>
-          </w:p>
-        </w:tc>
-      </w:tr>
-      <w:tr>
-        <w:trPr>
-          <w:cantSplit/>
-        </w:trPr>
-        <w:tc>
-          <w:tcPr>
-            <w:tcW w:type="dxa" w:w="728"/>
-            <w:shd w:fill="F6F7F9" w:color="auto" w:val="clear"/>
-            <w:tcMar>
-              <w:top w:type="dxa" w:w="70"/>
-              <w:left w:type="dxa" w:w="110"/>
-              <w:bottom w:type="dxa" w:w="70"/>
-              <w:right w:type="dxa" w:w="110"/>
-            </w:tcMar>
-            <w:vAlign w:val="center"/>
-          </w:tcPr>
-          <w:p>
-            <w:pPr>
-              <w:keepNext/>
-              <w:spacing w:after="0" w:before="0" w:line="252"/>
-            </w:pPr>
-            <w:r>
-              <w:rPr>
-                <w:rFonts w:ascii="Calibri" w:cs="Calibri" w:eastAsia="Microsoft YaHei" w:hAnsi="Calibri"/>
-                <w:b w:val="false"/>
-                <w:bCs w:val="false"/>
-                <w:color w:val="26303D"/>
-                <w:sz w:val="18"/>
-                <w:szCs w:val="18"/>
-              </w:rPr>
-              <w:t xml:space="preserve">5</w:t>
-            </w:r>
-          </w:p>
-        </w:tc>
-        <w:tc>
-          <w:tcPr>
-            <w:tcW w:type="dxa" w:w="1003"/>
-            <w:shd w:fill="F6F7F9" w:color="auto" w:val="clear"/>
-            <w:tcMar>
-              <w:top w:type="dxa" w:w="70"/>
-              <w:left w:type="dxa" w:w="110"/>
-              <w:bottom w:type="dxa" w:w="70"/>
-              <w:right w:type="dxa" w:w="110"/>
-            </w:tcMar>
-            <w:vAlign w:val="center"/>
-          </w:tcPr>
-          <w:p>
-            <w:pPr>
-              <w:keepNext/>
-              <w:spacing w:after="0" w:before="0" w:line="252"/>
-            </w:pPr>
-            <w:r>
-              <w:rPr>
-                <w:rFonts w:ascii="Calibri" w:cs="Calibri" w:eastAsia="Microsoft YaHei" w:hAnsi="Calibri"/>
-                <w:b w:val="false"/>
-                <w:bCs w:val="false"/>
-                <w:color w:val="26303D"/>
-                <w:sz w:val="18"/>
-                <w:szCs w:val="18"/>
-              </w:rPr>
-              <w:t xml:space="preserve">2–8 Nov</w:t>
-            </w:r>
-          </w:p>
-        </w:tc>
-        <w:tc>
-          <w:tcPr>
-            <w:tcW w:type="dxa" w:w="4781"/>
-            <w:shd w:fill="F6F7F9" w:color="auto" w:val="clear"/>
-            <w:tcMar>
-              <w:top w:type="dxa" w:w="70"/>
-              <w:left w:type="dxa" w:w="110"/>
-              <w:bottom w:type="dxa" w:w="70"/>
-              <w:right w:type="dxa" w:w="110"/>
-            </w:tcMar>
-            <w:vAlign w:val="center"/>
-          </w:tcPr>
-          <w:p>
-            <w:pPr>
-              <w:keepNext/>
-              <w:spacing w:after="0" w:before="0" w:line="252"/>
-            </w:pPr>
-            <w:r>
-              <w:rPr>
-                <w:rFonts w:ascii="Calibri" w:cs="Calibri" w:eastAsia="Microsoft YaHei" w:hAnsi="Calibri"/>
-                <w:b/>
-                <w:bCs/>
-                <w:color w:val="26303D"/>
-                <w:sz w:val="18"/>
-                <w:szCs w:val="18"/>
-              </w:rPr>
-              <w:t xml:space="preserve">The move</w:t>
-            </w:r>
-            <w:r>
-              <w:rPr>
-                <w:rFonts w:ascii="Calibri" w:cs="Calibri" w:eastAsia="Microsoft YaHei" w:hAnsi="Calibri"/>
-                <w:b w:val="false"/>
-                <w:bCs w:val="false"/>
-                <w:color w:val="26303D"/>
-                <w:sz w:val="18"/>
-                <w:szCs w:val="18"/>
-              </w:rPr>
-              <w:t xml:space="preserve">, if decided — response headers where the host allows, the new origin added to the OAuth client, the old address kept as a signpost, and the Drive copy as the bridge for saves</w:t>
-            </w:r>
-          </w:p>
-        </w:tc>
-        <w:tc>
-          <w:tcPr>
-            <w:tcW w:type="dxa" w:w="3126"/>
-            <w:shd w:fill="F6F7F9" w:color="auto" w:val="clear"/>
-            <w:tcMar>
-              <w:top w:type="dxa" w:w="70"/>
-              <w:left w:type="dxa" w:w="110"/>
-              <w:bottom w:type="dxa" w:w="70"/>
-              <w:right w:type="dxa" w:w="110"/>
-            </w:tcMar>
-            <w:vAlign w:val="center"/>
-          </w:tcPr>
-          <w:p>
-            <w:pPr>
-              <w:keepNext/>
-              <w:spacing w:after="0" w:before="0" w:line="252"/>
-            </w:pPr>
-            <w:r>
-              <w:rPr>
-                <w:rFonts w:ascii="Calibri" w:cs="Calibri" w:eastAsia="Microsoft YaHei" w:hAnsi="Calibri"/>
-                <w:b w:val="false"/>
-                <w:bCs w:val="false"/>
-                <w:color w:val="26303D"/>
-                <w:sz w:val="18"/>
-                <w:szCs w:val="18"/>
-              </w:rPr>
-              <w:t xml:space="preserve">PlayVault on its own origin, or the decision to stay recorded</w:t>
-            </w:r>
-          </w:p>
-        </w:tc>
-      </w:tr>
-      <w:tr>
-        <w:trPr>
-          <w:cantSplit/>
-        </w:trPr>
-        <w:tc>
-          <w:tcPr>
-            <w:tcW w:type="dxa" w:w="728"/>
-            <w:shd w:fill="FFFFFF" w:color="auto" w:val="clear"/>
-            <w:tcMar>
-              <w:top w:type="dxa" w:w="70"/>
-              <w:left w:type="dxa" w:w="110"/>
-              <w:bottom w:type="dxa" w:w="70"/>
-              <w:right w:type="dxa" w:w="110"/>
-            </w:tcMar>
-            <w:vAlign w:val="center"/>
-          </w:tcPr>
-          <w:p>
-            <w:pPr>
-              <w:keepNext/>
-              <w:spacing w:after="0" w:before="0" w:line="252"/>
-            </w:pPr>
-            <w:r>
-              <w:rPr>
-                <w:rFonts w:ascii="Calibri" w:cs="Calibri" w:eastAsia="Microsoft YaHei" w:hAnsi="Calibri"/>
-                <w:b w:val="false"/>
-                <w:bCs w:val="false"/>
-                <w:color w:val="26303D"/>
-                <w:sz w:val="18"/>
-                <w:szCs w:val="18"/>
-              </w:rPr>
-              <w:t xml:space="preserve">6–7</w:t>
-            </w:r>
-          </w:p>
-        </w:tc>
-        <w:tc>
-          <w:tcPr>
-            <w:tcW w:type="dxa" w:w="1003"/>
-            <w:shd w:fill="FFFFFF" w:color="auto" w:val="clear"/>
-            <w:tcMar>
-              <w:top w:type="dxa" w:w="70"/>
-              <w:left w:type="dxa" w:w="110"/>
-              <w:bottom w:type="dxa" w:w="70"/>
-              <w:right w:type="dxa" w:w="110"/>
-            </w:tcMar>
-            <w:vAlign w:val="center"/>
-          </w:tcPr>
-          <w:p>
-            <w:pPr>
-              <w:keepNext/>
-              <w:spacing w:after="0" w:before="0" w:line="252"/>
-            </w:pPr>
-            <w:r>
-              <w:rPr>
-                <w:rFonts w:ascii="Calibri" w:cs="Calibri" w:eastAsia="Microsoft YaHei" w:hAnsi="Calibri"/>
-                <w:b w:val="false"/>
-                <w:bCs w:val="false"/>
-                <w:color w:val="26303D"/>
-                <w:sz w:val="18"/>
-                <w:szCs w:val="18"/>
-              </w:rPr>
-              <w:t xml:space="preserve">9–22 Nov</w:t>
-            </w:r>
-          </w:p>
-        </w:tc>
-        <w:tc>
-          <w:tcPr>
-            <w:tcW w:type="dxa" w:w="4781"/>
-            <w:shd w:fill="FFFFFF" w:color="auto" w:val="clear"/>
-            <w:tcMar>
-              <w:top w:type="dxa" w:w="70"/>
-              <w:left w:type="dxa" w:w="110"/>
-              <w:bottom w:type="dxa" w:w="70"/>
-              <w:right w:type="dxa" w:w="110"/>
-            </w:tcMar>
-            <w:vAlign w:val="center"/>
-          </w:tcPr>
-          <w:p>
-            <w:pPr>
-              <w:keepNext/>
-              <w:spacing w:after="0" w:before="0" w:line="252"/>
-            </w:pPr>
-            <w:r>
-              <w:rPr>
-                <w:rFonts w:ascii="Calibri" w:cs="Calibri" w:eastAsia="Microsoft YaHei" w:hAnsi="Calibri"/>
-                <w:b/>
-                <w:bCs/>
-                <w:color w:val="26303D"/>
-                <w:sz w:val="18"/>
-                <w:szCs w:val="18"/>
-              </w:rPr>
-              <w:t xml:space="preserve">Game 17: a circuit racer</w:t>
-            </w:r>
-            <w:r>
-              <w:rPr>
-                <w:rFonts w:ascii="Calibri" w:cs="Calibri" w:eastAsia="Microsoft YaHei" w:hAnsi="Calibri"/>
-                <w:b w:val="false"/>
-                <w:bCs w:val="false"/>
-                <w:color w:val="26303D"/>
-                <w:sz w:val="18"/>
-                <w:szCs w:val="18"/>
-              </w:rPr>
-              <w:t xml:space="preserve"> — Kart Racing's replacement, built on what phase 7 measured: sustained steering, a camera that turns with the car, grass that costs speed instead of stopping it, and rivals that stay on the road</w:t>
-            </w:r>
-          </w:p>
-        </w:tc>
-        <w:tc>
-          <w:tcPr>
-            <w:tcW w:type="dxa" w:w="3126"/>
-            <w:shd w:fill="FFFFFF" w:color="auto" w:val="clear"/>
-            <w:tcMar>
-              <w:top w:type="dxa" w:w="70"/>
-              <w:left w:type="dxa" w:w="110"/>
-              <w:bottom w:type="dxa" w:w="70"/>
-              <w:right w:type="dxa" w:w="110"/>
-            </w:tcMar>
-            <w:vAlign w:val="center"/>
-          </w:tcPr>
-          <w:p>
-            <w:pPr>
-              <w:keepNext/>
-              <w:spacing w:after="0" w:before="0" w:line="252"/>
-            </w:pPr>
-            <w:r>
-              <w:rPr>
-                <w:rFonts w:ascii="Calibri" w:cs="Calibri" w:eastAsia="Microsoft YaHei" w:hAnsi="Calibri"/>
-                <w:b w:val="false"/>
-                <w:bCs w:val="false"/>
-                <w:color w:val="26303D"/>
-                <w:sz w:val="18"/>
-                <w:szCs w:val="18"/>
-              </w:rPr>
-              <w:t xml:space="preserve">MS-4</w:t>
-            </w:r>
-          </w:p>
-        </w:tc>
-      </w:tr>
-      <w:tr>
-        <w:trPr>
-          <w:cantSplit/>
-        </w:trPr>
-        <w:tc>
-          <w:tcPr>
-            <w:tcW w:type="dxa" w:w="728"/>
-            <w:shd w:fill="F6F7F9" w:color="auto" w:val="clear"/>
-            <w:tcMar>
-              <w:top w:type="dxa" w:w="70"/>
-              <w:left w:type="dxa" w:w="110"/>
-              <w:bottom w:type="dxa" w:w="70"/>
-              <w:right w:type="dxa" w:w="110"/>
-            </w:tcMar>
-            <w:vAlign w:val="center"/>
-          </w:tcPr>
-          <w:p>
-            <w:pPr>
-              <w:keepNext/>
-              <w:spacing w:after="0" w:before="0" w:line="252"/>
-            </w:pPr>
-            <w:r>
-              <w:rPr>
-                <w:rFonts w:ascii="Calibri" w:cs="Calibri" w:eastAsia="Microsoft YaHei" w:hAnsi="Calibri"/>
-                <w:b w:val="false"/>
-                <w:bCs w:val="false"/>
-                <w:color w:val="26303D"/>
-                <w:sz w:val="18"/>
-                <w:szCs w:val="18"/>
-              </w:rPr>
-              <w:t xml:space="preserve">8–9</w:t>
-            </w:r>
-          </w:p>
-        </w:tc>
-        <w:tc>
-          <w:tcPr>
-            <w:tcW w:type="dxa" w:w="1003"/>
-            <w:shd w:fill="F6F7F9" w:color="auto" w:val="clear"/>
-            <w:tcMar>
-              <w:top w:type="dxa" w:w="70"/>
-              <w:left w:type="dxa" w:w="110"/>
-              <w:bottom w:type="dxa" w:w="70"/>
-              <w:right w:type="dxa" w:w="110"/>
-            </w:tcMar>
-            <w:vAlign w:val="center"/>
-          </w:tcPr>
-          <w:p>
-            <w:pPr>
-              <w:keepNext/>
-              <w:spacing w:after="0" w:before="0" w:line="252"/>
-            </w:pPr>
-            <w:r>
-              <w:rPr>
-                <w:rFonts w:ascii="Calibri" w:cs="Calibri" w:eastAsia="Microsoft YaHei" w:hAnsi="Calibri"/>
-                <w:b w:val="false"/>
-                <w:bCs w:val="false"/>
-                <w:color w:val="26303D"/>
-                <w:sz w:val="18"/>
-                <w:szCs w:val="18"/>
-              </w:rPr>
-              <w:t xml:space="preserve">23 Nov – 6 Dec</w:t>
-            </w:r>
-          </w:p>
-        </w:tc>
-        <w:tc>
-          <w:tcPr>
-            <w:tcW w:type="dxa" w:w="4781"/>
-            <w:shd w:fill="F6F7F9" w:color="auto" w:val="clear"/>
-            <w:tcMar>
-              <w:top w:type="dxa" w:w="70"/>
-              <w:left w:type="dxa" w:w="110"/>
-              <w:bottom w:type="dxa" w:w="70"/>
-              <w:right w:type="dxa" w:w="110"/>
-            </w:tcMar>
-            <w:vAlign w:val="center"/>
-          </w:tcPr>
-          <w:p>
-            <w:pPr>
-              <w:keepNext/>
-              <w:spacing w:after="0" w:before="0" w:line="252"/>
-            </w:pPr>
-            <w:r>
-              <w:rPr>
-                <w:rFonts w:ascii="Calibri" w:cs="Calibri" w:eastAsia="Microsoft YaHei" w:hAnsi="Calibri"/>
-                <w:b/>
-                <w:bCs/>
-                <w:color w:val="26303D"/>
-                <w:sz w:val="18"/>
-                <w:szCs w:val="18"/>
-              </w:rPr>
-              <w:t xml:space="preserve">Sound, touch and contrast</w:t>
-            </w:r>
-            <w:r>
-              <w:rPr>
-                <w:rFonts w:ascii="Calibri" w:cs="Calibri" w:eastAsia="Microsoft YaHei" w:hAnsi="Calibri"/>
-                <w:b w:val="false"/>
-                <w:bCs w:val="false"/>
-                <w:color w:val="26303D"/>
-                <w:sz w:val="18"/>
-                <w:szCs w:val="18"/>
-              </w:rPr>
-              <w:t xml:space="preserve"> — sound for the twelve silent games and one volume for the hub; every game played on a touch screen; the light theme's brass darkened to </w:t>
-            </w:r>
-            <w:r>
-              <w:rPr>
-                <w:rFonts w:ascii="Consolas" w:cs="Consolas" w:eastAsia="Microsoft YaHei" w:hAnsi="Consolas"/>
-                <w:b w:val="false"/>
-                <w:bCs w:val="false"/>
-                <w:color w:val="7A4E00"/>
-                <w:sz w:val="16"/>
-                <w:szCs w:val="16"/>
-                <w:shd w:fill="F7F1E3" w:color="auto" w:val="clear"/>
-              </w:rPr>
-              <w:t xml:space="preserve">#9B630F</w:t>
-            </w:r>
-            <w:r>
-              <w:rPr>
-                <w:rFonts w:ascii="Calibri" w:cs="Calibri" w:eastAsia="Microsoft YaHei" w:hAnsi="Calibri"/>
-                <w:b w:val="false"/>
-                <w:bCs w:val="false"/>
-                <w:color w:val="26303D"/>
-                <w:sz w:val="18"/>
-                <w:szCs w:val="18"/>
-              </w:rPr>
-              <w:t xml:space="preserve"> and every surface re-measured</w:t>
-            </w:r>
-          </w:p>
-        </w:tc>
-        <w:tc>
-          <w:tcPr>
-            <w:tcW w:type="dxa" w:w="3126"/>
-            <w:shd w:fill="F6F7F9" w:color="auto" w:val="clear"/>
-            <w:tcMar>
-              <w:top w:type="dxa" w:w="70"/>
-              <w:left w:type="dxa" w:w="110"/>
-              <w:bottom w:type="dxa" w:w="70"/>
-              <w:right w:type="dxa" w:w="110"/>
-            </w:tcMar>
-            <w:vAlign w:val="center"/>
-          </w:tcPr>
-          <w:p>
-            <w:pPr>
-              <w:keepNext/>
-              <w:spacing w:after="0" w:before="0" w:line="252"/>
-            </w:pPr>
-            <w:r>
-              <w:rPr>
-                <w:rFonts w:ascii="Calibri" w:cs="Calibri" w:eastAsia="Microsoft YaHei" w:hAnsi="Calibri"/>
-                <w:b w:val="false"/>
-                <w:bCs w:val="false"/>
-                <w:color w:val="26303D"/>
-                <w:sz w:val="18"/>
-                <w:szCs w:val="18"/>
-              </w:rPr>
-              <w:t xml:space="preserve">MS-5; O16 met</w:t>
-            </w:r>
-          </w:p>
-        </w:tc>
-      </w:tr>
-      <w:tr>
-        <w:trPr>
-          <w:cantSplit/>
-        </w:trPr>
-        <w:tc>
-          <w:tcPr>
-            <w:tcW w:type="dxa" w:w="728"/>
-            <w:shd w:fill="FFFFFF" w:color="auto" w:val="clear"/>
-            <w:tcMar>
-              <w:top w:type="dxa" w:w="70"/>
-              <w:left w:type="dxa" w:w="110"/>
-              <w:bottom w:type="dxa" w:w="70"/>
-              <w:right w:type="dxa" w:w="110"/>
-            </w:tcMar>
-            <w:vAlign w:val="center"/>
-          </w:tcPr>
-          <w:p>
-            <w:pPr>
-              <w:keepNext/>
-              <w:spacing w:after="0" w:before="0" w:line="252"/>
-            </w:pPr>
-            <w:r>
-              <w:rPr>
-                <w:rFonts w:ascii="Calibri" w:cs="Calibri" w:eastAsia="Microsoft YaHei" w:hAnsi="Calibri"/>
-                <w:b w:val="false"/>
-                <w:bCs w:val="false"/>
-                <w:color w:val="26303D"/>
-                <w:sz w:val="18"/>
-                <w:szCs w:val="18"/>
-              </w:rPr>
-              <w:t xml:space="preserve">10</w:t>
-            </w:r>
-          </w:p>
-        </w:tc>
-        <w:tc>
-          <w:tcPr>
-            <w:tcW w:type="dxa" w:w="1003"/>
-            <w:shd w:fill="FFFFFF" w:color="auto" w:val="clear"/>
-            <w:tcMar>
-              <w:top w:type="dxa" w:w="70"/>
-              <w:left w:type="dxa" w:w="110"/>
-              <w:bottom w:type="dxa" w:w="70"/>
-              <w:right w:type="dxa" w:w="110"/>
-            </w:tcMar>
-            <w:vAlign w:val="center"/>
-          </w:tcPr>
-          <w:p>
-            <w:pPr>
-              <w:keepNext/>
-              <w:spacing w:after="0" w:before="0" w:line="252"/>
-            </w:pPr>
-            <w:r>
-              <w:rPr>
-                <w:rFonts w:ascii="Calibri" w:cs="Calibri" w:eastAsia="Microsoft YaHei" w:hAnsi="Calibri"/>
-                <w:b w:val="false"/>
-                <w:bCs w:val="false"/>
-                <w:color w:val="26303D"/>
-                <w:sz w:val="18"/>
-                <w:szCs w:val="18"/>
-              </w:rPr>
-              <w:t xml:space="preserve">7–13 Dec</w:t>
-            </w:r>
-          </w:p>
-        </w:tc>
-        <w:tc>
-          <w:tcPr>
-            <w:tcW w:type="dxa" w:w="4781"/>
-            <w:shd w:fill="FFFFFF" w:color="auto" w:val="clear"/>
-            <w:tcMar>
-              <w:top w:type="dxa" w:w="70"/>
-              <w:left w:type="dxa" w:w="110"/>
-              <w:bottom w:type="dxa" w:w="70"/>
-              <w:right w:type="dxa" w:w="110"/>
-            </w:tcMar>
-            <w:vAlign w:val="center"/>
-          </w:tcPr>
-          <w:p>
-            <w:pPr>
-              <w:keepNext/>
-              <w:spacing w:after="0" w:before="0" w:line="252"/>
-            </w:pPr>
-            <w:r>
-              <w:rPr>
-                <w:rFonts w:ascii="Calibri" w:cs="Calibri" w:eastAsia="Microsoft YaHei" w:hAnsi="Calibri"/>
-                <w:b/>
-                <w:bCs/>
-                <w:color w:val="26303D"/>
-                <w:sz w:val="18"/>
-                <w:szCs w:val="18"/>
-              </w:rPr>
-              <w:t xml:space="preserve">Other browsers and real phones</w:t>
-            </w:r>
-            <w:r>
-              <w:rPr>
-                <w:rFonts w:ascii="Calibri" w:cs="Calibri" w:eastAsia="Microsoft YaHei" w:hAnsi="Calibri"/>
-                <w:b w:val="false"/>
-                <w:bCs w:val="false"/>
-                <w:color w:val="26303D"/>
-                <w:sz w:val="18"/>
-                <w:szCs w:val="18"/>
-              </w:rPr>
-              <w:t xml:space="preserve"> — Firefox, Safari on macOS and iOS, and Chrome on a real Android phone: every game, the lock and the Drive copy in each</w:t>
-            </w:r>
-          </w:p>
-        </w:tc>
-        <w:tc>
-          <w:tcPr>
-            <w:tcW w:type="dxa" w:w="3126"/>
-            <w:shd w:fill="FFFFFF" w:color="auto" w:val="clear"/>
-            <w:tcMar>
-              <w:top w:type="dxa" w:w="70"/>
-              <w:left w:type="dxa" w:w="110"/>
-              <w:bottom w:type="dxa" w:w="70"/>
-              <w:right w:type="dxa" w:w="110"/>
-            </w:tcMar>
-            <w:vAlign w:val="center"/>
-          </w:tcPr>
-          <w:p>
-            <w:pPr>
-              <w:keepNext/>
-              <w:spacing w:after="0" w:before="0" w:line="252"/>
-            </w:pPr>
-            <w:r>
-              <w:rPr>
-                <w:rFonts w:ascii="Calibri" w:cs="Calibri" w:eastAsia="Microsoft YaHei" w:hAnsi="Calibri"/>
-                <w:b w:val="false"/>
-                <w:bCs w:val="false"/>
-                <w:color w:val="26303D"/>
-                <w:sz w:val="18"/>
-                <w:szCs w:val="18"/>
-              </w:rPr>
-              <w:t xml:space="preserve">A browser matrix with no unverified row</w:t>
-            </w:r>
-          </w:p>
-        </w:tc>
-      </w:tr>
-      <w:tr>
-        <w:trPr>
-          <w:cantSplit/>
-        </w:trPr>
-        <w:tc>
-          <w:tcPr>
-            <w:tcW w:type="dxa" w:w="728"/>
-            <w:shd w:fill="F6F7F9" w:color="auto" w:val="clear"/>
-            <w:tcMar>
-              <w:top w:type="dxa" w:w="70"/>
-              <w:left w:type="dxa" w:w="110"/>
-              <w:bottom w:type="dxa" w:w="70"/>
-              <w:right w:type="dxa" w:w="110"/>
-            </w:tcMar>
-            <w:vAlign w:val="center"/>
-          </w:tcPr>
-          <w:p>
-            <w:pPr>
-              <w:keepNext/>
-              <w:spacing w:after="0" w:before="0" w:line="252"/>
-            </w:pPr>
-            <w:r>
-              <w:rPr>
-                <w:rFonts w:ascii="Calibri" w:cs="Calibri" w:eastAsia="Microsoft YaHei" w:hAnsi="Calibri"/>
-                <w:b w:val="false"/>
-                <w:bCs w:val="false"/>
-                <w:color w:val="26303D"/>
-                <w:sz w:val="18"/>
-                <w:szCs w:val="18"/>
-              </w:rPr>
-              <w:t xml:space="preserve">11</w:t>
-            </w:r>
-          </w:p>
-        </w:tc>
-        <w:tc>
-          <w:tcPr>
-            <w:tcW w:type="dxa" w:w="1003"/>
-            <w:shd w:fill="F6F7F9" w:color="auto" w:val="clear"/>
-            <w:tcMar>
-              <w:top w:type="dxa" w:w="70"/>
-              <w:left w:type="dxa" w:w="110"/>
-              <w:bottom w:type="dxa" w:w="70"/>
-              <w:right w:type="dxa" w:w="110"/>
-            </w:tcMar>
-            <w:vAlign w:val="center"/>
-          </w:tcPr>
-          <w:p>
-            <w:pPr>
-              <w:keepNext/>
-              <w:spacing w:after="0" w:before="0" w:line="252"/>
-            </w:pPr>
-            <w:r>
-              <w:rPr>
-                <w:rFonts w:ascii="Calibri" w:cs="Calibri" w:eastAsia="Microsoft YaHei" w:hAnsi="Calibri"/>
-                <w:b w:val="false"/>
-                <w:bCs w:val="false"/>
-                <w:color w:val="26303D"/>
-                <w:sz w:val="18"/>
-                <w:szCs w:val="18"/>
-              </w:rPr>
-              <w:t xml:space="preserve">14–20 Dec</w:t>
-            </w:r>
-          </w:p>
-        </w:tc>
-        <w:tc>
-          <w:tcPr>
-            <w:tcW w:type="dxa" w:w="4781"/>
-            <w:shd w:fill="F6F7F9" w:color="auto" w:val="clear"/>
-            <w:tcMar>
-              <w:top w:type="dxa" w:w="70"/>
-              <w:left w:type="dxa" w:w="110"/>
-              <w:bottom w:type="dxa" w:w="70"/>
-              <w:right w:type="dxa" w:w="110"/>
-            </w:tcMar>
-            <w:vAlign w:val="center"/>
-          </w:tcPr>
-          <w:p>
-            <w:pPr>
-              <w:keepNext/>
-              <w:spacing w:after="0" w:before="0" w:line="252"/>
-            </w:pPr>
-            <w:r>
-              <w:rPr>
-                <w:rFonts w:ascii="Calibri" w:cs="Calibri" w:eastAsia="Microsoft YaHei" w:hAnsi="Calibri"/>
-                <w:b/>
-                <w:bCs/>
-                <w:color w:val="26303D"/>
-                <w:sz w:val="18"/>
-                <w:szCs w:val="18"/>
-              </w:rPr>
-              <w:t xml:space="preserve">Regression and security re-review</w:t>
-            </w:r>
-            <w:r>
-              <w:rPr>
-                <w:rFonts w:ascii="Calibri" w:cs="Calibri" w:eastAsia="Microsoft YaHei" w:hAnsi="Calibri"/>
-                <w:b w:val="false"/>
-                <w:bCs w:val="false"/>
-                <w:color w:val="26303D"/>
-                <w:sz w:val="18"/>
-                <w:szCs w:val="18"/>
-              </w:rPr>
-              <w:t xml:space="preserve"> — the full suite, </w:t>
-            </w:r>
-            <w:r>
-              <w:rPr>
-                <w:rFonts w:ascii="Consolas" w:cs="Consolas" w:eastAsia="Microsoft YaHei" w:hAnsi="Consolas"/>
-                <w:b w:val="false"/>
-                <w:bCs w:val="false"/>
-                <w:color w:val="7A4E00"/>
-                <w:sz w:val="16"/>
-                <w:szCs w:val="16"/>
-                <w:shd w:fill="F7F1E3" w:color="auto" w:val="clear"/>
-              </w:rPr>
-              <w:t xml:space="preserve">lockcheck --net</w:t>
-            </w:r>
-            <w:r>
-              <w:rPr>
-                <w:rFonts w:ascii="Calibri" w:cs="Calibri" w:eastAsia="Microsoft YaHei" w:hAnsi="Calibri"/>
-                <w:b w:val="false"/>
-                <w:bCs w:val="false"/>
-                <w:color w:val="26303D"/>
-                <w:sz w:val="18"/>
-                <w:szCs w:val="18"/>
-              </w:rPr>
-              <w:t xml:space="preserve">, every old save shape, and a review of anything the relay or the move added</w:t>
-            </w:r>
-          </w:p>
-        </w:tc>
-        <w:tc>
-          <w:tcPr>
-            <w:tcW w:type="dxa" w:w="3126"/>
-            <w:shd w:fill="F6F7F9" w:color="auto" w:val="clear"/>
-            <w:tcMar>
-              <w:top w:type="dxa" w:w="70"/>
-              <w:left w:type="dxa" w:w="110"/>
-              <w:bottom w:type="dxa" w:w="70"/>
-              <w:right w:type="dxa" w:w="110"/>
-            </w:tcMar>
-            <w:vAlign w:val="center"/>
-          </w:tcPr>
-          <w:p>
-            <w:pPr>
-              <w:keepNext/>
-              <w:spacing w:after="0" w:before="0" w:line="252"/>
-            </w:pPr>
-            <w:r>
-              <w:rPr>
-                <w:rFonts w:ascii="Calibri" w:cs="Calibri" w:eastAsia="Microsoft YaHei" w:hAnsi="Calibri"/>
-                <w:b w:val="false"/>
-                <w:bCs w:val="false"/>
-                <w:color w:val="26303D"/>
-                <w:sz w:val="18"/>
-                <w:szCs w:val="18"/>
-              </w:rPr>
-              <w:t xml:space="preserve">MS-6</w:t>
-            </w:r>
-          </w:p>
-        </w:tc>
-      </w:tr>
-      <w:tr>
-        <w:trPr>
-          <w:cantSplit/>
-        </w:trPr>
-        <w:tc>
-          <w:tcPr>
-            <w:tcW w:type="dxa" w:w="728"/>
-            <w:shd w:fill="FFFFFF" w:color="auto" w:val="clear"/>
-            <w:tcMar>
-              <w:top w:type="dxa" w:w="70"/>
-              <w:left w:type="dxa" w:w="110"/>
-              <w:bottom w:type="dxa" w:w="70"/>
-              <w:right w:type="dxa" w:w="110"/>
-            </w:tcMar>
-            <w:vAlign w:val="center"/>
-          </w:tcPr>
-          <w:p>
-            <w:pPr>
-              <w:keepNext w:val="false"/>
-              <w:spacing w:after="0" w:before="0" w:line="252"/>
-            </w:pPr>
-            <w:r>
-              <w:rPr>
-                <w:rFonts w:ascii="Calibri" w:cs="Calibri" w:eastAsia="Microsoft YaHei" w:hAnsi="Calibri"/>
-                <w:b w:val="false"/>
-                <w:bCs w:val="false"/>
-                <w:color w:val="26303D"/>
-                <w:sz w:val="18"/>
-                <w:szCs w:val="18"/>
-              </w:rPr>
-              <w:t xml:space="preserve">12</w:t>
-            </w:r>
-          </w:p>
-        </w:tc>
-        <w:tc>
-          <w:tcPr>
-            <w:tcW w:type="dxa" w:w="1003"/>
-            <w:shd w:fill="FFFFFF" w:color="auto" w:val="clear"/>
-            <w:tcMar>
-              <w:top w:type="dxa" w:w="70"/>
-              <w:left w:type="dxa" w:w="110"/>
-              <w:bottom w:type="dxa" w:w="70"/>
-              <w:right w:type="dxa" w:w="110"/>
-            </w:tcMar>
-            <w:vAlign w:val="center"/>
-          </w:tcPr>
-          <w:p>
-            <w:pPr>
-              <w:keepNext w:val="false"/>
-              <w:spacing w:after="0" w:before="0" w:line="252"/>
-            </w:pPr>
-            <w:r>
-              <w:rPr>
-                <w:rFonts w:ascii="Calibri" w:cs="Calibri" w:eastAsia="Microsoft YaHei" w:hAnsi="Calibri"/>
-                <w:b w:val="false"/>
-                <w:bCs w:val="false"/>
-                <w:color w:val="26303D"/>
-                <w:sz w:val="18"/>
-                <w:szCs w:val="18"/>
-              </w:rPr>
-              <w:t xml:space="preserve">21–27 Dec</w:t>
-            </w:r>
-          </w:p>
-        </w:tc>
-        <w:tc>
-          <w:tcPr>
-            <w:tcW w:type="dxa" w:w="4781"/>
-            <w:shd w:fill="FFFFFF" w:color="auto" w:val="clear"/>
-            <w:tcMar>
-              <w:top w:type="dxa" w:w="70"/>
-              <w:left w:type="dxa" w:w="110"/>
-              <w:bottom w:type="dxa" w:w="70"/>
-              <w:right w:type="dxa" w:w="110"/>
-            </w:tcMar>
-            <w:vAlign w:val="center"/>
-          </w:tcPr>
-          <w:p>
-            <w:pPr>
-              <w:keepNext w:val="false"/>
-              <w:spacing w:after="0" w:before="0" w:line="252"/>
-            </w:pPr>
-            <w:r>
-              <w:rPr>
-                <w:rFonts w:ascii="Calibri" w:cs="Calibri" w:eastAsia="Microsoft YaHei" w:hAnsi="Calibri"/>
-                <w:b/>
-                <w:bCs/>
-                <w:color w:val="26303D"/>
-                <w:sz w:val="18"/>
-                <w:szCs w:val="18"/>
-              </w:rPr>
-              <w:t xml:space="preserve">Release</w:t>
-            </w:r>
-            <w:r>
-              <w:rPr>
-                <w:rFonts w:ascii="Calibri" w:cs="Calibri" w:eastAsia="Microsoft YaHei" w:hAnsi="Calibri"/>
-                <w:b w:val="false"/>
-                <w:bCs w:val="false"/>
-                <w:color w:val="26303D"/>
-                <w:sz w:val="18"/>
-                <w:szCs w:val="18"/>
-              </w:rPr>
-              <w:t xml:space="preserve"> — v1.0 tagged; README, SECURITY.md and GAMES.md refreshed; handover notes</w:t>
-            </w:r>
-          </w:p>
-        </w:tc>
-        <w:tc>
-          <w:tcPr>
-            <w:tcW w:type="dxa" w:w="3126"/>
-            <w:shd w:fill="FFFFFF" w:color="auto" w:val="clear"/>
-            <w:tcMar>
-              <w:top w:type="dxa" w:w="70"/>
-              <w:left w:type="dxa" w:w="110"/>
-              <w:bottom w:type="dxa" w:w="70"/>
-              <w:right w:type="dxa" w:w="110"/>
-            </w:tcMar>
-            <w:vAlign w:val="center"/>
-          </w:tcPr>
-          <w:p>
-            <w:pPr>
-              <w:keepNext w:val="false"/>
-              <w:spacing w:after="0" w:before="0" w:line="252"/>
-            </w:pPr>
-            <w:r>
-              <w:rPr>
-                <w:rFonts w:ascii="Calibri" w:cs="Calibri" w:eastAsia="Microsoft YaHei" w:hAnsi="Calibri"/>
-                <w:b w:val="false"/>
-                <w:bCs w:val="false"/>
-                <w:color w:val="26303D"/>
-                <w:sz w:val="18"/>
-                <w:szCs w:val="18"/>
-              </w:rPr>
-              <w:t xml:space="preserve">MS-7; v1.0</w:t>
-            </w:r>
-          </w:p>
-        </w:tc>
-      </w:tr>
-    </w:tbl>
-    <w:p>
-      <w:pPr>
-        <w:spacing w:after="180" w:before="0"/>
-      </w:pPr>
-    </w:p>
-    <w:p>
-      <w:pPr>
-        <w:keepNext/>
-        <w:spacing w:after="60" w:before="160"/>
-        <w:jc w:val="center"/>
-      </w:pPr>
-      <w:r>
-        <w:drawing>
-          <wp:inline distT="0" distB="0" distL="0" distR="0">
-            <wp:extent cx="6124575" cy="3914775"/>
-            <wp:effectExtent t="0" r="0" b="0" l="0"/>
-            <wp:docPr id="1" name="img/phase4.svg" descr="Phase 4, week by week" title="Figure 11"/>
+            <wp:docPr id="1" name="img/commits.svg" descr="Forty-four commits on eight working days" title="Figure 11"/>
             <wp:cNvGraphicFramePr>
               <a:graphicFrameLocks xmlns:a="http://schemas.openxmlformats.org/drawingml/2006/main" noChangeAspect="1"/>
             </wp:cNvGraphicFramePr>
@@ -35579,6 +34546,1526 @@
                   <pic:spPr bwMode="auto">
                     <a:xfrm>
                       <a:off x="0" y="0"/>
+                      <a:ext cx="6124575" cy="3448050"/>
+                    </a:xfrm>
+                    <a:prstGeom prst="rect">
+                      <a:avLst/>
+                    </a:prstGeom>
+                  </pic:spPr>
+                </pic:pic>
+              </a:graphicData>
+            </a:graphic>
+          </wp:inline>
+        </w:drawing>
+      </w:r>
+    </w:p>
+    <w:p>
+      <w:pPr>
+        <w:spacing w:after="220" w:before="0"/>
+        <w:jc w:val="center"/>
+      </w:pPr>
+      <w:r>
+        <w:rPr>
+          <w:rFonts w:ascii="Calibri" w:cs="Calibri" w:eastAsia="Microsoft YaHei" w:hAnsi="Calibri"/>
+          <w:i/>
+          <w:iCs/>
+          <w:color w:val="5A6678"/>
+          <w:sz w:val="18"/>
+          <w:szCs w:val="18"/>
+        </w:rPr>
+        <w:t xml:space="preserve">Figure 11 — Forty-four commits on eight working days</w:t>
+      </w:r>
+    </w:p>
+    <w:p>
+      <w:pPr>
+        <w:pStyle w:val="Heading2"/>
+        <w:keepNext/>
+      </w:pPr>
+      <w:bookmarkStart w:name="s_phase_4__proposed" w:id="1"/>
+      <w:r>
+        <w:t xml:space="preserve">13.2  Phase 4 — proposed</w:t>
+      </w:r>
+      <w:bookmarkEnd w:id="1"/>
+    </w:p>
+    <w:tbl>
+      <w:tblPr>
+        <w:tblW w:type="dxa" w:w="9638"/>
+        <w:tblInd w:type="dxa" w:w="110"/>
+        <w:tblBorders>
+          <w:top w:val="single" w:color="D5DBE3" w:sz="4"/>
+          <w:left w:val="none" w:color="FFFFFF" w:sz="0"/>
+          <w:bottom w:val="single" w:color="D5DBE3" w:sz="4"/>
+          <w:right w:val="none" w:color="FFFFFF" w:sz="0"/>
+          <w:insideH w:val="single" w:color="D5DBE3" w:sz="4"/>
+          <w:insideV w:val="none" w:color="FFFFFF" w:sz="0"/>
+        </w:tblBorders>
+        <w:tblLayout w:type="fixed"/>
+      </w:tblPr>
+      <w:tblGrid>
+        <w:gridCol w:w="728"/>
+        <w:gridCol w:w="1005"/>
+        <w:gridCol w:w="4794"/>
+        <w:gridCol w:w="3111"/>
+      </w:tblGrid>
+      <w:tr>
+        <w:trPr>
+          <w:cantSplit/>
+          <w:tblHeader/>
+        </w:trPr>
+        <w:tc>
+          <w:tcPr>
+            <w:tcW w:type="dxa" w:w="728"/>
+            <w:shd w:fill="171D26" w:color="auto" w:val="clear"/>
+            <w:tcMar>
+              <w:top w:type="dxa" w:w="70"/>
+              <w:left w:type="dxa" w:w="110"/>
+              <w:bottom w:type="dxa" w:w="70"/>
+              <w:right w:type="dxa" w:w="110"/>
+            </w:tcMar>
+            <w:vAlign w:val="center"/>
+          </w:tcPr>
+          <w:p>
+            <w:pPr>
+              <w:keepNext/>
+              <w:spacing w:after="0" w:before="0"/>
+            </w:pPr>
+            <w:r>
+              <w:rPr>
+                <w:rFonts w:ascii="Calibri" w:cs="Calibri" w:eastAsia="Microsoft YaHei" w:hAnsi="Calibri"/>
+                <w:b/>
+                <w:bCs/>
+                <w:color w:val="FFFFFF"/>
+                <w:sz w:val="18"/>
+                <w:szCs w:val="18"/>
+              </w:rPr>
+              <w:t xml:space="preserve">Week</w:t>
+            </w:r>
+          </w:p>
+        </w:tc>
+        <w:tc>
+          <w:tcPr>
+            <w:tcW w:type="dxa" w:w="1005"/>
+            <w:shd w:fill="171D26" w:color="auto" w:val="clear"/>
+            <w:tcMar>
+              <w:top w:type="dxa" w:w="70"/>
+              <w:left w:type="dxa" w:w="110"/>
+              <w:bottom w:type="dxa" w:w="70"/>
+              <w:right w:type="dxa" w:w="110"/>
+            </w:tcMar>
+            <w:vAlign w:val="center"/>
+          </w:tcPr>
+          <w:p>
+            <w:pPr>
+              <w:keepNext/>
+              <w:spacing w:after="0" w:before="0"/>
+            </w:pPr>
+            <w:r>
+              <w:rPr>
+                <w:rFonts w:ascii="Calibri" w:cs="Calibri" w:eastAsia="Microsoft YaHei" w:hAnsi="Calibri"/>
+                <w:b/>
+                <w:bCs/>
+                <w:color w:val="FFFFFF"/>
+                <w:sz w:val="18"/>
+                <w:szCs w:val="18"/>
+              </w:rPr>
+              <w:t xml:space="preserve">Dates</w:t>
+            </w:r>
+          </w:p>
+        </w:tc>
+        <w:tc>
+          <w:tcPr>
+            <w:tcW w:type="dxa" w:w="4794"/>
+            <w:shd w:fill="171D26" w:color="auto" w:val="clear"/>
+            <w:tcMar>
+              <w:top w:type="dxa" w:w="70"/>
+              <w:left w:type="dxa" w:w="110"/>
+              <w:bottom w:type="dxa" w:w="70"/>
+              <w:right w:type="dxa" w:w="110"/>
+            </w:tcMar>
+            <w:vAlign w:val="center"/>
+          </w:tcPr>
+          <w:p>
+            <w:pPr>
+              <w:keepNext/>
+              <w:spacing w:after="0" w:before="0"/>
+            </w:pPr>
+            <w:r>
+              <w:rPr>
+                <w:rFonts w:ascii="Calibri" w:cs="Calibri" w:eastAsia="Microsoft YaHei" w:hAnsi="Calibri"/>
+                <w:b/>
+                <w:bCs/>
+                <w:color w:val="FFFFFF"/>
+                <w:sz w:val="18"/>
+                <w:szCs w:val="18"/>
+              </w:rPr>
+              <w:t xml:space="preserve">Work</w:t>
+            </w:r>
+          </w:p>
+        </w:tc>
+        <w:tc>
+          <w:tcPr>
+            <w:tcW w:type="dxa" w:w="3111"/>
+            <w:shd w:fill="171D26" w:color="auto" w:val="clear"/>
+            <w:tcMar>
+              <w:top w:type="dxa" w:w="70"/>
+              <w:left w:type="dxa" w:w="110"/>
+              <w:bottom w:type="dxa" w:w="70"/>
+              <w:right w:type="dxa" w:w="110"/>
+            </w:tcMar>
+            <w:vAlign w:val="center"/>
+          </w:tcPr>
+          <w:p>
+            <w:pPr>
+              <w:keepNext/>
+              <w:spacing w:after="0" w:before="0"/>
+            </w:pPr>
+            <w:r>
+              <w:rPr>
+                <w:rFonts w:ascii="Calibri" w:cs="Calibri" w:eastAsia="Microsoft YaHei" w:hAnsi="Calibri"/>
+                <w:b/>
+                <w:bCs/>
+                <w:color w:val="FFFFFF"/>
+                <w:sz w:val="18"/>
+                <w:szCs w:val="18"/>
+              </w:rPr>
+              <w:t xml:space="preserve">Deliverable</w:t>
+            </w:r>
+          </w:p>
+        </w:tc>
+      </w:tr>
+      <w:tr>
+        <w:trPr>
+          <w:cantSplit/>
+        </w:trPr>
+        <w:tc>
+          <w:tcPr>
+            <w:tcW w:type="dxa" w:w="728"/>
+            <w:shd w:fill="FFFFFF" w:color="auto" w:val="clear"/>
+            <w:tcMar>
+              <w:top w:type="dxa" w:w="70"/>
+              <w:left w:type="dxa" w:w="110"/>
+              <w:bottom w:type="dxa" w:w="70"/>
+              <w:right w:type="dxa" w:w="110"/>
+            </w:tcMar>
+            <w:vAlign w:val="center"/>
+          </w:tcPr>
+          <w:p>
+            <w:pPr>
+              <w:keepNext/>
+              <w:spacing w:after="0" w:before="0" w:line="252"/>
+            </w:pPr>
+            <w:r>
+              <w:rPr>
+                <w:rFonts w:ascii="Calibri" w:cs="Calibri" w:eastAsia="Microsoft YaHei" w:hAnsi="Calibri"/>
+                <w:b w:val="false"/>
+                <w:bCs w:val="false"/>
+                <w:color w:val="26303D"/>
+                <w:sz w:val="18"/>
+                <w:szCs w:val="18"/>
+              </w:rPr>
+              <w:t xml:space="preserve">1–2</w:t>
+            </w:r>
+          </w:p>
+        </w:tc>
+        <w:tc>
+          <w:tcPr>
+            <w:tcW w:type="dxa" w:w="1005"/>
+            <w:shd w:fill="FFFFFF" w:color="auto" w:val="clear"/>
+            <w:tcMar>
+              <w:top w:type="dxa" w:w="70"/>
+              <w:left w:type="dxa" w:w="110"/>
+              <w:bottom w:type="dxa" w:w="70"/>
+              <w:right w:type="dxa" w:w="110"/>
+            </w:tcMar>
+            <w:vAlign w:val="center"/>
+          </w:tcPr>
+          <w:p>
+            <w:pPr>
+              <w:keepNext/>
+              <w:spacing w:after="0" w:before="0" w:line="252"/>
+            </w:pPr>
+            <w:r>
+              <w:rPr>
+                <w:rFonts w:ascii="Calibri" w:cs="Calibri" w:eastAsia="Microsoft YaHei" w:hAnsi="Calibri"/>
+                <w:b w:val="false"/>
+                <w:bCs w:val="false"/>
+                <w:color w:val="26303D"/>
+                <w:sz w:val="18"/>
+                <w:szCs w:val="18"/>
+              </w:rPr>
+              <w:t xml:space="preserve">5–18 Oct</w:t>
+            </w:r>
+          </w:p>
+        </w:tc>
+        <w:tc>
+          <w:tcPr>
+            <w:tcW w:type="dxa" w:w="4794"/>
+            <w:shd w:fill="FFFFFF" w:color="auto" w:val="clear"/>
+            <w:tcMar>
+              <w:top w:type="dxa" w:w="70"/>
+              <w:left w:type="dxa" w:w="110"/>
+              <w:bottom w:type="dxa" w:w="70"/>
+              <w:right w:type="dxa" w:w="110"/>
+            </w:tcMar>
+            <w:vAlign w:val="center"/>
+          </w:tcPr>
+          <w:p>
+            <w:pPr>
+              <w:keepNext/>
+              <w:spacing w:after="0" w:before="0" w:line="252"/>
+            </w:pPr>
+            <w:r>
+              <w:rPr>
+                <w:rFonts w:ascii="Calibri" w:cs="Calibri" w:eastAsia="Microsoft YaHei" w:hAnsi="Calibri"/>
+                <w:b/>
+                <w:bCs/>
+                <w:color w:val="26303D"/>
+                <w:sz w:val="18"/>
+                <w:szCs w:val="18"/>
+              </w:rPr>
+              <w:t xml:space="preserve">Friends who connect</w:t>
+            </w:r>
+            <w:r>
+              <w:rPr>
+                <w:rFonts w:ascii="Calibri" w:cs="Calibri" w:eastAsia="Microsoft YaHei" w:hAnsi="Calibri"/>
+                <w:b w:val="false"/>
+                <w:bCs w:val="false"/>
+                <w:color w:val="26303D"/>
+                <w:sz w:val="18"/>
+                <w:szCs w:val="18"/>
+              </w:rPr>
+              <w:t xml:space="preserve"> — a TURN relay on a free plan in </w:t>
+            </w:r>
+            <w:r>
+              <w:rPr>
+                <w:rFonts w:ascii="Consolas" w:cs="Consolas" w:eastAsia="Microsoft YaHei" w:hAnsi="Consolas"/>
+                <w:b w:val="false"/>
+                <w:bCs w:val="false"/>
+                <w:color w:val="7A4E00"/>
+                <w:sz w:val="16"/>
+                <w:szCs w:val="16"/>
+                <w:shd w:fill="F7F1E3" w:color="auto" w:val="clear"/>
+              </w:rPr>
+              <w:t xml:space="preserve">RELAYS</w:t>
+            </w:r>
+            <w:r>
+              <w:rPr>
+                <w:rFonts w:ascii="Calibri" w:cs="Calibri" w:eastAsia="Microsoft YaHei" w:hAnsi="Calibri"/>
+                <w:b w:val="false"/>
+                <w:bCs w:val="false"/>
+                <w:color w:val="26303D"/>
+                <w:sz w:val="18"/>
+                <w:szCs w:val="18"/>
+              </w:rPr>
+              <w:t xml:space="preserve">; a room tested between mobile data and home broadband, both ways round; the failure sentence kept for when a relay is down</w:t>
+            </w:r>
+          </w:p>
+        </w:tc>
+        <w:tc>
+          <w:tcPr>
+            <w:tcW w:type="dxa" w:w="3111"/>
+            <w:shd w:fill="FFFFFF" w:color="auto" w:val="clear"/>
+            <w:tcMar>
+              <w:top w:type="dxa" w:w="70"/>
+              <w:left w:type="dxa" w:w="110"/>
+              <w:bottom w:type="dxa" w:w="70"/>
+              <w:right w:type="dxa" w:w="110"/>
+            </w:tcMar>
+            <w:vAlign w:val="center"/>
+          </w:tcPr>
+          <w:p>
+            <w:pPr>
+              <w:keepNext/>
+              <w:spacing w:after="0" w:before="0" w:line="252"/>
+            </w:pPr>
+            <w:r>
+              <w:rPr>
+                <w:rFonts w:ascii="Calibri" w:cs="Calibri" w:eastAsia="Microsoft YaHei" w:hAnsi="Calibri"/>
+                <w:b w:val="false"/>
+                <w:bCs w:val="false"/>
+                <w:color w:val="26303D"/>
+                <w:sz w:val="18"/>
+                <w:szCs w:val="18"/>
+              </w:rPr>
+              <w:t xml:space="preserve">MS-1; O9 met</w:t>
+            </w:r>
+          </w:p>
+        </w:tc>
+      </w:tr>
+      <w:tr>
+        <w:trPr>
+          <w:cantSplit/>
+        </w:trPr>
+        <w:tc>
+          <w:tcPr>
+            <w:tcW w:type="dxa" w:w="728"/>
+            <w:shd w:fill="F6F7F9" w:color="auto" w:val="clear"/>
+            <w:tcMar>
+              <w:top w:type="dxa" w:w="70"/>
+              <w:left w:type="dxa" w:w="110"/>
+              <w:bottom w:type="dxa" w:w="70"/>
+              <w:right w:type="dxa" w:w="110"/>
+            </w:tcMar>
+            <w:vAlign w:val="center"/>
+          </w:tcPr>
+          <w:p>
+            <w:pPr>
+              <w:keepNext/>
+              <w:spacing w:after="0" w:before="0" w:line="252"/>
+            </w:pPr>
+            <w:r>
+              <w:rPr>
+                <w:rFonts w:ascii="Calibri" w:cs="Calibri" w:eastAsia="Microsoft YaHei" w:hAnsi="Calibri"/>
+                <w:b w:val="false"/>
+                <w:bCs w:val="false"/>
+                <w:color w:val="26303D"/>
+                <w:sz w:val="18"/>
+                <w:szCs w:val="18"/>
+              </w:rPr>
+              <w:t xml:space="preserve">3</w:t>
+            </w:r>
+          </w:p>
+        </w:tc>
+        <w:tc>
+          <w:tcPr>
+            <w:tcW w:type="dxa" w:w="1005"/>
+            <w:shd w:fill="F6F7F9" w:color="auto" w:val="clear"/>
+            <w:tcMar>
+              <w:top w:type="dxa" w:w="70"/>
+              <w:left w:type="dxa" w:w="110"/>
+              <w:bottom w:type="dxa" w:w="70"/>
+              <w:right w:type="dxa" w:w="110"/>
+            </w:tcMar>
+            <w:vAlign w:val="center"/>
+          </w:tcPr>
+          <w:p>
+            <w:pPr>
+              <w:keepNext/>
+              <w:spacing w:after="0" w:before="0" w:line="252"/>
+            </w:pPr>
+            <w:r>
+              <w:rPr>
+                <w:rFonts w:ascii="Calibri" w:cs="Calibri" w:eastAsia="Microsoft YaHei" w:hAnsi="Calibri"/>
+                <w:b w:val="false"/>
+                <w:bCs w:val="false"/>
+                <w:color w:val="26303D"/>
+                <w:sz w:val="18"/>
+                <w:szCs w:val="18"/>
+              </w:rPr>
+              <w:t xml:space="preserve">19–25 Oct</w:t>
+            </w:r>
+          </w:p>
+        </w:tc>
+        <w:tc>
+          <w:tcPr>
+            <w:tcW w:type="dxa" w:w="4794"/>
+            <w:shd w:fill="F6F7F9" w:color="auto" w:val="clear"/>
+            <w:tcMar>
+              <w:top w:type="dxa" w:w="70"/>
+              <w:left w:type="dxa" w:w="110"/>
+              <w:bottom w:type="dxa" w:w="70"/>
+              <w:right w:type="dxa" w:w="110"/>
+            </w:tcMar>
+            <w:vAlign w:val="center"/>
+          </w:tcPr>
+          <w:p>
+            <w:pPr>
+              <w:keepNext/>
+              <w:spacing w:after="0" w:before="0" w:line="252"/>
+            </w:pPr>
+            <w:r>
+              <w:rPr>
+                <w:rFonts w:ascii="Calibri" w:cs="Calibri" w:eastAsia="Microsoft YaHei" w:hAnsi="Calibri"/>
+                <w:b/>
+                <w:bCs/>
+                <w:color w:val="26303D"/>
+                <w:sz w:val="18"/>
+                <w:szCs w:val="18"/>
+              </w:rPr>
+              <w:t xml:space="preserve">Small, overdue fixes</w:t>
+            </w:r>
+            <w:r>
+              <w:rPr>
+                <w:rFonts w:ascii="Calibri" w:cs="Calibri" w:eastAsia="Microsoft YaHei" w:hAnsi="Calibri"/>
+                <w:b w:val="false"/>
+                <w:bCs w:val="false"/>
+                <w:color w:val="26303D"/>
+                <w:sz w:val="18"/>
+                <w:szCs w:val="18"/>
+              </w:rPr>
+              <w:t xml:space="preserve"> — the suite and the lock check on every push, with a red run stopping the deploy; the GameHub consent screen published so that any Google account can use Drive; Tetris renamed; a check that every key a game saves is in the backup. (A failed save made loud was here too; it shipped early, on 29 September.)</w:t>
+            </w:r>
+          </w:p>
+        </w:tc>
+        <w:tc>
+          <w:tcPr>
+            <w:tcW w:type="dxa" w:w="3111"/>
+            <w:shd w:fill="F6F7F9" w:color="auto" w:val="clear"/>
+            <w:tcMar>
+              <w:top w:type="dxa" w:w="70"/>
+              <w:left w:type="dxa" w:w="110"/>
+              <w:bottom w:type="dxa" w:w="70"/>
+              <w:right w:type="dxa" w:w="110"/>
+            </w:tcMar>
+            <w:vAlign w:val="center"/>
+          </w:tcPr>
+          <w:p>
+            <w:pPr>
+              <w:keepNext/>
+              <w:spacing w:after="0" w:before="0" w:line="252"/>
+            </w:pPr>
+            <w:r>
+              <w:rPr>
+                <w:rFonts w:ascii="Calibri" w:cs="Calibri" w:eastAsia="Microsoft YaHei" w:hAnsi="Calibri"/>
+                <w:b w:val="false"/>
+                <w:bCs w:val="false"/>
+                <w:color w:val="26303D"/>
+                <w:sz w:val="18"/>
+                <w:szCs w:val="18"/>
+              </w:rPr>
+              <w:t xml:space="preserve">MS-2; O10 met</w:t>
+            </w:r>
+          </w:p>
+        </w:tc>
+      </w:tr>
+      <w:tr>
+        <w:trPr>
+          <w:cantSplit/>
+        </w:trPr>
+        <w:tc>
+          <w:tcPr>
+            <w:tcW w:type="dxa" w:w="728"/>
+            <w:shd w:fill="FFFFFF" w:color="auto" w:val="clear"/>
+            <w:tcMar>
+              <w:top w:type="dxa" w:w="70"/>
+              <w:left w:type="dxa" w:w="110"/>
+              <w:bottom w:type="dxa" w:w="70"/>
+              <w:right w:type="dxa" w:w="110"/>
+            </w:tcMar>
+            <w:vAlign w:val="center"/>
+          </w:tcPr>
+          <w:p>
+            <w:pPr>
+              <w:keepNext/>
+              <w:spacing w:after="0" w:before="0" w:line="252"/>
+            </w:pPr>
+            <w:r>
+              <w:rPr>
+                <w:rFonts w:ascii="Calibri" w:cs="Calibri" w:eastAsia="Microsoft YaHei" w:hAnsi="Calibri"/>
+                <w:b w:val="false"/>
+                <w:bCs w:val="false"/>
+                <w:color w:val="26303D"/>
+                <w:sz w:val="18"/>
+                <w:szCs w:val="18"/>
+              </w:rPr>
+              <w:t xml:space="preserve">4</w:t>
+            </w:r>
+          </w:p>
+        </w:tc>
+        <w:tc>
+          <w:tcPr>
+            <w:tcW w:type="dxa" w:w="1005"/>
+            <w:shd w:fill="FFFFFF" w:color="auto" w:val="clear"/>
+            <w:tcMar>
+              <w:top w:type="dxa" w:w="70"/>
+              <w:left w:type="dxa" w:w="110"/>
+              <w:bottom w:type="dxa" w:w="70"/>
+              <w:right w:type="dxa" w:w="110"/>
+            </w:tcMar>
+            <w:vAlign w:val="center"/>
+          </w:tcPr>
+          <w:p>
+            <w:pPr>
+              <w:keepNext/>
+              <w:spacing w:after="0" w:before="0" w:line="252"/>
+            </w:pPr>
+            <w:r>
+              <w:rPr>
+                <w:rFonts w:ascii="Calibri" w:cs="Calibri" w:eastAsia="Microsoft YaHei" w:hAnsi="Calibri"/>
+                <w:b w:val="false"/>
+                <w:bCs w:val="false"/>
+                <w:color w:val="26303D"/>
+                <w:sz w:val="18"/>
+                <w:szCs w:val="18"/>
+              </w:rPr>
+              <w:t xml:space="preserve">26 Oct – 1 Nov</w:t>
+            </w:r>
+          </w:p>
+        </w:tc>
+        <w:tc>
+          <w:tcPr>
+            <w:tcW w:type="dxa" w:w="4794"/>
+            <w:shd w:fill="FFFFFF" w:color="auto" w:val="clear"/>
+            <w:tcMar>
+              <w:top w:type="dxa" w:w="70"/>
+              <w:left w:type="dxa" w:w="110"/>
+              <w:bottom w:type="dxa" w:w="70"/>
+              <w:right w:type="dxa" w:w="110"/>
+            </w:tcMar>
+            <w:vAlign w:val="center"/>
+          </w:tcPr>
+          <w:p>
+            <w:pPr>
+              <w:keepNext/>
+              <w:spacing w:after="0" w:before="0" w:line="252"/>
+            </w:pPr>
+            <w:r>
+              <w:rPr>
+                <w:rFonts w:ascii="Calibri" w:cs="Calibri" w:eastAsia="Microsoft YaHei" w:hAnsi="Calibri"/>
+                <w:b/>
+                <w:bCs/>
+                <w:color w:val="26303D"/>
+                <w:sz w:val="18"/>
+                <w:szCs w:val="18"/>
+              </w:rPr>
+              <w:t xml:space="preserve">An address of its own: the decision</w:t>
+            </w:r>
+            <w:r>
+              <w:rPr>
+                <w:rFonts w:ascii="Calibri" w:cs="Calibri" w:eastAsia="Microsoft YaHei" w:hAnsi="Calibri"/>
+                <w:b w:val="false"/>
+                <w:bCs w:val="false"/>
+                <w:color w:val="26303D"/>
+                <w:sz w:val="18"/>
+                <w:szCs w:val="18"/>
+              </w:rPr>
+              <w:t xml:space="preserve"> — cost out staying, a GitHub organisation, a free host that sends headers, and a custom domain; how saves move across; no change to hosting yet</w:t>
+            </w:r>
+          </w:p>
+        </w:tc>
+        <w:tc>
+          <w:tcPr>
+            <w:tcW w:type="dxa" w:w="3111"/>
+            <w:shd w:fill="FFFFFF" w:color="auto" w:val="clear"/>
+            <w:tcMar>
+              <w:top w:type="dxa" w:w="70"/>
+              <w:left w:type="dxa" w:w="110"/>
+              <w:bottom w:type="dxa" w:w="70"/>
+              <w:right w:type="dxa" w:w="110"/>
+            </w:tcMar>
+            <w:vAlign w:val="center"/>
+          </w:tcPr>
+          <w:p>
+            <w:pPr>
+              <w:keepNext/>
+              <w:spacing w:after="0" w:before="0" w:line="252"/>
+            </w:pPr>
+            <w:r>
+              <w:rPr>
+                <w:rFonts w:ascii="Calibri" w:cs="Calibri" w:eastAsia="Microsoft YaHei" w:hAnsi="Calibri"/>
+                <w:b w:val="false"/>
+                <w:bCs w:val="false"/>
+                <w:color w:val="26303D"/>
+                <w:sz w:val="18"/>
+                <w:szCs w:val="18"/>
+              </w:rPr>
+              <w:t xml:space="preserve">A written decision, signed off (MS-3)</w:t>
+            </w:r>
+          </w:p>
+        </w:tc>
+      </w:tr>
+      <w:tr>
+        <w:trPr>
+          <w:cantSplit/>
+        </w:trPr>
+        <w:tc>
+          <w:tcPr>
+            <w:tcW w:type="dxa" w:w="728"/>
+            <w:shd w:fill="F6F7F9" w:color="auto" w:val="clear"/>
+            <w:tcMar>
+              <w:top w:type="dxa" w:w="70"/>
+              <w:left w:type="dxa" w:w="110"/>
+              <w:bottom w:type="dxa" w:w="70"/>
+              <w:right w:type="dxa" w:w="110"/>
+            </w:tcMar>
+            <w:vAlign w:val="center"/>
+          </w:tcPr>
+          <w:p>
+            <w:pPr>
+              <w:keepNext/>
+              <w:spacing w:after="0" w:before="0" w:line="252"/>
+            </w:pPr>
+            <w:r>
+              <w:rPr>
+                <w:rFonts w:ascii="Calibri" w:cs="Calibri" w:eastAsia="Microsoft YaHei" w:hAnsi="Calibri"/>
+                <w:b w:val="false"/>
+                <w:bCs w:val="false"/>
+                <w:color w:val="26303D"/>
+                <w:sz w:val="18"/>
+                <w:szCs w:val="18"/>
+              </w:rPr>
+              <w:t xml:space="preserve">5</w:t>
+            </w:r>
+          </w:p>
+        </w:tc>
+        <w:tc>
+          <w:tcPr>
+            <w:tcW w:type="dxa" w:w="1005"/>
+            <w:shd w:fill="F6F7F9" w:color="auto" w:val="clear"/>
+            <w:tcMar>
+              <w:top w:type="dxa" w:w="70"/>
+              <w:left w:type="dxa" w:w="110"/>
+              <w:bottom w:type="dxa" w:w="70"/>
+              <w:right w:type="dxa" w:w="110"/>
+            </w:tcMar>
+            <w:vAlign w:val="center"/>
+          </w:tcPr>
+          <w:p>
+            <w:pPr>
+              <w:keepNext/>
+              <w:spacing w:after="0" w:before="0" w:line="252"/>
+            </w:pPr>
+            <w:r>
+              <w:rPr>
+                <w:rFonts w:ascii="Calibri" w:cs="Calibri" w:eastAsia="Microsoft YaHei" w:hAnsi="Calibri"/>
+                <w:b w:val="false"/>
+                <w:bCs w:val="false"/>
+                <w:color w:val="26303D"/>
+                <w:sz w:val="18"/>
+                <w:szCs w:val="18"/>
+              </w:rPr>
+              <w:t xml:space="preserve">2–8 Nov</w:t>
+            </w:r>
+          </w:p>
+        </w:tc>
+        <w:tc>
+          <w:tcPr>
+            <w:tcW w:type="dxa" w:w="4794"/>
+            <w:shd w:fill="F6F7F9" w:color="auto" w:val="clear"/>
+            <w:tcMar>
+              <w:top w:type="dxa" w:w="70"/>
+              <w:left w:type="dxa" w:w="110"/>
+              <w:bottom w:type="dxa" w:w="70"/>
+              <w:right w:type="dxa" w:w="110"/>
+            </w:tcMar>
+            <w:vAlign w:val="center"/>
+          </w:tcPr>
+          <w:p>
+            <w:pPr>
+              <w:keepNext/>
+              <w:spacing w:after="0" w:before="0" w:line="252"/>
+            </w:pPr>
+            <w:r>
+              <w:rPr>
+                <w:rFonts w:ascii="Calibri" w:cs="Calibri" w:eastAsia="Microsoft YaHei" w:hAnsi="Calibri"/>
+                <w:b/>
+                <w:bCs/>
+                <w:color w:val="26303D"/>
+                <w:sz w:val="18"/>
+                <w:szCs w:val="18"/>
+              </w:rPr>
+              <w:t xml:space="preserve">The move</w:t>
+            </w:r>
+            <w:r>
+              <w:rPr>
+                <w:rFonts w:ascii="Calibri" w:cs="Calibri" w:eastAsia="Microsoft YaHei" w:hAnsi="Calibri"/>
+                <w:b w:val="false"/>
+                <w:bCs w:val="false"/>
+                <w:color w:val="26303D"/>
+                <w:sz w:val="18"/>
+                <w:szCs w:val="18"/>
+              </w:rPr>
+              <w:t xml:space="preserve">, if decided — response headers where the host allows, the new origin added to the OAuth client, the old address kept as a signpost, and the Drive copy as the bridge for saves</w:t>
+            </w:r>
+          </w:p>
+        </w:tc>
+        <w:tc>
+          <w:tcPr>
+            <w:tcW w:type="dxa" w:w="3111"/>
+            <w:shd w:fill="F6F7F9" w:color="auto" w:val="clear"/>
+            <w:tcMar>
+              <w:top w:type="dxa" w:w="70"/>
+              <w:left w:type="dxa" w:w="110"/>
+              <w:bottom w:type="dxa" w:w="70"/>
+              <w:right w:type="dxa" w:w="110"/>
+            </w:tcMar>
+            <w:vAlign w:val="center"/>
+          </w:tcPr>
+          <w:p>
+            <w:pPr>
+              <w:keepNext/>
+              <w:spacing w:after="0" w:before="0" w:line="252"/>
+            </w:pPr>
+            <w:r>
+              <w:rPr>
+                <w:rFonts w:ascii="Calibri" w:cs="Calibri" w:eastAsia="Microsoft YaHei" w:hAnsi="Calibri"/>
+                <w:b w:val="false"/>
+                <w:bCs w:val="false"/>
+                <w:color w:val="26303D"/>
+                <w:sz w:val="18"/>
+                <w:szCs w:val="18"/>
+              </w:rPr>
+              <w:t xml:space="preserve">PlayVault on its own origin, or the decision to stay recorded</w:t>
+            </w:r>
+          </w:p>
+        </w:tc>
+      </w:tr>
+      <w:tr>
+        <w:trPr>
+          <w:cantSplit/>
+        </w:trPr>
+        <w:tc>
+          <w:tcPr>
+            <w:tcW w:type="dxa" w:w="728"/>
+            <w:shd w:fill="FFFFFF" w:color="auto" w:val="clear"/>
+            <w:tcMar>
+              <w:top w:type="dxa" w:w="70"/>
+              <w:left w:type="dxa" w:w="110"/>
+              <w:bottom w:type="dxa" w:w="70"/>
+              <w:right w:type="dxa" w:w="110"/>
+            </w:tcMar>
+            <w:vAlign w:val="center"/>
+          </w:tcPr>
+          <w:p>
+            <w:pPr>
+              <w:keepNext/>
+              <w:spacing w:after="0" w:before="0" w:line="252"/>
+            </w:pPr>
+            <w:r>
+              <w:rPr>
+                <w:rFonts w:ascii="Calibri" w:cs="Calibri" w:eastAsia="Microsoft YaHei" w:hAnsi="Calibri"/>
+                <w:b w:val="false"/>
+                <w:bCs w:val="false"/>
+                <w:color w:val="26303D"/>
+                <w:sz w:val="18"/>
+                <w:szCs w:val="18"/>
+              </w:rPr>
+              <w:t xml:space="preserve">6–7</w:t>
+            </w:r>
+          </w:p>
+        </w:tc>
+        <w:tc>
+          <w:tcPr>
+            <w:tcW w:type="dxa" w:w="1005"/>
+            <w:shd w:fill="FFFFFF" w:color="auto" w:val="clear"/>
+            <w:tcMar>
+              <w:top w:type="dxa" w:w="70"/>
+              <w:left w:type="dxa" w:w="110"/>
+              <w:bottom w:type="dxa" w:w="70"/>
+              <w:right w:type="dxa" w:w="110"/>
+            </w:tcMar>
+            <w:vAlign w:val="center"/>
+          </w:tcPr>
+          <w:p>
+            <w:pPr>
+              <w:keepNext/>
+              <w:spacing w:after="0" w:before="0" w:line="252"/>
+            </w:pPr>
+            <w:r>
+              <w:rPr>
+                <w:rFonts w:ascii="Calibri" w:cs="Calibri" w:eastAsia="Microsoft YaHei" w:hAnsi="Calibri"/>
+                <w:b w:val="false"/>
+                <w:bCs w:val="false"/>
+                <w:color w:val="26303D"/>
+                <w:sz w:val="18"/>
+                <w:szCs w:val="18"/>
+              </w:rPr>
+              <w:t xml:space="preserve">9–22 Nov</w:t>
+            </w:r>
+          </w:p>
+        </w:tc>
+        <w:tc>
+          <w:tcPr>
+            <w:tcW w:type="dxa" w:w="4794"/>
+            <w:shd w:fill="FFFFFF" w:color="auto" w:val="clear"/>
+            <w:tcMar>
+              <w:top w:type="dxa" w:w="70"/>
+              <w:left w:type="dxa" w:w="110"/>
+              <w:bottom w:type="dxa" w:w="70"/>
+              <w:right w:type="dxa" w:w="110"/>
+            </w:tcMar>
+            <w:vAlign w:val="center"/>
+          </w:tcPr>
+          <w:p>
+            <w:pPr>
+              <w:keepNext/>
+              <w:spacing w:after="0" w:before="0" w:line="252"/>
+            </w:pPr>
+            <w:r>
+              <w:rPr>
+                <w:rFonts w:ascii="Calibri" w:cs="Calibri" w:eastAsia="Microsoft YaHei" w:hAnsi="Calibri"/>
+                <w:b/>
+                <w:bCs/>
+                <w:color w:val="26303D"/>
+                <w:sz w:val="18"/>
+                <w:szCs w:val="18"/>
+              </w:rPr>
+              <w:t xml:space="preserve">Game 17: a circuit racer</w:t>
+            </w:r>
+            <w:r>
+              <w:rPr>
+                <w:rFonts w:ascii="Calibri" w:cs="Calibri" w:eastAsia="Microsoft YaHei" w:hAnsi="Calibri"/>
+                <w:b w:val="false"/>
+                <w:bCs w:val="false"/>
+                <w:color w:val="26303D"/>
+                <w:sz w:val="18"/>
+                <w:szCs w:val="18"/>
+              </w:rPr>
+              <w:t xml:space="preserve"> — Kart Racing's replacement, built on what phase 7 measured: sustained steering, a camera that turns with the car, grass that costs speed instead of stopping it, and rivals that stay on the road</w:t>
+            </w:r>
+          </w:p>
+        </w:tc>
+        <w:tc>
+          <w:tcPr>
+            <w:tcW w:type="dxa" w:w="3111"/>
+            <w:shd w:fill="FFFFFF" w:color="auto" w:val="clear"/>
+            <w:tcMar>
+              <w:top w:type="dxa" w:w="70"/>
+              <w:left w:type="dxa" w:w="110"/>
+              <w:bottom w:type="dxa" w:w="70"/>
+              <w:right w:type="dxa" w:w="110"/>
+            </w:tcMar>
+            <w:vAlign w:val="center"/>
+          </w:tcPr>
+          <w:p>
+            <w:pPr>
+              <w:keepNext/>
+              <w:spacing w:after="0" w:before="0" w:line="252"/>
+            </w:pPr>
+            <w:r>
+              <w:rPr>
+                <w:rFonts w:ascii="Calibri" w:cs="Calibri" w:eastAsia="Microsoft YaHei" w:hAnsi="Calibri"/>
+                <w:b w:val="false"/>
+                <w:bCs w:val="false"/>
+                <w:color w:val="26303D"/>
+                <w:sz w:val="18"/>
+                <w:szCs w:val="18"/>
+              </w:rPr>
+              <w:t xml:space="preserve">MS-4</w:t>
+            </w:r>
+          </w:p>
+        </w:tc>
+      </w:tr>
+      <w:tr>
+        <w:trPr>
+          <w:cantSplit/>
+        </w:trPr>
+        <w:tc>
+          <w:tcPr>
+            <w:tcW w:type="dxa" w:w="728"/>
+            <w:shd w:fill="F6F7F9" w:color="auto" w:val="clear"/>
+            <w:tcMar>
+              <w:top w:type="dxa" w:w="70"/>
+              <w:left w:type="dxa" w:w="110"/>
+              <w:bottom w:type="dxa" w:w="70"/>
+              <w:right w:type="dxa" w:w="110"/>
+            </w:tcMar>
+            <w:vAlign w:val="center"/>
+          </w:tcPr>
+          <w:p>
+            <w:pPr>
+              <w:keepNext/>
+              <w:spacing w:after="0" w:before="0" w:line="252"/>
+            </w:pPr>
+            <w:r>
+              <w:rPr>
+                <w:rFonts w:ascii="Calibri" w:cs="Calibri" w:eastAsia="Microsoft YaHei" w:hAnsi="Calibri"/>
+                <w:b w:val="false"/>
+                <w:bCs w:val="false"/>
+                <w:color w:val="26303D"/>
+                <w:sz w:val="18"/>
+                <w:szCs w:val="18"/>
+              </w:rPr>
+              <w:t xml:space="preserve">8–9</w:t>
+            </w:r>
+          </w:p>
+        </w:tc>
+        <w:tc>
+          <w:tcPr>
+            <w:tcW w:type="dxa" w:w="1005"/>
+            <w:shd w:fill="F6F7F9" w:color="auto" w:val="clear"/>
+            <w:tcMar>
+              <w:top w:type="dxa" w:w="70"/>
+              <w:left w:type="dxa" w:w="110"/>
+              <w:bottom w:type="dxa" w:w="70"/>
+              <w:right w:type="dxa" w:w="110"/>
+            </w:tcMar>
+            <w:vAlign w:val="center"/>
+          </w:tcPr>
+          <w:p>
+            <w:pPr>
+              <w:keepNext/>
+              <w:spacing w:after="0" w:before="0" w:line="252"/>
+            </w:pPr>
+            <w:r>
+              <w:rPr>
+                <w:rFonts w:ascii="Calibri" w:cs="Calibri" w:eastAsia="Microsoft YaHei" w:hAnsi="Calibri"/>
+                <w:b w:val="false"/>
+                <w:bCs w:val="false"/>
+                <w:color w:val="26303D"/>
+                <w:sz w:val="18"/>
+                <w:szCs w:val="18"/>
+              </w:rPr>
+              <w:t xml:space="preserve">23 Nov – 6 Dec</w:t>
+            </w:r>
+          </w:p>
+        </w:tc>
+        <w:tc>
+          <w:tcPr>
+            <w:tcW w:type="dxa" w:w="4794"/>
+            <w:shd w:fill="F6F7F9" w:color="auto" w:val="clear"/>
+            <w:tcMar>
+              <w:top w:type="dxa" w:w="70"/>
+              <w:left w:type="dxa" w:w="110"/>
+              <w:bottom w:type="dxa" w:w="70"/>
+              <w:right w:type="dxa" w:w="110"/>
+            </w:tcMar>
+            <w:vAlign w:val="center"/>
+          </w:tcPr>
+          <w:p>
+            <w:pPr>
+              <w:keepNext/>
+              <w:spacing w:after="0" w:before="0" w:line="252"/>
+            </w:pPr>
+            <w:r>
+              <w:rPr>
+                <w:rFonts w:ascii="Calibri" w:cs="Calibri" w:eastAsia="Microsoft YaHei" w:hAnsi="Calibri"/>
+                <w:b/>
+                <w:bCs/>
+                <w:color w:val="26303D"/>
+                <w:sz w:val="18"/>
+                <w:szCs w:val="18"/>
+              </w:rPr>
+              <w:t xml:space="preserve">Sound, touch and contrast</w:t>
+            </w:r>
+            <w:r>
+              <w:rPr>
+                <w:rFonts w:ascii="Calibri" w:cs="Calibri" w:eastAsia="Microsoft YaHei" w:hAnsi="Calibri"/>
+                <w:b w:val="false"/>
+                <w:bCs w:val="false"/>
+                <w:color w:val="26303D"/>
+                <w:sz w:val="18"/>
+                <w:szCs w:val="18"/>
+              </w:rPr>
+              <w:t xml:space="preserve"> — sound for the twelve silent games and one volume for the hub; every game played on a touch screen; the light theme's brass darkened to </w:t>
+            </w:r>
+            <w:r>
+              <w:rPr>
+                <w:rFonts w:ascii="Consolas" w:cs="Consolas" w:eastAsia="Microsoft YaHei" w:hAnsi="Consolas"/>
+                <w:b w:val="false"/>
+                <w:bCs w:val="false"/>
+                <w:color w:val="7A4E00"/>
+                <w:sz w:val="16"/>
+                <w:szCs w:val="16"/>
+                <w:shd w:fill="F7F1E3" w:color="auto" w:val="clear"/>
+              </w:rPr>
+              <w:t xml:space="preserve">#9B630F</w:t>
+            </w:r>
+            <w:r>
+              <w:rPr>
+                <w:rFonts w:ascii="Calibri" w:cs="Calibri" w:eastAsia="Microsoft YaHei" w:hAnsi="Calibri"/>
+                <w:b w:val="false"/>
+                <w:bCs w:val="false"/>
+                <w:color w:val="26303D"/>
+                <w:sz w:val="18"/>
+                <w:szCs w:val="18"/>
+              </w:rPr>
+              <w:t xml:space="preserve"> and every surface re-measured</w:t>
+            </w:r>
+          </w:p>
+        </w:tc>
+        <w:tc>
+          <w:tcPr>
+            <w:tcW w:type="dxa" w:w="3111"/>
+            <w:shd w:fill="F6F7F9" w:color="auto" w:val="clear"/>
+            <w:tcMar>
+              <w:top w:type="dxa" w:w="70"/>
+              <w:left w:type="dxa" w:w="110"/>
+              <w:bottom w:type="dxa" w:w="70"/>
+              <w:right w:type="dxa" w:w="110"/>
+            </w:tcMar>
+            <w:vAlign w:val="center"/>
+          </w:tcPr>
+          <w:p>
+            <w:pPr>
+              <w:keepNext/>
+              <w:spacing w:after="0" w:before="0" w:line="252"/>
+            </w:pPr>
+            <w:r>
+              <w:rPr>
+                <w:rFonts w:ascii="Calibri" w:cs="Calibri" w:eastAsia="Microsoft YaHei" w:hAnsi="Calibri"/>
+                <w:b w:val="false"/>
+                <w:bCs w:val="false"/>
+                <w:color w:val="26303D"/>
+                <w:sz w:val="18"/>
+                <w:szCs w:val="18"/>
+              </w:rPr>
+              <w:t xml:space="preserve">MS-5; O16 met</w:t>
+            </w:r>
+          </w:p>
+        </w:tc>
+      </w:tr>
+      <w:tr>
+        <w:trPr>
+          <w:cantSplit/>
+        </w:trPr>
+        <w:tc>
+          <w:tcPr>
+            <w:tcW w:type="dxa" w:w="728"/>
+            <w:shd w:fill="FFFFFF" w:color="auto" w:val="clear"/>
+            <w:tcMar>
+              <w:top w:type="dxa" w:w="70"/>
+              <w:left w:type="dxa" w:w="110"/>
+              <w:bottom w:type="dxa" w:w="70"/>
+              <w:right w:type="dxa" w:w="110"/>
+            </w:tcMar>
+            <w:vAlign w:val="center"/>
+          </w:tcPr>
+          <w:p>
+            <w:pPr>
+              <w:keepNext/>
+              <w:spacing w:after="0" w:before="0" w:line="252"/>
+            </w:pPr>
+            <w:r>
+              <w:rPr>
+                <w:rFonts w:ascii="Calibri" w:cs="Calibri" w:eastAsia="Microsoft YaHei" w:hAnsi="Calibri"/>
+                <w:b w:val="false"/>
+                <w:bCs w:val="false"/>
+                <w:color w:val="26303D"/>
+                <w:sz w:val="18"/>
+                <w:szCs w:val="18"/>
+              </w:rPr>
+              <w:t xml:space="preserve">10</w:t>
+            </w:r>
+          </w:p>
+        </w:tc>
+        <w:tc>
+          <w:tcPr>
+            <w:tcW w:type="dxa" w:w="1005"/>
+            <w:shd w:fill="FFFFFF" w:color="auto" w:val="clear"/>
+            <w:tcMar>
+              <w:top w:type="dxa" w:w="70"/>
+              <w:left w:type="dxa" w:w="110"/>
+              <w:bottom w:type="dxa" w:w="70"/>
+              <w:right w:type="dxa" w:w="110"/>
+            </w:tcMar>
+            <w:vAlign w:val="center"/>
+          </w:tcPr>
+          <w:p>
+            <w:pPr>
+              <w:keepNext/>
+              <w:spacing w:after="0" w:before="0" w:line="252"/>
+            </w:pPr>
+            <w:r>
+              <w:rPr>
+                <w:rFonts w:ascii="Calibri" w:cs="Calibri" w:eastAsia="Microsoft YaHei" w:hAnsi="Calibri"/>
+                <w:b w:val="false"/>
+                <w:bCs w:val="false"/>
+                <w:color w:val="26303D"/>
+                <w:sz w:val="18"/>
+                <w:szCs w:val="18"/>
+              </w:rPr>
+              <w:t xml:space="preserve">7–13 Dec</w:t>
+            </w:r>
+          </w:p>
+        </w:tc>
+        <w:tc>
+          <w:tcPr>
+            <w:tcW w:type="dxa" w:w="4794"/>
+            <w:shd w:fill="FFFFFF" w:color="auto" w:val="clear"/>
+            <w:tcMar>
+              <w:top w:type="dxa" w:w="70"/>
+              <w:left w:type="dxa" w:w="110"/>
+              <w:bottom w:type="dxa" w:w="70"/>
+              <w:right w:type="dxa" w:w="110"/>
+            </w:tcMar>
+            <w:vAlign w:val="center"/>
+          </w:tcPr>
+          <w:p>
+            <w:pPr>
+              <w:keepNext/>
+              <w:spacing w:after="0" w:before="0" w:line="252"/>
+            </w:pPr>
+            <w:r>
+              <w:rPr>
+                <w:rFonts w:ascii="Calibri" w:cs="Calibri" w:eastAsia="Microsoft YaHei" w:hAnsi="Calibri"/>
+                <w:b/>
+                <w:bCs/>
+                <w:color w:val="26303D"/>
+                <w:sz w:val="18"/>
+                <w:szCs w:val="18"/>
+              </w:rPr>
+              <w:t xml:space="preserve">Other browsers and real phones</w:t>
+            </w:r>
+            <w:r>
+              <w:rPr>
+                <w:rFonts w:ascii="Calibri" w:cs="Calibri" w:eastAsia="Microsoft YaHei" w:hAnsi="Calibri"/>
+                <w:b w:val="false"/>
+                <w:bCs w:val="false"/>
+                <w:color w:val="26303D"/>
+                <w:sz w:val="18"/>
+                <w:szCs w:val="18"/>
+              </w:rPr>
+              <w:t xml:space="preserve"> — Firefox, Safari on macOS and iOS, and Chrome on a real Android phone: every game, the lock and the Drive copy in each</w:t>
+            </w:r>
+          </w:p>
+        </w:tc>
+        <w:tc>
+          <w:tcPr>
+            <w:tcW w:type="dxa" w:w="3111"/>
+            <w:shd w:fill="FFFFFF" w:color="auto" w:val="clear"/>
+            <w:tcMar>
+              <w:top w:type="dxa" w:w="70"/>
+              <w:left w:type="dxa" w:w="110"/>
+              <w:bottom w:type="dxa" w:w="70"/>
+              <w:right w:type="dxa" w:w="110"/>
+            </w:tcMar>
+            <w:vAlign w:val="center"/>
+          </w:tcPr>
+          <w:p>
+            <w:pPr>
+              <w:keepNext/>
+              <w:spacing w:after="0" w:before="0" w:line="252"/>
+            </w:pPr>
+            <w:r>
+              <w:rPr>
+                <w:rFonts w:ascii="Calibri" w:cs="Calibri" w:eastAsia="Microsoft YaHei" w:hAnsi="Calibri"/>
+                <w:b w:val="false"/>
+                <w:bCs w:val="false"/>
+                <w:color w:val="26303D"/>
+                <w:sz w:val="18"/>
+                <w:szCs w:val="18"/>
+              </w:rPr>
+              <w:t xml:space="preserve">A browser matrix with no unverified row</w:t>
+            </w:r>
+          </w:p>
+        </w:tc>
+      </w:tr>
+      <w:tr>
+        <w:trPr>
+          <w:cantSplit/>
+        </w:trPr>
+        <w:tc>
+          <w:tcPr>
+            <w:tcW w:type="dxa" w:w="728"/>
+            <w:shd w:fill="F6F7F9" w:color="auto" w:val="clear"/>
+            <w:tcMar>
+              <w:top w:type="dxa" w:w="70"/>
+              <w:left w:type="dxa" w:w="110"/>
+              <w:bottom w:type="dxa" w:w="70"/>
+              <w:right w:type="dxa" w:w="110"/>
+            </w:tcMar>
+            <w:vAlign w:val="center"/>
+          </w:tcPr>
+          <w:p>
+            <w:pPr>
+              <w:keepNext/>
+              <w:spacing w:after="0" w:before="0" w:line="252"/>
+            </w:pPr>
+            <w:r>
+              <w:rPr>
+                <w:rFonts w:ascii="Calibri" w:cs="Calibri" w:eastAsia="Microsoft YaHei" w:hAnsi="Calibri"/>
+                <w:b w:val="false"/>
+                <w:bCs w:val="false"/>
+                <w:color w:val="26303D"/>
+                <w:sz w:val="18"/>
+                <w:szCs w:val="18"/>
+              </w:rPr>
+              <w:t xml:space="preserve">11</w:t>
+            </w:r>
+          </w:p>
+        </w:tc>
+        <w:tc>
+          <w:tcPr>
+            <w:tcW w:type="dxa" w:w="1005"/>
+            <w:shd w:fill="F6F7F9" w:color="auto" w:val="clear"/>
+            <w:tcMar>
+              <w:top w:type="dxa" w:w="70"/>
+              <w:left w:type="dxa" w:w="110"/>
+              <w:bottom w:type="dxa" w:w="70"/>
+              <w:right w:type="dxa" w:w="110"/>
+            </w:tcMar>
+            <w:vAlign w:val="center"/>
+          </w:tcPr>
+          <w:p>
+            <w:pPr>
+              <w:keepNext/>
+              <w:spacing w:after="0" w:before="0" w:line="252"/>
+            </w:pPr>
+            <w:r>
+              <w:rPr>
+                <w:rFonts w:ascii="Calibri" w:cs="Calibri" w:eastAsia="Microsoft YaHei" w:hAnsi="Calibri"/>
+                <w:b w:val="false"/>
+                <w:bCs w:val="false"/>
+                <w:color w:val="26303D"/>
+                <w:sz w:val="18"/>
+                <w:szCs w:val="18"/>
+              </w:rPr>
+              <w:t xml:space="preserve">14–20 Dec</w:t>
+            </w:r>
+          </w:p>
+        </w:tc>
+        <w:tc>
+          <w:tcPr>
+            <w:tcW w:type="dxa" w:w="4794"/>
+            <w:shd w:fill="F6F7F9" w:color="auto" w:val="clear"/>
+            <w:tcMar>
+              <w:top w:type="dxa" w:w="70"/>
+              <w:left w:type="dxa" w:w="110"/>
+              <w:bottom w:type="dxa" w:w="70"/>
+              <w:right w:type="dxa" w:w="110"/>
+            </w:tcMar>
+            <w:vAlign w:val="center"/>
+          </w:tcPr>
+          <w:p>
+            <w:pPr>
+              <w:keepNext/>
+              <w:spacing w:after="0" w:before="0" w:line="252"/>
+            </w:pPr>
+            <w:r>
+              <w:rPr>
+                <w:rFonts w:ascii="Calibri" w:cs="Calibri" w:eastAsia="Microsoft YaHei" w:hAnsi="Calibri"/>
+                <w:b/>
+                <w:bCs/>
+                <w:color w:val="26303D"/>
+                <w:sz w:val="18"/>
+                <w:szCs w:val="18"/>
+              </w:rPr>
+              <w:t xml:space="preserve">Regression and security re-review</w:t>
+            </w:r>
+            <w:r>
+              <w:rPr>
+                <w:rFonts w:ascii="Calibri" w:cs="Calibri" w:eastAsia="Microsoft YaHei" w:hAnsi="Calibri"/>
+                <w:b w:val="false"/>
+                <w:bCs w:val="false"/>
+                <w:color w:val="26303D"/>
+                <w:sz w:val="18"/>
+                <w:szCs w:val="18"/>
+              </w:rPr>
+              <w:t xml:space="preserve"> — the full suite, </w:t>
+            </w:r>
+            <w:r>
+              <w:rPr>
+                <w:rFonts w:ascii="Consolas" w:cs="Consolas" w:eastAsia="Microsoft YaHei" w:hAnsi="Consolas"/>
+                <w:b w:val="false"/>
+                <w:bCs w:val="false"/>
+                <w:color w:val="7A4E00"/>
+                <w:sz w:val="16"/>
+                <w:szCs w:val="16"/>
+                <w:shd w:fill="F7F1E3" w:color="auto" w:val="clear"/>
+              </w:rPr>
+              <w:t xml:space="preserve">lockcheck --net</w:t>
+            </w:r>
+            <w:r>
+              <w:rPr>
+                <w:rFonts w:ascii="Calibri" w:cs="Calibri" w:eastAsia="Microsoft YaHei" w:hAnsi="Calibri"/>
+                <w:b w:val="false"/>
+                <w:bCs w:val="false"/>
+                <w:color w:val="26303D"/>
+                <w:sz w:val="18"/>
+                <w:szCs w:val="18"/>
+              </w:rPr>
+              <w:t xml:space="preserve">, every old save shape, and a review of anything the relay or the move added</w:t>
+            </w:r>
+          </w:p>
+        </w:tc>
+        <w:tc>
+          <w:tcPr>
+            <w:tcW w:type="dxa" w:w="3111"/>
+            <w:shd w:fill="F6F7F9" w:color="auto" w:val="clear"/>
+            <w:tcMar>
+              <w:top w:type="dxa" w:w="70"/>
+              <w:left w:type="dxa" w:w="110"/>
+              <w:bottom w:type="dxa" w:w="70"/>
+              <w:right w:type="dxa" w:w="110"/>
+            </w:tcMar>
+            <w:vAlign w:val="center"/>
+          </w:tcPr>
+          <w:p>
+            <w:pPr>
+              <w:keepNext/>
+              <w:spacing w:after="0" w:before="0" w:line="252"/>
+            </w:pPr>
+            <w:r>
+              <w:rPr>
+                <w:rFonts w:ascii="Calibri" w:cs="Calibri" w:eastAsia="Microsoft YaHei" w:hAnsi="Calibri"/>
+                <w:b w:val="false"/>
+                <w:bCs w:val="false"/>
+                <w:color w:val="26303D"/>
+                <w:sz w:val="18"/>
+                <w:szCs w:val="18"/>
+              </w:rPr>
+              <w:t xml:space="preserve">MS-6</w:t>
+            </w:r>
+          </w:p>
+        </w:tc>
+      </w:tr>
+      <w:tr>
+        <w:trPr>
+          <w:cantSplit/>
+        </w:trPr>
+        <w:tc>
+          <w:tcPr>
+            <w:tcW w:type="dxa" w:w="728"/>
+            <w:shd w:fill="FFFFFF" w:color="auto" w:val="clear"/>
+            <w:tcMar>
+              <w:top w:type="dxa" w:w="70"/>
+              <w:left w:type="dxa" w:w="110"/>
+              <w:bottom w:type="dxa" w:w="70"/>
+              <w:right w:type="dxa" w:w="110"/>
+            </w:tcMar>
+            <w:vAlign w:val="center"/>
+          </w:tcPr>
+          <w:p>
+            <w:pPr>
+              <w:keepNext w:val="false"/>
+              <w:spacing w:after="0" w:before="0" w:line="252"/>
+            </w:pPr>
+            <w:r>
+              <w:rPr>
+                <w:rFonts w:ascii="Calibri" w:cs="Calibri" w:eastAsia="Microsoft YaHei" w:hAnsi="Calibri"/>
+                <w:b w:val="false"/>
+                <w:bCs w:val="false"/>
+                <w:color w:val="26303D"/>
+                <w:sz w:val="18"/>
+                <w:szCs w:val="18"/>
+              </w:rPr>
+              <w:t xml:space="preserve">12</w:t>
+            </w:r>
+          </w:p>
+        </w:tc>
+        <w:tc>
+          <w:tcPr>
+            <w:tcW w:type="dxa" w:w="1005"/>
+            <w:shd w:fill="FFFFFF" w:color="auto" w:val="clear"/>
+            <w:tcMar>
+              <w:top w:type="dxa" w:w="70"/>
+              <w:left w:type="dxa" w:w="110"/>
+              <w:bottom w:type="dxa" w:w="70"/>
+              <w:right w:type="dxa" w:w="110"/>
+            </w:tcMar>
+            <w:vAlign w:val="center"/>
+          </w:tcPr>
+          <w:p>
+            <w:pPr>
+              <w:keepNext w:val="false"/>
+              <w:spacing w:after="0" w:before="0" w:line="252"/>
+            </w:pPr>
+            <w:r>
+              <w:rPr>
+                <w:rFonts w:ascii="Calibri" w:cs="Calibri" w:eastAsia="Microsoft YaHei" w:hAnsi="Calibri"/>
+                <w:b w:val="false"/>
+                <w:bCs w:val="false"/>
+                <w:color w:val="26303D"/>
+                <w:sz w:val="18"/>
+                <w:szCs w:val="18"/>
+              </w:rPr>
+              <w:t xml:space="preserve">21–27 Dec</w:t>
+            </w:r>
+          </w:p>
+        </w:tc>
+        <w:tc>
+          <w:tcPr>
+            <w:tcW w:type="dxa" w:w="4794"/>
+            <w:shd w:fill="FFFFFF" w:color="auto" w:val="clear"/>
+            <w:tcMar>
+              <w:top w:type="dxa" w:w="70"/>
+              <w:left w:type="dxa" w:w="110"/>
+              <w:bottom w:type="dxa" w:w="70"/>
+              <w:right w:type="dxa" w:w="110"/>
+            </w:tcMar>
+            <w:vAlign w:val="center"/>
+          </w:tcPr>
+          <w:p>
+            <w:pPr>
+              <w:keepNext w:val="false"/>
+              <w:spacing w:after="0" w:before="0" w:line="252"/>
+            </w:pPr>
+            <w:r>
+              <w:rPr>
+                <w:rFonts w:ascii="Calibri" w:cs="Calibri" w:eastAsia="Microsoft YaHei" w:hAnsi="Calibri"/>
+                <w:b/>
+                <w:bCs/>
+                <w:color w:val="26303D"/>
+                <w:sz w:val="18"/>
+                <w:szCs w:val="18"/>
+              </w:rPr>
+              <w:t xml:space="preserve">Release</w:t>
+            </w:r>
+            <w:r>
+              <w:rPr>
+                <w:rFonts w:ascii="Calibri" w:cs="Calibri" w:eastAsia="Microsoft YaHei" w:hAnsi="Calibri"/>
+                <w:b w:val="false"/>
+                <w:bCs w:val="false"/>
+                <w:color w:val="26303D"/>
+                <w:sz w:val="18"/>
+                <w:szCs w:val="18"/>
+              </w:rPr>
+              <w:t xml:space="preserve"> — v1.0 tagged; README, SECURITY.md and GAMES.md refreshed; handover notes</w:t>
+            </w:r>
+          </w:p>
+        </w:tc>
+        <w:tc>
+          <w:tcPr>
+            <w:tcW w:type="dxa" w:w="3111"/>
+            <w:shd w:fill="FFFFFF" w:color="auto" w:val="clear"/>
+            <w:tcMar>
+              <w:top w:type="dxa" w:w="70"/>
+              <w:left w:type="dxa" w:w="110"/>
+              <w:bottom w:type="dxa" w:w="70"/>
+              <w:right w:type="dxa" w:w="110"/>
+            </w:tcMar>
+            <w:vAlign w:val="center"/>
+          </w:tcPr>
+          <w:p>
+            <w:pPr>
+              <w:keepNext w:val="false"/>
+              <w:spacing w:after="0" w:before="0" w:line="252"/>
+            </w:pPr>
+            <w:r>
+              <w:rPr>
+                <w:rFonts w:ascii="Calibri" w:cs="Calibri" w:eastAsia="Microsoft YaHei" w:hAnsi="Calibri"/>
+                <w:b w:val="false"/>
+                <w:bCs w:val="false"/>
+                <w:color w:val="26303D"/>
+                <w:sz w:val="18"/>
+                <w:szCs w:val="18"/>
+              </w:rPr>
+              <w:t xml:space="preserve">MS-7; v1.0</w:t>
+            </w:r>
+          </w:p>
+        </w:tc>
+      </w:tr>
+    </w:tbl>
+    <w:p>
+      <w:pPr>
+        <w:spacing w:after="180" w:before="0"/>
+      </w:pPr>
+    </w:p>
+    <w:p>
+      <w:pPr>
+        <w:keepNext/>
+        <w:spacing w:after="60" w:before="160"/>
+        <w:jc w:val="center"/>
+      </w:pPr>
+      <w:r>
+        <w:drawing>
+          <wp:inline distT="0" distB="0" distL="0" distR="0">
+            <wp:extent cx="6124575" cy="3914775"/>
+            <wp:effectExtent t="0" r="0" b="0" l="0"/>
+            <wp:docPr id="1" name="img/phase4.svg" descr="Phase 4, week by week" title="Figure 12"/>
+            <wp:cNvGraphicFramePr>
+              <a:graphicFrameLocks xmlns:a="http://schemas.openxmlformats.org/drawingml/2006/main" noChangeAspect="1"/>
+            </wp:cNvGraphicFramePr>
+            <a:graphic xmlns:a="http://schemas.openxmlformats.org/drawingml/2006/main">
+              <a:graphicData uri="http://schemas.openxmlformats.org/drawingml/2006/picture">
+                <pic:pic xmlns:pic="http://schemas.openxmlformats.org/drawingml/2006/picture">
+                  <pic:nvPicPr>
+                    <pic:cNvPr id="0" name="" descr=""/>
+                    <pic:cNvPicPr>
+                      <a:picLocks noChangeAspect="1" noChangeArrowheads="1"/>
+                    </pic:cNvPicPr>
+                  </pic:nvPicPr>
+                  <pic:blipFill>
+                    <a:blip r:embed="rId21" cstate="none"/>
+                    <a:srcRect/>
+                    <a:stretch>
+                      <a:fillRect/>
+                    </a:stretch>
+                  </pic:blipFill>
+                  <pic:spPr bwMode="auto">
+                    <a:xfrm>
+                      <a:off x="0" y="0"/>
                       <a:ext cx="6124575" cy="3914775"/>
                     </a:xfrm>
                     <a:prstGeom prst="rect">
@@ -35606,7 +36093,7 @@
           <w:sz w:val="18"/>
           <w:szCs w:val="18"/>
         </w:rPr>
-        <w:t xml:space="preserve">Figure 11 — Phase 4, week by week</w:t>
+        <w:t xml:space="preserve">Figure 12 — Phase 4, week by week</w:t>
       </w:r>
     </w:p>
     <w:p>
@@ -35636,9 +36123,9 @@
       </w:tblPr>
       <w:tblGrid>
         <w:gridCol w:w="720"/>
-        <w:gridCol w:w="2737"/>
-        <w:gridCol w:w="909"/>
-        <w:gridCol w:w="5272"/>
+        <w:gridCol w:w="2644"/>
+        <w:gridCol w:w="922"/>
+        <w:gridCol w:w="5352"/>
       </w:tblGrid>
       <w:tr>
         <w:trPr>
@@ -35677,7 +36164,7 @@
         </w:tc>
         <w:tc>
           <w:tcPr>
-            <w:tcW w:type="dxa" w:w="2737"/>
+            <w:tcW w:type="dxa" w:w="2644"/>
             <w:shd w:fill="171D26" w:color="auto" w:val="clear"/>
             <w:tcMar>
               <w:top w:type="dxa" w:w="70"/>
@@ -35707,7 +36194,7 @@
         </w:tc>
         <w:tc>
           <w:tcPr>
-            <w:tcW w:type="dxa" w:w="909"/>
+            <w:tcW w:type="dxa" w:w="922"/>
             <w:shd w:fill="171D26" w:color="auto" w:val="clear"/>
             <w:tcMar>
               <w:top w:type="dxa" w:w="70"/>
@@ -35737,7 +36224,7 @@
         </w:tc>
         <w:tc>
           <w:tcPr>
-            <w:tcW w:type="dxa" w:w="5272"/>
+            <w:tcW w:type="dxa" w:w="5352"/>
             <w:shd w:fill="171D26" w:color="auto" w:val="clear"/>
             <w:tcMar>
               <w:top w:type="dxa" w:w="70"/>
@@ -35802,7 +36289,7 @@
         </w:tc>
         <w:tc>
           <w:tcPr>
-            <w:tcW w:type="dxa" w:w="2737"/>
+            <w:tcW w:type="dxa" w:w="2644"/>
             <w:shd w:fill="FFFFFF" w:color="auto" w:val="clear"/>
             <w:tcMar>
               <w:top w:type="dxa" w:w="70"/>
@@ -35832,7 +36319,7 @@
         </w:tc>
         <w:tc>
           <w:tcPr>
-            <w:tcW w:type="dxa" w:w="909"/>
+            <w:tcW w:type="dxa" w:w="922"/>
             <w:shd w:fill="FFFFFF" w:color="auto" w:val="clear"/>
             <w:tcMar>
               <w:top w:type="dxa" w:w="70"/>
@@ -35862,7 +36349,7 @@
         </w:tc>
         <w:tc>
           <w:tcPr>
-            <w:tcW w:type="dxa" w:w="5272"/>
+            <w:tcW w:type="dxa" w:w="5352"/>
             <w:shd w:fill="FFFFFF" w:color="auto" w:val="clear"/>
             <w:tcMar>
               <w:top w:type="dxa" w:w="70"/>
@@ -35927,7 +36414,7 @@
         </w:tc>
         <w:tc>
           <w:tcPr>
-            <w:tcW w:type="dxa" w:w="2737"/>
+            <w:tcW w:type="dxa" w:w="2644"/>
             <w:shd w:fill="F6F7F9" w:color="auto" w:val="clear"/>
             <w:tcMar>
               <w:top w:type="dxa" w:w="70"/>
@@ -35951,13 +36438,13 @@
                 <w:sz w:val="18"/>
                 <w:szCs w:val="18"/>
               </w:rPr>
-              <w:t xml:space="preserve">Drive for everyone; no silent save failure</w:t>
-            </w:r>
-          </w:p>
-        </w:tc>
-        <w:tc>
-          <w:tcPr>
-            <w:tcW w:type="dxa" w:w="909"/>
+              <w:t xml:space="preserve">Drive for everyone; tests on every push</w:t>
+            </w:r>
+          </w:p>
+        </w:tc>
+        <w:tc>
+          <w:tcPr>
+            <w:tcW w:type="dxa" w:w="922"/>
             <w:shd w:fill="F6F7F9" w:color="auto" w:val="clear"/>
             <w:tcMar>
               <w:top w:type="dxa" w:w="70"/>
@@ -35987,7 +36474,7 @@
         </w:tc>
         <w:tc>
           <w:tcPr>
-            <w:tcW w:type="dxa" w:w="5272"/>
+            <w:tcW w:type="dxa" w:w="5352"/>
             <w:shd w:fill="F6F7F9" w:color="auto" w:val="clear"/>
             <w:tcMar>
               <w:top w:type="dxa" w:w="70"/>
@@ -36011,7 +36498,7 @@
                 <w:sz w:val="18"/>
                 <w:szCs w:val="18"/>
               </w:rPr>
-              <w:t xml:space="preserve">An account outside the test list signs in; a full storage shows a warning</w:t>
+              <w:t xml:space="preserve">An account outside the test list signs in; a red test run stops a deploy</w:t>
             </w:r>
           </w:p>
         </w:tc>
@@ -36052,7 +36539,7 @@
         </w:tc>
         <w:tc>
           <w:tcPr>
-            <w:tcW w:type="dxa" w:w="2737"/>
+            <w:tcW w:type="dxa" w:w="2644"/>
             <w:shd w:fill="FFFFFF" w:color="auto" w:val="clear"/>
             <w:tcMar>
               <w:top w:type="dxa" w:w="70"/>
@@ -36082,7 +36569,7 @@
         </w:tc>
         <w:tc>
           <w:tcPr>
-            <w:tcW w:type="dxa" w:w="909"/>
+            <w:tcW w:type="dxa" w:w="922"/>
             <w:shd w:fill="FFFFFF" w:color="auto" w:val="clear"/>
             <w:tcMar>
               <w:top w:type="dxa" w:w="70"/>
@@ -36112,7 +36599,7 @@
         </w:tc>
         <w:tc>
           <w:tcPr>
-            <w:tcW w:type="dxa" w:w="5272"/>
+            <w:tcW w:type="dxa" w:w="5352"/>
             <w:shd w:fill="FFFFFF" w:color="auto" w:val="clear"/>
             <w:tcMar>
               <w:top w:type="dxa" w:w="70"/>
@@ -36177,7 +36664,7 @@
         </w:tc>
         <w:tc>
           <w:tcPr>
-            <w:tcW w:type="dxa" w:w="2737"/>
+            <w:tcW w:type="dxa" w:w="2644"/>
             <w:shd w:fill="F6F7F9" w:color="auto" w:val="clear"/>
             <w:tcMar>
               <w:top w:type="dxa" w:w="70"/>
@@ -36207,7 +36694,7 @@
         </w:tc>
         <w:tc>
           <w:tcPr>
-            <w:tcW w:type="dxa" w:w="909"/>
+            <w:tcW w:type="dxa" w:w="922"/>
             <w:shd w:fill="F6F7F9" w:color="auto" w:val="clear"/>
             <w:tcMar>
               <w:top w:type="dxa" w:w="70"/>
@@ -36237,7 +36724,7 @@
         </w:tc>
         <w:tc>
           <w:tcPr>
-            <w:tcW w:type="dxa" w:w="5272"/>
+            <w:tcW w:type="dxa" w:w="5352"/>
             <w:shd w:fill="F6F7F9" w:color="auto" w:val="clear"/>
             <w:tcMar>
               <w:top w:type="dxa" w:w="70"/>
@@ -36302,7 +36789,7 @@
         </w:tc>
         <w:tc>
           <w:tcPr>
-            <w:tcW w:type="dxa" w:w="2737"/>
+            <w:tcW w:type="dxa" w:w="2644"/>
             <w:shd w:fill="FFFFFF" w:color="auto" w:val="clear"/>
             <w:tcMar>
               <w:top w:type="dxa" w:w="70"/>
@@ -36332,7 +36819,7 @@
         </w:tc>
         <w:tc>
           <w:tcPr>
-            <w:tcW w:type="dxa" w:w="909"/>
+            <w:tcW w:type="dxa" w:w="922"/>
             <w:shd w:fill="FFFFFF" w:color="auto" w:val="clear"/>
             <w:tcMar>
               <w:top w:type="dxa" w:w="70"/>
@@ -36362,7 +36849,7 @@
         </w:tc>
         <w:tc>
           <w:tcPr>
-            <w:tcW w:type="dxa" w:w="5272"/>
+            <w:tcW w:type="dxa" w:w="5352"/>
             <w:shd w:fill="FFFFFF" w:color="auto" w:val="clear"/>
             <w:tcMar>
               <w:top w:type="dxa" w:w="70"/>
@@ -36427,7 +36914,7 @@
         </w:tc>
         <w:tc>
           <w:tcPr>
-            <w:tcW w:type="dxa" w:w="2737"/>
+            <w:tcW w:type="dxa" w:w="2644"/>
             <w:shd w:fill="F6F7F9" w:color="auto" w:val="clear"/>
             <w:tcMar>
               <w:top w:type="dxa" w:w="70"/>
@@ -36457,7 +36944,7 @@
         </w:tc>
         <w:tc>
           <w:tcPr>
-            <w:tcW w:type="dxa" w:w="909"/>
+            <w:tcW w:type="dxa" w:w="922"/>
             <w:shd w:fill="F6F7F9" w:color="auto" w:val="clear"/>
             <w:tcMar>
               <w:top w:type="dxa" w:w="70"/>
@@ -36487,7 +36974,7 @@
         </w:tc>
         <w:tc>
           <w:tcPr>
-            <w:tcW w:type="dxa" w:w="5272"/>
+            <w:tcW w:type="dxa" w:w="5352"/>
             <w:shd w:fill="F6F7F9" w:color="auto" w:val="clear"/>
             <w:tcMar>
               <w:top w:type="dxa" w:w="70"/>
@@ -36552,7 +37039,7 @@
         </w:tc>
         <w:tc>
           <w:tcPr>
-            <w:tcW w:type="dxa" w:w="2737"/>
+            <w:tcW w:type="dxa" w:w="2644"/>
             <w:shd w:fill="FFFFFF" w:color="auto" w:val="clear"/>
             <w:tcMar>
               <w:top w:type="dxa" w:w="70"/>
@@ -36582,7 +37069,7 @@
         </w:tc>
         <w:tc>
           <w:tcPr>
-            <w:tcW w:type="dxa" w:w="909"/>
+            <w:tcW w:type="dxa" w:w="922"/>
             <w:shd w:fill="FFFFFF" w:color="auto" w:val="clear"/>
             <w:tcMar>
               <w:top w:type="dxa" w:w="70"/>
@@ -36612,7 +37099,7 @@
         </w:tc>
         <w:tc>
           <w:tcPr>
-            <w:tcW w:type="dxa" w:w="5272"/>
+            <w:tcW w:type="dxa" w:w="5352"/>
             <w:shd w:fill="FFFFFF" w:color="auto" w:val="clear"/>
             <w:tcMar>
               <w:top w:type="dxa" w:w="70"/>
@@ -37601,7 +38088,7 @@
           <w:szCs w:val="19"/>
           <w:shd w:fill="F7F1E3" w:color="auto" w:val="clear"/>
         </w:rPr>
-        <w:t xml:space="preserve">dec459c</w:t>
+        <w:t xml:space="preserve">da85e98</w:t>
       </w:r>
       <w:r>
         <w:rPr>
@@ -37758,7 +38245,7 @@
                 <w:sz w:val="18"/>
                 <w:szCs w:val="18"/>
               </w:rPr>
-              <w:t xml:space="preserve">2,555,892 checks in 37 sections, 0 failures, 28.6 s</w:t>
+              <w:t xml:space="preserve">2,555,907 checks in 38 sections, 0 failures, about 22 s — three runs in a row</w:t>
             </w:r>
           </w:p>
         </w:tc>
@@ -37824,7 +38311,7 @@
                 <w:sz w:val="18"/>
                 <w:szCs w:val="18"/>
               </w:rPr>
-              <w:t xml:space="preserve">The same 2,555,892 checks against the source minified the way the build minifies it, 0 failures; the shipped bundle's hash matches its sources</w:t>
+              <w:t xml:space="preserve">The same 2,555,907 checks against the source minified the way the build minifies it, 0 failures, three runs in a row; the shipped bundle's hash matches its sources</w:t>
             </w:r>
           </w:p>
         </w:tc>
@@ -37956,7 +38443,7 @@
                 <w:sz w:val="18"/>
                 <w:szCs w:val="18"/>
               </w:rPr>
-              <w:t xml:space="preserve">73 passed, 0 failed — every console paste and Elements-panel edit in the threat model, all sixteen games played on the shipped bundle under the lock with nothing of their own put back, Export and Import through the real file input, Google's sign-in library loading under the lock, </w:t>
+              <w:t xml:space="preserve">79 passed, 0 failed — every console paste and Elements-panel edit in the threat model, all sixteen games played on the shipped bundle under the lock with nothing of their own put back, Export and Import through the real file input, Google's sign-in library loading under the lock, </w:t>
             </w:r>
             <w:r>
               <w:rPr>
@@ -37980,7 +38467,7 @@
                 <w:sz w:val="18"/>
                 <w:szCs w:val="18"/>
               </w:rPr>
-              <w:t xml:space="preserve"> opening its window, and two locked tabs opening, joining and starting a match over PeerJS</w:t>
+              <w:t xml:space="preserve"> opening its window, two locked tabs opening, joining and starting a match over PeerJS, and a storage filled to the last character bringing up the saving strip under the lock</w:t>
             </w:r>
           </w:p>
         </w:tc>
@@ -38219,6 +38706,94 @@
     <w:p>
       <w:pPr>
         <w:pStyle w:val="ListParagraph"/>
+        <w:keepNext/>
+        <w:numPr>
+          <w:ilvl w:val="0"/>
+          <w:numId w:val="2"/>
+        </w:numPr>
+        <w:spacing w:after="80" w:line="264"/>
+      </w:pPr>
+      <w:r>
+        <w:rPr>
+          <w:rFonts w:ascii="Calibri" w:cs="Calibri" w:eastAsia="Microsoft YaHei" w:hAnsi="Calibri"/>
+          <w:b/>
+          <w:bCs/>
+          <w:color w:val="26303D"/>
+          <w:sz w:val="21"/>
+          <w:szCs w:val="21"/>
+        </w:rPr>
+        <w:t xml:space="preserve">Frozen, the engines still play.</w:t>
+      </w:r>
+      <w:r>
+        <w:rPr>
+          <w:rFonts w:ascii="Calibri" w:cs="Calibri" w:eastAsia="Microsoft YaHei" w:hAnsi="Calibri"/>
+          <w:color w:val="26303D"/>
+          <w:sz w:val="21"/>
+          <w:szCs w:val="21"/>
+        </w:rPr>
+        <w:t xml:space="preserve"> With the language frozen and </w:t>
+      </w:r>
+      <w:r>
+        <w:rPr>
+          <w:rFonts w:ascii="Consolas" w:cs="Consolas" w:eastAsia="Microsoft YaHei" w:hAnsi="Consolas"/>
+          <w:color w:val="7A4E00"/>
+          <w:sz w:val="19"/>
+          <w:szCs w:val="19"/>
+          <w:shd w:fill="F7F1E3" w:color="auto" w:val="clear"/>
+        </w:rPr>
+        <w:t xml:space="preserve">Math.random</w:t>
+      </w:r>
+      <w:r>
+        <w:rPr>
+          <w:rFonts w:ascii="Calibri" w:cs="Calibri" w:eastAsia="Microsoft YaHei" w:hAnsi="Calibri"/>
+          <w:color w:val="26303D"/>
+          <w:sz w:val="21"/>
+          <w:szCs w:val="21"/>
+        </w:rPr>
+        <w:t xml:space="preserve">, </w:t>
+      </w:r>
+      <w:r>
+        <w:rPr>
+          <w:rFonts w:ascii="Consolas" w:cs="Consolas" w:eastAsia="Microsoft YaHei" w:hAnsi="Consolas"/>
+          <w:color w:val="7A4E00"/>
+          <w:sz w:val="19"/>
+          <w:szCs w:val="19"/>
+          <w:shd w:fill="F7F1E3" w:color="auto" w:val="clear"/>
+        </w:rPr>
+        <w:t xml:space="preserve">JSON.stringify</w:t>
+      </w:r>
+      <w:r>
+        <w:rPr>
+          <w:rFonts w:ascii="Calibri" w:cs="Calibri" w:eastAsia="Microsoft YaHei" w:hAnsi="Calibri"/>
+          <w:color w:val="26303D"/>
+          <w:sz w:val="21"/>
+          <w:szCs w:val="21"/>
+        </w:rPr>
+        <w:t xml:space="preserve"> and </w:t>
+      </w:r>
+      <w:r>
+        <w:rPr>
+          <w:rFonts w:ascii="Consolas" w:cs="Consolas" w:eastAsia="Microsoft YaHei" w:hAnsi="Consolas"/>
+          <w:color w:val="7A4E00"/>
+          <w:sz w:val="19"/>
+          <w:szCs w:val="19"/>
+          <w:shd w:fill="F7F1E3" w:color="auto" w:val="clear"/>
+        </w:rPr>
+        <w:t xml:space="preserve">Object.prototype</w:t>
+      </w:r>
+      <w:r>
+        <w:rPr>
+          <w:rFonts w:ascii="Calibri" w:cs="Calibri" w:eastAsia="Microsoft YaHei" w:hAnsi="Calibri"/>
+          <w:color w:val="26303D"/>
+          <w:sz w:val="21"/>
+          <w:szCs w:val="21"/>
+        </w:rPr>
+        <w:t xml:space="preserve"> hooks all failing, every engine still runs.</w:t>
+      </w:r>
+    </w:p>
+    <w:p>
+      <w:pPr>
+        <w:pStyle w:val="ListParagraph"/>
         <w:keepNext w:val="false"/>
         <w:numPr>
           <w:ilvl w:val="0"/>
@@ -38235,73 +38810,16 @@
           <w:sz w:val="21"/>
           <w:szCs w:val="21"/>
         </w:rPr>
-        <w:t xml:space="preserve">Frozen, the engines still play.</w:t>
-      </w:r>
-      <w:r>
-        <w:rPr>
-          <w:rFonts w:ascii="Calibri" w:cs="Calibri" w:eastAsia="Microsoft YaHei" w:hAnsi="Calibri"/>
-          <w:color w:val="26303D"/>
-          <w:sz w:val="21"/>
-          <w:szCs w:val="21"/>
-        </w:rPr>
-        <w:t xml:space="preserve"> With the language frozen and </w:t>
-      </w:r>
-      <w:r>
-        <w:rPr>
-          <w:rFonts w:ascii="Consolas" w:cs="Consolas" w:eastAsia="Microsoft YaHei" w:hAnsi="Consolas"/>
-          <w:color w:val="7A4E00"/>
-          <w:sz w:val="19"/>
-          <w:szCs w:val="19"/>
-          <w:shd w:fill="F7F1E3" w:color="auto" w:val="clear"/>
-        </w:rPr>
-        <w:t xml:space="preserve">Math.random</w:t>
-      </w:r>
-      <w:r>
-        <w:rPr>
-          <w:rFonts w:ascii="Calibri" w:cs="Calibri" w:eastAsia="Microsoft YaHei" w:hAnsi="Calibri"/>
-          <w:color w:val="26303D"/>
-          <w:sz w:val="21"/>
-          <w:szCs w:val="21"/>
-        </w:rPr>
-        <w:t xml:space="preserve">, </w:t>
-      </w:r>
-      <w:r>
-        <w:rPr>
-          <w:rFonts w:ascii="Consolas" w:cs="Consolas" w:eastAsia="Microsoft YaHei" w:hAnsi="Consolas"/>
-          <w:color w:val="7A4E00"/>
-          <w:sz w:val="19"/>
-          <w:szCs w:val="19"/>
-          <w:shd w:fill="F7F1E3" w:color="auto" w:val="clear"/>
-        </w:rPr>
-        <w:t xml:space="preserve">JSON.stringify</w:t>
-      </w:r>
-      <w:r>
-        <w:rPr>
-          <w:rFonts w:ascii="Calibri" w:cs="Calibri" w:eastAsia="Microsoft YaHei" w:hAnsi="Calibri"/>
-          <w:color w:val="26303D"/>
-          <w:sz w:val="21"/>
-          <w:szCs w:val="21"/>
-        </w:rPr>
-        <w:t xml:space="preserve"> and </w:t>
-      </w:r>
-      <w:r>
-        <w:rPr>
-          <w:rFonts w:ascii="Consolas" w:cs="Consolas" w:eastAsia="Microsoft YaHei" w:hAnsi="Consolas"/>
-          <w:color w:val="7A4E00"/>
-          <w:sz w:val="19"/>
-          <w:szCs w:val="19"/>
-          <w:shd w:fill="F7F1E3" w:color="auto" w:val="clear"/>
-        </w:rPr>
-        <w:t xml:space="preserve">Object.prototype</w:t>
-      </w:r>
-      <w:r>
-        <w:rPr>
-          <w:rFonts w:ascii="Calibri" w:cs="Calibri" w:eastAsia="Microsoft YaHei" w:hAnsi="Calibri"/>
-          <w:color w:val="26303D"/>
-          <w:sz w:val="21"/>
-          <w:szCs w:val="21"/>
-        </w:rPr>
-        <w:t xml:space="preserve"> hooks all failing, every engine still runs.</w:t>
+        <w:t xml:space="preserve">A refused save is kept and reported.</w:t>
+      </w:r>
+      <w:r>
+        <w:rPr>
+          <w:rFonts w:ascii="Calibri" w:cs="Calibri" w:eastAsia="Microsoft YaHei" w:hAnsi="Calibri"/>
+          <w:color w:val="26303D"/>
+          <w:sz w:val="21"/>
+          <w:szCs w:val="21"/>
+        </w:rPr>
+        <w:t xml:space="preserve"> With the storage refusing writes for quota, and then refusing everything, reads come from memory, progress keeps adding up, Export carries it, and the next write that lands saves it.</w:t>
       </w:r>
     </w:p>
     <w:p>
@@ -40597,6 +41115,69 @@
           <w:sz w:val="21"/>
           <w:szCs w:val="21"/>
         </w:rPr>
+        <w:t xml:space="preserve">No </w:t>
+      </w:r>
+      <w:r>
+        <w:rPr>
+          <w:rFonts w:ascii="Consolas" w:cs="Consolas" w:eastAsia="Microsoft YaHei" w:hAnsi="Consolas"/>
+          <w:color w:val="7A4E00"/>
+          <w:sz w:val="19"/>
+          <w:szCs w:val="19"/>
+          <w:shd w:fill="F7F1E3" w:color="auto" w:val="clear"/>
+        </w:rPr>
+        <w:t xml:space="preserve">localStorage</w:t>
+      </w:r>
+      <w:r>
+        <w:rPr>
+          <w:rFonts w:ascii="Calibri" w:cs="Calibri" w:eastAsia="Microsoft YaHei" w:hAnsi="Calibri"/>
+          <w:color w:val="26303D"/>
+          <w:sz w:val="21"/>
+          <w:szCs w:val="21"/>
+        </w:rPr>
+        <w:t xml:space="preserve"> call outside </w:t>
+      </w:r>
+      <w:r>
+        <w:rPr>
+          <w:rFonts w:ascii="Consolas" w:cs="Consolas" w:eastAsia="Microsoft YaHei" w:hAnsi="Consolas"/>
+          <w:color w:val="7A4E00"/>
+          <w:sz w:val="19"/>
+          <w:szCs w:val="19"/>
+          <w:shd w:fill="F7F1E3" w:color="auto" w:val="clear"/>
+        </w:rPr>
+        <w:t xml:space="preserve">js/core/store.js</w:t>
+      </w:r>
+      <w:r>
+        <w:rPr>
+          <w:rFonts w:ascii="Calibri" w:cs="Calibri" w:eastAsia="Microsoft YaHei" w:hAnsi="Calibri"/>
+          <w:color w:val="26303D"/>
+          <w:sz w:val="21"/>
+          <w:szCs w:val="21"/>
+        </w:rPr>
+        <w:t xml:space="preserve"> — a write around the store fails silently again</w:t>
+      </w:r>
+    </w:p>
+    <w:p>
+      <w:pPr>
+        <w:keepNext w:val="false"/>
+        <w:spacing w:after="70"/>
+        <w:ind w:left="440" w:hanging="330"/>
+      </w:pPr>
+      <w:r>
+        <w:rPr>
+          <w:rFonts w:ascii="Segoe UI Symbol" w:cs="Segoe UI Symbol" w:eastAsia="Segoe UI Symbol" w:hAnsi="Segoe UI Symbol"/>
+          <w:color w:val="8A5A00"/>
+          <w:sz w:val="22"/>
+          <w:szCs w:val="22"/>
+        </w:rPr>
+        <w:t xml:space="preserve">☐ </w:t>
+      </w:r>
+      <w:r>
+        <w:rPr>
+          <w:rFonts w:ascii="Calibri" w:cs="Calibri" w:eastAsia="Microsoft YaHei" w:hAnsi="Calibri"/>
+          <w:color w:val="26303D"/>
+          <w:sz w:val="21"/>
+          <w:szCs w:val="21"/>
+        </w:rPr>
         <w:t xml:space="preserve">Every new string present in English and 简体中文</w:t>
       </w:r>
     </w:p>
@@ -40756,11 +41337,11 @@
       </w:tblPr>
       <w:tblGrid>
         <w:gridCol w:w="720"/>
-        <w:gridCol w:w="2564"/>
+        <w:gridCol w:w="2566"/>
         <w:gridCol w:w="1400"/>
         <w:gridCol w:w="1008"/>
-        <w:gridCol w:w="2352"/>
-        <w:gridCol w:w="1594"/>
+        <w:gridCol w:w="2355"/>
+        <w:gridCol w:w="1589"/>
       </w:tblGrid>
       <w:tr>
         <w:trPr>
@@ -40799,7 +41380,7 @@
         </w:tc>
         <w:tc>
           <w:tcPr>
-            <w:tcW w:type="dxa" w:w="2564"/>
+            <w:tcW w:type="dxa" w:w="2566"/>
             <w:shd w:fill="171D26" w:color="auto" w:val="clear"/>
             <w:tcMar>
               <w:top w:type="dxa" w:w="70"/>
@@ -40889,7 +41470,7 @@
         </w:tc>
         <w:tc>
           <w:tcPr>
-            <w:tcW w:type="dxa" w:w="2352"/>
+            <w:tcW w:type="dxa" w:w="2355"/>
             <w:shd w:fill="171D26" w:color="auto" w:val="clear"/>
             <w:tcMar>
               <w:top w:type="dxa" w:w="70"/>
@@ -40919,7 +41500,7 @@
         </w:tc>
         <w:tc>
           <w:tcPr>
-            <w:tcW w:type="dxa" w:w="1594"/>
+            <w:tcW w:type="dxa" w:w="1589"/>
             <w:shd w:fill="171D26" w:color="auto" w:val="clear"/>
             <w:tcMar>
               <w:top w:type="dxa" w:w="70"/>
@@ -40984,7 +41565,7 @@
         </w:tc>
         <w:tc>
           <w:tcPr>
-            <w:tcW w:type="dxa" w:w="2564"/>
+            <w:tcW w:type="dxa" w:w="2566"/>
             <w:shd w:fill="FFFFFF" w:color="auto" w:val="clear"/>
             <w:tcMar>
               <w:top w:type="dxa" w:w="70"/>
@@ -41085,7 +41666,7 @@
         </w:tc>
         <w:tc>
           <w:tcPr>
-            <w:tcW w:type="dxa" w:w="2352"/>
+            <w:tcW w:type="dxa" w:w="2355"/>
             <w:shd w:fill="FFFFFF" w:color="auto" w:val="clear"/>
             <w:tcMar>
               <w:top w:type="dxa" w:w="70"/>
@@ -41163,7 +41744,7 @@
         </w:tc>
         <w:tc>
           <w:tcPr>
-            <w:tcW w:type="dxa" w:w="1594"/>
+            <w:tcW w:type="dxa" w:w="1589"/>
             <w:shd w:fill="FFFFFF" w:color="auto" w:val="clear"/>
             <w:tcMar>
               <w:top w:type="dxa" w:w="70"/>
@@ -41228,7 +41809,7 @@
         </w:tc>
         <w:tc>
           <w:tcPr>
-            <w:tcW w:type="dxa" w:w="2564"/>
+            <w:tcW w:type="dxa" w:w="2566"/>
             <w:shd w:fill="F6F7F9" w:color="auto" w:val="clear"/>
             <w:tcMar>
               <w:top w:type="dxa" w:w="70"/>
@@ -41318,7 +41899,7 @@
         </w:tc>
         <w:tc>
           <w:tcPr>
-            <w:tcW w:type="dxa" w:w="2352"/>
+            <w:tcW w:type="dxa" w:w="2355"/>
             <w:shd w:fill="F6F7F9" w:color="auto" w:val="clear"/>
             <w:tcMar>
               <w:top w:type="dxa" w:w="70"/>
@@ -41348,7 +41929,7 @@
         </w:tc>
         <w:tc>
           <w:tcPr>
-            <w:tcW w:type="dxa" w:w="1594"/>
+            <w:tcW w:type="dxa" w:w="1589"/>
             <w:shd w:fill="F6F7F9" w:color="auto" w:val="clear"/>
             <w:tcMar>
               <w:top w:type="dxa" w:w="70"/>
@@ -41413,7 +41994,7 @@
         </w:tc>
         <w:tc>
           <w:tcPr>
-            <w:tcW w:type="dxa" w:w="2564"/>
+            <w:tcW w:type="dxa" w:w="2566"/>
             <w:shd w:fill="FFFFFF" w:color="auto" w:val="clear"/>
             <w:tcMar>
               <w:top w:type="dxa" w:w="70"/>
@@ -41514,7 +42095,7 @@
         </w:tc>
         <w:tc>
           <w:tcPr>
-            <w:tcW w:type="dxa" w:w="2352"/>
+            <w:tcW w:type="dxa" w:w="2355"/>
             <w:shd w:fill="FFFFFF" w:color="auto" w:val="clear"/>
             <w:tcMar>
               <w:top w:type="dxa" w:w="70"/>
@@ -41544,7 +42125,7 @@
         </w:tc>
         <w:tc>
           <w:tcPr>
-            <w:tcW w:type="dxa" w:w="1594"/>
+            <w:tcW w:type="dxa" w:w="1589"/>
             <w:shd w:fill="FFFFFF" w:color="auto" w:val="clear"/>
             <w:tcMar>
               <w:top w:type="dxa" w:w="70"/>
@@ -41609,7 +42190,7 @@
         </w:tc>
         <w:tc>
           <w:tcPr>
-            <w:tcW w:type="dxa" w:w="2564"/>
+            <w:tcW w:type="dxa" w:w="2566"/>
             <w:shd w:fill="F6F7F9" w:color="auto" w:val="clear"/>
             <w:tcMar>
               <w:top w:type="dxa" w:w="70"/>
@@ -41710,7 +42291,7 @@
         </w:tc>
         <w:tc>
           <w:tcPr>
-            <w:tcW w:type="dxa" w:w="2352"/>
+            <w:tcW w:type="dxa" w:w="2355"/>
             <w:shd w:fill="F6F7F9" w:color="auto" w:val="clear"/>
             <w:tcMar>
               <w:top w:type="dxa" w:w="70"/>
@@ -41763,7 +42344,7 @@
         </w:tc>
         <w:tc>
           <w:tcPr>
-            <w:tcW w:type="dxa" w:w="1594"/>
+            <w:tcW w:type="dxa" w:w="1589"/>
             <w:shd w:fill="F6F7F9" w:color="auto" w:val="clear"/>
             <w:tcMar>
               <w:top w:type="dxa" w:w="70"/>
@@ -41828,7 +42409,7 @@
         </w:tc>
         <w:tc>
           <w:tcPr>
-            <w:tcW w:type="dxa" w:w="2564"/>
+            <w:tcW w:type="dxa" w:w="2566"/>
             <w:shd w:fill="FFFFFF" w:color="auto" w:val="clear"/>
             <w:tcMar>
               <w:top w:type="dxa" w:w="70"/>
@@ -41975,7 +42556,7 @@
         </w:tc>
         <w:tc>
           <w:tcPr>
-            <w:tcW w:type="dxa" w:w="2352"/>
+            <w:tcW w:type="dxa" w:w="2355"/>
             <w:shd w:fill="FFFFFF" w:color="auto" w:val="clear"/>
             <w:tcMar>
               <w:top w:type="dxa" w:w="70"/>
@@ -42005,7 +42586,7 @@
         </w:tc>
         <w:tc>
           <w:tcPr>
-            <w:tcW w:type="dxa" w:w="1594"/>
+            <w:tcW w:type="dxa" w:w="1589"/>
             <w:shd w:fill="FFFFFF" w:color="auto" w:val="clear"/>
             <w:tcMar>
               <w:top w:type="dxa" w:w="70"/>
@@ -42070,7 +42651,7 @@
         </w:tc>
         <w:tc>
           <w:tcPr>
-            <w:tcW w:type="dxa" w:w="2564"/>
+            <w:tcW w:type="dxa" w:w="2566"/>
             <w:shd w:fill="F6F7F9" w:color="auto" w:val="clear"/>
             <w:tcMar>
               <w:top w:type="dxa" w:w="70"/>
@@ -42094,18 +42675,18 @@
                 <w:sz w:val="18"/>
                 <w:szCs w:val="18"/>
               </w:rPr>
-              <w:t xml:space="preserve">A save that fails to write is silent</w:t>
-            </w:r>
-            <w:r>
-              <w:rPr>
-                <w:rFonts w:ascii="Calibri" w:cs="Calibri" w:eastAsia="Microsoft YaHei" w:hAnsi="Calibri"/>
-                <w:b w:val="false"/>
-                <w:bCs w:val="false"/>
-                <w:color w:val="26303D"/>
-                <w:sz w:val="18"/>
-                <w:szCs w:val="18"/>
-              </w:rPr>
-              <w:t xml:space="preserve"> — on a full or blocked storage the game carries on in memory and loses everything on reload</w:t>
+              <w:t xml:space="preserve">A save that fails to write</w:t>
+            </w:r>
+            <w:r>
+              <w:rPr>
+                <w:rFonts w:ascii="Calibri" w:cs="Calibri" w:eastAsia="Microsoft YaHei" w:hAnsi="Calibri"/>
+                <w:b w:val="false"/>
+                <w:bCs w:val="false"/>
+                <w:color w:val="26303D"/>
+                <w:sz w:val="18"/>
+                <w:szCs w:val="18"/>
+              </w:rPr>
+              <w:t xml:space="preserve"> — on a full or blocked storage the progress lives only in the tab</w:t>
             </w:r>
           </w:p>
         </w:tc>
@@ -42165,13 +42746,13 @@
                 <w:sz w:val="18"/>
                 <w:szCs w:val="18"/>
               </w:rPr>
-              <w:t xml:space="preserve">High</w:t>
-            </w:r>
-          </w:p>
-        </w:tc>
-        <w:tc>
-          <w:tcPr>
-            <w:tcW w:type="dxa" w:w="2352"/>
+              <w:t xml:space="preserve">Medium</w:t>
+            </w:r>
+          </w:p>
+        </w:tc>
+        <w:tc>
+          <w:tcPr>
+            <w:tcW w:type="dxa" w:w="2355"/>
             <w:shd w:fill="F6F7F9" w:color="auto" w:val="clear"/>
             <w:tcMar>
               <w:top w:type="dxa" w:w="70"/>
@@ -42195,13 +42776,13 @@
                 <w:sz w:val="18"/>
                 <w:szCs w:val="18"/>
               </w:rPr>
-              <w:t xml:space="preserve">None today; made loud in week 3</w:t>
-            </w:r>
-          </w:p>
-        </w:tc>
-        <w:tc>
-          <w:tcPr>
-            <w:tcW w:type="dxa" w:w="1594"/>
+              <w:t xml:space="preserve">Since 29 Sep: read from memory, so progress keeps adding up; retried on the next write that lands; a strip over every screen offers Export. It used to be silent, and a full storage handed back the older value</w:t>
+            </w:r>
+          </w:p>
+        </w:tc>
+        <w:tc>
+          <w:tcPr>
+            <w:tcW w:type="dxa" w:w="1589"/>
             <w:shd w:fill="F6F7F9" w:color="auto" w:val="clear"/>
             <w:tcMar>
               <w:top w:type="dxa" w:w="70"/>
@@ -42225,7 +42806,7 @@
                 <w:sz w:val="18"/>
                 <w:szCs w:val="18"/>
               </w:rPr>
-              <w:t xml:space="preserve">Low after MS-2</w:t>
+              <w:t xml:space="preserve">Low</w:t>
             </w:r>
           </w:p>
         </w:tc>
@@ -42266,7 +42847,7 @@
         </w:tc>
         <w:tc>
           <w:tcPr>
-            <w:tcW w:type="dxa" w:w="2564"/>
+            <w:tcW w:type="dxa" w:w="2566"/>
             <w:shd w:fill="FFFFFF" w:color="auto" w:val="clear"/>
             <w:tcMar>
               <w:top w:type="dxa" w:w="70"/>
@@ -42379,7 +42960,7 @@
         </w:tc>
         <w:tc>
           <w:tcPr>
-            <w:tcW w:type="dxa" w:w="2352"/>
+            <w:tcW w:type="dxa" w:w="2355"/>
             <w:shd w:fill="FFFFFF" w:color="auto" w:val="clear"/>
             <w:tcMar>
               <w:top w:type="dxa" w:w="70"/>
@@ -42409,7 +42990,7 @@
         </w:tc>
         <w:tc>
           <w:tcPr>
-            <w:tcW w:type="dxa" w:w="1594"/>
+            <w:tcW w:type="dxa" w:w="1589"/>
             <w:shd w:fill="FFFFFF" w:color="auto" w:val="clear"/>
             <w:tcMar>
               <w:top w:type="dxa" w:w="70"/>
@@ -42474,7 +43055,7 @@
         </w:tc>
         <w:tc>
           <w:tcPr>
-            <w:tcW w:type="dxa" w:w="2564"/>
+            <w:tcW w:type="dxa" w:w="2566"/>
             <w:shd w:fill="F6F7F9" w:color="auto" w:val="clear"/>
             <w:tcMar>
               <w:top w:type="dxa" w:w="70"/>
@@ -42564,7 +43145,7 @@
         </w:tc>
         <w:tc>
           <w:tcPr>
-            <w:tcW w:type="dxa" w:w="2352"/>
+            <w:tcW w:type="dxa" w:w="2355"/>
             <w:shd w:fill="F6F7F9" w:color="auto" w:val="clear"/>
             <w:tcMar>
               <w:top w:type="dxa" w:w="70"/>
@@ -42617,7 +43198,7 @@
         </w:tc>
         <w:tc>
           <w:tcPr>
-            <w:tcW w:type="dxa" w:w="1594"/>
+            <w:tcW w:type="dxa" w:w="1589"/>
             <w:shd w:fill="F6F7F9" w:color="auto" w:val="clear"/>
             <w:tcMar>
               <w:top w:type="dxa" w:w="70"/>
@@ -42682,7 +43263,7 @@
         </w:tc>
         <w:tc>
           <w:tcPr>
-            <w:tcW w:type="dxa" w:w="2564"/>
+            <w:tcW w:type="dxa" w:w="2566"/>
             <w:shd w:fill="FFFFFF" w:color="auto" w:val="clear"/>
             <w:tcMar>
               <w:top w:type="dxa" w:w="70"/>
@@ -42783,7 +43364,7 @@
         </w:tc>
         <w:tc>
           <w:tcPr>
-            <w:tcW w:type="dxa" w:w="2352"/>
+            <w:tcW w:type="dxa" w:w="2355"/>
             <w:shd w:fill="FFFFFF" w:color="auto" w:val="clear"/>
             <w:tcMar>
               <w:top w:type="dxa" w:w="70"/>
@@ -42813,7 +43394,7 @@
         </w:tc>
         <w:tc>
           <w:tcPr>
-            <w:tcW w:type="dxa" w:w="1594"/>
+            <w:tcW w:type="dxa" w:w="1589"/>
             <w:shd w:fill="FFFFFF" w:color="auto" w:val="clear"/>
             <w:tcMar>
               <w:top w:type="dxa" w:w="70"/>
@@ -42878,7 +43459,7 @@
         </w:tc>
         <w:tc>
           <w:tcPr>
-            <w:tcW w:type="dxa" w:w="2564"/>
+            <w:tcW w:type="dxa" w:w="2566"/>
             <w:shd w:fill="F6F7F9" w:color="auto" w:val="clear"/>
             <w:tcMar>
               <w:top w:type="dxa" w:w="70"/>
@@ -42968,7 +43549,7 @@
         </w:tc>
         <w:tc>
           <w:tcPr>
-            <w:tcW w:type="dxa" w:w="2352"/>
+            <w:tcW w:type="dxa" w:w="2355"/>
             <w:shd w:fill="F6F7F9" w:color="auto" w:val="clear"/>
             <w:tcMar>
               <w:top w:type="dxa" w:w="70"/>
@@ -43021,7 +43602,7 @@
         </w:tc>
         <w:tc>
           <w:tcPr>
-            <w:tcW w:type="dxa" w:w="1594"/>
+            <w:tcW w:type="dxa" w:w="1589"/>
             <w:shd w:fill="F6F7F9" w:color="auto" w:val="clear"/>
             <w:tcMar>
               <w:top w:type="dxa" w:w="70"/>
@@ -43086,7 +43667,7 @@
         </w:tc>
         <w:tc>
           <w:tcPr>
-            <w:tcW w:type="dxa" w:w="2564"/>
+            <w:tcW w:type="dxa" w:w="2566"/>
             <w:shd w:fill="FFFFFF" w:color="auto" w:val="clear"/>
             <w:tcMar>
               <w:top w:type="dxa" w:w="70"/>
@@ -43176,7 +43757,7 @@
         </w:tc>
         <w:tc>
           <w:tcPr>
-            <w:tcW w:type="dxa" w:w="2352"/>
+            <w:tcW w:type="dxa" w:w="2355"/>
             <w:shd w:fill="FFFFFF" w:color="auto" w:val="clear"/>
             <w:tcMar>
               <w:top w:type="dxa" w:w="70"/>
@@ -43206,7 +43787,7 @@
         </w:tc>
         <w:tc>
           <w:tcPr>
-            <w:tcW w:type="dxa" w:w="1594"/>
+            <w:tcW w:type="dxa" w:w="1589"/>
             <w:shd w:fill="FFFFFF" w:color="auto" w:val="clear"/>
             <w:tcMar>
               <w:top w:type="dxa" w:w="70"/>
@@ -43271,7 +43852,7 @@
         </w:tc>
         <w:tc>
           <w:tcPr>
-            <w:tcW w:type="dxa" w:w="2564"/>
+            <w:tcW w:type="dxa" w:w="2566"/>
             <w:shd w:fill="F6F7F9" w:color="auto" w:val="clear"/>
             <w:tcMar>
               <w:top w:type="dxa" w:w="70"/>
@@ -43361,7 +43942,7 @@
         </w:tc>
         <w:tc>
           <w:tcPr>
-            <w:tcW w:type="dxa" w:w="2352"/>
+            <w:tcW w:type="dxa" w:w="2355"/>
             <w:shd w:fill="F6F7F9" w:color="auto" w:val="clear"/>
             <w:tcMar>
               <w:top w:type="dxa" w:w="70"/>
@@ -43391,7 +43972,7 @@
         </w:tc>
         <w:tc>
           <w:tcPr>
-            <w:tcW w:type="dxa" w:w="1594"/>
+            <w:tcW w:type="dxa" w:w="1589"/>
             <w:shd w:fill="F6F7F9" w:color="auto" w:val="clear"/>
             <w:tcMar>
               <w:top w:type="dxa" w:w="70"/>
@@ -43456,7 +44037,7 @@
         </w:tc>
         <w:tc>
           <w:tcPr>
-            <w:tcW w:type="dxa" w:w="2564"/>
+            <w:tcW w:type="dxa" w:w="2566"/>
             <w:shd w:fill="FFFFFF" w:color="auto" w:val="clear"/>
             <w:tcMar>
               <w:top w:type="dxa" w:w="70"/>
@@ -43546,7 +44127,7 @@
         </w:tc>
         <w:tc>
           <w:tcPr>
-            <w:tcW w:type="dxa" w:w="2352"/>
+            <w:tcW w:type="dxa" w:w="2355"/>
             <w:shd w:fill="FFFFFF" w:color="auto" w:val="clear"/>
             <w:tcMar>
               <w:top w:type="dxa" w:w="70"/>
@@ -43576,7 +44157,7 @@
         </w:tc>
         <w:tc>
           <w:tcPr>
-            <w:tcW w:type="dxa" w:w="1594"/>
+            <w:tcW w:type="dxa" w:w="1589"/>
             <w:shd w:fill="FFFFFF" w:color="auto" w:val="clear"/>
             <w:tcMar>
               <w:top w:type="dxa" w:w="70"/>
@@ -43641,7 +44222,7 @@
         </w:tc>
         <w:tc>
           <w:tcPr>
-            <w:tcW w:type="dxa" w:w="2564"/>
+            <w:tcW w:type="dxa" w:w="2566"/>
             <w:shd w:fill="F6F7F9" w:color="auto" w:val="clear"/>
             <w:tcMar>
               <w:top w:type="dxa" w:w="70"/>
@@ -43731,7 +44312,7 @@
         </w:tc>
         <w:tc>
           <w:tcPr>
-            <w:tcW w:type="dxa" w:w="2352"/>
+            <w:tcW w:type="dxa" w:w="2355"/>
             <w:shd w:fill="F6F7F9" w:color="auto" w:val="clear"/>
             <w:tcMar>
               <w:top w:type="dxa" w:w="70"/>
@@ -43761,7 +44342,7 @@
         </w:tc>
         <w:tc>
           <w:tcPr>
-            <w:tcW w:type="dxa" w:w="1594"/>
+            <w:tcW w:type="dxa" w:w="1589"/>
             <w:shd w:fill="F6F7F9" w:color="auto" w:val="clear"/>
             <w:tcMar>
               <w:top w:type="dxa" w:w="70"/>
@@ -43826,31 +44407,31 @@
         </w:tc>
         <w:tc>
           <w:tcPr>
-            <w:tcW w:type="dxa" w:w="2564"/>
-            <w:shd w:fill="FFFFFF" w:color="auto" w:val="clear"/>
-            <w:tcMar>
-              <w:top w:type="dxa" w:w="70"/>
-              <w:left w:type="dxa" w:w="110"/>
-              <w:bottom w:type="dxa" w:w="70"/>
-              <w:right w:type="dxa" w:w="110"/>
-            </w:tcMar>
-            <w:vAlign w:val="center"/>
-          </w:tcPr>
-          <w:p>
-            <w:pPr>
-              <w:keepNext w:val="false"/>
-              <w:spacing w:after="0" w:before="0" w:line="252"/>
-            </w:pPr>
-            <w:r>
-              <w:rPr>
-                <w:rFonts w:ascii="Calibri" w:cs="Calibri" w:eastAsia="Microsoft YaHei" w:hAnsi="Calibri"/>
-                <w:b w:val="false"/>
-                <w:bCs w:val="false"/>
-                <w:color w:val="26303D"/>
-                <w:sz w:val="18"/>
-                <w:szCs w:val="18"/>
-              </w:rPr>
-              <w:t xml:space="preserve">One developer: 44,700 lines in one head</w:t>
+            <w:tcW w:type="dxa" w:w="2566"/>
+            <w:shd w:fill="FFFFFF" w:color="auto" w:val="clear"/>
+            <w:tcMar>
+              <w:top w:type="dxa" w:w="70"/>
+              <w:left w:type="dxa" w:w="110"/>
+              <w:bottom w:type="dxa" w:w="70"/>
+              <w:right w:type="dxa" w:w="110"/>
+            </w:tcMar>
+            <w:vAlign w:val="center"/>
+          </w:tcPr>
+          <w:p>
+            <w:pPr>
+              <w:keepNext w:val="false"/>
+              <w:spacing w:after="0" w:before="0" w:line="252"/>
+            </w:pPr>
+            <w:r>
+              <w:rPr>
+                <w:rFonts w:ascii="Calibri" w:cs="Calibri" w:eastAsia="Microsoft YaHei" w:hAnsi="Calibri"/>
+                <w:b w:val="false"/>
+                <w:bCs w:val="false"/>
+                <w:color w:val="26303D"/>
+                <w:sz w:val="18"/>
+                <w:szCs w:val="18"/>
+              </w:rPr>
+              <w:t xml:space="preserve">One developer: 44,800 lines in one head</w:t>
             </w:r>
           </w:p>
         </w:tc>
@@ -43916,7 +44497,7 @@
         </w:tc>
         <w:tc>
           <w:tcPr>
-            <w:tcW w:type="dxa" w:w="2352"/>
+            <w:tcW w:type="dxa" w:w="2355"/>
             <w:shd w:fill="FFFFFF" w:color="auto" w:val="clear"/>
             <w:tcMar>
               <w:top w:type="dxa" w:w="70"/>
@@ -43952,13 +44533,13 @@
                 <w:sz w:val="18"/>
                 <w:szCs w:val="18"/>
               </w:rPr>
-              <w:t xml:space="preserve"> — 1,443 lines recording every phase's request, measurement and decision — plus the README and SECURITY.md</w:t>
-            </w:r>
-          </w:p>
-        </w:tc>
-        <w:tc>
-          <w:tcPr>
-            <w:tcW w:type="dxa" w:w="1594"/>
+              <w:t xml:space="preserve"> — 1,486 lines recording every phase's request, measurement and decision — plus the README and SECURITY.md</w:t>
+            </w:r>
+          </w:p>
+        </w:tc>
+        <w:tc>
+          <w:tcPr>
+            <w:tcW w:type="dxa" w:w="1589"/>
             <w:shd w:fill="FFFFFF" w:color="auto" w:val="clear"/>
             <w:tcMar>
               <w:top w:type="dxa" w:w="70"/>
@@ -44023,7 +44604,7 @@
         </w:tc>
         <w:tc>
           <w:tcPr>
-            <w:tcW w:type="dxa" w:w="2564"/>
+            <w:tcW w:type="dxa" w:w="2566"/>
             <w:shd w:fill="F6F7F9" w:color="auto" w:val="clear"/>
             <w:tcMar>
               <w:top w:type="dxa" w:w="70"/>
@@ -44113,7 +44694,7 @@
         </w:tc>
         <w:tc>
           <w:tcPr>
-            <w:tcW w:type="dxa" w:w="2352"/>
+            <w:tcW w:type="dxa" w:w="2355"/>
             <w:shd w:fill="F6F7F9" w:color="auto" w:val="clear"/>
             <w:tcMar>
               <w:top w:type="dxa" w:w="70"/>
@@ -44143,7 +44724,7 @@
         </w:tc>
         <w:tc>
           <w:tcPr>
-            <w:tcW w:type="dxa" w:w="1594"/>
+            <w:tcW w:type="dxa" w:w="1589"/>
             <w:shd w:fill="F6F7F9" w:color="auto" w:val="clear"/>
             <w:tcMar>
               <w:top w:type="dxa" w:w="70"/>
@@ -48624,7 +49205,7 @@
           <w:sz w:val="21"/>
           <w:szCs w:val="21"/>
         </w:rPr>
-        <w:t xml:space="preserve">PlayVault already works. Sixteen games are live and playable alone or with friends, in two languages, at RM 0 a month; 2,555,892 checks pass on the source and on its minified form, and a real Chrome plays all sixteen games on the bundle that ships; and since 29 September a friend with the developer tools open can no longer reach a save. What this proposal asks for is not a build from nothing. It is twelve weeks to close the gap between a hub that works for its developer and for friends on the same Wi-Fi, and one that works for anybody, anywhere, for years.</w:t>
+        <w:t xml:space="preserve">PlayVault already works. Sixteen games are live and playable alone or with friends, in two languages, at RM 0 a month; 2,555,907 checks pass on the source and on its minified form, and a real Chrome plays all sixteen games on the bundle that ships; and since 29 September a friend with the developer tools open can no longer reach a save, and a save the storage refuses is no longer lost in silence. What this proposal asks for is not a build from nothing. It is twelve weeks to close the gap between a hub that works for its developer and for friends on the same Wi-Fi, and one that works for anybody, anywhere, for years.</w:t>
       </w:r>
     </w:p>
     <w:p>
@@ -48720,7 +49301,7 @@
           <w:sz w:val="21"/>
           <w:szCs w:val="21"/>
         </w:rPr>
-        <w:t xml:space="preserve"> A relay is one list entry and two weeks of testing; the consent screen, the loud save failure and the rename are a week between them. The one open question — an address of its own — is decided on paper at MS-3 before anything moves.</w:t>
+        <w:t xml:space="preserve"> A relay is one list entry and two weeks of testing; the consent screen, tests on every push and the rename are a week between them — and the loud save failure planned beside them is already done. The one open question — an address of its own — is decided on paper at MS-3 before anything moves.</w:t>
       </w:r>
     </w:p>
     <w:p>
@@ -49066,7 +49647,7 @@
           <w:sz w:val="21"/>
           <w:szCs w:val="21"/>
         </w:rPr>
-        <w:t xml:space="preserve">If Phase 4 is not approved, the recommendation is to do weeks 1 and 3 anyway: the relay, the published consent screen and the loud save failure. They are a few days' work between them, and they are the difference between "play with friends" and "play with friends at home", and between a save with one copy and a save with two.</w:t>
+        <w:t xml:space="preserve">If Phase 4 is not approved, the recommendation is to do weeks 1 and 3 anyway, above all the relay and the published consent screen. They are a few days' work between them, and they are the difference between "play with friends" and "play with friends at home", and between a save with one copy and a save with two.</w:t>
       </w:r>
     </w:p>
     <w:p>
@@ -49544,16 +50125,16 @@
           <w:szCs w:val="19"/>
           <w:shd w:fill="F7F1E3" w:color="auto" w:val="clear"/>
         </w:rPr>
-        <w:t xml:space="preserve">dec459c</w:t>
-      </w:r>
-      <w:r>
-        <w:rPr>
-          <w:rFonts w:ascii="Calibri" w:cs="Calibri" w:eastAsia="Microsoft YaHei" w:hAnsi="Calibri"/>
-          <w:color w:val="26303D"/>
-          <w:sz w:val="21"/>
-          <w:szCs w:val="21"/>
-        </w:rPr>
-        <w:t xml:space="preserve">) — </w:t>
+        <w:t xml:space="preserve">da85e98</w:t>
+      </w:r>
+      <w:r>
+        <w:rPr>
+          <w:rFonts w:ascii="Calibri" w:cs="Calibri" w:eastAsia="Microsoft YaHei" w:hAnsi="Calibri"/>
+          <w:color w:val="26303D"/>
+          <w:sz w:val="21"/>
+          <w:szCs w:val="21"/>
+        </w:rPr>
+        <w:t xml:space="preserve">; revision 1 described </w:t>
       </w:r>
       <w:r>
         <w:rPr>
@@ -49563,16 +50144,16 @@
           <w:szCs w:val="19"/>
           <w:shd w:fill="F7F1E3" w:color="auto" w:val="clear"/>
         </w:rPr>
-        <w:t xml:space="preserve">README.md</w:t>
-      </w:r>
-      <w:r>
-        <w:rPr>
-          <w:rFonts w:ascii="Calibri" w:cs="Calibri" w:eastAsia="Microsoft YaHei" w:hAnsi="Calibri"/>
-          <w:color w:val="26303D"/>
-          <w:sz w:val="21"/>
-          <w:szCs w:val="21"/>
-        </w:rPr>
-        <w:t xml:space="preserve">, </w:t>
+        <w:t xml:space="preserve">dec459c</w:t>
+      </w:r>
+      <w:r>
+        <w:rPr>
+          <w:rFonts w:ascii="Calibri" w:cs="Calibri" w:eastAsia="Microsoft YaHei" w:hAnsi="Calibri"/>
+          <w:color w:val="26303D"/>
+          <w:sz w:val="21"/>
+          <w:szCs w:val="21"/>
+        </w:rPr>
+        <w:t xml:space="preserve">) — </w:t>
       </w:r>
       <w:r>
         <w:rPr>
@@ -49582,16 +50163,16 @@
           <w:szCs w:val="19"/>
           <w:shd w:fill="F7F1E3" w:color="auto" w:val="clear"/>
         </w:rPr>
-        <w:t xml:space="preserve">SECURITY.md</w:t>
-      </w:r>
-      <w:r>
-        <w:rPr>
-          <w:rFonts w:ascii="Calibri" w:cs="Calibri" w:eastAsia="Microsoft YaHei" w:hAnsi="Calibri"/>
-          <w:color w:val="26303D"/>
-          <w:sz w:val="21"/>
-          <w:szCs w:val="21"/>
-        </w:rPr>
-        <w:t xml:space="preserve"> and </w:t>
+        <w:t xml:space="preserve">README.md</w:t>
+      </w:r>
+      <w:r>
+        <w:rPr>
+          <w:rFonts w:ascii="Calibri" w:cs="Calibri" w:eastAsia="Microsoft YaHei" w:hAnsi="Calibri"/>
+          <w:color w:val="26303D"/>
+          <w:sz w:val="21"/>
+          <w:szCs w:val="21"/>
+        </w:rPr>
+        <w:t xml:space="preserve">, </w:t>
       </w:r>
       <w:r>
         <w:rPr>
@@ -49601,16 +50182,16 @@
           <w:szCs w:val="19"/>
           <w:shd w:fill="F7F1E3" w:color="auto" w:val="clear"/>
         </w:rPr>
-        <w:t xml:space="preserve">docs/GAMES.md</w:t>
-      </w:r>
-      <w:r>
-        <w:rPr>
-          <w:rFonts w:ascii="Calibri" w:cs="Calibri" w:eastAsia="Microsoft YaHei" w:hAnsi="Calibri"/>
-          <w:color w:val="26303D"/>
-          <w:sz w:val="21"/>
-          <w:szCs w:val="21"/>
-        </w:rPr>
-        <w:t xml:space="preserve">, the source under </w:t>
+        <w:t xml:space="preserve">SECURITY.md</w:t>
+      </w:r>
+      <w:r>
+        <w:rPr>
+          <w:rFonts w:ascii="Calibri" w:cs="Calibri" w:eastAsia="Microsoft YaHei" w:hAnsi="Calibri"/>
+          <w:color w:val="26303D"/>
+          <w:sz w:val="21"/>
+          <w:szCs w:val="21"/>
+        </w:rPr>
+        <w:t xml:space="preserve"> and </w:t>
       </w:r>
       <w:r>
         <w:rPr>
@@ -49620,16 +50201,16 @@
           <w:szCs w:val="19"/>
           <w:shd w:fill="F7F1E3" w:color="auto" w:val="clear"/>
         </w:rPr>
-        <w:t xml:space="preserve">js/</w:t>
-      </w:r>
-      <w:r>
-        <w:rPr>
-          <w:rFonts w:ascii="Calibri" w:cs="Calibri" w:eastAsia="Microsoft YaHei" w:hAnsi="Calibri"/>
-          <w:color w:val="26303D"/>
-          <w:sz w:val="21"/>
-          <w:szCs w:val="21"/>
-        </w:rPr>
-        <w:t xml:space="preserve">, </w:t>
+        <w:t xml:space="preserve">docs/GAMES.md</w:t>
+      </w:r>
+      <w:r>
+        <w:rPr>
+          <w:rFonts w:ascii="Calibri" w:cs="Calibri" w:eastAsia="Microsoft YaHei" w:hAnsi="Calibri"/>
+          <w:color w:val="26303D"/>
+          <w:sz w:val="21"/>
+          <w:szCs w:val="21"/>
+        </w:rPr>
+        <w:t xml:space="preserve">, the source under </w:t>
       </w:r>
       <w:r>
         <w:rPr>
@@ -49639,16 +50220,16 @@
           <w:szCs w:val="19"/>
           <w:shd w:fill="F7F1E3" w:color="auto" w:val="clear"/>
         </w:rPr>
-        <w:t xml:space="preserve">css/</w:t>
-      </w:r>
-      <w:r>
-        <w:rPr>
-          <w:rFonts w:ascii="Calibri" w:cs="Calibri" w:eastAsia="Microsoft YaHei" w:hAnsi="Calibri"/>
-          <w:color w:val="26303D"/>
-          <w:sz w:val="21"/>
-          <w:szCs w:val="21"/>
-        </w:rPr>
-        <w:t xml:space="preserve"> and </w:t>
+        <w:t xml:space="preserve">js/</w:t>
+      </w:r>
+      <w:r>
+        <w:rPr>
+          <w:rFonts w:ascii="Calibri" w:cs="Calibri" w:eastAsia="Microsoft YaHei" w:hAnsi="Calibri"/>
+          <w:color w:val="26303D"/>
+          <w:sz w:val="21"/>
+          <w:szCs w:val="21"/>
+        </w:rPr>
+        <w:t xml:space="preserve">, </w:t>
       </w:r>
       <w:r>
         <w:rPr>
@@ -49658,6 +50239,25 @@
           <w:szCs w:val="19"/>
           <w:shd w:fill="F7F1E3" w:color="auto" w:val="clear"/>
         </w:rPr>
+        <w:t xml:space="preserve">css/</w:t>
+      </w:r>
+      <w:r>
+        <w:rPr>
+          <w:rFonts w:ascii="Calibri" w:cs="Calibri" w:eastAsia="Microsoft YaHei" w:hAnsi="Calibri"/>
+          <w:color w:val="26303D"/>
+          <w:sz w:val="21"/>
+          <w:szCs w:val="21"/>
+        </w:rPr>
+        <w:t xml:space="preserve"> and </w:t>
+      </w:r>
+      <w:r>
+        <w:rPr>
+          <w:rFonts w:ascii="Consolas" w:cs="Consolas" w:eastAsia="Microsoft YaHei" w:hAnsi="Consolas"/>
+          <w:color w:val="7A4E00"/>
+          <w:sz w:val="19"/>
+          <w:szCs w:val="19"/>
+          <w:shd w:fill="F7F1E3" w:color="auto" w:val="clear"/>
+        </w:rPr>
         <w:t xml:space="preserve">tools/</w:t>
       </w:r>
       <w:r>
@@ -49667,7 +50267,7 @@
           <w:sz w:val="21"/>
           <w:szCs w:val="21"/>
         </w:rPr>
-        <w:t xml:space="preserve">, and 41 commits of history from 7 to 29 September 2026 — and from runs made that day: the smoke suite on the source and on minified source, a longer chess run, the lock check with its network tests in headless Chrome, a check of the live page's version stamp, and contrast computed from the stylesheet's tokens. The claims were then checked against the source a second time by an independent reader, and what it found wrong or overstated was corrected. The screenshots were captured from the built bundle in headless Chrome with a throwaway profile; the level-13 player in them is test data. The comparisons in </w:t>
+        <w:t xml:space="preserve">, and 44 commits of history from 7 to 29 September 2026 — and from runs made that day: the smoke suite on the source and on minified source, a longer chess run, the lock check with its network tests in headless Chrome, a check of the live page's version stamp, and contrast computed from the stylesheet's tokens. The claims were then checked against the source a second time by an independent reader, and what it found wrong or overstated was corrected. The screenshots were captured from the built bundle in headless Chrome with a throwaway profile; the level-13 player in them is test data. The comparisons in </w:t>
       </w:r>
       <w:hyperlink w:history="1" w:anchor="s_background_and_problem_statement">
         <w:r>
@@ -52092,7 +52692,7 @@
         <w:sz w:val="17"/>
         <w:szCs w:val="17"/>
       </w:rPr>
-      <w:t xml:space="preserve">Revision 1 · 29 September 2026</w:t>
+      <w:t xml:space="preserve">Revision 2 · 29 September 2026</w:t>
     </w:r>
   </w:p>
 </w:hdr>

--- a/docs/PlayVault-Project-Proposal.docx
+++ b/docs/PlayVault-Project-Proposal.docx
@@ -284,7 +284,7 @@
                 <w:sz w:val="18"/>
                 <w:szCs w:val="18"/>
               </w:rPr>
-              <w:t xml:space="preserve">2 · 29 September 2026</w:t>
+              <w:t xml:space="preserve">3 · 30 September 2026</w:t>
             </w:r>
           </w:p>
         </w:tc>
@@ -470,7 +470,7 @@
               <w:keepNext/>
               <w:spacing w:after="0" w:before="0" w:line="252"/>
             </w:pPr>
-            <w:hyperlink w:history="1" r:id="rIdlqx51yo735g4yukhgpsbq">
+            <w:hyperlink w:history="1" r:id="rIdyfgjzhdb2pe-51jggjave">
               <w:r>
                 <w:rPr>
                   <w:rFonts w:ascii="Calibri" w:cs="Calibri" w:eastAsia="Microsoft YaHei" w:hAnsi="Calibri"/>
@@ -538,7 +538,7 @@
               <w:keepNext w:val="false"/>
               <w:spacing w:after="0" w:before="0" w:line="252"/>
             </w:pPr>
-            <w:hyperlink w:history="1" r:id="rId95zuk2n_l4zazs7dmgdb1">
+            <w:hyperlink w:history="1" r:id="rId-np38wcwhrn7xgudninqz">
               <w:r>
                 <w:rPr>
                   <w:rFonts w:ascii="Calibri" w:cs="Calibri" w:eastAsia="Microsoft YaHei" w:hAnsi="Calibri"/>
@@ -785,7 +785,7 @@
                 <w:sz w:val="18"/>
                 <w:szCs w:val="18"/>
               </w:rPr>
-              <w:t xml:space="preserve">2, 29 September 2026</w:t>
+              <w:t xml:space="preserve">3, 30 September 2026</w:t>
             </w:r>
           </w:p>
         </w:tc>
@@ -1015,18 +1015,18 @@
                 <w:szCs w:val="16"/>
                 <w:shd w:fill="F7F1E3" w:color="auto" w:val="clear"/>
               </w:rPr>
-              <w:t xml:space="preserve">da85e98</w:t>
-            </w:r>
-            <w:r>
-              <w:rPr>
-                <w:rFonts w:ascii="Calibri" w:cs="Calibri" w:eastAsia="Microsoft YaHei" w:hAnsi="Calibri"/>
-                <w:b w:val="false"/>
-                <w:bCs w:val="false"/>
-                <w:color w:val="26303D"/>
-                <w:sz w:val="18"/>
-                <w:szCs w:val="18"/>
-              </w:rPr>
-              <w:t xml:space="preserve"> (29 September 2026)</w:t>
+              <w:t xml:space="preserve">10ffeec</w:t>
+            </w:r>
+            <w:r>
+              <w:rPr>
+                <w:rFonts w:ascii="Calibri" w:cs="Calibri" w:eastAsia="Microsoft YaHei" w:hAnsi="Calibri"/>
+                <w:b w:val="false"/>
+                <w:bCs w:val="false"/>
+                <w:color w:val="26303D"/>
+                <w:sz w:val="18"/>
+                <w:szCs w:val="18"/>
+              </w:rPr>
+              <w:t xml:space="preserve"> (30 September 2026)</w:t>
             </w:r>
           </w:p>
         </w:tc>
@@ -1373,7 +1373,7 @@
           </w:tcPr>
           <w:p>
             <w:pPr>
-              <w:keepNext w:val="false"/>
+              <w:keepNext/>
               <w:spacing w:after="0" w:before="0" w:line="252"/>
             </w:pPr>
             <w:r>
@@ -1403,7 +1403,7 @@
           </w:tcPr>
           <w:p>
             <w:pPr>
-              <w:keepNext w:val="false"/>
+              <w:keepNext/>
               <w:spacing w:after="0" w:before="0" w:line="252"/>
             </w:pPr>
             <w:r>
@@ -1433,7 +1433,7 @@
           </w:tcPr>
           <w:p>
             <w:pPr>
-              <w:keepNext w:val="false"/>
+              <w:keepNext/>
               <w:spacing w:after="0" w:before="0" w:line="252"/>
             </w:pPr>
             <w:r>
@@ -1515,6 +1515,216 @@
                 <w:szCs w:val="18"/>
               </w:rPr>
               <w:t xml:space="preserve"> — lines, keys, checks (2,555,907), lock checks (79) and commits (44)</w:t>
+            </w:r>
+          </w:p>
+        </w:tc>
+      </w:tr>
+      <w:tr>
+        <w:trPr>
+          <w:cantSplit/>
+        </w:trPr>
+        <w:tc>
+          <w:tcPr>
+            <w:tcW w:type="dxa" w:w="800"/>
+            <w:shd w:fill="FFFFFF" w:color="auto" w:val="clear"/>
+            <w:tcMar>
+              <w:top w:type="dxa" w:w="70"/>
+              <w:left w:type="dxa" w:w="110"/>
+              <w:bottom w:type="dxa" w:w="70"/>
+              <w:right w:type="dxa" w:w="110"/>
+            </w:tcMar>
+            <w:vAlign w:val="center"/>
+          </w:tcPr>
+          <w:p>
+            <w:pPr>
+              <w:keepNext w:val="false"/>
+              <w:spacing w:after="0" w:before="0" w:line="252"/>
+            </w:pPr>
+            <w:r>
+              <w:rPr>
+                <w:rFonts w:ascii="Calibri" w:cs="Calibri" w:eastAsia="Microsoft YaHei" w:hAnsi="Calibri"/>
+                <w:b w:val="false"/>
+                <w:bCs w:val="false"/>
+                <w:color w:val="26303D"/>
+                <w:sz w:val="18"/>
+                <w:szCs w:val="18"/>
+              </w:rPr>
+              <w:t xml:space="preserve">3</w:t>
+            </w:r>
+          </w:p>
+        </w:tc>
+        <w:tc>
+          <w:tcPr>
+            <w:tcW w:type="dxa" w:w="1500"/>
+            <w:shd w:fill="FFFFFF" w:color="auto" w:val="clear"/>
+            <w:tcMar>
+              <w:top w:type="dxa" w:w="70"/>
+              <w:left w:type="dxa" w:w="110"/>
+              <w:bottom w:type="dxa" w:w="70"/>
+              <w:right w:type="dxa" w:w="110"/>
+            </w:tcMar>
+            <w:vAlign w:val="center"/>
+          </w:tcPr>
+          <w:p>
+            <w:pPr>
+              <w:keepNext w:val="false"/>
+              <w:spacing w:after="0" w:before="0" w:line="252"/>
+            </w:pPr>
+            <w:r>
+              <w:rPr>
+                <w:rFonts w:ascii="Calibri" w:cs="Calibri" w:eastAsia="Microsoft YaHei" w:hAnsi="Calibri"/>
+                <w:b w:val="false"/>
+                <w:bCs w:val="false"/>
+                <w:color w:val="26303D"/>
+                <w:sz w:val="18"/>
+                <w:szCs w:val="18"/>
+              </w:rPr>
+              <w:t xml:space="preserve">30 Sep 2026</w:t>
+            </w:r>
+          </w:p>
+        </w:tc>
+        <w:tc>
+          <w:tcPr>
+            <w:tcW w:type="dxa" w:w="7338"/>
+            <w:shd w:fill="FFFFFF" w:color="auto" w:val="clear"/>
+            <w:tcMar>
+              <w:top w:type="dxa" w:w="70"/>
+              <w:left w:type="dxa" w:w="110"/>
+              <w:bottom w:type="dxa" w:w="70"/>
+              <w:right w:type="dxa" w:w="110"/>
+            </w:tcMar>
+            <w:vAlign w:val="center"/>
+          </w:tcPr>
+          <w:p>
+            <w:pPr>
+              <w:keepNext w:val="false"/>
+              <w:spacing w:after="0" w:before="0" w:line="252"/>
+            </w:pPr>
+            <w:r>
+              <w:rPr>
+                <w:rFonts w:ascii="Calibri" w:cs="Calibri" w:eastAsia="Microsoft YaHei" w:hAnsi="Calibri"/>
+                <w:b w:val="false"/>
+                <w:bCs w:val="false"/>
+                <w:color w:val="26303D"/>
+                <w:sz w:val="18"/>
+                <w:szCs w:val="18"/>
+              </w:rPr>
+              <w:t xml:space="preserve">Everything since revision 2, to commit </w:t>
+            </w:r>
+            <w:r>
+              <w:rPr>
+                <w:rFonts w:ascii="Consolas" w:cs="Consolas" w:eastAsia="Microsoft YaHei" w:hAnsi="Consolas"/>
+                <w:b w:val="false"/>
+                <w:bCs w:val="false"/>
+                <w:color w:val="7A4E00"/>
+                <w:sz w:val="16"/>
+                <w:szCs w:val="16"/>
+                <w:shd w:fill="F7F1E3" w:color="auto" w:val="clear"/>
+              </w:rPr>
+              <w:t xml:space="preserve">10ffeec</w:t>
+            </w:r>
+            <w:r>
+              <w:rPr>
+                <w:rFonts w:ascii="Calibri" w:cs="Calibri" w:eastAsia="Microsoft YaHei" w:hAnsi="Calibri"/>
+                <w:b w:val="false"/>
+                <w:bCs w:val="false"/>
+                <w:color w:val="26303D"/>
+                <w:sz w:val="18"/>
+                <w:szCs w:val="18"/>
+              </w:rPr>
+              <w:t xml:space="preserve">: the relay made ready but for its account (</w:t>
+            </w:r>
+            <w:r>
+              <w:rPr>
+                <w:rFonts w:ascii="Consolas" w:cs="Consolas" w:eastAsia="Microsoft YaHei" w:hAnsi="Consolas"/>
+                <w:b w:val="false"/>
+                <w:bCs w:val="false"/>
+                <w:color w:val="7A4E00"/>
+                <w:sz w:val="16"/>
+                <w:szCs w:val="16"/>
+                <w:shd w:fill="F7F1E3" w:color="auto" w:val="clear"/>
+              </w:rPr>
+              <w:t xml:space="preserve">7a5a342</w:t>
+            </w:r>
+            <w:r>
+              <w:rPr>
+                <w:rFonts w:ascii="Calibri" w:cs="Calibri" w:eastAsia="Microsoft YaHei" w:hAnsi="Calibri"/>
+                <w:b w:val="false"/>
+                <w:bCs w:val="false"/>
+                <w:color w:val="26303D"/>
+                <w:sz w:val="18"/>
+                <w:szCs w:val="18"/>
+              </w:rPr>
+              <w:t xml:space="preserve">) — O9, the lessons from real browsers, weeks 1–2, R3 and the relay's line in the budget; thumb controls on every touch screen, and a stick for Stick Clash (</w:t>
+            </w:r>
+            <w:r>
+              <w:rPr>
+                <w:rFonts w:ascii="Consolas" w:cs="Consolas" w:eastAsia="Microsoft YaHei" w:hAnsi="Consolas"/>
+                <w:b w:val="false"/>
+                <w:bCs w:val="false"/>
+                <w:color w:val="7A4E00"/>
+                <w:sz w:val="16"/>
+                <w:szCs w:val="16"/>
+                <w:shd w:fill="F7F1E3" w:color="auto" w:val="clear"/>
+              </w:rPr>
+              <w:t xml:space="preserve">2b0c506</w:t>
+            </w:r>
+            <w:r>
+              <w:rPr>
+                <w:rFonts w:ascii="Calibri" w:cs="Calibri" w:eastAsia="Microsoft YaHei" w:hAnsi="Calibri"/>
+                <w:b w:val="false"/>
+                <w:bCs w:val="false"/>
+                <w:color w:val="26303D"/>
+                <w:sz w:val="18"/>
+                <w:szCs w:val="18"/>
+              </w:rPr>
+              <w:t xml:space="preserve">, </w:t>
+            </w:r>
+            <w:r>
+              <w:rPr>
+                <w:rFonts w:ascii="Consolas" w:cs="Consolas" w:eastAsia="Microsoft YaHei" w:hAnsi="Consolas"/>
+                <w:b w:val="false"/>
+                <w:bCs w:val="false"/>
+                <w:color w:val="7A4E00"/>
+                <w:sz w:val="16"/>
+                <w:szCs w:val="16"/>
+                <w:shd w:fill="F7F1E3" w:color="auto" w:val="clear"/>
+              </w:rPr>
+              <w:t xml:space="preserve">a8a6393</w:t>
+            </w:r>
+            <w:r>
+              <w:rPr>
+                <w:rFonts w:ascii="Calibri" w:cs="Calibri" w:eastAsia="Microsoft YaHei" w:hAnsi="Calibri"/>
+                <w:b w:val="false"/>
+                <w:bCs w:val="false"/>
+                <w:color w:val="26303D"/>
+                <w:sz w:val="18"/>
+                <w:szCs w:val="18"/>
+              </w:rPr>
+              <w:t xml:space="preserve">) — the touch line, the browser matrix and weeks 8–9; the stylesheet versioned with the scripts (</w:t>
+            </w:r>
+            <w:r>
+              <w:rPr>
+                <w:rFonts w:ascii="Consolas" w:cs="Consolas" w:eastAsia="Microsoft YaHei" w:hAnsi="Consolas"/>
+                <w:b w:val="false"/>
+                <w:bCs w:val="false"/>
+                <w:color w:val="7A4E00"/>
+                <w:sz w:val="16"/>
+                <w:szCs w:val="16"/>
+                <w:shd w:fill="F7F1E3" w:color="auto" w:val="clear"/>
+              </w:rPr>
+              <w:t xml:space="preserve">10ffeec</w:t>
+            </w:r>
+            <w:r>
+              <w:rPr>
+                <w:rFonts w:ascii="Calibri" w:cs="Calibri" w:eastAsia="Microsoft YaHei" w:hAnsi="Calibri"/>
+                <w:b w:val="false"/>
+                <w:bCs w:val="false"/>
+                <w:color w:val="26303D"/>
+                <w:sz w:val="18"/>
+                <w:szCs w:val="18"/>
+              </w:rPr>
+              <w:t xml:space="preserve">); the plan's "four open objectives" corrected to three; the saving strip's contrast measured (14.05:1 and 14.36:1); every figure refreshed — lines (45,014), checks (2,555,922 in 39 sections), lock checks (80), commits (49) and phases (37)</w:t>
             </w:r>
           </w:p>
         </w:tc>
@@ -2151,7 +2361,7 @@
               </w:rPr>
               <w:t xml:space="default">7.3  The game contract</w:t>
               <w:tab/>
-              <w:t xml:space="default">21</w:t>
+              <w:t xml:space="default">22</w:t>
             </w:r>
           </w:hyperlink>
         </w:p>
@@ -2208,7 +2418,7 @@
               </w:rPr>
               <w:t xml:space="default">8  Playing with friends</w:t>
               <w:tab/>
-              <w:t xml:space="default">23</w:t>
+              <w:t xml:space="default">24</w:t>
             </w:r>
           </w:hyperlink>
         </w:p>
@@ -2227,7 +2437,7 @@
               </w:rPr>
               <w:t xml:space="default">8.1  Board games: host authority</w:t>
               <w:tab/>
-              <w:t xml:space="default">23</w:t>
+              <w:t xml:space="default">24</w:t>
             </w:r>
           </w:hyperlink>
         </w:p>
@@ -2246,7 +2456,7 @@
               </w:rPr>
               <w:t xml:space="default">8.2  Puzzle and arcade: one shared seed</w:t>
               <w:tab/>
-              <w:t xml:space="default">24</w:t>
+              <w:t xml:space="default">25</w:t>
             </w:r>
           </w:hyperlink>
         </w:p>
@@ -2265,7 +2475,7 @@
               </w:rPr>
               <w:t xml:space="default">8.3  Lessons paid for in real browsers</w:t>
               <w:tab/>
-              <w:t xml:space="default">24</w:t>
+              <w:t xml:space="default">25</w:t>
             </w:r>
           </w:hyperlink>
         </w:p>
@@ -2284,7 +2494,7 @@
               </w:rPr>
               <w:t xml:space="default">8.4  Limits of a room</w:t>
               <w:tab/>
-              <w:t xml:space="default">24</w:t>
+              <w:t xml:space="default">25</w:t>
             </w:r>
           </w:hyperlink>
         </w:p>
@@ -2303,7 +2513,7 @@
               </w:rPr>
               <w:t xml:space="default">9  Data model and storage design</w:t>
               <w:tab/>
-              <w:t xml:space="default">25</w:t>
+              <w:t xml:space="default">26</w:t>
             </w:r>
           </w:hyperlink>
         </w:p>
@@ -2322,7 +2532,7 @@
               </w:rPr>
               <w:t xml:space="default">9.1  Seals, and what they are for</w:t>
               <w:tab/>
-              <w:t xml:space="default">25</w:t>
+              <w:t xml:space="default">26</w:t>
             </w:r>
           </w:hyperlink>
         </w:p>
@@ -2341,7 +2551,7 @@
               </w:rPr>
               <w:t xml:space="default">9.2  Rebuild, never adopt</w:t>
               <w:tab/>
-              <w:t xml:space="default">26</w:t>
+              <w:t xml:space="default">27</w:t>
             </w:r>
           </w:hyperlink>
         </w:p>
@@ -2360,7 +2570,7 @@
               </w:rPr>
               <w:t xml:space="default">9.3  When a save cannot be written</w:t>
               <w:tab/>
-              <w:t xml:space="default">26</w:t>
+              <w:t xml:space="default">27</w:t>
             </w:r>
           </w:hyperlink>
         </w:p>
@@ -2379,7 +2589,7 @@
               </w:rPr>
               <w:t xml:space="default">9.4  Export, import and the Drive copy</w:t>
               <w:tab/>
-              <w:t xml:space="default">26</w:t>
+              <w:t xml:space="default">27</w:t>
             </w:r>
           </w:hyperlink>
         </w:p>
@@ -2398,7 +2608,7 @@
               </w:rPr>
               <w:t xml:space="default">9.5  Migration is part of the job</w:t>
               <w:tab/>
-              <w:t xml:space="default">27</w:t>
+              <w:t xml:space="default">28</w:t>
             </w:r>
           </w:hyperlink>
         </w:p>
@@ -2417,7 +2627,7 @@
               </w:rPr>
               <w:t xml:space="default">10  Security and anti-cheat</w:t>
               <w:tab/>
-              <w:t xml:space="default">28</w:t>
+              <w:t xml:space="default">29</w:t>
             </w:r>
           </w:hyperlink>
         </w:p>
@@ -2436,7 +2646,7 @@
               </w:rPr>
               <w:t xml:space="default">10.1  Can the JavaScript be hidden?</w:t>
               <w:tab/>
-              <w:t xml:space="default">28</w:t>
+              <w:t xml:space="default">29</w:t>
             </w:r>
           </w:hyperlink>
         </w:p>
@@ -2455,7 +2665,7 @@
               </w:rPr>
               <w:t xml:space="default">10.2  Threat model</w:t>
               <w:tab/>
-              <w:t xml:space="default">28</w:t>
+              <w:t xml:space="default">29</w:t>
             </w:r>
           </w:hyperlink>
         </w:p>
@@ -2474,7 +2684,7 @@
               </w:rPr>
               <w:t xml:space="default">10.3  The lock</w:t>
               <w:tab/>
-              <w:t xml:space="default">29</w:t>
+              <w:t xml:space="default">30</w:t>
             </w:r>
           </w:hyperlink>
         </w:p>
@@ -2493,7 +2703,7 @@
               </w:rPr>
               <w:t xml:space="default">10.4  Page-level controls</w:t>
               <w:tab/>
-              <w:t xml:space="default">30</w:t>
+              <w:t xml:space="default">31</w:t>
             </w:r>
           </w:hyperlink>
         </w:p>
@@ -2512,7 +2722,7 @@
               </w:rPr>
               <w:t xml:space="default">10.5  What still gets through, honestly</w:t>
               <w:tab/>
-              <w:t xml:space="default">30</w:t>
+              <w:t xml:space="default">31</w:t>
             </w:r>
           </w:hyperlink>
         </w:p>
@@ -2531,7 +2741,7 @@
               </w:rPr>
               <w:t xml:space="default">10.6  Privacy by construction</w:t>
               <w:tab/>
-              <w:t xml:space="default">30</w:t>
+              <w:t xml:space="default">31</w:t>
             </w:r>
           </w:hyperlink>
         </w:p>
@@ -2550,7 +2760,7 @@
               </w:rPr>
               <w:t xml:space="default">11  Brand, UI and UX design</w:t>
               <w:tab/>
-              <w:t xml:space="default">31</w:t>
+              <w:t xml:space="default">32</w:t>
             </w:r>
           </w:hyperlink>
         </w:p>
@@ -2569,7 +2779,7 @@
               </w:rPr>
               <w:t xml:space="default">11.1  Identity</w:t>
               <w:tab/>
-              <w:t xml:space="default">31</w:t>
+              <w:t xml:space="default">32</w:t>
             </w:r>
           </w:hyperlink>
         </w:p>
@@ -2588,7 +2798,7 @@
               </w:rPr>
               <w:t xml:space="default">11.2  Palette</w:t>
               <w:tab/>
-              <w:t xml:space="default">31</w:t>
+              <w:t xml:space="default">32</w:t>
             </w:r>
           </w:hyperlink>
         </w:p>
@@ -2607,7 +2817,7 @@
               </w:rPr>
               <w:t xml:space="default">11.3  Accessibility, measured</w:t>
               <w:tab/>
-              <w:t xml:space="default">32</w:t>
+              <w:t xml:space="default">33</w:t>
             </w:r>
           </w:hyperlink>
         </w:p>
@@ -2626,7 +2836,7 @@
               </w:rPr>
               <w:t xml:space="default">11.4  Layout and interaction</w:t>
               <w:tab/>
-              <w:t xml:space="default">32</w:t>
+              <w:t xml:space="default">33</w:t>
             </w:r>
           </w:hyperlink>
         </w:p>
@@ -2645,7 +2855,7 @@
               </w:rPr>
               <w:t xml:space="default">11.5  Family resemblance, on purpose</w:t>
               <w:tab/>
-              <w:t xml:space="default">33</w:t>
+              <w:t xml:space="default">34</w:t>
             </w:r>
           </w:hyperlink>
         </w:p>
@@ -2664,7 +2874,7 @@
               </w:rPr>
               <w:t xml:space="default">12  Technology stack and tooling</w:t>
               <w:tab/>
-              <w:t xml:space="default">34</w:t>
+              <w:t xml:space="default">35</w:t>
             </w:r>
           </w:hyperlink>
         </w:p>
@@ -2683,7 +2893,7 @@
               </w:rPr>
               <w:t xml:space="default">12.1  The two outside scripts, and why they are acceptable</w:t>
               <w:tab/>
-              <w:t xml:space="default">34</w:t>
+              <w:t xml:space="default">36</w:t>
             </w:r>
           </w:hyperlink>
         </w:p>
@@ -2702,7 +2912,7 @@
               </w:rPr>
               <w:t xml:space="default">12.2  Development workflow</w:t>
               <w:tab/>
-              <w:t xml:space="default">35</w:t>
+              <w:t xml:space="default">36</w:t>
             </w:r>
           </w:hyperlink>
         </w:p>
@@ -2721,7 +2931,7 @@
               </w:rPr>
               <w:t xml:space="default">12.3  Development traps</w:t>
               <w:tab/>
-              <w:t xml:space="default">35</w:t>
+              <w:t xml:space="default">36</w:t>
             </w:r>
           </w:hyperlink>
         </w:p>
@@ -2740,7 +2950,7 @@
               </w:rPr>
               <w:t xml:space="default">13  Project plan and timeline</w:t>
               <w:tab/>
-              <w:t xml:space="default">36</w:t>
+              <w:t xml:space="default">37</w:t>
             </w:r>
           </w:hyperlink>
         </w:p>
@@ -2759,7 +2969,7 @@
               </w:rPr>
               <w:t xml:space="default">13.1  Phases 1–3 — delivered</w:t>
               <w:tab/>
-              <w:t xml:space="default">36</w:t>
+              <w:t xml:space="default">37</w:t>
             </w:r>
           </w:hyperlink>
         </w:p>
@@ -2778,7 +2988,7 @@
               </w:rPr>
               <w:t xml:space="default">13.2  Phase 4 — proposed</w:t>
               <w:tab/>
-              <w:t xml:space="default">37</w:t>
+              <w:t xml:space="default">38</w:t>
             </w:r>
           </w:hyperlink>
         </w:p>
@@ -2797,7 +3007,7 @@
               </w:rPr>
               <w:t xml:space="default">13.3  Milestones</w:t>
               <w:tab/>
-              <w:t xml:space="default">38</w:t>
+              <w:t xml:space="default">39</w:t>
             </w:r>
           </w:hyperlink>
         </w:p>
@@ -2816,7 +3026,7 @@
               </w:rPr>
               <w:t xml:space="default">14  Testing and quality assurance</w:t>
               <w:tab/>
-              <w:t xml:space="default">39</w:t>
+              <w:t xml:space="default">40</w:t>
             </w:r>
           </w:hyperlink>
         </w:p>
@@ -2835,7 +3045,7 @@
               </w:rPr>
               <w:t xml:space="default">14.1  The run behind this proposal</w:t>
               <w:tab/>
-              <w:t xml:space="default">39</w:t>
+              <w:t xml:space="default">40</w:t>
             </w:r>
           </w:hyperlink>
         </w:p>
@@ -2854,7 +3064,7 @@
               </w:rPr>
               <w:t xml:space="default">14.2  Checks that catch real bugs</w:t>
               <w:tab/>
-              <w:t xml:space="default">39</w:t>
+              <w:t xml:space="default">41</w:t>
             </w:r>
           </w:hyperlink>
         </w:p>
@@ -2873,7 +3083,7 @@
               </w:rPr>
               <w:t xml:space="default">14.3  Difficulty and balance, measured</w:t>
               <w:tab/>
-              <w:t xml:space="default">40</w:t>
+              <w:t xml:space="default">41</w:t>
             </w:r>
           </w:hyperlink>
         </w:p>
@@ -2892,7 +3102,7 @@
               </w:rPr>
               <w:t xml:space="default">14.4  Browser matrix</w:t>
               <w:tab/>
-              <w:t xml:space="default">41</w:t>
+              <w:t xml:space="default">42</w:t>
             </w:r>
           </w:hyperlink>
         </w:p>
@@ -2911,7 +3121,7 @@
               </w:rPr>
               <w:t xml:space="default">14.5  Two traps worth writing down</w:t>
               <w:tab/>
-              <w:t xml:space="default">41</w:t>
+              <w:t xml:space="default">42</w:t>
             </w:r>
           </w:hyperlink>
         </w:p>
@@ -2930,7 +3140,7 @@
               </w:rPr>
               <w:t xml:space="default">14.6  Release checklist</w:t>
               <w:tab/>
-              <w:t xml:space="default">41</w:t>
+              <w:t xml:space="default">42</w:t>
             </w:r>
           </w:hyperlink>
         </w:p>
@@ -2949,7 +3159,7 @@
               </w:rPr>
               <w:t xml:space="default">15  Risks and mitigations</w:t>
               <w:tab/>
-              <w:t xml:space="default">42</w:t>
+              <w:t xml:space="default">43</w:t>
             </w:r>
           </w:hyperlink>
         </w:p>
@@ -2968,7 +3178,7 @@
               </w:rPr>
               <w:t xml:space="default">15.1  The three that deserve a decision, not just a mitigation</w:t>
               <w:tab/>
-              <w:t xml:space="default">43</w:t>
+              <w:t xml:space="default">44</w:t>
             </w:r>
           </w:hyperlink>
         </w:p>
@@ -2987,7 +3197,7 @@
               </w:rPr>
               <w:t xml:space="default">16  Resources and budget</w:t>
               <w:tab/>
-              <w:t xml:space="default">44</w:t>
+              <w:t xml:space="default">45</w:t>
             </w:r>
           </w:hyperlink>
         </w:p>
@@ -3006,7 +3216,7 @@
               </w:rPr>
               <w:t xml:space="default">16.1  People</w:t>
               <w:tab/>
-              <w:t xml:space="default">44</w:t>
+              <w:t xml:space="default">45</w:t>
             </w:r>
           </w:hyperlink>
         </w:p>
@@ -3025,7 +3235,7 @@
               </w:rPr>
               <w:t xml:space="default">16.2  Tools and infrastructure</w:t>
               <w:tab/>
-              <w:t xml:space="default">44</w:t>
+              <w:t xml:space="default">45</w:t>
             </w:r>
           </w:hyperlink>
         </w:p>
@@ -3044,7 +3254,7 @@
               </w:rPr>
               <w:t xml:space="default">16.3  Optional and conditional costs</w:t>
               <w:tab/>
-              <w:t xml:space="default">45</w:t>
+              <w:t xml:space="default">46</w:t>
             </w:r>
           </w:hyperlink>
         </w:p>
@@ -3063,7 +3273,7 @@
               </w:rPr>
               <w:t xml:space="default">16.4  Three-year total cost of ownership</w:t>
               <w:tab/>
-              <w:t xml:space="default">45</w:t>
+              <w:t xml:space="default">46</w:t>
             </w:r>
           </w:hyperlink>
         </w:p>
@@ -3082,7 +3292,7 @@
               </w:rPr>
               <w:t xml:space="default">16.5  What the budget does not buy</w:t>
               <w:tab/>
-              <w:t xml:space="default">45</w:t>
+              <w:t xml:space="default">46</w:t>
             </w:r>
           </w:hyperlink>
         </w:p>
@@ -3101,7 +3311,7 @@
               </w:rPr>
               <w:t xml:space="default">17  Future roadmap</w:t>
               <w:tab/>
-              <w:t xml:space="default">46</w:t>
+              <w:t xml:space="default">47</w:t>
             </w:r>
           </w:hyperlink>
         </w:p>
@@ -3120,7 +3330,7 @@
               </w:rPr>
               <w:t xml:space="default">17.1  Candidates for v1.1 and beyond</w:t>
               <w:tab/>
-              <w:t xml:space="default">46</w:t>
+              <w:t xml:space="default">47</w:t>
             </w:r>
           </w:hyperlink>
         </w:p>
@@ -3139,7 +3349,7 @@
               </w:rPr>
               <w:t xml:space="default">17.2  Deliberately not built, and why</w:t>
               <w:tab/>
-              <w:t xml:space="default">46</w:t>
+              <w:t xml:space="default">47</w:t>
             </w:r>
           </w:hyperlink>
         </w:p>
@@ -3158,7 +3368,7 @@
               </w:rPr>
               <w:t xml:space="default">17.3  The sibling apps</w:t>
               <w:tab/>
-              <w:t xml:space="default">47</w:t>
+              <w:t xml:space="default">48</w:t>
             </w:r>
           </w:hyperlink>
         </w:p>
@@ -3177,7 +3387,7 @@
               </w:rPr>
               <w:t xml:space="default">18  Conclusion and approval</w:t>
               <w:tab/>
-              <w:t xml:space="default">48</w:t>
+              <w:t xml:space="default">49</w:t>
             </w:r>
           </w:hyperlink>
         </w:p>
@@ -3196,7 +3406,7 @@
               </w:rPr>
               <w:t xml:space="default">18.1  The decision requested</w:t>
               <w:tab/>
-              <w:t xml:space="default">48</w:t>
+              <w:t xml:space="default">49</w:t>
             </w:r>
           </w:hyperlink>
         </w:p>
@@ -3215,7 +3425,7 @@
               </w:rPr>
               <w:t xml:space="default">18.2  Sign-off</w:t>
               <w:tab/>
-              <w:t xml:space="default">48</w:t>
+              <w:t xml:space="default">49</w:t>
             </w:r>
           </w:hyperlink>
         </w:p>
@@ -3234,7 +3444,7 @@
               </w:rPr>
               <w:t xml:space="default">18.3  Sources</w:t>
               <w:tab/>
-              <w:t xml:space="default">49</w:t>
+              <w:t xml:space="default">50</w:t>
             </w:r>
           </w:hyperlink>
         </w:p>
@@ -3253,7 +3463,7 @@
               </w:rPr>
               <w:t xml:space="default">19  Glossary</w:t>
               <w:tab/>
-              <w:t xml:space="default">50</w:t>
+              <w:t xml:space="default">51</w:t>
             </w:r>
           </w:hyperlink>
           <w:r>
@@ -3288,7 +3498,7 @@
         </w:rPr>
         <w:t xml:space="preserve">PlayVault is a browser game hub: sixteen games in three families — board, puzzle and arcade — behind one lobby, one profile and one save, with no account, no server, no advert and nothing to install. A working build is live at </w:t>
       </w:r>
-      <w:hyperlink w:history="1" r:id="rIdgjjxl5qors--pcw8khcyc">
+      <w:hyperlink w:history="1" r:id="rIdz3kivr5auks1yo1hqpfb-">
         <w:r>
           <w:rPr>
             <w:rFonts w:ascii="Calibri" w:cs="Calibri" w:eastAsia="Microsoft YaHei" w:hAnsi="Calibri"/>
@@ -3322,7 +3532,7 @@
           <w:sz w:val="21"/>
           <w:szCs w:val="21"/>
         </w:rPr>
-        <w:t xml:space="preserve">It is 44,783 lines of hand-written JavaScript in 123 files and one stylesheet, with no npm package, no framework and no game engine — the three 3D games draw with raw WebGL. On 29 September 2026 the test suite ran 2,555,907 checks with no failure, on the source and again on that source minified the way the build minifies it, and a real Chrome driving the shipped bundle played all sixteen games and confirmed that nothing typed into the console can reach a save.</w:t>
+        <w:t xml:space="preserve">It is 45,014 lines of hand-written JavaScript in 125 files and one stylesheet, with no npm package, no framework and no game engine — the three 3D games draw with raw WebGL. On 30 September 2026 the test suite ran 2,555,922 checks with no failure, on the source and again on that source minified the way the build minifies it, and a real Chrome driving the shipped bundle played all sixteen games and confirmed that nothing typed into the console can reach a save.</w:t>
       </w:r>
     </w:p>
     <w:p>
@@ -3997,7 +4207,7 @@
                 <w:sz w:val="18"/>
                 <w:szCs w:val="18"/>
               </w:rPr>
-              <w:t xml:space="preserve">44 commits on eight working days, 7–29 September 2026</w:t>
+              <w:t xml:space="preserve">49 commits on nine working days, 7–30 September 2026</w:t>
             </w:r>
           </w:p>
         </w:tc>
@@ -5592,10 +5802,10 @@
       </w:tblPr>
       <w:tblGrid>
         <w:gridCol w:w="720"/>
-        <w:gridCol w:w="2019"/>
-        <w:gridCol w:w="3392"/>
-        <w:gridCol w:w="1403"/>
-        <w:gridCol w:w="2104"/>
+        <w:gridCol w:w="1896"/>
+        <w:gridCol w:w="3176"/>
+        <w:gridCol w:w="1322"/>
+        <w:gridCol w:w="2524"/>
       </w:tblGrid>
       <w:tr>
         <w:trPr>
@@ -5634,7 +5844,7 @@
         </w:tc>
         <w:tc>
           <w:tcPr>
-            <w:tcW w:type="dxa" w:w="2019"/>
+            <w:tcW w:type="dxa" w:w="1896"/>
             <w:shd w:fill="171D26" w:color="auto" w:val="clear"/>
             <w:tcMar>
               <w:top w:type="dxa" w:w="70"/>
@@ -5664,7 +5874,7 @@
         </w:tc>
         <w:tc>
           <w:tcPr>
-            <w:tcW w:type="dxa" w:w="3392"/>
+            <w:tcW w:type="dxa" w:w="3176"/>
             <w:shd w:fill="171D26" w:color="auto" w:val="clear"/>
             <w:tcMar>
               <w:top w:type="dxa" w:w="70"/>
@@ -5694,7 +5904,7 @@
         </w:tc>
         <w:tc>
           <w:tcPr>
-            <w:tcW w:type="dxa" w:w="1403"/>
+            <w:tcW w:type="dxa" w:w="1322"/>
             <w:shd w:fill="171D26" w:color="auto" w:val="clear"/>
             <w:tcMar>
               <w:top w:type="dxa" w:w="70"/>
@@ -5724,7 +5934,7 @@
         </w:tc>
         <w:tc>
           <w:tcPr>
-            <w:tcW w:type="dxa" w:w="2104"/>
+            <w:tcW w:type="dxa" w:w="2524"/>
             <w:shd w:fill="171D26" w:color="auto" w:val="clear"/>
             <w:tcMar>
               <w:top w:type="dxa" w:w="70"/>
@@ -5789,7 +5999,7 @@
         </w:tc>
         <w:tc>
           <w:tcPr>
-            <w:tcW w:type="dxa" w:w="2019"/>
+            <w:tcW w:type="dxa" w:w="1896"/>
             <w:shd w:fill="FFFFFF" w:color="auto" w:val="clear"/>
             <w:tcMar>
               <w:top w:type="dxa" w:w="70"/>
@@ -5819,7 +6029,7 @@
         </w:tc>
         <w:tc>
           <w:tcPr>
-            <w:tcW w:type="dxa" w:w="3392"/>
+            <w:tcW w:type="dxa" w:w="3176"/>
             <w:shd w:fill="FFFFFF" w:color="auto" w:val="clear"/>
             <w:tcMar>
               <w:top w:type="dxa" w:w="70"/>
@@ -5849,7 +6059,7 @@
         </w:tc>
         <w:tc>
           <w:tcPr>
-            <w:tcW w:type="dxa" w:w="1403"/>
+            <w:tcW w:type="dxa" w:w="1322"/>
             <w:shd w:fill="FFFFFF" w:color="auto" w:val="clear"/>
             <w:tcMar>
               <w:top w:type="dxa" w:w="70"/>
@@ -5879,7 +6089,7 @@
         </w:tc>
         <w:tc>
           <w:tcPr>
-            <w:tcW w:type="dxa" w:w="2104"/>
+            <w:tcW w:type="dxa" w:w="2524"/>
             <w:shd w:fill="FFFFFF" w:color="auto" w:val="clear"/>
             <w:tcMar>
               <w:top w:type="dxa" w:w="70"/>
@@ -5944,7 +6154,7 @@
         </w:tc>
         <w:tc>
           <w:tcPr>
-            <w:tcW w:type="dxa" w:w="2019"/>
+            <w:tcW w:type="dxa" w:w="1896"/>
             <w:shd w:fill="F6F7F9" w:color="auto" w:val="clear"/>
             <w:tcMar>
               <w:top w:type="dxa" w:w="70"/>
@@ -5974,7 +6184,7 @@
         </w:tc>
         <w:tc>
           <w:tcPr>
-            <w:tcW w:type="dxa" w:w="3392"/>
+            <w:tcW w:type="dxa" w:w="3176"/>
             <w:shd w:fill="F6F7F9" w:color="auto" w:val="clear"/>
             <w:tcMar>
               <w:top w:type="dxa" w:w="70"/>
@@ -6016,7 +6226,7 @@
         </w:tc>
         <w:tc>
           <w:tcPr>
-            <w:tcW w:type="dxa" w:w="1403"/>
+            <w:tcW w:type="dxa" w:w="1322"/>
             <w:shd w:fill="F6F7F9" w:color="auto" w:val="clear"/>
             <w:tcMar>
               <w:top w:type="dxa" w:w="70"/>
@@ -6046,7 +6256,7 @@
         </w:tc>
         <w:tc>
           <w:tcPr>
-            <w:tcW w:type="dxa" w:w="2104"/>
+            <w:tcW w:type="dxa" w:w="2524"/>
             <w:shd w:fill="F6F7F9" w:color="auto" w:val="clear"/>
             <w:tcMar>
               <w:top w:type="dxa" w:w="70"/>
@@ -6111,7 +6321,7 @@
         </w:tc>
         <w:tc>
           <w:tcPr>
-            <w:tcW w:type="dxa" w:w="2019"/>
+            <w:tcW w:type="dxa" w:w="1896"/>
             <w:shd w:fill="FFFFFF" w:color="auto" w:val="clear"/>
             <w:tcMar>
               <w:top w:type="dxa" w:w="70"/>
@@ -6141,7 +6351,7 @@
         </w:tc>
         <w:tc>
           <w:tcPr>
-            <w:tcW w:type="dxa" w:w="3392"/>
+            <w:tcW w:type="dxa" w:w="3176"/>
             <w:shd w:fill="FFFFFF" w:color="auto" w:val="clear"/>
             <w:tcMar>
               <w:top w:type="dxa" w:w="70"/>
@@ -6171,7 +6381,7 @@
         </w:tc>
         <w:tc>
           <w:tcPr>
-            <w:tcW w:type="dxa" w:w="1403"/>
+            <w:tcW w:type="dxa" w:w="1322"/>
             <w:shd w:fill="FFFFFF" w:color="auto" w:val="clear"/>
             <w:tcMar>
               <w:top w:type="dxa" w:w="70"/>
@@ -6201,7 +6411,7 @@
         </w:tc>
         <w:tc>
           <w:tcPr>
-            <w:tcW w:type="dxa" w:w="2104"/>
+            <w:tcW w:type="dxa" w:w="2524"/>
             <w:shd w:fill="FFFFFF" w:color="auto" w:val="clear"/>
             <w:tcMar>
               <w:top w:type="dxa" w:w="70"/>
@@ -6266,7 +6476,7 @@
         </w:tc>
         <w:tc>
           <w:tcPr>
-            <w:tcW w:type="dxa" w:w="2019"/>
+            <w:tcW w:type="dxa" w:w="1896"/>
             <w:shd w:fill="F6F7F9" w:color="auto" w:val="clear"/>
             <w:tcMar>
               <w:top w:type="dxa" w:w="70"/>
@@ -6296,7 +6506,7 @@
         </w:tc>
         <w:tc>
           <w:tcPr>
-            <w:tcW w:type="dxa" w:w="3392"/>
+            <w:tcW w:type="dxa" w:w="3176"/>
             <w:shd w:fill="F6F7F9" w:color="auto" w:val="clear"/>
             <w:tcMar>
               <w:top w:type="dxa" w:w="70"/>
@@ -6326,7 +6536,7 @@
         </w:tc>
         <w:tc>
           <w:tcPr>
-            <w:tcW w:type="dxa" w:w="1403"/>
+            <w:tcW w:type="dxa" w:w="1322"/>
             <w:shd w:fill="F6F7F9" w:color="auto" w:val="clear"/>
             <w:tcMar>
               <w:top w:type="dxa" w:w="70"/>
@@ -6356,7 +6566,7 @@
         </w:tc>
         <w:tc>
           <w:tcPr>
-            <w:tcW w:type="dxa" w:w="2104"/>
+            <w:tcW w:type="dxa" w:w="2524"/>
             <w:shd w:fill="F6F7F9" w:color="auto" w:val="clear"/>
             <w:tcMar>
               <w:top w:type="dxa" w:w="70"/>
@@ -6433,7 +6643,7 @@
         </w:tc>
         <w:tc>
           <w:tcPr>
-            <w:tcW w:type="dxa" w:w="2019"/>
+            <w:tcW w:type="dxa" w:w="1896"/>
             <w:shd w:fill="FFFFFF" w:color="auto" w:val="clear"/>
             <w:tcMar>
               <w:top w:type="dxa" w:w="70"/>
@@ -6463,7 +6673,7 @@
         </w:tc>
         <w:tc>
           <w:tcPr>
-            <w:tcW w:type="dxa" w:w="3392"/>
+            <w:tcW w:type="dxa" w:w="3176"/>
             <w:shd w:fill="FFFFFF" w:color="auto" w:val="clear"/>
             <w:tcMar>
               <w:top w:type="dxa" w:w="70"/>
@@ -6493,7 +6703,7 @@
         </w:tc>
         <w:tc>
           <w:tcPr>
-            <w:tcW w:type="dxa" w:w="1403"/>
+            <w:tcW w:type="dxa" w:w="1322"/>
             <w:shd w:fill="FFFFFF" w:color="auto" w:val="clear"/>
             <w:tcMar>
               <w:top w:type="dxa" w:w="70"/>
@@ -6523,7 +6733,7 @@
         </w:tc>
         <w:tc>
           <w:tcPr>
-            <w:tcW w:type="dxa" w:w="2104"/>
+            <w:tcW w:type="dxa" w:w="2524"/>
             <w:shd w:fill="FFFFFF" w:color="auto" w:val="clear"/>
             <w:tcMar>
               <w:top w:type="dxa" w:w="70"/>
@@ -6588,7 +6798,7 @@
         </w:tc>
         <w:tc>
           <w:tcPr>
-            <w:tcW w:type="dxa" w:w="2019"/>
+            <w:tcW w:type="dxa" w:w="1896"/>
             <w:shd w:fill="F6F7F9" w:color="auto" w:val="clear"/>
             <w:tcMar>
               <w:top w:type="dxa" w:w="70"/>
@@ -6618,7 +6828,7 @@
         </w:tc>
         <w:tc>
           <w:tcPr>
-            <w:tcW w:type="dxa" w:w="3392"/>
+            <w:tcW w:type="dxa" w:w="3176"/>
             <w:shd w:fill="F6F7F9" w:color="auto" w:val="clear"/>
             <w:tcMar>
               <w:top w:type="dxa" w:w="70"/>
@@ -6648,7 +6858,7 @@
         </w:tc>
         <w:tc>
           <w:tcPr>
-            <w:tcW w:type="dxa" w:w="1403"/>
+            <w:tcW w:type="dxa" w:w="1322"/>
             <w:shd w:fill="F6F7F9" w:color="auto" w:val="clear"/>
             <w:tcMar>
               <w:top w:type="dxa" w:w="70"/>
@@ -6678,7 +6888,7 @@
         </w:tc>
         <w:tc>
           <w:tcPr>
-            <w:tcW w:type="dxa" w:w="2104"/>
+            <w:tcW w:type="dxa" w:w="2524"/>
             <w:shd w:fill="F6F7F9" w:color="auto" w:val="clear"/>
             <w:tcMar>
               <w:top w:type="dxa" w:w="70"/>
@@ -6743,7 +6953,7 @@
         </w:tc>
         <w:tc>
           <w:tcPr>
-            <w:tcW w:type="dxa" w:w="2019"/>
+            <w:tcW w:type="dxa" w:w="1896"/>
             <w:shd w:fill="FFFFFF" w:color="auto" w:val="clear"/>
             <w:tcMar>
               <w:top w:type="dxa" w:w="70"/>
@@ -6773,7 +6983,7 @@
         </w:tc>
         <w:tc>
           <w:tcPr>
-            <w:tcW w:type="dxa" w:w="3392"/>
+            <w:tcW w:type="dxa" w:w="3176"/>
             <w:shd w:fill="FFFFFF" w:color="auto" w:val="clear"/>
             <w:tcMar>
               <w:top w:type="dxa" w:w="70"/>
@@ -6803,7 +7013,7 @@
         </w:tc>
         <w:tc>
           <w:tcPr>
-            <w:tcW w:type="dxa" w:w="1403"/>
+            <w:tcW w:type="dxa" w:w="1322"/>
             <w:shd w:fill="FFFFFF" w:color="auto" w:val="clear"/>
             <w:tcMar>
               <w:top w:type="dxa" w:w="70"/>
@@ -6833,7 +7043,7 @@
         </w:tc>
         <w:tc>
           <w:tcPr>
-            <w:tcW w:type="dxa" w:w="2104"/>
+            <w:tcW w:type="dxa" w:w="2524"/>
             <w:shd w:fill="FFFFFF" w:color="auto" w:val="clear"/>
             <w:tcMar>
               <w:top w:type="dxa" w:w="70"/>
@@ -6898,7 +7108,7 @@
         </w:tc>
         <w:tc>
           <w:tcPr>
-            <w:tcW w:type="dxa" w:w="2019"/>
+            <w:tcW w:type="dxa" w:w="1896"/>
             <w:shd w:fill="F6F7F9" w:color="auto" w:val="clear"/>
             <w:tcMar>
               <w:top w:type="dxa" w:w="70"/>
@@ -6928,7 +7138,7 @@
         </w:tc>
         <w:tc>
           <w:tcPr>
-            <w:tcW w:type="dxa" w:w="3392"/>
+            <w:tcW w:type="dxa" w:w="3176"/>
             <w:shd w:fill="F6F7F9" w:color="auto" w:val="clear"/>
             <w:tcMar>
               <w:top w:type="dxa" w:w="70"/>
@@ -6958,7 +7168,7 @@
         </w:tc>
         <w:tc>
           <w:tcPr>
-            <w:tcW w:type="dxa" w:w="1403"/>
+            <w:tcW w:type="dxa" w:w="1322"/>
             <w:shd w:fill="F6F7F9" w:color="auto" w:val="clear"/>
             <w:tcMar>
               <w:top w:type="dxa" w:w="70"/>
@@ -6988,7 +7198,7 @@
         </w:tc>
         <w:tc>
           <w:tcPr>
-            <w:tcW w:type="dxa" w:w="2104"/>
+            <w:tcW w:type="dxa" w:w="2524"/>
             <w:shd w:fill="F6F7F9" w:color="auto" w:val="clear"/>
             <w:tcMar>
               <w:top w:type="dxa" w:w="70"/>
@@ -7053,7 +7263,7 @@
         </w:tc>
         <w:tc>
           <w:tcPr>
-            <w:tcW w:type="dxa" w:w="2019"/>
+            <w:tcW w:type="dxa" w:w="1896"/>
             <w:shd w:fill="FFFFFF" w:color="auto" w:val="clear"/>
             <w:tcMar>
               <w:top w:type="dxa" w:w="70"/>
@@ -7083,7 +7293,7 @@
         </w:tc>
         <w:tc>
           <w:tcPr>
-            <w:tcW w:type="dxa" w:w="3392"/>
+            <w:tcW w:type="dxa" w:w="3176"/>
             <w:shd w:fill="FFFFFF" w:color="auto" w:val="clear"/>
             <w:tcMar>
               <w:top w:type="dxa" w:w="70"/>
@@ -7113,7 +7323,7 @@
         </w:tc>
         <w:tc>
           <w:tcPr>
-            <w:tcW w:type="dxa" w:w="1403"/>
+            <w:tcW w:type="dxa" w:w="1322"/>
             <w:shd w:fill="FFFFFF" w:color="auto" w:val="clear"/>
             <w:tcMar>
               <w:top w:type="dxa" w:w="70"/>
@@ -7143,7 +7353,7 @@
         </w:tc>
         <w:tc>
           <w:tcPr>
-            <w:tcW w:type="dxa" w:w="2104"/>
+            <w:tcW w:type="dxa" w:w="2524"/>
             <w:shd w:fill="FFFFFF" w:color="auto" w:val="clear"/>
             <w:tcMar>
               <w:top w:type="dxa" w:w="70"/>
@@ -7167,7 +7377,7 @@
                 <w:sz w:val="18"/>
                 <w:szCs w:val="18"/>
               </w:rPr>
-              <w:t xml:space="preserve">Partial — direct routes only; no relay</w:t>
+              <w:t xml:space="preserve">Partial — the code is ready for a relay (29 Sep 2026); the relay needs an account</w:t>
             </w:r>
           </w:p>
         </w:tc>
@@ -7208,7 +7418,7 @@
         </w:tc>
         <w:tc>
           <w:tcPr>
-            <w:tcW w:type="dxa" w:w="2019"/>
+            <w:tcW w:type="dxa" w:w="1896"/>
             <w:shd w:fill="F6F7F9" w:color="auto" w:val="clear"/>
             <w:tcMar>
               <w:top w:type="dxa" w:w="70"/>
@@ -7238,7 +7448,7 @@
         </w:tc>
         <w:tc>
           <w:tcPr>
-            <w:tcW w:type="dxa" w:w="3392"/>
+            <w:tcW w:type="dxa" w:w="3176"/>
             <w:shd w:fill="F6F7F9" w:color="auto" w:val="clear"/>
             <w:tcMar>
               <w:top w:type="dxa" w:w="70"/>
@@ -7268,7 +7478,7 @@
         </w:tc>
         <w:tc>
           <w:tcPr>
-            <w:tcW w:type="dxa" w:w="1403"/>
+            <w:tcW w:type="dxa" w:w="1322"/>
             <w:shd w:fill="F6F7F9" w:color="auto" w:val="clear"/>
             <w:tcMar>
               <w:top w:type="dxa" w:w="70"/>
@@ -7298,7 +7508,7 @@
         </w:tc>
         <w:tc>
           <w:tcPr>
-            <w:tcW w:type="dxa" w:w="2104"/>
+            <w:tcW w:type="dxa" w:w="2524"/>
             <w:shd w:fill="F6F7F9" w:color="auto" w:val="clear"/>
             <w:tcMar>
               <w:top w:type="dxa" w:w="70"/>
@@ -7363,7 +7573,7 @@
         </w:tc>
         <w:tc>
           <w:tcPr>
-            <w:tcW w:type="dxa" w:w="2019"/>
+            <w:tcW w:type="dxa" w:w="1896"/>
             <w:shd w:fill="FFFFFF" w:color="auto" w:val="clear"/>
             <w:tcMar>
               <w:top w:type="dxa" w:w="70"/>
@@ -7393,7 +7603,7 @@
         </w:tc>
         <w:tc>
           <w:tcPr>
-            <w:tcW w:type="dxa" w:w="3392"/>
+            <w:tcW w:type="dxa" w:w="3176"/>
             <w:shd w:fill="FFFFFF" w:color="auto" w:val="clear"/>
             <w:tcMar>
               <w:top w:type="dxa" w:w="70"/>
@@ -7423,7 +7633,7 @@
         </w:tc>
         <w:tc>
           <w:tcPr>
-            <w:tcW w:type="dxa" w:w="1403"/>
+            <w:tcW w:type="dxa" w:w="1322"/>
             <w:shd w:fill="FFFFFF" w:color="auto" w:val="clear"/>
             <w:tcMar>
               <w:top w:type="dxa" w:w="70"/>
@@ -7453,7 +7663,7 @@
         </w:tc>
         <w:tc>
           <w:tcPr>
-            <w:tcW w:type="dxa" w:w="2104"/>
+            <w:tcW w:type="dxa" w:w="2524"/>
             <w:shd w:fill="FFFFFF" w:color="auto" w:val="clear"/>
             <w:tcMar>
               <w:top w:type="dxa" w:w="70"/>
@@ -7518,7 +7728,7 @@
         </w:tc>
         <w:tc>
           <w:tcPr>
-            <w:tcW w:type="dxa" w:w="2019"/>
+            <w:tcW w:type="dxa" w:w="1896"/>
             <w:shd w:fill="F6F7F9" w:color="auto" w:val="clear"/>
             <w:tcMar>
               <w:top w:type="dxa" w:w="70"/>
@@ -7548,7 +7758,7 @@
         </w:tc>
         <w:tc>
           <w:tcPr>
-            <w:tcW w:type="dxa" w:w="3392"/>
+            <w:tcW w:type="dxa" w:w="3176"/>
             <w:shd w:fill="F6F7F9" w:color="auto" w:val="clear"/>
             <w:tcMar>
               <w:top w:type="dxa" w:w="70"/>
@@ -7578,7 +7788,7 @@
         </w:tc>
         <w:tc>
           <w:tcPr>
-            <w:tcW w:type="dxa" w:w="1403"/>
+            <w:tcW w:type="dxa" w:w="1322"/>
             <w:shd w:fill="F6F7F9" w:color="auto" w:val="clear"/>
             <w:tcMar>
               <w:top w:type="dxa" w:w="70"/>
@@ -7608,7 +7818,7 @@
         </w:tc>
         <w:tc>
           <w:tcPr>
-            <w:tcW w:type="dxa" w:w="2104"/>
+            <w:tcW w:type="dxa" w:w="2524"/>
             <w:shd w:fill="F6F7F9" w:color="auto" w:val="clear"/>
             <w:tcMar>
               <w:top w:type="dxa" w:w="70"/>
@@ -7673,7 +7883,7 @@
         </w:tc>
         <w:tc>
           <w:tcPr>
-            <w:tcW w:type="dxa" w:w="2019"/>
+            <w:tcW w:type="dxa" w:w="1896"/>
             <w:shd w:fill="FFFFFF" w:color="auto" w:val="clear"/>
             <w:tcMar>
               <w:top w:type="dxa" w:w="70"/>
@@ -7703,7 +7913,7 @@
         </w:tc>
         <w:tc>
           <w:tcPr>
-            <w:tcW w:type="dxa" w:w="3392"/>
+            <w:tcW w:type="dxa" w:w="3176"/>
             <w:shd w:fill="FFFFFF" w:color="auto" w:val="clear"/>
             <w:tcMar>
               <w:top w:type="dxa" w:w="70"/>
@@ -7733,7 +7943,7 @@
         </w:tc>
         <w:tc>
           <w:tcPr>
-            <w:tcW w:type="dxa" w:w="1403"/>
+            <w:tcW w:type="dxa" w:w="1322"/>
             <w:shd w:fill="FFFFFF" w:color="auto" w:val="clear"/>
             <w:tcMar>
               <w:top w:type="dxa" w:w="70"/>
@@ -7763,7 +7973,7 @@
         </w:tc>
         <w:tc>
           <w:tcPr>
-            <w:tcW w:type="dxa" w:w="2104"/>
+            <w:tcW w:type="dxa" w:w="2524"/>
             <w:shd w:fill="FFFFFF" w:color="auto" w:val="clear"/>
             <w:tcMar>
               <w:top w:type="dxa" w:w="70"/>
@@ -7828,7 +8038,7 @@
         </w:tc>
         <w:tc>
           <w:tcPr>
-            <w:tcW w:type="dxa" w:w="2019"/>
+            <w:tcW w:type="dxa" w:w="1896"/>
             <w:shd w:fill="F6F7F9" w:color="auto" w:val="clear"/>
             <w:tcMar>
               <w:top w:type="dxa" w:w="70"/>
@@ -7858,7 +8068,7 @@
         </w:tc>
         <w:tc>
           <w:tcPr>
-            <w:tcW w:type="dxa" w:w="3392"/>
+            <w:tcW w:type="dxa" w:w="3176"/>
             <w:shd w:fill="F6F7F9" w:color="auto" w:val="clear"/>
             <w:tcMar>
               <w:top w:type="dxa" w:w="70"/>
@@ -7888,7 +8098,7 @@
         </w:tc>
         <w:tc>
           <w:tcPr>
-            <w:tcW w:type="dxa" w:w="1403"/>
+            <w:tcW w:type="dxa" w:w="1322"/>
             <w:shd w:fill="F6F7F9" w:color="auto" w:val="clear"/>
             <w:tcMar>
               <w:top w:type="dxa" w:w="70"/>
@@ -7918,7 +8128,7 @@
         </w:tc>
         <w:tc>
           <w:tcPr>
-            <w:tcW w:type="dxa" w:w="2104"/>
+            <w:tcW w:type="dxa" w:w="2524"/>
             <w:shd w:fill="F6F7F9" w:color="auto" w:val="clear"/>
             <w:tcMar>
               <w:top w:type="dxa" w:w="70"/>
@@ -7983,7 +8193,7 @@
         </w:tc>
         <w:tc>
           <w:tcPr>
-            <w:tcW w:type="dxa" w:w="2019"/>
+            <w:tcW w:type="dxa" w:w="1896"/>
             <w:shd w:fill="FFFFFF" w:color="auto" w:val="clear"/>
             <w:tcMar>
               <w:top w:type="dxa" w:w="70"/>
@@ -8013,7 +8223,7 @@
         </w:tc>
         <w:tc>
           <w:tcPr>
-            <w:tcW w:type="dxa" w:w="3392"/>
+            <w:tcW w:type="dxa" w:w="3176"/>
             <w:shd w:fill="FFFFFF" w:color="auto" w:val="clear"/>
             <w:tcMar>
               <w:top w:type="dxa" w:w="70"/>
@@ -8043,7 +8253,7 @@
         </w:tc>
         <w:tc>
           <w:tcPr>
-            <w:tcW w:type="dxa" w:w="1403"/>
+            <w:tcW w:type="dxa" w:w="1322"/>
             <w:shd w:fill="FFFFFF" w:color="auto" w:val="clear"/>
             <w:tcMar>
               <w:top w:type="dxa" w:w="70"/>
@@ -8073,7 +8283,7 @@
         </w:tc>
         <w:tc>
           <w:tcPr>
-            <w:tcW w:type="dxa" w:w="2104"/>
+            <w:tcW w:type="dxa" w:w="2524"/>
             <w:shd w:fill="FFFFFF" w:color="auto" w:val="clear"/>
             <w:tcMar>
               <w:top w:type="dxa" w:w="70"/>
@@ -8138,7 +8348,7 @@
         </w:tc>
         <w:tc>
           <w:tcPr>
-            <w:tcW w:type="dxa" w:w="2019"/>
+            <w:tcW w:type="dxa" w:w="1896"/>
             <w:shd w:fill="F6F7F9" w:color="auto" w:val="clear"/>
             <w:tcMar>
               <w:top w:type="dxa" w:w="70"/>
@@ -8168,7 +8378,7 @@
         </w:tc>
         <w:tc>
           <w:tcPr>
-            <w:tcW w:type="dxa" w:w="3392"/>
+            <w:tcW w:type="dxa" w:w="3176"/>
             <w:shd w:fill="F6F7F9" w:color="auto" w:val="clear"/>
             <w:tcMar>
               <w:top w:type="dxa" w:w="70"/>
@@ -8198,7 +8408,7 @@
         </w:tc>
         <w:tc>
           <w:tcPr>
-            <w:tcW w:type="dxa" w:w="1403"/>
+            <w:tcW w:type="dxa" w:w="1322"/>
             <w:shd w:fill="F6F7F9" w:color="auto" w:val="clear"/>
             <w:tcMar>
               <w:top w:type="dxa" w:w="70"/>
@@ -8228,7 +8438,7 @@
         </w:tc>
         <w:tc>
           <w:tcPr>
-            <w:tcW w:type="dxa" w:w="2104"/>
+            <w:tcW w:type="dxa" w:w="2524"/>
             <w:shd w:fill="F6F7F9" w:color="auto" w:val="clear"/>
             <w:tcMar>
               <w:top w:type="dxa" w:w="70"/>
@@ -8293,7 +8503,7 @@
         </w:tc>
         <w:tc>
           <w:tcPr>
-            <w:tcW w:type="dxa" w:w="2019"/>
+            <w:tcW w:type="dxa" w:w="1896"/>
             <w:shd w:fill="FFFFFF" w:color="auto" w:val="clear"/>
             <w:tcMar>
               <w:top w:type="dxa" w:w="70"/>
@@ -8323,7 +8533,7 @@
         </w:tc>
         <w:tc>
           <w:tcPr>
-            <w:tcW w:type="dxa" w:w="3392"/>
+            <w:tcW w:type="dxa" w:w="3176"/>
             <w:shd w:fill="FFFFFF" w:color="auto" w:val="clear"/>
             <w:tcMar>
               <w:top w:type="dxa" w:w="70"/>
@@ -8353,7 +8563,7 @@
         </w:tc>
         <w:tc>
           <w:tcPr>
-            <w:tcW w:type="dxa" w:w="1403"/>
+            <w:tcW w:type="dxa" w:w="1322"/>
             <w:shd w:fill="FFFFFF" w:color="auto" w:val="clear"/>
             <w:tcMar>
               <w:top w:type="dxa" w:w="70"/>
@@ -8383,7 +8593,7 @@
         </w:tc>
         <w:tc>
           <w:tcPr>
-            <w:tcW w:type="dxa" w:w="2104"/>
+            <w:tcW w:type="dxa" w:w="2524"/>
             <w:shd w:fill="FFFFFF" w:color="auto" w:val="clear"/>
             <w:tcMar>
               <w:top w:type="dxa" w:w="70"/>
@@ -8441,7 +8651,7 @@
           <w:sz w:val="21"/>
           <w:szCs w:val="21"/>
         </w:rPr>
-        <w:t xml:space="preserve">O9, O10 and O16 are the open rows, and with the question of an address of its own they are the whole of the proposed next phase. O9 is one relay's credentials and two weeks of testing between real networks. O10 is a consent screen to publish. O16 is one colour token and a re-measure. None of them needs a server, and none of them changes the architecture. O15 was planned for week 3 and is already met: fixed on 29 September, while this proposal was being checked — see </w:t>
+        <w:t xml:space="preserve">O9, O10 and O16 are the open rows, and with the question of an address of its own they are the whole of the proposed next phase. O9 is an account at a relay provider and two weeks of testing between real networks: the file its credentials go in, the checks on them and a switch to prove the relay are already built. O10 is a consent screen to publish. O16 is one colour token and a re-measure. None of them needs a server, and none of them changes the architecture. O15 was planned for week 3 and is already met: fixed on 29 September, while this proposal was being checked — see </w:t>
       </w:r>
       <w:hyperlink w:history="1" w:anchor="s_when_a_save_cannot_be_written">
         <w:r>
@@ -8462,7 +8672,7 @@
           <w:sz w:val="21"/>
           <w:szCs w:val="21"/>
         </w:rPr>
-        <w:t xml:space="preserve">.</w:t>
+        <w:t xml:space="preserve">. Part of weeks 8–9 has shipped early too: since 30 September the thumb controls appear on every touch screen, tablets included, and Stick Clash has a stick.</w:t>
       </w:r>
     </w:p>
     <w:p>
@@ -11790,7 +12000,7 @@
                 <w:sz w:val="18"/>
                 <w:szCs w:val="18"/>
               </w:rPr>
-              <w:t xml:space="preserve">707</w:t>
+              <w:t xml:space="preserve">709</w:t>
             </w:r>
           </w:p>
         </w:tc>
@@ -13475,7 +13685,7 @@
                 <w:sz w:val="18"/>
                 <w:szCs w:val="18"/>
               </w:rPr>
-              <w:t xml:space="preserve">10</w:t>
+              <w:t xml:space="preserve">11</w:t>
             </w:r>
           </w:p>
         </w:tc>
@@ -13505,7 +13715,7 @@
                 <w:sz w:val="18"/>
                 <w:szCs w:val="18"/>
               </w:rPr>
-              <w:t xml:space="preserve">3,695</w:t>
+              <w:t xml:space="preserve">3,856</w:t>
             </w:r>
           </w:p>
         </w:tc>
@@ -14987,7 +15197,7 @@
           <w:sz w:val="21"/>
           <w:szCs w:val="21"/>
         </w:rPr>
-        <w:t xml:space="preserve">: an eight-fight tournament whose bots sharpen fight by fight, versus the computer on four levels, two players on one keyboard, and training against a dummy that stands, blocks, jumps or fights back. Six stages, and a six-button thumb pad on a phone.</w:t>
+        <w:t xml:space="preserve">: an eight-fight tournament whose bots sharpen fight by fight, versus the computer on four levels, two players on one keyboard, and training against a dummy that stands, blocks, jumps or fights back. Six stages. On any touch screen, a stick for the left thumb and four buttons for the right, so a direction and a button go together: under the fight on the page, and over it on the whole screen or on a phone on its side.</w:t>
       </w:r>
     </w:p>
     <w:p>
@@ -16475,10 +16685,10 @@
         <w:tblLayout w:type="fixed"/>
       </w:tblPr>
       <w:tblGrid>
-        <w:gridCol w:w="2622"/>
+        <w:gridCol w:w="2615"/>
         <w:gridCol w:w="728"/>
-        <w:gridCol w:w="3823"/>
-        <w:gridCol w:w="2465"/>
+        <w:gridCol w:w="3808"/>
+        <w:gridCol w:w="2487"/>
       </w:tblGrid>
       <w:tr>
         <w:trPr>
@@ -16487,7 +16697,7 @@
         </w:trPr>
         <w:tc>
           <w:tcPr>
-            <w:tcW w:type="dxa" w:w="2622"/>
+            <w:tcW w:type="dxa" w:w="2615"/>
             <w:shd w:fill="171D26" w:color="auto" w:val="clear"/>
             <w:tcMar>
               <w:top w:type="dxa" w:w="70"/>
@@ -16547,7 +16757,7 @@
         </w:tc>
         <w:tc>
           <w:tcPr>
-            <w:tcW w:type="dxa" w:w="3823"/>
+            <w:tcW w:type="dxa" w:w="3808"/>
             <w:shd w:fill="171D26" w:color="auto" w:val="clear"/>
             <w:tcMar>
               <w:top w:type="dxa" w:w="70"/>
@@ -16577,7 +16787,7 @@
         </w:tc>
         <w:tc>
           <w:tcPr>
-            <w:tcW w:type="dxa" w:w="2465"/>
+            <w:tcW w:type="dxa" w:w="2487"/>
             <w:shd w:fill="171D26" w:color="auto" w:val="clear"/>
             <w:tcMar>
               <w:top w:type="dxa" w:w="70"/>
@@ -16612,7 +16822,7 @@
         </w:trPr>
         <w:tc>
           <w:tcPr>
-            <w:tcW w:type="dxa" w:w="2622"/>
+            <w:tcW w:type="dxa" w:w="2615"/>
             <w:shd w:fill="FFFFFF" w:color="auto" w:val="clear"/>
             <w:tcMar>
               <w:top w:type="dxa" w:w="70"/>
@@ -16718,7 +16928,7 @@
         </w:tc>
         <w:tc>
           <w:tcPr>
-            <w:tcW w:type="dxa" w:w="3823"/>
+            <w:tcW w:type="dxa" w:w="3808"/>
             <w:shd w:fill="FFFFFF" w:color="auto" w:val="clear"/>
             <w:tcMar>
               <w:top w:type="dxa" w:w="70"/>
@@ -16748,7 +16958,7 @@
         </w:tc>
         <w:tc>
           <w:tcPr>
-            <w:tcW w:type="dxa" w:w="2465"/>
+            <w:tcW w:type="dxa" w:w="2487"/>
             <w:shd w:fill="FFFFFF" w:color="auto" w:val="clear"/>
             <w:tcMar>
               <w:top w:type="dxa" w:w="70"/>
@@ -16783,7 +16993,7 @@
         </w:trPr>
         <w:tc>
           <w:tcPr>
-            <w:tcW w:type="dxa" w:w="2622"/>
+            <w:tcW w:type="dxa" w:w="2615"/>
             <w:shd w:fill="F6F7F9" w:color="auto" w:val="clear"/>
             <w:tcMar>
               <w:top w:type="dxa" w:w="70"/>
@@ -16843,7 +17053,7 @@
         </w:tc>
         <w:tc>
           <w:tcPr>
-            <w:tcW w:type="dxa" w:w="3823"/>
+            <w:tcW w:type="dxa" w:w="3808"/>
             <w:shd w:fill="F6F7F9" w:color="auto" w:val="clear"/>
             <w:tcMar>
               <w:top w:type="dxa" w:w="70"/>
@@ -16873,7 +17083,7 @@
         </w:tc>
         <w:tc>
           <w:tcPr>
-            <w:tcW w:type="dxa" w:w="2465"/>
+            <w:tcW w:type="dxa" w:w="2487"/>
             <w:shd w:fill="F6F7F9" w:color="auto" w:val="clear"/>
             <w:tcMar>
               <w:top w:type="dxa" w:w="70"/>
@@ -16908,7 +17118,7 @@
         </w:trPr>
         <w:tc>
           <w:tcPr>
-            <w:tcW w:type="dxa" w:w="2622"/>
+            <w:tcW w:type="dxa" w:w="2615"/>
             <w:shd w:fill="FFFFFF" w:color="auto" w:val="clear"/>
             <w:tcMar>
               <w:top w:type="dxa" w:w="70"/>
@@ -16968,7 +17178,7 @@
         </w:tc>
         <w:tc>
           <w:tcPr>
-            <w:tcW w:type="dxa" w:w="3823"/>
+            <w:tcW w:type="dxa" w:w="3808"/>
             <w:shd w:fill="FFFFFF" w:color="auto" w:val="clear"/>
             <w:tcMar>
               <w:top w:type="dxa" w:w="70"/>
@@ -17021,7 +17231,7 @@
         </w:tc>
         <w:tc>
           <w:tcPr>
-            <w:tcW w:type="dxa" w:w="2465"/>
+            <w:tcW w:type="dxa" w:w="2487"/>
             <w:shd w:fill="FFFFFF" w:color="auto" w:val="clear"/>
             <w:tcMar>
               <w:top w:type="dxa" w:w="70"/>
@@ -17056,7 +17266,7 @@
         </w:trPr>
         <w:tc>
           <w:tcPr>
-            <w:tcW w:type="dxa" w:w="2622"/>
+            <w:tcW w:type="dxa" w:w="2615"/>
             <w:shd w:fill="F6F7F9" w:color="auto" w:val="clear"/>
             <w:tcMar>
               <w:top w:type="dxa" w:w="70"/>
@@ -17116,7 +17326,7 @@
         </w:tc>
         <w:tc>
           <w:tcPr>
-            <w:tcW w:type="dxa" w:w="3823"/>
+            <w:tcW w:type="dxa" w:w="3808"/>
             <w:shd w:fill="F6F7F9" w:color="auto" w:val="clear"/>
             <w:tcMar>
               <w:top w:type="dxa" w:w="70"/>
@@ -17146,7 +17356,7 @@
         </w:tc>
         <w:tc>
           <w:tcPr>
-            <w:tcW w:type="dxa" w:w="2465"/>
+            <w:tcW w:type="dxa" w:w="2487"/>
             <w:shd w:fill="F6F7F9" w:color="auto" w:val="clear"/>
             <w:tcMar>
               <w:top w:type="dxa" w:w="70"/>
@@ -17181,7 +17391,7 @@
         </w:trPr>
         <w:tc>
           <w:tcPr>
-            <w:tcW w:type="dxa" w:w="2622"/>
+            <w:tcW w:type="dxa" w:w="2615"/>
             <w:shd w:fill="FFFFFF" w:color="auto" w:val="clear"/>
             <w:tcMar>
               <w:top w:type="dxa" w:w="70"/>
@@ -17241,7 +17451,7 @@
         </w:tc>
         <w:tc>
           <w:tcPr>
-            <w:tcW w:type="dxa" w:w="3823"/>
+            <w:tcW w:type="dxa" w:w="3808"/>
             <w:shd w:fill="FFFFFF" w:color="auto" w:val="clear"/>
             <w:tcMar>
               <w:top w:type="dxa" w:w="70"/>
@@ -17271,7 +17481,7 @@
         </w:tc>
         <w:tc>
           <w:tcPr>
-            <w:tcW w:type="dxa" w:w="2465"/>
+            <w:tcW w:type="dxa" w:w="2487"/>
             <w:shd w:fill="FFFFFF" w:color="auto" w:val="clear"/>
             <w:tcMar>
               <w:top w:type="dxa" w:w="70"/>
@@ -17306,7 +17516,7 @@
         </w:trPr>
         <w:tc>
           <w:tcPr>
-            <w:tcW w:type="dxa" w:w="2622"/>
+            <w:tcW w:type="dxa" w:w="2615"/>
             <w:shd w:fill="F6F7F9" w:color="auto" w:val="clear"/>
             <w:tcMar>
               <w:top w:type="dxa" w:w="70"/>
@@ -17366,7 +17576,7 @@
         </w:tc>
         <w:tc>
           <w:tcPr>
-            <w:tcW w:type="dxa" w:w="3823"/>
+            <w:tcW w:type="dxa" w:w="3808"/>
             <w:shd w:fill="F6F7F9" w:color="auto" w:val="clear"/>
             <w:tcMar>
               <w:top w:type="dxa" w:w="70"/>
@@ -17442,7 +17652,7 @@
         </w:tc>
         <w:tc>
           <w:tcPr>
-            <w:tcW w:type="dxa" w:w="2465"/>
+            <w:tcW w:type="dxa" w:w="2487"/>
             <w:shd w:fill="F6F7F9" w:color="auto" w:val="clear"/>
             <w:tcMar>
               <w:top w:type="dxa" w:w="70"/>
@@ -17477,7 +17687,7 @@
         </w:trPr>
         <w:tc>
           <w:tcPr>
-            <w:tcW w:type="dxa" w:w="2622"/>
+            <w:tcW w:type="dxa" w:w="2615"/>
             <w:shd w:fill="FFFFFF" w:color="auto" w:val="clear"/>
             <w:tcMar>
               <w:top w:type="dxa" w:w="70"/>
@@ -17537,7 +17747,7 @@
         </w:tc>
         <w:tc>
           <w:tcPr>
-            <w:tcW w:type="dxa" w:w="3823"/>
+            <w:tcW w:type="dxa" w:w="3808"/>
             <w:shd w:fill="FFFFFF" w:color="auto" w:val="clear"/>
             <w:tcMar>
               <w:top w:type="dxa" w:w="70"/>
@@ -17567,7 +17777,7 @@
         </w:tc>
         <w:tc>
           <w:tcPr>
-            <w:tcW w:type="dxa" w:w="2465"/>
+            <w:tcW w:type="dxa" w:w="2487"/>
             <w:shd w:fill="FFFFFF" w:color="auto" w:val="clear"/>
             <w:tcMar>
               <w:top w:type="dxa" w:w="70"/>
@@ -17625,7 +17835,7 @@
         </w:trPr>
         <w:tc>
           <w:tcPr>
-            <w:tcW w:type="dxa" w:w="2622"/>
+            <w:tcW w:type="dxa" w:w="2615"/>
             <w:shd w:fill="F6F7F9" w:color="auto" w:val="clear"/>
             <w:tcMar>
               <w:top w:type="dxa" w:w="70"/>
@@ -17685,7 +17895,7 @@
         </w:tc>
         <w:tc>
           <w:tcPr>
-            <w:tcW w:type="dxa" w:w="3823"/>
+            <w:tcW w:type="dxa" w:w="3808"/>
             <w:shd w:fill="F6F7F9" w:color="auto" w:val="clear"/>
             <w:tcMar>
               <w:top w:type="dxa" w:w="70"/>
@@ -17715,7 +17925,7 @@
         </w:tc>
         <w:tc>
           <w:tcPr>
-            <w:tcW w:type="dxa" w:w="2465"/>
+            <w:tcW w:type="dxa" w:w="2487"/>
             <w:shd w:fill="F6F7F9" w:color="auto" w:val="clear"/>
             <w:tcMar>
               <w:top w:type="dxa" w:w="70"/>
@@ -17750,7 +17960,7 @@
         </w:trPr>
         <w:tc>
           <w:tcPr>
-            <w:tcW w:type="dxa" w:w="2622"/>
+            <w:tcW w:type="dxa" w:w="2615"/>
             <w:shd w:fill="FFFFFF" w:color="auto" w:val="clear"/>
             <w:tcMar>
               <w:top w:type="dxa" w:w="70"/>
@@ -17810,7 +18020,7 @@
         </w:tc>
         <w:tc>
           <w:tcPr>
-            <w:tcW w:type="dxa" w:w="3823"/>
+            <w:tcW w:type="dxa" w:w="3808"/>
             <w:shd w:fill="FFFFFF" w:color="auto" w:val="clear"/>
             <w:tcMar>
               <w:top w:type="dxa" w:w="70"/>
@@ -17840,7 +18050,7 @@
         </w:tc>
         <w:tc>
           <w:tcPr>
-            <w:tcW w:type="dxa" w:w="2465"/>
+            <w:tcW w:type="dxa" w:w="2487"/>
             <w:shd w:fill="FFFFFF" w:color="auto" w:val="clear"/>
             <w:tcMar>
               <w:top w:type="dxa" w:w="70"/>
@@ -17875,7 +18085,7 @@
         </w:trPr>
         <w:tc>
           <w:tcPr>
-            <w:tcW w:type="dxa" w:w="2622"/>
+            <w:tcW w:type="dxa" w:w="2615"/>
             <w:shd w:fill="F6F7F9" w:color="auto" w:val="clear"/>
             <w:tcMar>
               <w:top w:type="dxa" w:w="70"/>
@@ -17887,7 +18097,7 @@
           </w:tcPr>
           <w:p>
             <w:pPr>
-              <w:keepNext w:val="false"/>
+              <w:keepNext/>
               <w:spacing w:after="0" w:before="0" w:line="252"/>
             </w:pPr>
             <w:r>
@@ -17917,7 +18127,7 @@
           </w:tcPr>
           <w:p>
             <w:pPr>
-              <w:keepNext w:val="false"/>
+              <w:keepNext/>
               <w:spacing w:after="0" w:before="0" w:line="252"/>
             </w:pPr>
             <w:r>
@@ -17935,7 +18145,7 @@
         </w:tc>
         <w:tc>
           <w:tcPr>
-            <w:tcW w:type="dxa" w:w="3823"/>
+            <w:tcW w:type="dxa" w:w="3808"/>
             <w:shd w:fill="F6F7F9" w:color="auto" w:val="clear"/>
             <w:tcMar>
               <w:top w:type="dxa" w:w="70"/>
@@ -17947,7 +18157,7 @@
           </w:tcPr>
           <w:p>
             <w:pPr>
-              <w:keepNext w:val="false"/>
+              <w:keepNext/>
               <w:spacing w:after="0" w:before="0" w:line="252"/>
             </w:pPr>
             <w:r>
@@ -17965,7 +18175,7 @@
         </w:tc>
         <w:tc>
           <w:tcPr>
-            <w:tcW w:type="dxa" w:w="2465"/>
+            <w:tcW w:type="dxa" w:w="2487"/>
             <w:shd w:fill="F6F7F9" w:color="auto" w:val="clear"/>
             <w:tcMar>
               <w:top w:type="dxa" w:w="70"/>
@@ -17977,7 +18187,7 @@
           </w:tcPr>
           <w:p>
             <w:pPr>
-              <w:keepNext w:val="false"/>
+              <w:keepNext/>
               <w:spacing w:after="0" w:before="0" w:line="252"/>
             </w:pPr>
             <w:r>
@@ -17990,6 +18200,154 @@
                 <w:szCs w:val="18"/>
               </w:rPr>
               <w:t xml:space="preserve">Obfuscation, which protects nothing</w:t>
+            </w:r>
+          </w:p>
+        </w:tc>
+      </w:tr>
+      <w:tr>
+        <w:trPr>
+          <w:cantSplit/>
+        </w:trPr>
+        <w:tc>
+          <w:tcPr>
+            <w:tcW w:type="dxa" w:w="2615"/>
+            <w:shd w:fill="FFFFFF" w:color="auto" w:val="clear"/>
+            <w:tcMar>
+              <w:top w:type="dxa" w:w="70"/>
+              <w:left w:type="dxa" w:w="110"/>
+              <w:bottom w:type="dxa" w:w="70"/>
+              <w:right w:type="dxa" w:w="110"/>
+            </w:tcMar>
+            <w:vAlign w:val="center"/>
+          </w:tcPr>
+          <w:p>
+            <w:pPr>
+              <w:keepNext w:val="false"/>
+              <w:spacing w:after="0" w:before="0" w:line="252"/>
+            </w:pPr>
+            <w:r>
+              <w:rPr>
+                <w:rFonts w:ascii="Calibri" w:cs="Calibri" w:eastAsia="Microsoft YaHei" w:hAnsi="Calibri"/>
+                <w:b w:val="false"/>
+                <w:bCs w:val="false"/>
+                <w:color w:val="26303D"/>
+                <w:sz w:val="18"/>
+                <w:szCs w:val="18"/>
+              </w:rPr>
+              <w:t xml:space="preserve">A relay made ready, all but its account</w:t>
+            </w:r>
+          </w:p>
+        </w:tc>
+        <w:tc>
+          <w:tcPr>
+            <w:tcW w:type="dxa" w:w="728"/>
+            <w:shd w:fill="FFFFFF" w:color="auto" w:val="clear"/>
+            <w:tcMar>
+              <w:top w:type="dxa" w:w="70"/>
+              <w:left w:type="dxa" w:w="110"/>
+              <w:bottom w:type="dxa" w:w="70"/>
+              <w:right w:type="dxa" w:w="110"/>
+            </w:tcMar>
+            <w:vAlign w:val="center"/>
+          </w:tcPr>
+          <w:p>
+            <w:pPr>
+              <w:keepNext w:val="false"/>
+              <w:spacing w:after="0" w:before="0" w:line="252"/>
+            </w:pPr>
+            <w:r>
+              <w:rPr>
+                <w:rFonts w:ascii="Calibri" w:cs="Calibri" w:eastAsia="Microsoft YaHei" w:hAnsi="Calibri"/>
+                <w:b w:val="false"/>
+                <w:bCs w:val="false"/>
+                <w:color w:val="26303D"/>
+                <w:sz w:val="18"/>
+                <w:szCs w:val="18"/>
+              </w:rPr>
+              <w:t xml:space="preserve">29 Sep</w:t>
+            </w:r>
+          </w:p>
+        </w:tc>
+        <w:tc>
+          <w:tcPr>
+            <w:tcW w:type="dxa" w:w="3808"/>
+            <w:shd w:fill="FFFFFF" w:color="auto" w:val="clear"/>
+            <w:tcMar>
+              <w:top w:type="dxa" w:w="70"/>
+              <w:left w:type="dxa" w:w="110"/>
+              <w:bottom w:type="dxa" w:w="70"/>
+              <w:right w:type="dxa" w:w="110"/>
+            </w:tcMar>
+            <w:vAlign w:val="center"/>
+          </w:tcPr>
+          <w:p>
+            <w:pPr>
+              <w:keepNext w:val="false"/>
+              <w:spacing w:after="0" w:before="0" w:line="252"/>
+            </w:pPr>
+            <w:r>
+              <w:rPr>
+                <w:rFonts w:ascii="Calibri" w:cs="Calibri" w:eastAsia="Microsoft YaHei" w:hAnsi="Calibri"/>
+                <w:b w:val="false"/>
+                <w:bCs w:val="false"/>
+                <w:color w:val="26303D"/>
+                <w:sz w:val="18"/>
+                <w:szCs w:val="18"/>
+              </w:rPr>
+              <w:t xml:space="preserve">No free relay without an account is left; its credentials get a file of their own, checked before use, and </w:t>
+            </w:r>
+            <w:r>
+              <w:rPr>
+                <w:rFonts w:ascii="Consolas" w:cs="Consolas" w:eastAsia="Microsoft YaHei" w:hAnsi="Consolas"/>
+                <w:b w:val="false"/>
+                <w:bCs w:val="false"/>
+                <w:color w:val="7A4E00"/>
+                <w:sz w:val="16"/>
+                <w:szCs w:val="16"/>
+                <w:shd w:fill="F7F1E3" w:color="auto" w:val="clear"/>
+              </w:rPr>
+              <w:t xml:space="preserve">?relay</w:t>
+            </w:r>
+            <w:r>
+              <w:rPr>
+                <w:rFonts w:ascii="Calibri" w:cs="Calibri" w:eastAsia="Microsoft YaHei" w:hAnsi="Calibri"/>
+                <w:b w:val="false"/>
+                <w:bCs w:val="false"/>
+                <w:color w:val="26303D"/>
+                <w:sz w:val="18"/>
+                <w:szCs w:val="18"/>
+              </w:rPr>
+              <w:t xml:space="preserve"> proves one from two tabs</w:t>
+            </w:r>
+          </w:p>
+        </w:tc>
+        <w:tc>
+          <w:tcPr>
+            <w:tcW w:type="dxa" w:w="2487"/>
+            <w:shd w:fill="FFFFFF" w:color="auto" w:val="clear"/>
+            <w:tcMar>
+              <w:top w:type="dxa" w:w="70"/>
+              <w:left w:type="dxa" w:w="110"/>
+              <w:bottom w:type="dxa" w:w="70"/>
+              <w:right w:type="dxa" w:w="110"/>
+            </w:tcMar>
+            <w:vAlign w:val="center"/>
+          </w:tcPr>
+          <w:p>
+            <w:pPr>
+              <w:keepNext w:val="false"/>
+              <w:spacing w:after="0" w:before="0" w:line="252"/>
+            </w:pPr>
+            <w:r>
+              <w:rPr>
+                <w:rFonts w:ascii="Calibri" w:cs="Calibri" w:eastAsia="Microsoft YaHei" w:hAnsi="Calibri"/>
+                <w:b w:val="false"/>
+                <w:bCs w:val="false"/>
+                <w:color w:val="26303D"/>
+                <w:sz w:val="18"/>
+                <w:szCs w:val="18"/>
+              </w:rPr>
+              <w:t xml:space="preserve">Running a relay ourselves, which is a server</w:t>
             </w:r>
           </w:p>
         </w:tc>
@@ -18718,7 +19076,7 @@
                 <w:sz w:val="18"/>
                 <w:szCs w:val="18"/>
               </w:rPr>
-              <w:t xml:space="preserve">405 · 357</w:t>
+              <w:t xml:space="preserve">432 · 357</w:t>
             </w:r>
           </w:p>
         </w:tc>
@@ -18748,7 +19106,7 @@
                 <w:sz w:val="18"/>
                 <w:szCs w:val="18"/>
               </w:rPr>
-              <w:t xml:space="preserve">The pipe (WebRTC and room codes) and the room over it</w:t>
+              <w:t xml:space="preserve">The pipe (WebRTC, room codes and the relay's checked entries) and the room over it</w:t>
             </w:r>
           </w:p>
         </w:tc>
@@ -18837,7 +19195,7 @@
                 <w:sz w:val="18"/>
                 <w:szCs w:val="18"/>
               </w:rPr>
-              <w:t xml:space="preserve">350 · 346</w:t>
+              <w:t xml:space="preserve">350 · 357</w:t>
             </w:r>
           </w:p>
         </w:tc>
@@ -19335,7 +19693,7 @@
                 <w:sz w:val="18"/>
                 <w:szCs w:val="18"/>
               </w:rPr>
-              <w:t xml:space="preserve">794</w:t>
+              <w:t xml:space="preserve">824</w:t>
             </w:r>
           </w:p>
         </w:tc>
@@ -19365,7 +19723,7 @@
                 <w:sz w:val="18"/>
                 <w:szCs w:val="18"/>
               </w:rPr>
-              <w:t xml:space="preserve">Helpers, the seeded RNG, the registry, icons, cards, the friends screen, the room's interface, Drive settings</w:t>
+              <w:t xml:space="preserve">Helpers, the seeded RNG, the registry, icons, cards, the friends screen, the room's interface, Drive settings, the relay's credentials</w:t>
             </w:r>
           </w:p>
         </w:tc>
@@ -19431,7 +19789,7 @@
                 <w:sz w:val="18"/>
                 <w:szCs w:val="18"/>
               </w:rPr>
-              <w:t xml:space="preserve">36,468</w:t>
+              <w:t xml:space="preserve">36,631</w:t>
             </w:r>
           </w:p>
         </w:tc>
@@ -19461,7 +19819,7 @@
                 <w:sz w:val="18"/>
                 <w:szCs w:val="18"/>
               </w:rPr>
-              <w:t xml:space="preserve">Sixteen game folders (98 files) and the empty </w:t>
+              <w:t xml:space="preserve">Sixteen game folders (99 files) and the empty </w:t>
             </w:r>
             <w:r>
               <w:rPr>
@@ -19539,7 +19897,7 @@
                 <w:sz w:val="18"/>
                 <w:szCs w:val="18"/>
               </w:rPr>
-              <w:t xml:space="preserve">1,410</w:t>
+              <w:t xml:space="preserve">1,482</w:t>
             </w:r>
           </w:p>
         </w:tc>
@@ -19635,7 +19993,7 @@
                 <w:sz w:val="18"/>
                 <w:szCs w:val="18"/>
               </w:rPr>
-              <w:t xml:space="preserve">5,172</w:t>
+              <w:t xml:space="preserve">5,296</w:t>
             </w:r>
           </w:p>
         </w:tc>
@@ -19687,7 +20045,7 @@
           <wp:inline distT="0" distB="0" distL="0" distR="0">
             <wp:extent cx="6124575" cy="4000500"/>
             <wp:effectExtent t="0" r="0" b="0" l="0"/>
-            <wp:docPr id="1" name="img/codebase.svg" descr="Where the lines are: 44,783 lines of JavaScript, by part" title="Figure 6"/>
+            <wp:docPr id="1" name="img/codebase.svg" descr="Where the lines are: 45,014 lines of JavaScript, by part" title="Figure 6"/>
             <wp:cNvGraphicFramePr>
               <a:graphicFrameLocks xmlns:a="http://schemas.openxmlformats.org/drawingml/2006/main" noChangeAspect="1"/>
             </wp:cNvGraphicFramePr>
@@ -19737,7 +20095,7 @@
           <w:sz w:val="18"/>
           <w:szCs w:val="18"/>
         </w:rPr>
-        <w:t xml:space="preserve">Figure 6 — Where the lines are: 44,783 lines of JavaScript, by part</w:t>
+        <w:t xml:space="preserve">Figure 6 — Where the lines are: 45,014 lines of JavaScript, by part</w:t>
       </w:r>
     </w:p>
     <w:p>
@@ -20678,7 +21036,26 @@
           <w:sz w:val="21"/>
           <w:szCs w:val="21"/>
         </w:rPr>
-        <w:t xml:space="preserve">. Held keys come in two kinds and a game must say which it wants: </w:t>
+        <w:t xml:space="preserve">. A game with touch controls of its own, like Stick Clash, leaves out </w:t>
+      </w:r>
+      <w:r>
+        <w:rPr>
+          <w:rFonts w:ascii="Consolas" w:cs="Consolas" w:eastAsia="Microsoft YaHei" w:hAnsi="Consolas"/>
+          <w:color w:val="7A4E00"/>
+          <w:sz w:val="19"/>
+          <w:szCs w:val="19"/>
+          <w:shd w:fill="F7F1E3" w:color="auto" w:val="clear"/>
+        </w:rPr>
+        <w:t xml:space="preserve">pad</w:t>
+      </w:r>
+      <w:r>
+        <w:rPr>
+          <w:rFonts w:ascii="Calibri" w:cs="Calibri" w:eastAsia="Microsoft YaHei" w:hAnsi="Calibri"/>
+          <w:color w:val="26303D"/>
+          <w:sz w:val="21"/>
+          <w:szCs w:val="21"/>
+        </w:rPr>
+        <w:t xml:space="preserve"> and holds and releases actions through the harness, so a thumb holding the stick to one side is sampled on the tick exactly as a held key is. Held keys come in two kinds and a game must say which it wants: </w:t>
       </w:r>
       <w:r>
         <w:rPr>
@@ -20771,7 +21148,7 @@
           <w:sz w:val="21"/>
           <w:szCs w:val="21"/>
         </w:rPr>
-        <w:t xml:space="preserve">, strips the comments and indentation from 122 files — about 1.96 MB of commented source — and writes </w:t>
+        <w:t xml:space="preserve">, strips the comments and indentation from 124 files — about 1.97 MB of commented source — and writes </w:t>
       </w:r>
       <w:r>
         <w:rPr>
@@ -20873,7 +21250,7 @@
           <w:sz w:val="21"/>
           <w:szCs w:val="21"/>
         </w:rPr>
-        <w:t xml:space="preserve">, stamped on the bundle's and the lock's </w:t>
+        <w:t xml:space="preserve"> — the lock, the stylesheet and every bundled script — stamped on the </w:t>
       </w:r>
       <w:r>
         <w:rPr>
@@ -20892,7 +21269,7 @@
           <w:sz w:val="21"/>
           <w:szCs w:val="21"/>
         </w:rPr>
-        <w:t xml:space="preserve">, so a browser holding an old bundle always fetches the new one and there is no manual version bump to forget. The lock goes in as its own tag and is never bundled: it tells PlayVault's code from a console's by the address on the call stack, and inside the bundle every frame would carry the same address. On 29 September the live page served </w:t>
+        <w:t xml:space="preserve"> of all three, so a browser holding an old bundle or an old stylesheet always fetches the new one and there is no manual version bump to forget. The stylesheet joined the stamp on 30 September: GitHub Pages lets a browser keep a file for ten minutes, and until then a returning player could run the new scripts with yesterday's styles and see a new control laid out as nothing. The lock goes in as its own tag and is never bundled: it tells PlayVault's code from a console's by the address on the call stack, and inside the bundle every frame would carry the same address. On 30 September the live page served </w:t>
       </w:r>
       <w:r>
         <w:rPr>
@@ -20902,16 +21279,16 @@
           <w:szCs w:val="19"/>
           <w:shd w:fill="F7F1E3" w:color="auto" w:val="clear"/>
         </w:rPr>
-        <w:t xml:space="preserve">?v=7199eb862fa5</w:t>
-      </w:r>
-      <w:r>
-        <w:rPr>
-          <w:rFonts w:ascii="Calibri" w:cs="Calibri" w:eastAsia="Microsoft YaHei" w:hAnsi="Calibri"/>
-          <w:color w:val="26303D"/>
-          <w:sz w:val="21"/>
-          <w:szCs w:val="21"/>
-        </w:rPr>
-        <w:t xml:space="preserve">, the same stamp as the working tree.</w:t>
+        <w:t xml:space="preserve">?v=02c3661d0534</w:t>
+      </w:r>
+      <w:r>
+        <w:rPr>
+          <w:rFonts w:ascii="Calibri" w:cs="Calibri" w:eastAsia="Microsoft YaHei" w:hAnsi="Calibri"/>
+          <w:color w:val="26303D"/>
+          <w:sz w:val="21"/>
+          <w:szCs w:val="21"/>
+        </w:rPr>
+        <w:t xml:space="preserve"> on all three, the same stamp as the working tree.</w:t>
       </w:r>
     </w:p>
     <w:p>
@@ -21575,7 +21952,7 @@
           <w:sz w:val="21"/>
           <w:szCs w:val="21"/>
         </w:rPr>
-        <w:t xml:space="preserve"> They always find a direct route; a friend on mobile data often cannot, and then only a TURN relay gets through. PeerJS's own relay stopped resolving (checked on 23 September 2026), no free relay without an account remains, and </w:t>
+        <w:t xml:space="preserve"> They always find a direct route; a friend on mobile data often cannot, and then only a TURN relay gets through. PeerJS's own relay stopped resolving (checked on 23 September 2026), and no free relay without an account remains: checked again on 29 September in a headless Chrome asking each for a relay, freeturn.net and PeerJS's own no longer resolve, and Metered's shared relay refuses every connection. So everything but the account is built. </w:t>
       </w:r>
       <w:r>
         <w:rPr>
@@ -21585,16 +21962,16 @@
           <w:szCs w:val="19"/>
           <w:shd w:fill="F7F1E3" w:color="auto" w:val="clear"/>
         </w:rPr>
-        <w:t xml:space="preserve">RELAYS</w:t>
-      </w:r>
-      <w:r>
-        <w:rPr>
-          <w:rFonts w:ascii="Calibri" w:cs="Calibri" w:eastAsia="Microsoft YaHei" w:hAnsi="Calibri"/>
-          <w:color w:val="26303D"/>
-          <w:sz w:val="21"/>
-          <w:szCs w:val="21"/>
-        </w:rPr>
-        <w:t xml:space="preserve"> in </w:t>
+        <w:t xml:space="preserve">js/core/relay-config.js</w:t>
+      </w:r>
+      <w:r>
+        <w:rPr>
+          <w:rFonts w:ascii="Calibri" w:cs="Calibri" w:eastAsia="Microsoft YaHei" w:hAnsi="Calibri"/>
+          <w:color w:val="26303D"/>
+          <w:sz w:val="21"/>
+          <w:szCs w:val="21"/>
+        </w:rPr>
+        <w:t xml:space="preserve"> holds the credentials, public by design as in every browser app that uses TURN; </w:t>
       </w:r>
       <w:r>
         <w:rPr>
@@ -21604,16 +21981,35 @@
           <w:szCs w:val="19"/>
           <w:shd w:fill="F7F1E3" w:color="auto" w:val="clear"/>
         </w:rPr>
-        <w:t xml:space="preserve">js/core/net.js</w:t>
-      </w:r>
-      <w:r>
-        <w:rPr>
-          <w:rFonts w:ascii="Calibri" w:cs="Calibri" w:eastAsia="Microsoft YaHei" w:hAnsi="Calibri"/>
-          <w:color w:val="26303D"/>
-          <w:sz w:val="21"/>
-          <w:szCs w:val="21"/>
-        </w:rPr>
-        <w:t xml:space="preserve"> is empty. </w:t>
+        <w:t xml:space="preserve">net.js</w:t>
+      </w:r>
+      <w:r>
+        <w:rPr>
+          <w:rFonts w:ascii="Calibri" w:cs="Calibri" w:eastAsia="Microsoft YaHei" w:hAnsi="Calibri"/>
+          <w:color w:val="26303D"/>
+          <w:sz w:val="21"/>
+          <w:szCs w:val="21"/>
+        </w:rPr>
+        <w:t xml:space="preserve"> takes only entries it can use, since a bad one would fail in silence; and </w:t>
+      </w:r>
+      <w:r>
+        <w:rPr>
+          <w:rFonts w:ascii="Consolas" w:cs="Consolas" w:eastAsia="Microsoft YaHei" w:hAnsi="Consolas"/>
+          <w:color w:val="7A4E00"/>
+          <w:sz w:val="19"/>
+          <w:szCs w:val="19"/>
+          <w:shd w:fill="F7F1E3" w:color="auto" w:val="clear"/>
+        </w:rPr>
+        <w:t xml:space="preserve">?relay</w:t>
+      </w:r>
+      <w:r>
+        <w:rPr>
+          <w:rFonts w:ascii="Calibri" w:cs="Calibri" w:eastAsia="Microsoft YaHei" w:hAnsi="Calibri"/>
+          <w:color w:val="26303D"/>
+          <w:sz w:val="21"/>
+          <w:szCs w:val="21"/>
+        </w:rPr>
+        <w:t xml:space="preserve"> in the address forces every connection through the relay — the one way two tabs on one machine can show it works. Empty, play is exactly as before. </w:t>
       </w:r>
       <w:r>
         <w:rPr>
@@ -21624,7 +22020,7 @@
           <w:sz w:val="21"/>
           <w:szCs w:val="21"/>
         </w:rPr>
-        <w:t xml:space="preserve">This is Phase 4's first item.</w:t>
+        <w:t xml:space="preserve">The account, and a match between two real networks, is Phase 4's first item.</w:t>
       </w:r>
     </w:p>
     <w:p>
@@ -29764,10 +30160,10 @@
         <w:tblLayout w:type="fixed"/>
       </w:tblPr>
       <w:tblGrid>
-        <w:gridCol w:w="2304"/>
-        <w:gridCol w:w="1877"/>
-        <w:gridCol w:w="1877"/>
-        <w:gridCol w:w="3580"/>
+        <w:gridCol w:w="2367"/>
+        <w:gridCol w:w="1879"/>
+        <w:gridCol w:w="1879"/>
+        <w:gridCol w:w="3513"/>
       </w:tblGrid>
       <w:tr>
         <w:trPr>
@@ -29776,7 +30172,7 @@
         </w:trPr>
         <w:tc>
           <w:tcPr>
-            <w:tcW w:type="dxa" w:w="2304"/>
+            <w:tcW w:type="dxa" w:w="2367"/>
             <w:shd w:fill="171D26" w:color="auto" w:val="clear"/>
             <w:tcMar>
               <w:top w:type="dxa" w:w="70"/>
@@ -29806,7 +30202,7 @@
         </w:tc>
         <w:tc>
           <w:tcPr>
-            <w:tcW w:type="dxa" w:w="1877"/>
+            <w:tcW w:type="dxa" w:w="1879"/>
             <w:shd w:fill="171D26" w:color="auto" w:val="clear"/>
             <w:tcMar>
               <w:top w:type="dxa" w:w="70"/>
@@ -29836,7 +30232,7 @@
         </w:tc>
         <w:tc>
           <w:tcPr>
-            <w:tcW w:type="dxa" w:w="1877"/>
+            <w:tcW w:type="dxa" w:w="1879"/>
             <w:shd w:fill="171D26" w:color="auto" w:val="clear"/>
             <w:tcMar>
               <w:top w:type="dxa" w:w="70"/>
@@ -29866,7 +30262,7 @@
         </w:tc>
         <w:tc>
           <w:tcPr>
-            <w:tcW w:type="dxa" w:w="3580"/>
+            <w:tcW w:type="dxa" w:w="3513"/>
             <w:shd w:fill="171D26" w:color="auto" w:val="clear"/>
             <w:tcMar>
               <w:top w:type="dxa" w:w="70"/>
@@ -29901,7 +30297,7 @@
         </w:trPr>
         <w:tc>
           <w:tcPr>
-            <w:tcW w:type="dxa" w:w="2304"/>
+            <w:tcW w:type="dxa" w:w="2367"/>
             <w:shd w:fill="FFFFFF" w:color="auto" w:val="clear"/>
             <w:tcMar>
               <w:top w:type="dxa" w:w="70"/>
@@ -29931,7 +30327,7 @@
         </w:tc>
         <w:tc>
           <w:tcPr>
-            <w:tcW w:type="dxa" w:w="1877"/>
+            <w:tcW w:type="dxa" w:w="1879"/>
             <w:shd w:fill="FFFFFF" w:color="auto" w:val="clear"/>
             <w:tcMar>
               <w:top w:type="dxa" w:w="70"/>
@@ -29961,7 +30357,7 @@
         </w:tc>
         <w:tc>
           <w:tcPr>
-            <w:tcW w:type="dxa" w:w="1877"/>
+            <w:tcW w:type="dxa" w:w="1879"/>
             <w:shd w:fill="FFFFFF" w:color="auto" w:val="clear"/>
             <w:tcMar>
               <w:top w:type="dxa" w:w="70"/>
@@ -29991,7 +30387,7 @@
         </w:tc>
         <w:tc>
           <w:tcPr>
-            <w:tcW w:type="dxa" w:w="3580"/>
+            <w:tcW w:type="dxa" w:w="3513"/>
             <w:shd w:fill="FFFFFF" w:color="auto" w:val="clear"/>
             <w:tcMar>
               <w:top w:type="dxa" w:w="70"/>
@@ -30026,7 +30422,7 @@
         </w:trPr>
         <w:tc>
           <w:tcPr>
-            <w:tcW w:type="dxa" w:w="2304"/>
+            <w:tcW w:type="dxa" w:w="2367"/>
             <w:shd w:fill="F6F7F9" w:color="auto" w:val="clear"/>
             <w:tcMar>
               <w:top w:type="dxa" w:w="70"/>
@@ -30056,7 +30452,7 @@
         </w:tc>
         <w:tc>
           <w:tcPr>
-            <w:tcW w:type="dxa" w:w="1877"/>
+            <w:tcW w:type="dxa" w:w="1879"/>
             <w:shd w:fill="F6F7F9" w:color="auto" w:val="clear"/>
             <w:tcMar>
               <w:top w:type="dxa" w:w="70"/>
@@ -30086,7 +30482,7 @@
         </w:tc>
         <w:tc>
           <w:tcPr>
-            <w:tcW w:type="dxa" w:w="1877"/>
+            <w:tcW w:type="dxa" w:w="1879"/>
             <w:shd w:fill="F6F7F9" w:color="auto" w:val="clear"/>
             <w:tcMar>
               <w:top w:type="dxa" w:w="70"/>
@@ -30116,7 +30512,7 @@
         </w:tc>
         <w:tc>
           <w:tcPr>
-            <w:tcW w:type="dxa" w:w="3580"/>
+            <w:tcW w:type="dxa" w:w="3513"/>
             <w:shd w:fill="F6F7F9" w:color="auto" w:val="clear"/>
             <w:tcMar>
               <w:top w:type="dxa" w:w="70"/>
@@ -30151,132 +30547,121 @@
         </w:trPr>
         <w:tc>
           <w:tcPr>
-            <w:tcW w:type="dxa" w:w="2304"/>
-            <w:shd w:fill="FFFFFF" w:color="auto" w:val="clear"/>
-            <w:tcMar>
-              <w:top w:type="dxa" w:w="70"/>
-              <w:left w:type="dxa" w:w="110"/>
-              <w:bottom w:type="dxa" w:w="70"/>
-              <w:right w:type="dxa" w:w="110"/>
-            </w:tcMar>
-            <w:vAlign w:val="center"/>
-          </w:tcPr>
-          <w:p>
-            <w:pPr>
-              <w:keepNext/>
-              <w:spacing w:after="0" w:before="0" w:line="252"/>
-            </w:pPr>
-            <w:r>
-              <w:rPr>
-                <w:rFonts w:ascii="Calibri" w:cs="Calibri" w:eastAsia="Microsoft YaHei" w:hAnsi="Calibri"/>
-                <w:b w:val="false"/>
-                <w:bCs w:val="false"/>
-                <w:color w:val="26303D"/>
-                <w:sz w:val="18"/>
-                <w:szCs w:val="18"/>
-              </w:rPr>
-              <w:t xml:space="preserve">A label on a brass button</w:t>
-            </w:r>
-          </w:p>
-        </w:tc>
-        <w:tc>
-          <w:tcPr>
-            <w:tcW w:type="dxa" w:w="1877"/>
-            <w:shd w:fill="FFFFFF" w:color="auto" w:val="clear"/>
-            <w:tcMar>
-              <w:top w:type="dxa" w:w="70"/>
-              <w:left w:type="dxa" w:w="110"/>
-              <w:bottom w:type="dxa" w:w="70"/>
-              <w:right w:type="dxa" w:w="110"/>
-            </w:tcMar>
-            <w:vAlign w:val="center"/>
-          </w:tcPr>
-          <w:p>
-            <w:pPr>
-              <w:keepNext/>
-              <w:spacing w:after="0" w:before="0" w:line="252"/>
-            </w:pPr>
-            <w:r>
-              <w:rPr>
-                <w:rFonts w:ascii="Calibri" w:cs="Calibri" w:eastAsia="Microsoft YaHei" w:hAnsi="Calibri"/>
-                <w:b w:val="false"/>
-                <w:bCs w:val="false"/>
-                <w:color w:val="26303D"/>
-                <w:sz w:val="18"/>
-                <w:szCs w:val="18"/>
-              </w:rPr>
-              <w:t xml:space="preserve">10.43:1 (dark on brass)</w:t>
-            </w:r>
-          </w:p>
-        </w:tc>
-        <w:tc>
-          <w:tcPr>
-            <w:tcW w:type="dxa" w:w="1877"/>
-            <w:shd w:fill="FFFFFF" w:color="auto" w:val="clear"/>
-            <w:tcMar>
-              <w:top w:type="dxa" w:w="70"/>
-              <w:left w:type="dxa" w:w="110"/>
-              <w:bottom w:type="dxa" w:w="70"/>
-              <w:right w:type="dxa" w:w="110"/>
-            </w:tcMar>
-            <w:vAlign w:val="center"/>
-          </w:tcPr>
-          <w:p>
-            <w:pPr>
-              <w:keepNext/>
-              <w:spacing w:after="0" w:before="0" w:line="252"/>
-            </w:pPr>
-            <w:r>
-              <w:rPr>
-                <w:rFonts w:ascii="Calibri" w:cs="Calibri" w:eastAsia="Microsoft YaHei" w:hAnsi="Calibri"/>
-                <w:b w:val="false"/>
-                <w:bCs w:val="false"/>
-                <w:color w:val="26303D"/>
-                <w:sz w:val="18"/>
-                <w:szCs w:val="18"/>
-              </w:rPr>
-              <w:t xml:space="preserve">3.79:1 (white on brass)</w:t>
-            </w:r>
-          </w:p>
-        </w:tc>
-        <w:tc>
-          <w:tcPr>
-            <w:tcW w:type="dxa" w:w="3580"/>
-            <w:shd w:fill="FFFFFF" w:color="auto" w:val="clear"/>
-            <w:tcMar>
-              <w:top w:type="dxa" w:w="70"/>
-              <w:left w:type="dxa" w:w="110"/>
-              <w:bottom w:type="dxa" w:w="70"/>
-              <w:right w:type="dxa" w:w="110"/>
-            </w:tcMar>
-            <w:vAlign w:val="center"/>
-          </w:tcPr>
-          <w:p>
-            <w:pPr>
-              <w:keepNext/>
-              <w:spacing w:after="0" w:before="0" w:line="252"/>
-            </w:pPr>
-            <w:r>
-              <w:rPr>
-                <w:rFonts w:ascii="Calibri" w:cs="Calibri" w:eastAsia="Microsoft YaHei" w:hAnsi="Calibri"/>
-                <w:b w:val="false"/>
-                <w:bCs w:val="false"/>
-                <w:color w:val="26303D"/>
-                <w:sz w:val="18"/>
-                <w:szCs w:val="18"/>
-              </w:rPr>
-              <w:t xml:space="preserve">Dark passes; </w:t>
-            </w:r>
-            <w:r>
-              <w:rPr>
-                <w:rFonts w:ascii="Calibri" w:cs="Calibri" w:eastAsia="Microsoft YaHei" w:hAnsi="Calibri"/>
-                <w:b/>
-                <w:bCs/>
-                <w:color w:val="26303D"/>
-                <w:sz w:val="18"/>
-                <w:szCs w:val="18"/>
-              </w:rPr>
-              <w:t xml:space="preserve">light fails</w:t>
+            <w:tcW w:type="dxa" w:w="2367"/>
+            <w:shd w:fill="FFFFFF" w:color="auto" w:val="clear"/>
+            <w:tcMar>
+              <w:top w:type="dxa" w:w="70"/>
+              <w:left w:type="dxa" w:w="110"/>
+              <w:bottom w:type="dxa" w:w="70"/>
+              <w:right w:type="dxa" w:w="110"/>
+            </w:tcMar>
+            <w:vAlign w:val="center"/>
+          </w:tcPr>
+          <w:p>
+            <w:pPr>
+              <w:keepNext/>
+              <w:spacing w:after="0" w:before="0" w:line="252"/>
+            </w:pPr>
+            <w:r>
+              <w:rPr>
+                <w:rFonts w:ascii="Calibri" w:cs="Calibri" w:eastAsia="Microsoft YaHei" w:hAnsi="Calibri"/>
+                <w:b w:val="false"/>
+                <w:bCs w:val="false"/>
+                <w:color w:val="26303D"/>
+                <w:sz w:val="18"/>
+                <w:szCs w:val="18"/>
+              </w:rPr>
+              <w:t xml:space="preserve">Ink on the saving strip</w:t>
+            </w:r>
+          </w:p>
+        </w:tc>
+        <w:tc>
+          <w:tcPr>
+            <w:tcW w:type="dxa" w:w="1879"/>
+            <w:shd w:fill="FFFFFF" w:color="auto" w:val="clear"/>
+            <w:tcMar>
+              <w:top w:type="dxa" w:w="70"/>
+              <w:left w:type="dxa" w:w="110"/>
+              <w:bottom w:type="dxa" w:w="70"/>
+              <w:right w:type="dxa" w:w="110"/>
+            </w:tcMar>
+            <w:vAlign w:val="center"/>
+          </w:tcPr>
+          <w:p>
+            <w:pPr>
+              <w:keepNext/>
+              <w:spacing w:after="0" w:before="0" w:line="252"/>
+            </w:pPr>
+            <w:r>
+              <w:rPr>
+                <w:rFonts w:ascii="Calibri" w:cs="Calibri" w:eastAsia="Microsoft YaHei" w:hAnsi="Calibri"/>
+                <w:b w:val="false"/>
+                <w:bCs w:val="false"/>
+                <w:color w:val="26303D"/>
+                <w:sz w:val="18"/>
+                <w:szCs w:val="18"/>
+              </w:rPr>
+              <w:t xml:space="preserve">14.05:1</w:t>
+            </w:r>
+          </w:p>
+        </w:tc>
+        <w:tc>
+          <w:tcPr>
+            <w:tcW w:type="dxa" w:w="1879"/>
+            <w:shd w:fill="FFFFFF" w:color="auto" w:val="clear"/>
+            <w:tcMar>
+              <w:top w:type="dxa" w:w="70"/>
+              <w:left w:type="dxa" w:w="110"/>
+              <w:bottom w:type="dxa" w:w="70"/>
+              <w:right w:type="dxa" w:w="110"/>
+            </w:tcMar>
+            <w:vAlign w:val="center"/>
+          </w:tcPr>
+          <w:p>
+            <w:pPr>
+              <w:keepNext/>
+              <w:spacing w:after="0" w:before="0" w:line="252"/>
+            </w:pPr>
+            <w:r>
+              <w:rPr>
+                <w:rFonts w:ascii="Calibri" w:cs="Calibri" w:eastAsia="Microsoft YaHei" w:hAnsi="Calibri"/>
+                <w:b w:val="false"/>
+                <w:bCs w:val="false"/>
+                <w:color w:val="26303D"/>
+                <w:sz w:val="18"/>
+                <w:szCs w:val="18"/>
+              </w:rPr>
+              <w:t xml:space="preserve">14.36:1</w:t>
+            </w:r>
+          </w:p>
+        </w:tc>
+        <w:tc>
+          <w:tcPr>
+            <w:tcW w:type="dxa" w:w="3513"/>
+            <w:shd w:fill="FFFFFF" w:color="auto" w:val="clear"/>
+            <w:tcMar>
+              <w:top w:type="dxa" w:w="70"/>
+              <w:left w:type="dxa" w:w="110"/>
+              <w:bottom w:type="dxa" w:w="70"/>
+              <w:right w:type="dxa" w:w="110"/>
+            </w:tcMar>
+            <w:vAlign w:val="center"/>
+          </w:tcPr>
+          <w:p>
+            <w:pPr>
+              <w:keepNext/>
+              <w:spacing w:after="0" w:before="0" w:line="252"/>
+            </w:pPr>
+            <w:r>
+              <w:rPr>
+                <w:rFonts w:ascii="Calibri" w:cs="Calibri" w:eastAsia="Microsoft YaHei" w:hAnsi="Calibri"/>
+                <w:b w:val="false"/>
+                <w:bCs w:val="false"/>
+                <w:color w:val="26303D"/>
+                <w:sz w:val="18"/>
+                <w:szCs w:val="18"/>
+              </w:rPr>
+              <w:t xml:space="preserve">Pass</w:t>
             </w:r>
           </w:p>
         </w:tc>
@@ -30287,7 +30672,7 @@
         </w:trPr>
         <w:tc>
           <w:tcPr>
-            <w:tcW w:type="dxa" w:w="2304"/>
+            <w:tcW w:type="dxa" w:w="2367"/>
             <w:shd w:fill="F6F7F9" w:color="auto" w:val="clear"/>
             <w:tcMar>
               <w:top w:type="dxa" w:w="70"/>
@@ -30311,13 +30696,13 @@
                 <w:sz w:val="18"/>
                 <w:szCs w:val="18"/>
               </w:rPr>
-              <w:t xml:space="preserve">Brass text on the page</w:t>
-            </w:r>
-          </w:p>
-        </w:tc>
-        <w:tc>
-          <w:tcPr>
-            <w:tcW w:type="dxa" w:w="1877"/>
+              <w:t xml:space="preserve">A label on a brass button</w:t>
+            </w:r>
+          </w:p>
+        </w:tc>
+        <w:tc>
+          <w:tcPr>
+            <w:tcW w:type="dxa" w:w="1879"/>
             <w:shd w:fill="F6F7F9" w:color="auto" w:val="clear"/>
             <w:tcMar>
               <w:top w:type="dxa" w:w="70"/>
@@ -30341,13 +30726,13 @@
                 <w:sz w:val="18"/>
                 <w:szCs w:val="18"/>
               </w:rPr>
-              <w:t xml:space="preserve">10.43:1</w:t>
-            </w:r>
-          </w:p>
-        </w:tc>
-        <w:tc>
-          <w:tcPr>
-            <w:tcW w:type="dxa" w:w="1877"/>
+              <w:t xml:space="preserve">10.43:1 (dark on brass)</w:t>
+            </w:r>
+          </w:p>
+        </w:tc>
+        <w:tc>
+          <w:tcPr>
+            <w:tcW w:type="dxa" w:w="1879"/>
             <w:shd w:fill="F6F7F9" w:color="auto" w:val="clear"/>
             <w:tcMar>
               <w:top w:type="dxa" w:w="70"/>
@@ -30371,13 +30756,13 @@
                 <w:sz w:val="18"/>
                 <w:szCs w:val="18"/>
               </w:rPr>
-              <w:t xml:space="preserve">3.44:1</w:t>
-            </w:r>
-          </w:p>
-        </w:tc>
-        <w:tc>
-          <w:tcPr>
-            <w:tcW w:type="dxa" w:w="3580"/>
+              <w:t xml:space="preserve">3.79:1 (white on brass)</w:t>
+            </w:r>
+          </w:p>
+        </w:tc>
+        <w:tc>
+          <w:tcPr>
+            <w:tcW w:type="dxa" w:w="3513"/>
             <w:shd w:fill="F6F7F9" w:color="auto" w:val="clear"/>
             <w:tcMar>
               <w:top w:type="dxa" w:w="70"/>
@@ -30423,8 +30808,144 @@
         </w:trPr>
         <w:tc>
           <w:tcPr>
-            <w:tcW w:type="dxa" w:w="2304"/>
-            <w:shd w:fill="FFFFFF" w:color="auto" w:val="clear"/>
+            <w:tcW w:type="dxa" w:w="2367"/>
+            <w:shd w:fill="FFFFFF" w:color="auto" w:val="clear"/>
+            <w:tcMar>
+              <w:top w:type="dxa" w:w="70"/>
+              <w:left w:type="dxa" w:w="110"/>
+              <w:bottom w:type="dxa" w:w="70"/>
+              <w:right w:type="dxa" w:w="110"/>
+            </w:tcMar>
+            <w:vAlign w:val="center"/>
+          </w:tcPr>
+          <w:p>
+            <w:pPr>
+              <w:keepNext/>
+              <w:spacing w:after="0" w:before="0" w:line="252"/>
+            </w:pPr>
+            <w:r>
+              <w:rPr>
+                <w:rFonts w:ascii="Calibri" w:cs="Calibri" w:eastAsia="Microsoft YaHei" w:hAnsi="Calibri"/>
+                <w:b w:val="false"/>
+                <w:bCs w:val="false"/>
+                <w:color w:val="26303D"/>
+                <w:sz w:val="18"/>
+                <w:szCs w:val="18"/>
+              </w:rPr>
+              <w:t xml:space="preserve">Brass text on the page</w:t>
+            </w:r>
+          </w:p>
+        </w:tc>
+        <w:tc>
+          <w:tcPr>
+            <w:tcW w:type="dxa" w:w="1879"/>
+            <w:shd w:fill="FFFFFF" w:color="auto" w:val="clear"/>
+            <w:tcMar>
+              <w:top w:type="dxa" w:w="70"/>
+              <w:left w:type="dxa" w:w="110"/>
+              <w:bottom w:type="dxa" w:w="70"/>
+              <w:right w:type="dxa" w:w="110"/>
+            </w:tcMar>
+            <w:vAlign w:val="center"/>
+          </w:tcPr>
+          <w:p>
+            <w:pPr>
+              <w:keepNext/>
+              <w:spacing w:after="0" w:before="0" w:line="252"/>
+            </w:pPr>
+            <w:r>
+              <w:rPr>
+                <w:rFonts w:ascii="Calibri" w:cs="Calibri" w:eastAsia="Microsoft YaHei" w:hAnsi="Calibri"/>
+                <w:b w:val="false"/>
+                <w:bCs w:val="false"/>
+                <w:color w:val="26303D"/>
+                <w:sz w:val="18"/>
+                <w:szCs w:val="18"/>
+              </w:rPr>
+              <w:t xml:space="preserve">10.43:1</w:t>
+            </w:r>
+          </w:p>
+        </w:tc>
+        <w:tc>
+          <w:tcPr>
+            <w:tcW w:type="dxa" w:w="1879"/>
+            <w:shd w:fill="FFFFFF" w:color="auto" w:val="clear"/>
+            <w:tcMar>
+              <w:top w:type="dxa" w:w="70"/>
+              <w:left w:type="dxa" w:w="110"/>
+              <w:bottom w:type="dxa" w:w="70"/>
+              <w:right w:type="dxa" w:w="110"/>
+            </w:tcMar>
+            <w:vAlign w:val="center"/>
+          </w:tcPr>
+          <w:p>
+            <w:pPr>
+              <w:keepNext/>
+              <w:spacing w:after="0" w:before="0" w:line="252"/>
+            </w:pPr>
+            <w:r>
+              <w:rPr>
+                <w:rFonts w:ascii="Calibri" w:cs="Calibri" w:eastAsia="Microsoft YaHei" w:hAnsi="Calibri"/>
+                <w:b w:val="false"/>
+                <w:bCs w:val="false"/>
+                <w:color w:val="26303D"/>
+                <w:sz w:val="18"/>
+                <w:szCs w:val="18"/>
+              </w:rPr>
+              <w:t xml:space="preserve">3.44:1</w:t>
+            </w:r>
+          </w:p>
+        </w:tc>
+        <w:tc>
+          <w:tcPr>
+            <w:tcW w:type="dxa" w:w="3513"/>
+            <w:shd w:fill="FFFFFF" w:color="auto" w:val="clear"/>
+            <w:tcMar>
+              <w:top w:type="dxa" w:w="70"/>
+              <w:left w:type="dxa" w:w="110"/>
+              <w:bottom w:type="dxa" w:w="70"/>
+              <w:right w:type="dxa" w:w="110"/>
+            </w:tcMar>
+            <w:vAlign w:val="center"/>
+          </w:tcPr>
+          <w:p>
+            <w:pPr>
+              <w:keepNext/>
+              <w:spacing w:after="0" w:before="0" w:line="252"/>
+            </w:pPr>
+            <w:r>
+              <w:rPr>
+                <w:rFonts w:ascii="Calibri" w:cs="Calibri" w:eastAsia="Microsoft YaHei" w:hAnsi="Calibri"/>
+                <w:b w:val="false"/>
+                <w:bCs w:val="false"/>
+                <w:color w:val="26303D"/>
+                <w:sz w:val="18"/>
+                <w:szCs w:val="18"/>
+              </w:rPr>
+              <w:t xml:space="preserve">Dark passes; </w:t>
+            </w:r>
+            <w:r>
+              <w:rPr>
+                <w:rFonts w:ascii="Calibri" w:cs="Calibri" w:eastAsia="Microsoft YaHei" w:hAnsi="Calibri"/>
+                <w:b/>
+                <w:bCs/>
+                <w:color w:val="26303D"/>
+                <w:sz w:val="18"/>
+                <w:szCs w:val="18"/>
+              </w:rPr>
+              <w:t xml:space="preserve">light fails</w:t>
+            </w:r>
+          </w:p>
+        </w:tc>
+      </w:tr>
+      <w:tr>
+        <w:trPr>
+          <w:cantSplit/>
+        </w:trPr>
+        <w:tc>
+          <w:tcPr>
+            <w:tcW w:type="dxa" w:w="2367"/>
+            <w:shd w:fill="F6F7F9" w:color="auto" w:val="clear"/>
             <w:tcMar>
               <w:top w:type="dxa" w:w="70"/>
               <w:left w:type="dxa" w:w="110"/>
@@ -30453,8 +30974,8 @@
         </w:tc>
         <w:tc>
           <w:tcPr>
-            <w:tcW w:type="dxa" w:w="1877"/>
-            <w:shd w:fill="FFFFFF" w:color="auto" w:val="clear"/>
+            <w:tcW w:type="dxa" w:w="1879"/>
+            <w:shd w:fill="F6F7F9" w:color="auto" w:val="clear"/>
             <w:tcMar>
               <w:top w:type="dxa" w:w="70"/>
               <w:left w:type="dxa" w:w="110"/>
@@ -30483,8 +31004,8 @@
         </w:tc>
         <w:tc>
           <w:tcPr>
-            <w:tcW w:type="dxa" w:w="1877"/>
-            <w:shd w:fill="FFFFFF" w:color="auto" w:val="clear"/>
+            <w:tcW w:type="dxa" w:w="1879"/>
+            <w:shd w:fill="F6F7F9" w:color="auto" w:val="clear"/>
             <w:tcMar>
               <w:top w:type="dxa" w:w="70"/>
               <w:left w:type="dxa" w:w="110"/>
@@ -30513,8 +31034,8 @@
         </w:tc>
         <w:tc>
           <w:tcPr>
-            <w:tcW w:type="dxa" w:w="3580"/>
-            <w:shd w:fill="FFFFFF" w:color="auto" w:val="clear"/>
+            <w:tcW w:type="dxa" w:w="3513"/>
+            <w:shd w:fill="F6F7F9" w:color="auto" w:val="clear"/>
             <w:tcMar>
               <w:top w:type="dxa" w:w="70"/>
               <w:left w:type="dxa" w:w="110"/>
@@ -30781,7 +31302,7 @@
           <w:sz w:val="21"/>
           <w:szCs w:val="21"/>
         </w:rPr>
-        <w:t xml:space="preserve"> The loop harness brings a thumb pad, board games take taps, Street Chef takes taps and drags, Stick Clash has a six-button pad, and Worm Arena moves its map out of the turbo button's way on a touch screen.</w:t>
+        <w:t xml:space="preserve"> A thumb pad appears on every touch screen — a tablet, or a phone on its side, as much as a phone upright — and on a tablet the board leaves it room, so both fit on the screen at once. Snake's comes from the loop harness; Tetris lays its six buttons in one row on a phone on its side. Stick Clash has a stick for the left thumb and four buttons for the right, over the fight on the whole screen or on a phone on its side. Board games take taps, Street Chef takes taps and drags, and Worm Arena moves its map out of the turbo button's way. Until 30 September those three pads showed only on screens narrower than 760 pixels, so on a tablet, or a phone on its side, Snake, Tetris and Stick Clash had no controls on the screen at all.</w:t>
       </w:r>
     </w:p>
     <w:p>
@@ -30940,9 +31461,9 @@
       </w:tblPr>
       <w:tblGrid>
         <w:gridCol w:w="1320"/>
-        <w:gridCol w:w="3180"/>
-        <w:gridCol w:w="2724"/>
-        <w:gridCol w:w="2414"/>
+        <w:gridCol w:w="3126"/>
+        <w:gridCol w:w="2931"/>
+        <w:gridCol w:w="2261"/>
       </w:tblGrid>
       <w:tr>
         <w:trPr>
@@ -30981,7 +31502,7 @@
         </w:tc>
         <w:tc>
           <w:tcPr>
-            <w:tcW w:type="dxa" w:w="3180"/>
+            <w:tcW w:type="dxa" w:w="3126"/>
             <w:shd w:fill="171D26" w:color="auto" w:val="clear"/>
             <w:tcMar>
               <w:top w:type="dxa" w:w="70"/>
@@ -31011,7 +31532,7 @@
         </w:tc>
         <w:tc>
           <w:tcPr>
-            <w:tcW w:type="dxa" w:w="2724"/>
+            <w:tcW w:type="dxa" w:w="2931"/>
             <w:shd w:fill="171D26" w:color="auto" w:val="clear"/>
             <w:tcMar>
               <w:top w:type="dxa" w:w="70"/>
@@ -31041,7 +31562,7 @@
         </w:tc>
         <w:tc>
           <w:tcPr>
-            <w:tcW w:type="dxa" w:w="2414"/>
+            <w:tcW w:type="dxa" w:w="2261"/>
             <w:shd w:fill="171D26" w:color="auto" w:val="clear"/>
             <w:tcMar>
               <w:top w:type="dxa" w:w="70"/>
@@ -31106,7 +31627,7 @@
         </w:tc>
         <w:tc>
           <w:tcPr>
-            <w:tcW w:type="dxa" w:w="3180"/>
+            <w:tcW w:type="dxa" w:w="3126"/>
             <w:shd w:fill="FFFFFF" w:color="auto" w:val="clear"/>
             <w:tcMar>
               <w:top w:type="dxa" w:w="70"/>
@@ -31182,7 +31703,7 @@
         </w:tc>
         <w:tc>
           <w:tcPr>
-            <w:tcW w:type="dxa" w:w="2724"/>
+            <w:tcW w:type="dxa" w:w="2931"/>
             <w:shd w:fill="FFFFFF" w:color="auto" w:val="clear"/>
             <w:tcMar>
               <w:top w:type="dxa" w:w="70"/>
@@ -31224,7 +31745,7 @@
         </w:tc>
         <w:tc>
           <w:tcPr>
-            <w:tcW w:type="dxa" w:w="2414"/>
+            <w:tcW w:type="dxa" w:w="2261"/>
             <w:shd w:fill="FFFFFF" w:color="auto" w:val="clear"/>
             <w:tcMar>
               <w:top w:type="dxa" w:w="70"/>
@@ -31289,7 +31810,7 @@
         </w:tc>
         <w:tc>
           <w:tcPr>
-            <w:tcW w:type="dxa" w:w="3180"/>
+            <w:tcW w:type="dxa" w:w="3126"/>
             <w:shd w:fill="F6F7F9" w:color="auto" w:val="clear"/>
             <w:tcMar>
               <w:top w:type="dxa" w:w="70"/>
@@ -31342,7 +31863,7 @@
         </w:tc>
         <w:tc>
           <w:tcPr>
-            <w:tcW w:type="dxa" w:w="2724"/>
+            <w:tcW w:type="dxa" w:w="2931"/>
             <w:shd w:fill="F6F7F9" w:color="auto" w:val="clear"/>
             <w:tcMar>
               <w:top w:type="dxa" w:w="70"/>
@@ -31372,7 +31893,7 @@
         </w:tc>
         <w:tc>
           <w:tcPr>
-            <w:tcW w:type="dxa" w:w="2414"/>
+            <w:tcW w:type="dxa" w:w="2261"/>
             <w:shd w:fill="F6F7F9" w:color="auto" w:val="clear"/>
             <w:tcMar>
               <w:top w:type="dxa" w:w="70"/>
@@ -31437,7 +31958,7 @@
         </w:tc>
         <w:tc>
           <w:tcPr>
-            <w:tcW w:type="dxa" w:w="3180"/>
+            <w:tcW w:type="dxa" w:w="3126"/>
             <w:shd w:fill="FFFFFF" w:color="auto" w:val="clear"/>
             <w:tcMar>
               <w:top w:type="dxa" w:w="70"/>
@@ -31467,7 +31988,7 @@
         </w:tc>
         <w:tc>
           <w:tcPr>
-            <w:tcW w:type="dxa" w:w="2724"/>
+            <w:tcW w:type="dxa" w:w="2931"/>
             <w:shd w:fill="FFFFFF" w:color="auto" w:val="clear"/>
             <w:tcMar>
               <w:top w:type="dxa" w:w="70"/>
@@ -31497,7 +32018,7 @@
         </w:tc>
         <w:tc>
           <w:tcPr>
-            <w:tcW w:type="dxa" w:w="2414"/>
+            <w:tcW w:type="dxa" w:w="2261"/>
             <w:shd w:fill="FFFFFF" w:color="auto" w:val="clear"/>
             <w:tcMar>
               <w:top w:type="dxa" w:w="70"/>
@@ -31562,7 +32083,7 @@
         </w:tc>
         <w:tc>
           <w:tcPr>
-            <w:tcW w:type="dxa" w:w="3180"/>
+            <w:tcW w:type="dxa" w:w="3126"/>
             <w:shd w:fill="F6F7F9" w:color="auto" w:val="clear"/>
             <w:tcMar>
               <w:top w:type="dxa" w:w="70"/>
@@ -31592,7 +32113,7 @@
         </w:tc>
         <w:tc>
           <w:tcPr>
-            <w:tcW w:type="dxa" w:w="2724"/>
+            <w:tcW w:type="dxa" w:w="2931"/>
             <w:shd w:fill="F6F7F9" w:color="auto" w:val="clear"/>
             <w:tcMar>
               <w:top w:type="dxa" w:w="70"/>
@@ -31622,7 +32143,7 @@
         </w:tc>
         <w:tc>
           <w:tcPr>
-            <w:tcW w:type="dxa" w:w="2414"/>
+            <w:tcW w:type="dxa" w:w="2261"/>
             <w:shd w:fill="F6F7F9" w:color="auto" w:val="clear"/>
             <w:tcMar>
               <w:top w:type="dxa" w:w="70"/>
@@ -31687,7 +32208,7 @@
         </w:tc>
         <w:tc>
           <w:tcPr>
-            <w:tcW w:type="dxa" w:w="3180"/>
+            <w:tcW w:type="dxa" w:w="3126"/>
             <w:shd w:fill="FFFFFF" w:color="auto" w:val="clear"/>
             <w:tcMar>
               <w:top w:type="dxa" w:w="70"/>
@@ -31717,7 +32238,7 @@
         </w:tc>
         <w:tc>
           <w:tcPr>
-            <w:tcW w:type="dxa" w:w="2724"/>
+            <w:tcW w:type="dxa" w:w="2931"/>
             <w:shd w:fill="FFFFFF" w:color="auto" w:val="clear"/>
             <w:tcMar>
               <w:top w:type="dxa" w:w="70"/>
@@ -31759,7 +32280,7 @@
         </w:tc>
         <w:tc>
           <w:tcPr>
-            <w:tcW w:type="dxa" w:w="2414"/>
+            <w:tcW w:type="dxa" w:w="2261"/>
             <w:shd w:fill="FFFFFF" w:color="auto" w:val="clear"/>
             <w:tcMar>
               <w:top w:type="dxa" w:w="70"/>
@@ -31824,7 +32345,7 @@
         </w:tc>
         <w:tc>
           <w:tcPr>
-            <w:tcW w:type="dxa" w:w="3180"/>
+            <w:tcW w:type="dxa" w:w="3126"/>
             <w:shd w:fill="F6F7F9" w:color="auto" w:val="clear"/>
             <w:tcMar>
               <w:top w:type="dxa" w:w="70"/>
@@ -31866,7 +32387,7 @@
         </w:tc>
         <w:tc>
           <w:tcPr>
-            <w:tcW w:type="dxa" w:w="2724"/>
+            <w:tcW w:type="dxa" w:w="2931"/>
             <w:shd w:fill="F6F7F9" w:color="auto" w:val="clear"/>
             <w:tcMar>
               <w:top w:type="dxa" w:w="70"/>
@@ -31896,7 +32417,7 @@
         </w:tc>
         <w:tc>
           <w:tcPr>
-            <w:tcW w:type="dxa" w:w="2414"/>
+            <w:tcW w:type="dxa" w:w="2261"/>
             <w:shd w:fill="F6F7F9" w:color="auto" w:val="clear"/>
             <w:tcMar>
               <w:top w:type="dxa" w:w="70"/>
@@ -31973,7 +32494,7 @@
         </w:tc>
         <w:tc>
           <w:tcPr>
-            <w:tcW w:type="dxa" w:w="3180"/>
+            <w:tcW w:type="dxa" w:w="3126"/>
             <w:shd w:fill="FFFFFF" w:color="auto" w:val="clear"/>
             <w:tcMar>
               <w:top w:type="dxa" w:w="70"/>
@@ -32015,7 +32536,7 @@
         </w:tc>
         <w:tc>
           <w:tcPr>
-            <w:tcW w:type="dxa" w:w="2724"/>
+            <w:tcW w:type="dxa" w:w="2931"/>
             <w:shd w:fill="FFFFFF" w:color="auto" w:val="clear"/>
             <w:tcMar>
               <w:top w:type="dxa" w:w="70"/>
@@ -32045,7 +32566,7 @@
         </w:tc>
         <w:tc>
           <w:tcPr>
-            <w:tcW w:type="dxa" w:w="2414"/>
+            <w:tcW w:type="dxa" w:w="2261"/>
             <w:shd w:fill="FFFFFF" w:color="auto" w:val="clear"/>
             <w:tcMar>
               <w:top w:type="dxa" w:w="70"/>
@@ -32110,7 +32631,7 @@
         </w:tc>
         <w:tc>
           <w:tcPr>
-            <w:tcW w:type="dxa" w:w="3180"/>
+            <w:tcW w:type="dxa" w:w="3126"/>
             <w:shd w:fill="F6F7F9" w:color="auto" w:val="clear"/>
             <w:tcMar>
               <w:top w:type="dxa" w:w="70"/>
@@ -32152,7 +32673,7 @@
         </w:tc>
         <w:tc>
           <w:tcPr>
-            <w:tcW w:type="dxa" w:w="2724"/>
+            <w:tcW w:type="dxa" w:w="2931"/>
             <w:shd w:fill="F6F7F9" w:color="auto" w:val="clear"/>
             <w:tcMar>
               <w:top w:type="dxa" w:w="70"/>
@@ -32182,7 +32703,7 @@
         </w:tc>
         <w:tc>
           <w:tcPr>
-            <w:tcW w:type="dxa" w:w="2414"/>
+            <w:tcW w:type="dxa" w:w="2261"/>
             <w:shd w:fill="F6F7F9" w:color="auto" w:val="clear"/>
             <w:tcMar>
               <w:top w:type="dxa" w:w="70"/>
@@ -32247,37 +32768,60 @@
         </w:tc>
         <w:tc>
           <w:tcPr>
-            <w:tcW w:type="dxa" w:w="3180"/>
-            <w:shd w:fill="FFFFFF" w:color="auto" w:val="clear"/>
-            <w:tcMar>
-              <w:top w:type="dxa" w:w="70"/>
-              <w:left w:type="dxa" w:w="110"/>
-              <w:bottom w:type="dxa" w:w="70"/>
-              <w:right w:type="dxa" w:w="110"/>
-            </w:tcMar>
-            <w:vAlign w:val="center"/>
-          </w:tcPr>
-          <w:p>
-            <w:pPr>
-              <w:keepNext w:val="false"/>
-              <w:spacing w:after="0" w:before="0" w:line="252"/>
-            </w:pPr>
-            <w:r>
-              <w:rPr>
-                <w:rFonts w:ascii="Calibri" w:cs="Calibri" w:eastAsia="Microsoft YaHei" w:hAnsi="Calibri"/>
-                <w:b w:val="false"/>
-                <w:bCs w:val="false"/>
-                <w:color w:val="26303D"/>
-                <w:sz w:val="18"/>
-                <w:szCs w:val="18"/>
-              </w:rPr>
-              <w:t xml:space="preserve">WebRTC through PeerJS 1.5.4, pinned by hash; Google and Cloudflare STUN</w:t>
-            </w:r>
-          </w:p>
-        </w:tc>
-        <w:tc>
-          <w:tcPr>
-            <w:tcW w:type="dxa" w:w="2724"/>
+            <w:tcW w:type="dxa" w:w="3126"/>
+            <w:shd w:fill="FFFFFF" w:color="auto" w:val="clear"/>
+            <w:tcMar>
+              <w:top w:type="dxa" w:w="70"/>
+              <w:left w:type="dxa" w:w="110"/>
+              <w:bottom w:type="dxa" w:w="70"/>
+              <w:right w:type="dxa" w:w="110"/>
+            </w:tcMar>
+            <w:vAlign w:val="center"/>
+          </w:tcPr>
+          <w:p>
+            <w:pPr>
+              <w:keepNext w:val="false"/>
+              <w:spacing w:after="0" w:before="0" w:line="252"/>
+            </w:pPr>
+            <w:r>
+              <w:rPr>
+                <w:rFonts w:ascii="Calibri" w:cs="Calibri" w:eastAsia="Microsoft YaHei" w:hAnsi="Calibri"/>
+                <w:b w:val="false"/>
+                <w:bCs w:val="false"/>
+                <w:color w:val="26303D"/>
+                <w:sz w:val="18"/>
+                <w:szCs w:val="18"/>
+              </w:rPr>
+              <w:t xml:space="preserve">WebRTC through PeerJS 1.5.4, pinned by hash; Google and Cloudflare STUN; a TURN relay from </w:t>
+            </w:r>
+            <w:r>
+              <w:rPr>
+                <w:rFonts w:ascii="Consolas" w:cs="Consolas" w:eastAsia="Microsoft YaHei" w:hAnsi="Consolas"/>
+                <w:b w:val="false"/>
+                <w:bCs w:val="false"/>
+                <w:color w:val="7A4E00"/>
+                <w:sz w:val="16"/>
+                <w:szCs w:val="16"/>
+                <w:shd w:fill="F7F1E3" w:color="auto" w:val="clear"/>
+              </w:rPr>
+              <w:t xml:space="preserve">relay-config.js</w:t>
+            </w:r>
+            <w:r>
+              <w:rPr>
+                <w:rFonts w:ascii="Calibri" w:cs="Calibri" w:eastAsia="Microsoft YaHei" w:hAnsi="Calibri"/>
+                <w:b w:val="false"/>
+                <w:bCs w:val="false"/>
+                <w:color w:val="26303D"/>
+                <w:sz w:val="18"/>
+                <w:szCs w:val="18"/>
+              </w:rPr>
+              <w:t xml:space="preserve"> once it holds one</w:t>
+            </w:r>
+          </w:p>
+        </w:tc>
+        <w:tc>
+          <w:tcPr>
+            <w:tcW w:type="dxa" w:w="2931"/>
             <w:shd w:fill="FFFFFF" w:color="auto" w:val="clear"/>
             <w:tcMar>
               <w:top w:type="dxa" w:w="70"/>
@@ -32307,7 +32851,7 @@
         </w:tc>
         <w:tc>
           <w:tcPr>
-            <w:tcW w:type="dxa" w:w="2414"/>
+            <w:tcW w:type="dxa" w:w="2261"/>
             <w:shd w:fill="FFFFFF" w:color="auto" w:val="clear"/>
             <w:tcMar>
               <w:top w:type="dxa" w:w="70"/>
@@ -32372,7 +32916,7 @@
         </w:tc>
         <w:tc>
           <w:tcPr>
-            <w:tcW w:type="dxa" w:w="3180"/>
+            <w:tcW w:type="dxa" w:w="3126"/>
             <w:shd w:fill="F6F7F9" w:color="auto" w:val="clear"/>
             <w:tcMar>
               <w:top w:type="dxa" w:w="70"/>
@@ -32402,7 +32946,7 @@
         </w:tc>
         <w:tc>
           <w:tcPr>
-            <w:tcW w:type="dxa" w:w="2724"/>
+            <w:tcW w:type="dxa" w:w="2931"/>
             <w:shd w:fill="F6F7F9" w:color="auto" w:val="clear"/>
             <w:tcMar>
               <w:top w:type="dxa" w:w="70"/>
@@ -32432,7 +32976,7 @@
         </w:tc>
         <w:tc>
           <w:tcPr>
-            <w:tcW w:type="dxa" w:w="2414"/>
+            <w:tcW w:type="dxa" w:w="2261"/>
             <w:shd w:fill="F6F7F9" w:color="auto" w:val="clear"/>
             <w:tcMar>
               <w:top w:type="dxa" w:w="70"/>
@@ -32497,7 +33041,7 @@
         </w:tc>
         <w:tc>
           <w:tcPr>
-            <w:tcW w:type="dxa" w:w="3180"/>
+            <w:tcW w:type="dxa" w:w="3126"/>
             <w:shd w:fill="FFFFFF" w:color="auto" w:val="clear"/>
             <w:tcMar>
               <w:top w:type="dxa" w:w="70"/>
@@ -32527,7 +33071,7 @@
         </w:tc>
         <w:tc>
           <w:tcPr>
-            <w:tcW w:type="dxa" w:w="2724"/>
+            <w:tcW w:type="dxa" w:w="2931"/>
             <w:shd w:fill="FFFFFF" w:color="auto" w:val="clear"/>
             <w:tcMar>
               <w:top w:type="dxa" w:w="70"/>
@@ -32557,7 +33101,7 @@
         </w:tc>
         <w:tc>
           <w:tcPr>
-            <w:tcW w:type="dxa" w:w="2414"/>
+            <w:tcW w:type="dxa" w:w="2261"/>
             <w:shd w:fill="FFFFFF" w:color="auto" w:val="clear"/>
             <w:tcMar>
               <w:top w:type="dxa" w:w="70"/>
@@ -32622,7 +33166,7 @@
         </w:tc>
         <w:tc>
           <w:tcPr>
-            <w:tcW w:type="dxa" w:w="3180"/>
+            <w:tcW w:type="dxa" w:w="3126"/>
             <w:shd w:fill="F6F7F9" w:color="auto" w:val="clear"/>
             <w:tcMar>
               <w:top w:type="dxa" w:w="70"/>
@@ -32675,7 +33219,7 @@
         </w:tc>
         <w:tc>
           <w:tcPr>
-            <w:tcW w:type="dxa" w:w="2724"/>
+            <w:tcW w:type="dxa" w:w="2931"/>
             <w:shd w:fill="F6F7F9" w:color="auto" w:val="clear"/>
             <w:tcMar>
               <w:top w:type="dxa" w:w="70"/>
@@ -32705,7 +33249,7 @@
         </w:tc>
         <w:tc>
           <w:tcPr>
-            <w:tcW w:type="dxa" w:w="2414"/>
+            <w:tcW w:type="dxa" w:w="2261"/>
             <w:shd w:fill="F6F7F9" w:color="auto" w:val="clear"/>
             <w:tcMar>
               <w:top w:type="dxa" w:w="70"/>
@@ -32770,7 +33314,7 @@
         </w:tc>
         <w:tc>
           <w:tcPr>
-            <w:tcW w:type="dxa" w:w="3180"/>
+            <w:tcW w:type="dxa" w:w="3126"/>
             <w:shd w:fill="FFFFFF" w:color="auto" w:val="clear"/>
             <w:tcMar>
               <w:top w:type="dxa" w:w="70"/>
@@ -32829,43 +33373,43 @@
                 <w:sz w:val="18"/>
                 <w:szCs w:val="18"/>
               </w:rPr>
-              <w:t xml:space="preserve"> — 305 lines, no npm</w:t>
-            </w:r>
-          </w:p>
-        </w:tc>
-        <w:tc>
-          <w:tcPr>
-            <w:tcW w:type="dxa" w:w="2724"/>
-            <w:shd w:fill="FFFFFF" w:color="auto" w:val="clear"/>
-            <w:tcMar>
-              <w:top w:type="dxa" w:w="70"/>
-              <w:left w:type="dxa" w:w="110"/>
-              <w:bottom w:type="dxa" w:w="70"/>
-              <w:right w:type="dxa" w:w="110"/>
-            </w:tcMar>
-            <w:vAlign w:val="center"/>
-          </w:tcPr>
-          <w:p>
-            <w:pPr>
-              <w:keepNext w:val="false"/>
-              <w:spacing w:after="0" w:before="0" w:line="252"/>
-            </w:pPr>
-            <w:r>
-              <w:rPr>
-                <w:rFonts w:ascii="Calibri" w:cs="Calibri" w:eastAsia="Microsoft YaHei" w:hAnsi="Calibri"/>
-                <w:b w:val="false"/>
-                <w:bCs w:val="false"/>
-                <w:color w:val="26303D"/>
-                <w:sz w:val="18"/>
-                <w:szCs w:val="18"/>
-              </w:rPr>
-              <w:t xml:space="preserve">One stripped bundle, versioned by a hash of its sources</w:t>
-            </w:r>
-          </w:p>
-        </w:tc>
-        <w:tc>
-          <w:tcPr>
-            <w:tcW w:type="dxa" w:w="2414"/>
+              <w:t xml:space="preserve"> — 316 lines, no npm</w:t>
+            </w:r>
+          </w:p>
+        </w:tc>
+        <w:tc>
+          <w:tcPr>
+            <w:tcW w:type="dxa" w:w="2931"/>
+            <w:shd w:fill="FFFFFF" w:color="auto" w:val="clear"/>
+            <w:tcMar>
+              <w:top w:type="dxa" w:w="70"/>
+              <w:left w:type="dxa" w:w="110"/>
+              <w:bottom w:type="dxa" w:w="70"/>
+              <w:right w:type="dxa" w:w="110"/>
+            </w:tcMar>
+            <w:vAlign w:val="center"/>
+          </w:tcPr>
+          <w:p>
+            <w:pPr>
+              <w:keepNext w:val="false"/>
+              <w:spacing w:after="0" w:before="0" w:line="252"/>
+            </w:pPr>
+            <w:r>
+              <w:rPr>
+                <w:rFonts w:ascii="Calibri" w:cs="Calibri" w:eastAsia="Microsoft YaHei" w:hAnsi="Calibri"/>
+                <w:b w:val="false"/>
+                <w:bCs w:val="false"/>
+                <w:color w:val="26303D"/>
+                <w:sz w:val="18"/>
+                <w:szCs w:val="18"/>
+              </w:rPr>
+              <w:t xml:space="preserve">One stripped bundle; it, the lock and the stylesheet versioned by a hash of their sources</w:t>
+            </w:r>
+          </w:p>
+        </w:tc>
+        <w:tc>
+          <w:tcPr>
+            <w:tcW w:type="dxa" w:w="2261"/>
             <w:shd w:fill="FFFFFF" w:color="auto" w:val="clear"/>
             <w:tcMar>
               <w:top w:type="dxa" w:w="70"/>
@@ -32930,7 +33474,7 @@
         </w:tc>
         <w:tc>
           <w:tcPr>
-            <w:tcW w:type="dxa" w:w="3180"/>
+            <w:tcW w:type="dxa" w:w="3126"/>
             <w:shd w:fill="F6F7F9" w:color="auto" w:val="clear"/>
             <w:tcMar>
               <w:top w:type="dxa" w:w="70"/>
@@ -32995,7 +33539,7 @@
         </w:tc>
         <w:tc>
           <w:tcPr>
-            <w:tcW w:type="dxa" w:w="2724"/>
+            <w:tcW w:type="dxa" w:w="2931"/>
             <w:shd w:fill="F6F7F9" w:color="auto" w:val="clear"/>
             <w:tcMar>
               <w:top w:type="dxa" w:w="70"/>
@@ -33025,7 +33569,7 @@
         </w:tc>
         <w:tc>
           <w:tcPr>
-            <w:tcW w:type="dxa" w:w="2414"/>
+            <w:tcW w:type="dxa" w:w="2261"/>
             <w:shd w:fill="F6F7F9" w:color="auto" w:val="clear"/>
             <w:tcMar>
               <w:top w:type="dxa" w:w="70"/>
@@ -33090,7 +33634,7 @@
         </w:tc>
         <w:tc>
           <w:tcPr>
-            <w:tcW w:type="dxa" w:w="3180"/>
+            <w:tcW w:type="dxa" w:w="3126"/>
             <w:shd w:fill="FFFFFF" w:color="auto" w:val="clear"/>
             <w:tcMar>
               <w:top w:type="dxa" w:w="70"/>
@@ -33121,7 +33665,7 @@
         </w:tc>
         <w:tc>
           <w:tcPr>
-            <w:tcW w:type="dxa" w:w="2724"/>
+            <w:tcW w:type="dxa" w:w="2931"/>
             <w:shd w:fill="FFFFFF" w:color="auto" w:val="clear"/>
             <w:tcMar>
               <w:top w:type="dxa" w:w="70"/>
@@ -33151,7 +33695,7 @@
         </w:tc>
         <w:tc>
           <w:tcPr>
-            <w:tcW w:type="dxa" w:w="2414"/>
+            <w:tcW w:type="dxa" w:w="2261"/>
             <w:shd w:fill="FFFFFF" w:color="auto" w:val="clear"/>
             <w:tcMar>
               <w:top w:type="dxa" w:w="70"/>
@@ -33216,7 +33760,7 @@
         </w:tc>
         <w:tc>
           <w:tcPr>
-            <w:tcW w:type="dxa" w:w="3180"/>
+            <w:tcW w:type="dxa" w:w="3126"/>
             <w:shd w:fill="F6F7F9" w:color="auto" w:val="clear"/>
             <w:tcMar>
               <w:top w:type="dxa" w:w="70"/>
@@ -33258,7 +33802,7 @@
         </w:tc>
         <w:tc>
           <w:tcPr>
-            <w:tcW w:type="dxa" w:w="2724"/>
+            <w:tcW w:type="dxa" w:w="2931"/>
             <w:shd w:fill="F6F7F9" w:color="auto" w:val="clear"/>
             <w:tcMar>
               <w:top w:type="dxa" w:w="70"/>
@@ -33288,7 +33832,7 @@
         </w:tc>
         <w:tc>
           <w:tcPr>
-            <w:tcW w:type="dxa" w:w="2414"/>
+            <w:tcW w:type="dxa" w:w="2261"/>
             <w:shd w:fill="F6F7F9" w:color="auto" w:val="clear"/>
             <w:tcMar>
               <w:top w:type="dxa" w:w="70"/>
@@ -33631,7 +34175,7 @@
           <w:sz w:val="21"/>
           <w:szCs w:val="21"/>
         </w:rPr>
-        <w:t xml:space="preserve">, then </w:t>
+        <w:t xml:space="preserve"> — after a change to the stylesheet as much as to a script — then </w:t>
       </w:r>
       <w:r>
         <w:rPr>
@@ -34058,7 +34602,7 @@
           <w:sz w:val="21"/>
           <w:szCs w:val="21"/>
         </w:rPr>
-        <w:t xml:space="preserve">Three phases are complete. Phase 4 is what this proposal asks approval for: twelve weeks from 5 October to 27 December 2026, closing the four open objectives and releasing v1.0.</w:t>
+        <w:t xml:space="preserve">Three phases are complete. Phase 4 is what this proposal asks approval for: twelve weeks from 5 October to 27 December 2026, closing the three open objectives and releasing v1.0.</w:t>
       </w:r>
     </w:p>
     <w:p>
@@ -34437,7 +34981,7 @@
                 <w:sz w:val="18"/>
                 <w:szCs w:val="18"/>
               </w:rPr>
-              <w:t xml:space="preserve">25–29 Sep 2026</w:t>
+              <w:t xml:space="preserve">25–30 Sep 2026</w:t>
             </w:r>
           </w:p>
         </w:tc>
@@ -34467,7 +35011,7 @@
                 <w:sz w:val="18"/>
                 <w:szCs w:val="18"/>
               </w:rPr>
-              <w:t xml:space="preserve">The Google Drive copy; Strike Squad; Blend In; bot difficulty measured and eased; Stick Clash; Street Chef, grown to 680 levels; full screen on every game; the lock; this proposal; and, early from Phase 4's list, a save that says when it cannot be made</w:t>
+              <w:t xml:space="preserve">The Google Drive copy; Strike Squad; Blend In; bot difficulty measured and eased; Stick Clash; Street Chef, grown to 680 levels; full screen on every game; the lock; this proposal; the stylesheet versioned with the scripts; and, early from Phase 4's list, a save that says when it cannot be made, everything for a relay but its account, and thumb controls on every touch screen, with a stick for Stick Clash</w:t>
             </w:r>
           </w:p>
         </w:tc>
@@ -34490,7 +35034,7 @@
           <w:sz w:val="21"/>
           <w:szCs w:val="21"/>
         </w:rPr>
-        <w:t xml:space="preserve">Forty-four commits across those three phases, and 33 numbered phases in </w:t>
+        <w:t xml:space="preserve">Forty-nine commits across those three phases, and 37 numbered phases in </w:t>
       </w:r>
       <w:r>
         <w:rPr>
@@ -34521,9 +35065,9 @@
       <w:r>
         <w:drawing>
           <wp:inline distT="0" distB="0" distL="0" distR="0">
-            <wp:extent cx="6124575" cy="3448050"/>
+            <wp:extent cx="6124575" cy="3790950"/>
             <wp:effectExtent t="0" r="0" b="0" l="0"/>
-            <wp:docPr id="1" name="img/commits.svg" descr="Forty-four commits on eight working days" title="Figure 11"/>
+            <wp:docPr id="1" name="img/commits.svg" descr="Forty-nine commits on nine working days" title="Figure 11"/>
             <wp:cNvGraphicFramePr>
               <a:graphicFrameLocks xmlns:a="http://schemas.openxmlformats.org/drawingml/2006/main" noChangeAspect="1"/>
             </wp:cNvGraphicFramePr>
@@ -34546,7 +35090,7 @@
                   <pic:spPr bwMode="auto">
                     <a:xfrm>
                       <a:off x="0" y="0"/>
-                      <a:ext cx="6124575" cy="3448050"/>
+                      <a:ext cx="6124575" cy="3790950"/>
                     </a:xfrm>
                     <a:prstGeom prst="rect">
                       <a:avLst/>
@@ -34573,7 +35117,7 @@
           <w:sz w:val="18"/>
           <w:szCs w:val="18"/>
         </w:rPr>
-        <w:t xml:space="preserve">Figure 11 — Forty-four commits on eight working days</w:t>
+        <w:t xml:space="preserve">Figure 11 — Forty-nine commits on nine working days</w:t>
       </w:r>
     </w:p>
     <w:p>
@@ -34834,7 +35378,7 @@
                 <w:sz w:val="18"/>
                 <w:szCs w:val="18"/>
               </w:rPr>
-              <w:t xml:space="preserve"> — a TURN relay on a free plan in </w:t>
+              <w:t xml:space="preserve"> — an account on a relay provider's free plan, and its credentials in </w:t>
             </w:r>
             <w:r>
               <w:rPr>
@@ -34846,7 +35390,30 @@
                 <w:szCs w:val="16"/>
                 <w:shd w:fill="F7F1E3" w:color="auto" w:val="clear"/>
               </w:rPr>
-              <w:t xml:space="preserve">RELAYS</w:t>
+              <w:t xml:space="preserve">relay-config.js</w:t>
+            </w:r>
+            <w:r>
+              <w:rPr>
+                <w:rFonts w:ascii="Calibri" w:cs="Calibri" w:eastAsia="Microsoft YaHei" w:hAnsi="Calibri"/>
+                <w:b w:val="false"/>
+                <w:bCs w:val="false"/>
+                <w:color w:val="26303D"/>
+                <w:sz w:val="18"/>
+                <w:szCs w:val="18"/>
+              </w:rPr>
+              <w:t xml:space="preserve">, where the code already expects them; the relay proved from two tabs with </w:t>
+            </w:r>
+            <w:r>
+              <w:rPr>
+                <w:rFonts w:ascii="Consolas" w:cs="Consolas" w:eastAsia="Microsoft YaHei" w:hAnsi="Consolas"/>
+                <w:b w:val="false"/>
+                <w:bCs w:val="false"/>
+                <w:color w:val="7A4E00"/>
+                <w:sz w:val="16"/>
+                <w:szCs w:val="16"/>
+                <w:shd w:fill="F7F1E3" w:color="auto" w:val="clear"/>
+              </w:rPr>
+              <w:t xml:space="preserve">?relay</w:t>
             </w:r>
             <w:r>
               <w:rPr>
@@ -35537,7 +36104,7 @@
                 <w:sz w:val="18"/>
                 <w:szCs w:val="18"/>
               </w:rPr>
-              <w:t xml:space="preserve"> — sound for the twelve silent games and one volume for the hub; every game played on a touch screen; the light theme's brass darkened to </w:t>
+              <w:t xml:space="preserve"> — sound for the twelve silent games and one volume for the hub; every game played on a real touch screen (the pads already reach every touch screen, and Stick Clash has a stick, since 30 September); the light theme's brass darkened to </w:t>
             </w:r>
             <w:r>
               <w:rPr>
@@ -38078,7 +38645,7 @@
           <w:sz w:val="21"/>
           <w:szCs w:val="21"/>
         </w:rPr>
-        <w:t xml:space="preserve">On 29 September 2026, at commit </w:t>
+        <w:t xml:space="preserve">On 30 September 2026, at commit </w:t>
       </w:r>
       <w:r>
         <w:rPr>
@@ -38088,7 +38655,7 @@
           <w:szCs w:val="19"/>
           <w:shd w:fill="F7F1E3" w:color="auto" w:val="clear"/>
         </w:rPr>
-        <w:t xml:space="preserve">da85e98</w:t>
+        <w:t xml:space="preserve">10ffeec</w:t>
       </w:r>
       <w:r>
         <w:rPr>
@@ -38245,7 +38812,7 @@
                 <w:sz w:val="18"/>
                 <w:szCs w:val="18"/>
               </w:rPr>
-              <w:t xml:space="preserve">2,555,907 checks in 38 sections, 0 failures, about 22 s — three runs in a row</w:t>
+              <w:t xml:space="preserve">2,555,922 checks in 39 sections, 0 failures, about 23 s — three runs of this code that day, and a fourth by the independent reader</w:t>
             </w:r>
           </w:p>
         </w:tc>
@@ -38311,7 +38878,7 @@
                 <w:sz w:val="18"/>
                 <w:szCs w:val="18"/>
               </w:rPr>
-              <w:t xml:space="preserve">The same 2,555,907 checks against the source minified the way the build minifies it, 0 failures, three runs in a row; the shipped bundle's hash matches its sources</w:t>
+              <w:t xml:space="preserve">The same 2,555,922 checks against the source minified the way the build minifies it, 0 failures, the same four runs; the shipped bundle's hash matches its sources, and the stylesheet carries the same stamp</w:t>
             </w:r>
           </w:p>
         </w:tc>
@@ -38443,7 +39010,7 @@
                 <w:sz w:val="18"/>
                 <w:szCs w:val="18"/>
               </w:rPr>
-              <w:t xml:space="preserve">79 passed, 0 failed — every console paste and Elements-panel edit in the threat model, all sixteen games played on the shipped bundle under the lock with nothing of their own put back, Export and Import through the real file input, Google's sign-in library loading under the lock, </w:t>
+              <w:t xml:space="preserve">80 passed, 0 failed — every console paste and Elements-panel edit in the threat model, all sixteen games played on the shipped bundle under the lock with nothing of their own put back, Stick Clash's stick dragged on the page and on the whole screen, and its attack button held, by real touches on an emulated phone, with nothing put back, Export and Import through the real file input, Google's sign-in library loading under the lock, </w:t>
             </w:r>
             <w:r>
               <w:rPr>
@@ -38467,7 +39034,30 @@
                 <w:sz w:val="18"/>
                 <w:szCs w:val="18"/>
               </w:rPr>
-              <w:t xml:space="preserve"> opening its window, two locked tabs opening, joining and starting a match over PeerJS, and a storage filled to the last character bringing up the saving strip under the lock</w:t>
+              <w:t xml:space="preserve"> opening its window, two locked tabs opening, joining and starting a match over PeerJS, and a storage filled to the last character bringing up the saving strip under the lock. The same match forced through the relay was skipped, as it is until </w:t>
+            </w:r>
+            <w:r>
+              <w:rPr>
+                <w:rFonts w:ascii="Consolas" w:cs="Consolas" w:eastAsia="Microsoft YaHei" w:hAnsi="Consolas"/>
+                <w:b w:val="false"/>
+                <w:bCs w:val="false"/>
+                <w:color w:val="7A4E00"/>
+                <w:sz w:val="16"/>
+                <w:szCs w:val="16"/>
+                <w:shd w:fill="F7F1E3" w:color="auto" w:val="clear"/>
+              </w:rPr>
+              <w:t xml:space="preserve">relay-config.js</w:t>
+            </w:r>
+            <w:r>
+              <w:rPr>
+                <w:rFonts w:ascii="Calibri" w:cs="Calibri" w:eastAsia="Microsoft YaHei" w:hAnsi="Calibri"/>
+                <w:b w:val="false"/>
+                <w:bCs w:val="false"/>
+                <w:color w:val="26303D"/>
+                <w:sz w:val="18"/>
+                <w:szCs w:val="18"/>
+              </w:rPr>
+              <w:t xml:space="preserve"> holds one</w:t>
             </w:r>
           </w:p>
         </w:tc>
@@ -38794,6 +39384,37 @@
     <w:p>
       <w:pPr>
         <w:pStyle w:val="ListParagraph"/>
+        <w:keepNext/>
+        <w:numPr>
+          <w:ilvl w:val="0"/>
+          <w:numId w:val="2"/>
+        </w:numPr>
+        <w:spacing w:after="80" w:line="264"/>
+      </w:pPr>
+      <w:r>
+        <w:rPr>
+          <w:rFonts w:ascii="Calibri" w:cs="Calibri" w:eastAsia="Microsoft YaHei" w:hAnsi="Calibri"/>
+          <w:b/>
+          <w:bCs/>
+          <w:color w:val="26303D"/>
+          <w:sz w:val="21"/>
+          <w:szCs w:val="21"/>
+        </w:rPr>
+        <w:t xml:space="preserve">A refused save is kept and reported.</w:t>
+      </w:r>
+      <w:r>
+        <w:rPr>
+          <w:rFonts w:ascii="Calibri" w:cs="Calibri" w:eastAsia="Microsoft YaHei" w:hAnsi="Calibri"/>
+          <w:color w:val="26303D"/>
+          <w:sz w:val="21"/>
+          <w:szCs w:val="21"/>
+        </w:rPr>
+        <w:t xml:space="preserve"> With the storage refusing writes for quota, and then refusing everything, reads come from memory, progress keeps adding up, Export carries it, and the next write that lands saves it.</w:t>
+      </w:r>
+    </w:p>
+    <w:p>
+      <w:pPr>
+        <w:pStyle w:val="ListParagraph"/>
         <w:keepNext w:val="false"/>
         <w:numPr>
           <w:ilvl w:val="0"/>
@@ -38810,16 +39431,35 @@
           <w:sz w:val="21"/>
           <w:szCs w:val="21"/>
         </w:rPr>
-        <w:t xml:space="preserve">A refused save is kept and reported.</w:t>
-      </w:r>
-      <w:r>
-        <w:rPr>
-          <w:rFonts w:ascii="Calibri" w:cs="Calibri" w:eastAsia="Microsoft YaHei" w:hAnsi="Calibri"/>
-          <w:color w:val="26303D"/>
-          <w:sz w:val="21"/>
-          <w:szCs w:val="21"/>
-        </w:rPr>
-        <w:t xml:space="preserve"> With the storage refusing writes for quota, and then refusing everything, reads come from memory, progress keeps adding up, Export carries it, and the next write that lands saves it.</w:t>
+        <w:t xml:space="preserve">A relay entry that would fail in silence is dropped.</w:t>
+      </w:r>
+      <w:r>
+        <w:rPr>
+          <w:rFonts w:ascii="Calibri" w:cs="Calibri" w:eastAsia="Microsoft YaHei" w:hAnsi="Calibri"/>
+          <w:color w:val="26303D"/>
+          <w:sz w:val="21"/>
+          <w:szCs w:val="21"/>
+        </w:rPr>
+        <w:t xml:space="preserve"> A bad entry would not fail loudly — the browser would simply never get a relay — so the suite hands </w:t>
+      </w:r>
+      <w:r>
+        <w:rPr>
+          <w:rFonts w:ascii="Consolas" w:cs="Consolas" w:eastAsia="Microsoft YaHei" w:hAnsi="Consolas"/>
+          <w:color w:val="7A4E00"/>
+          <w:sz w:val="19"/>
+          <w:szCs w:val="19"/>
+          <w:shd w:fill="F7F1E3" w:color="auto" w:val="clear"/>
+        </w:rPr>
+        <w:t xml:space="preserve">net.js</w:t>
+      </w:r>
+      <w:r>
+        <w:rPr>
+          <w:rFonts w:ascii="Calibri" w:cs="Calibri" w:eastAsia="Microsoft YaHei" w:hAnsi="Calibri"/>
+          <w:color w:val="26303D"/>
+          <w:sz w:val="21"/>
+          <w:szCs w:val="21"/>
+        </w:rPr>
+        <w:t xml:space="preserve"> good entries, a lone address, wrong schemes, missing or spaced credentials, over-long values and too many entries, and checks what survives; and that asking for relay-only connections forces the relay only when there is one to force.</w:t>
       </w:r>
     </w:p>
     <w:p>
@@ -39917,9 +40557,9 @@
         <w:tblLayout w:type="fixed"/>
       </w:tblPr>
       <w:tblGrid>
-        <w:gridCol w:w="2540"/>
-        <w:gridCol w:w="5093"/>
-        <w:gridCol w:w="2005"/>
+        <w:gridCol w:w="2584"/>
+        <w:gridCol w:w="5062"/>
+        <w:gridCol w:w="1992"/>
       </w:tblGrid>
       <w:tr>
         <w:trPr>
@@ -39928,7 +40568,7 @@
         </w:trPr>
         <w:tc>
           <w:tcPr>
-            <w:tcW w:type="dxa" w:w="2540"/>
+            <w:tcW w:type="dxa" w:w="2584"/>
             <w:shd w:fill="171D26" w:color="auto" w:val="clear"/>
             <w:tcMar>
               <w:top w:type="dxa" w:w="70"/>
@@ -39958,7 +40598,7 @@
         </w:tc>
         <w:tc>
           <w:tcPr>
-            <w:tcW w:type="dxa" w:w="5093"/>
+            <w:tcW w:type="dxa" w:w="5062"/>
             <w:shd w:fill="171D26" w:color="auto" w:val="clear"/>
             <w:tcMar>
               <w:top w:type="dxa" w:w="70"/>
@@ -39988,7 +40628,7 @@
         </w:tc>
         <w:tc>
           <w:tcPr>
-            <w:tcW w:type="dxa" w:w="2005"/>
+            <w:tcW w:type="dxa" w:w="1992"/>
             <w:shd w:fill="171D26" w:color="auto" w:val="clear"/>
             <w:tcMar>
               <w:top w:type="dxa" w:w="70"/>
@@ -40023,7 +40663,7 @@
         </w:trPr>
         <w:tc>
           <w:tcPr>
-            <w:tcW w:type="dxa" w:w="2540"/>
+            <w:tcW w:type="dxa" w:w="2584"/>
             <w:shd w:fill="FFFFFF" w:color="auto" w:val="clear"/>
             <w:tcMar>
               <w:top w:type="dxa" w:w="70"/>
@@ -40053,7 +40693,7 @@
         </w:tc>
         <w:tc>
           <w:tcPr>
-            <w:tcW w:type="dxa" w:w="5093"/>
+            <w:tcW w:type="dxa" w:w="5062"/>
             <w:shd w:fill="FFFFFF" w:color="auto" w:val="clear"/>
             <w:tcMar>
               <w:top w:type="dxa" w:w="70"/>
@@ -40095,7 +40735,7 @@
         </w:tc>
         <w:tc>
           <w:tcPr>
-            <w:tcW w:type="dxa" w:w="2005"/>
+            <w:tcW w:type="dxa" w:w="1992"/>
             <w:shd w:fill="FFFFFF" w:color="auto" w:val="clear"/>
             <w:tcMar>
               <w:top w:type="dxa" w:w="70"/>
@@ -40130,7 +40770,7 @@
         </w:trPr>
         <w:tc>
           <w:tcPr>
-            <w:tcW w:type="dxa" w:w="2540"/>
+            <w:tcW w:type="dxa" w:w="2584"/>
             <w:shd w:fill="F6F7F9" w:color="auto" w:val="clear"/>
             <w:tcMar>
               <w:top w:type="dxa" w:w="70"/>
@@ -40160,7 +40800,7 @@
         </w:tc>
         <w:tc>
           <w:tcPr>
-            <w:tcW w:type="dxa" w:w="5093"/>
+            <w:tcW w:type="dxa" w:w="5062"/>
             <w:shd w:fill="F6F7F9" w:color="auto" w:val="clear"/>
             <w:tcMar>
               <w:top w:type="dxa" w:w="70"/>
@@ -40190,7 +40830,7 @@
         </w:tc>
         <w:tc>
           <w:tcPr>
-            <w:tcW w:type="dxa" w:w="2005"/>
+            <w:tcW w:type="dxa" w:w="1992"/>
             <w:shd w:fill="F6F7F9" w:color="auto" w:val="clear"/>
             <w:tcMar>
               <w:top w:type="dxa" w:w="70"/>
@@ -40225,67 +40865,67 @@
         </w:trPr>
         <w:tc>
           <w:tcPr>
-            <w:tcW w:type="dxa" w:w="2540"/>
-            <w:shd w:fill="FFFFFF" w:color="auto" w:val="clear"/>
-            <w:tcMar>
-              <w:top w:type="dxa" w:w="70"/>
-              <w:left w:type="dxa" w:w="110"/>
-              <w:bottom w:type="dxa" w:w="70"/>
-              <w:right w:type="dxa" w:w="110"/>
-            </w:tcMar>
-            <w:vAlign w:val="center"/>
-          </w:tcPr>
-          <w:p>
-            <w:pPr>
-              <w:keepNext/>
-              <w:spacing w:after="0" w:before="0" w:line="252"/>
-            </w:pPr>
-            <w:r>
-              <w:rPr>
-                <w:rFonts w:ascii="Calibri" w:cs="Calibri" w:eastAsia="Microsoft YaHei" w:hAnsi="Calibri"/>
-                <w:b w:val="false"/>
-                <w:bCs w:val="false"/>
-                <w:color w:val="26303D"/>
-                <w:sz w:val="18"/>
-                <w:szCs w:val="18"/>
-              </w:rPr>
-              <w:t xml:space="preserve">Chrome at a phone's size</w:t>
-            </w:r>
-          </w:p>
-        </w:tc>
-        <w:tc>
-          <w:tcPr>
-            <w:tcW w:type="dxa" w:w="5093"/>
-            <w:shd w:fill="FFFFFF" w:color="auto" w:val="clear"/>
-            <w:tcMar>
-              <w:top w:type="dxa" w:w="70"/>
-              <w:left w:type="dxa" w:w="110"/>
-              <w:bottom w:type="dxa" w:w="70"/>
-              <w:right w:type="dxa" w:w="110"/>
-            </w:tcMar>
-            <w:vAlign w:val="center"/>
-          </w:tcPr>
-          <w:p>
-            <w:pPr>
-              <w:keepNext/>
-              <w:spacing w:after="0" w:before="0" w:line="252"/>
-            </w:pPr>
-            <w:r>
-              <w:rPr>
-                <w:rFonts w:ascii="Calibri" w:cs="Calibri" w:eastAsia="Microsoft YaHei" w:hAnsi="Calibri"/>
-                <w:b w:val="false"/>
-                <w:bCs w:val="false"/>
-                <w:color w:val="26303D"/>
-                <w:sz w:val="18"/>
-                <w:szCs w:val="18"/>
-              </w:rPr>
-              <w:t xml:space="preserve">The built bundle played at phone widths, emulated</w:t>
-            </w:r>
-          </w:p>
-        </w:tc>
-        <w:tc>
-          <w:tcPr>
-            <w:tcW w:type="dxa" w:w="2005"/>
+            <w:tcW w:type="dxa" w:w="2584"/>
+            <w:shd w:fill="FFFFFF" w:color="auto" w:val="clear"/>
+            <w:tcMar>
+              <w:top w:type="dxa" w:w="70"/>
+              <w:left w:type="dxa" w:w="110"/>
+              <w:bottom w:type="dxa" w:w="70"/>
+              <w:right w:type="dxa" w:w="110"/>
+            </w:tcMar>
+            <w:vAlign w:val="center"/>
+          </w:tcPr>
+          <w:p>
+            <w:pPr>
+              <w:keepNext/>
+              <w:spacing w:after="0" w:before="0" w:line="252"/>
+            </w:pPr>
+            <w:r>
+              <w:rPr>
+                <w:rFonts w:ascii="Calibri" w:cs="Calibri" w:eastAsia="Microsoft YaHei" w:hAnsi="Calibri"/>
+                <w:b w:val="false"/>
+                <w:bCs w:val="false"/>
+                <w:color w:val="26303D"/>
+                <w:sz w:val="18"/>
+                <w:szCs w:val="18"/>
+              </w:rPr>
+              <w:t xml:space="preserve">Chrome at a phone's and a tablet's size</w:t>
+            </w:r>
+          </w:p>
+        </w:tc>
+        <w:tc>
+          <w:tcPr>
+            <w:tcW w:type="dxa" w:w="5062"/>
+            <w:shd w:fill="FFFFFF" w:color="auto" w:val="clear"/>
+            <w:tcMar>
+              <w:top w:type="dxa" w:w="70"/>
+              <w:left w:type="dxa" w:w="110"/>
+              <w:bottom w:type="dxa" w:w="70"/>
+              <w:right w:type="dxa" w:w="110"/>
+            </w:tcMar>
+            <w:vAlign w:val="center"/>
+          </w:tcPr>
+          <w:p>
+            <w:pPr>
+              <w:keepNext/>
+              <w:spacing w:after="0" w:before="0" w:line="252"/>
+            </w:pPr>
+            <w:r>
+              <w:rPr>
+                <w:rFonts w:ascii="Calibri" w:cs="Calibri" w:eastAsia="Microsoft YaHei" w:hAnsi="Calibri"/>
+                <w:b w:val="false"/>
+                <w:bCs w:val="false"/>
+                <w:color w:val="26303D"/>
+                <w:sz w:val="18"/>
+                <w:szCs w:val="18"/>
+              </w:rPr>
+              <w:t xml:space="preserve">The built bundle at phone and tablet sizes, upright and on its side, with touch emulated: every thumb pad on the screen, and full screen through a real tap; on a tablet every Snake and Tetris button reached its game, and on a phone Stick Clash's stick walked, blocked and jumped</w:t>
+            </w:r>
+          </w:p>
+        </w:tc>
+        <w:tc>
+          <w:tcPr>
+            <w:tcW w:type="dxa" w:w="1992"/>
             <w:shd w:fill="FFFFFF" w:color="auto" w:val="clear"/>
             <w:tcMar>
               <w:top w:type="dxa" w:w="70"/>
@@ -40320,7 +40960,7 @@
         </w:trPr>
         <w:tc>
           <w:tcPr>
-            <w:tcW w:type="dxa" w:w="2540"/>
+            <w:tcW w:type="dxa" w:w="2584"/>
             <w:shd w:fill="F6F7F9" w:color="auto" w:val="clear"/>
             <w:tcMar>
               <w:top w:type="dxa" w:w="70"/>
@@ -40350,7 +40990,7 @@
         </w:tc>
         <w:tc>
           <w:tcPr>
-            <w:tcW w:type="dxa" w:w="5093"/>
+            <w:tcW w:type="dxa" w:w="5062"/>
             <w:shd w:fill="F6F7F9" w:color="auto" w:val="clear"/>
             <w:tcMar>
               <w:top w:type="dxa" w:w="70"/>
@@ -40380,7 +41020,7 @@
         </w:tc>
         <w:tc>
           <w:tcPr>
-            <w:tcW w:type="dxa" w:w="2005"/>
+            <w:tcW w:type="dxa" w:w="1992"/>
             <w:shd w:fill="F6F7F9" w:color="auto" w:val="clear"/>
             <w:tcMar>
               <w:top w:type="dxa" w:w="70"/>
@@ -40415,7 +41055,7 @@
         </w:trPr>
         <w:tc>
           <w:tcPr>
-            <w:tcW w:type="dxa" w:w="2540"/>
+            <w:tcW w:type="dxa" w:w="2584"/>
             <w:shd w:fill="FFFFFF" w:color="auto" w:val="clear"/>
             <w:tcMar>
               <w:top w:type="dxa" w:w="70"/>
@@ -40445,7 +41085,7 @@
         </w:tc>
         <w:tc>
           <w:tcPr>
-            <w:tcW w:type="dxa" w:w="5093"/>
+            <w:tcW w:type="dxa" w:w="5062"/>
             <w:shd w:fill="FFFFFF" w:color="auto" w:val="clear"/>
             <w:tcMar>
               <w:top w:type="dxa" w:w="70"/>
@@ -40475,7 +41115,7 @@
         </w:tc>
         <w:tc>
           <w:tcPr>
-            <w:tcW w:type="dxa" w:w="2005"/>
+            <w:tcW w:type="dxa" w:w="1992"/>
             <w:shd w:fill="FFFFFF" w:color="auto" w:val="clear"/>
             <w:tcMar>
               <w:top w:type="dxa" w:w="70"/>
@@ -40510,7 +41150,7 @@
         </w:trPr>
         <w:tc>
           <w:tcPr>
-            <w:tcW w:type="dxa" w:w="2540"/>
+            <w:tcW w:type="dxa" w:w="2584"/>
             <w:shd w:fill="F6F7F9" w:color="auto" w:val="clear"/>
             <w:tcMar>
               <w:top w:type="dxa" w:w="70"/>
@@ -40540,7 +41180,7 @@
         </w:tc>
         <w:tc>
           <w:tcPr>
-            <w:tcW w:type="dxa" w:w="5093"/>
+            <w:tcW w:type="dxa" w:w="5062"/>
             <w:shd w:fill="F6F7F9" w:color="auto" w:val="clear"/>
             <w:tcMar>
               <w:top w:type="dxa" w:w="70"/>
@@ -40570,7 +41210,7 @@
         </w:tc>
         <w:tc>
           <w:tcPr>
-            <w:tcW w:type="dxa" w:w="2005"/>
+            <w:tcW w:type="dxa" w:w="1992"/>
             <w:shd w:fill="F6F7F9" w:color="auto" w:val="clear"/>
             <w:tcMar>
               <w:top w:type="dxa" w:w="70"/>
@@ -40605,7 +41245,7 @@
         </w:trPr>
         <w:tc>
           <w:tcPr>
-            <w:tcW w:type="dxa" w:w="2540"/>
+            <w:tcW w:type="dxa" w:w="2584"/>
             <w:shd w:fill="FFFFFF" w:color="auto" w:val="clear"/>
             <w:tcMar>
               <w:top w:type="dxa" w:w="70"/>
@@ -40635,7 +41275,7 @@
         </w:tc>
         <w:tc>
           <w:tcPr>
-            <w:tcW w:type="dxa" w:w="5093"/>
+            <w:tcW w:type="dxa" w:w="5062"/>
             <w:shd w:fill="FFFFFF" w:color="auto" w:val="clear"/>
             <w:tcMar>
               <w:top w:type="dxa" w:w="70"/>
@@ -40665,7 +41305,7 @@
         </w:tc>
         <w:tc>
           <w:tcPr>
-            <w:tcW w:type="dxa" w:w="2005"/>
+            <w:tcW w:type="dxa" w:w="1992"/>
             <w:shd w:fill="FFFFFF" w:color="auto" w:val="clear"/>
             <w:tcMar>
               <w:top w:type="dxa" w:w="70"/>
@@ -40894,7 +41534,7 @@
           <w:sz w:val="21"/>
           <w:szCs w:val="21"/>
         </w:rPr>
-        <w:t xml:space="preserve"> run, and the bundle and </w:t>
+        <w:t xml:space="preserve"> run — after a stylesheet change too — and the bundle and </w:t>
       </w:r>
       <w:r>
         <w:rPr>
@@ -42029,7 +42669,7 @@
                 <w:sz w:val="18"/>
                 <w:szCs w:val="18"/>
               </w:rPr>
-              <w:t xml:space="preserve"> — there is no TURN relay, and PeerJS's own no longer resolves</w:t>
+              <w:t xml:space="preserve"> — there is no TURN relay yet: PeerJS's own no longer resolves, and every free relay now needs an account</w:t>
             </w:r>
           </w:p>
         </w:tc>
@@ -42119,7 +42759,30 @@
                 <w:sz w:val="18"/>
                 <w:szCs w:val="18"/>
               </w:rPr>
-              <w:t xml:space="preserve">A plain sentence instead of a hang; a relay in weeks 1–2</w:t>
+              <w:t xml:space="preserve">A plain sentence instead of a hang; the code ready for a relay since 29 Sep, with </w:t>
+            </w:r>
+            <w:r>
+              <w:rPr>
+                <w:rFonts w:ascii="Consolas" w:cs="Consolas" w:eastAsia="Microsoft YaHei" w:hAnsi="Consolas"/>
+                <w:b w:val="false"/>
+                <w:bCs w:val="false"/>
+                <w:color w:val="7A4E00"/>
+                <w:sz w:val="16"/>
+                <w:szCs w:val="16"/>
+                <w:shd w:fill="F7F1E3" w:color="auto" w:val="clear"/>
+              </w:rPr>
+              <w:t xml:space="preserve">?relay</w:t>
+            </w:r>
+            <w:r>
+              <w:rPr>
+                <w:rFonts w:ascii="Calibri" w:cs="Calibri" w:eastAsia="Microsoft YaHei" w:hAnsi="Calibri"/>
+                <w:b w:val="false"/>
+                <w:bCs w:val="false"/>
+                <w:color w:val="26303D"/>
+                <w:sz w:val="18"/>
+                <w:szCs w:val="18"/>
+              </w:rPr>
+              <w:t xml:space="preserve"> to prove one; the account and a relay in weeks 1–2</w:t>
             </w:r>
           </w:p>
         </w:tc>
@@ -43169,7 +43832,7 @@
                 <w:sz w:val="18"/>
                 <w:szCs w:val="18"/>
               </w:rPr>
-              <w:t xml:space="preserve">A hash of the sources in the bundle, and the suite fails on a stale one; </w:t>
+              <w:t xml:space="preserve">A hash of the sources in the bundle and on the lock's and the stylesheet's addresses, and the suite fails on a stale one; </w:t>
             </w:r>
             <w:r>
               <w:rPr>
@@ -44431,7 +45094,7 @@
                 <w:sz w:val="18"/>
                 <w:szCs w:val="18"/>
               </w:rPr>
-              <w:t xml:space="preserve">One developer: 44,800 lines in one head</w:t>
+              <w:t xml:space="preserve">One developer: 45,000 lines in one head</w:t>
             </w:r>
           </w:p>
         </w:tc>
@@ -44533,7 +45196,7 @@
                 <w:sz w:val="18"/>
                 <w:szCs w:val="18"/>
               </w:rPr>
-              <w:t xml:space="preserve"> — 1,486 lines recording every phase's request, measurement and decision — plus the README and SECURITY.md</w:t>
+              <w:t xml:space="preserve"> — 1,641 lines recording every phase's request, measurement and decision — plus the README and SECURITY.md</w:t>
             </w:r>
           </w:p>
         </w:tc>
@@ -44819,7 +45482,26 @@
           <w:sz w:val="21"/>
           <w:szCs w:val="21"/>
         </w:rPr>
-        <w:t xml:space="preserve"> Everything above the network is built and tested; what is missing is one relay's credentials in one list. It is Phase 4's first item because it is the cheapest fix with the largest effect.</w:t>
+        <w:t xml:space="preserve"> Everything above the network is built and tested, and since 29 September so is everything for the relay but the relay: the file its credentials go in, the checks on them, and </w:t>
+      </w:r>
+      <w:r>
+        <w:rPr>
+          <w:rFonts w:ascii="Consolas" w:cs="Consolas" w:eastAsia="Microsoft YaHei" w:hAnsi="Consolas"/>
+          <w:color w:val="7A4E00"/>
+          <w:sz w:val="19"/>
+          <w:szCs w:val="19"/>
+          <w:shd w:fill="F7F1E3" w:color="auto" w:val="clear"/>
+        </w:rPr>
+        <w:t xml:space="preserve">?relay</w:t>
+      </w:r>
+      <w:r>
+        <w:rPr>
+          <w:rFonts w:ascii="Calibri" w:cs="Calibri" w:eastAsia="Microsoft YaHei" w:hAnsi="Calibri"/>
+          <w:color w:val="26303D"/>
+          <w:sz w:val="21"/>
+          <w:szCs w:val="21"/>
+        </w:rPr>
+        <w:t xml:space="preserve"> to prove it. What is missing is an account at a relay provider. It is Phase 4's first item because it is the cheapest fix with the largest effect.</w:t>
       </w:r>
     </w:p>
     <w:p>
@@ -45363,9 +46045,9 @@
         <w:tblLayout w:type="fixed"/>
       </w:tblPr>
       <w:tblGrid>
-        <w:gridCol w:w="3612"/>
-        <w:gridCol w:w="986"/>
-        <w:gridCol w:w="5040"/>
+        <w:gridCol w:w="3165"/>
+        <w:gridCol w:w="864"/>
+        <w:gridCol w:w="5609"/>
       </w:tblGrid>
       <w:tr>
         <w:trPr>
@@ -45374,7 +46056,7 @@
         </w:trPr>
         <w:tc>
           <w:tcPr>
-            <w:tcW w:type="dxa" w:w="3612"/>
+            <w:tcW w:type="dxa" w:w="3165"/>
             <w:shd w:fill="171D26" w:color="auto" w:val="clear"/>
             <w:tcMar>
               <w:top w:type="dxa" w:w="70"/>
@@ -45404,7 +46086,7 @@
         </w:tc>
         <w:tc>
           <w:tcPr>
-            <w:tcW w:type="dxa" w:w="986"/>
+            <w:tcW w:type="dxa" w:w="864"/>
             <w:shd w:fill="171D26" w:color="auto" w:val="clear"/>
             <w:tcMar>
               <w:top w:type="dxa" w:w="70"/>
@@ -45434,7 +46116,7 @@
         </w:tc>
         <w:tc>
           <w:tcPr>
-            <w:tcW w:type="dxa" w:w="5040"/>
+            <w:tcW w:type="dxa" w:w="5609"/>
             <w:shd w:fill="171D26" w:color="auto" w:val="clear"/>
             <w:tcMar>
               <w:top w:type="dxa" w:w="70"/>
@@ -45469,7 +46151,7 @@
         </w:trPr>
         <w:tc>
           <w:tcPr>
-            <w:tcW w:type="dxa" w:w="3612"/>
+            <w:tcW w:type="dxa" w:w="3165"/>
             <w:shd w:fill="FFFFFF" w:color="auto" w:val="clear"/>
             <w:tcMar>
               <w:top w:type="dxa" w:w="70"/>
@@ -45499,7 +46181,7 @@
         </w:tc>
         <w:tc>
           <w:tcPr>
-            <w:tcW w:type="dxa" w:w="986"/>
+            <w:tcW w:type="dxa" w:w="864"/>
             <w:shd w:fill="FFFFFF" w:color="auto" w:val="clear"/>
             <w:tcMar>
               <w:top w:type="dxa" w:w="70"/>
@@ -45529,7 +46211,7 @@
         </w:tc>
         <w:tc>
           <w:tcPr>
-            <w:tcW w:type="dxa" w:w="5040"/>
+            <w:tcW w:type="dxa" w:w="5609"/>
             <w:shd w:fill="FFFFFF" w:color="auto" w:val="clear"/>
             <w:tcMar>
               <w:top w:type="dxa" w:w="70"/>
@@ -45564,7 +46246,7 @@
         </w:trPr>
         <w:tc>
           <w:tcPr>
-            <w:tcW w:type="dxa" w:w="3612"/>
+            <w:tcW w:type="dxa" w:w="3165"/>
             <w:shd w:fill="F6F7F9" w:color="auto" w:val="clear"/>
             <w:tcMar>
               <w:top w:type="dxa" w:w="70"/>
@@ -45594,7 +46276,7 @@
         </w:tc>
         <w:tc>
           <w:tcPr>
-            <w:tcW w:type="dxa" w:w="986"/>
+            <w:tcW w:type="dxa" w:w="864"/>
             <w:shd w:fill="F6F7F9" w:color="auto" w:val="clear"/>
             <w:tcMar>
               <w:top w:type="dxa" w:w="70"/>
@@ -45624,7 +46306,7 @@
         </w:tc>
         <w:tc>
           <w:tcPr>
-            <w:tcW w:type="dxa" w:w="5040"/>
+            <w:tcW w:type="dxa" w:w="5609"/>
             <w:shd w:fill="F6F7F9" w:color="auto" w:val="clear"/>
             <w:tcMar>
               <w:top w:type="dxa" w:w="70"/>
@@ -45659,7 +46341,7 @@
         </w:trPr>
         <w:tc>
           <w:tcPr>
-            <w:tcW w:type="dxa" w:w="3612"/>
+            <w:tcW w:type="dxa" w:w="3165"/>
             <w:shd w:fill="FFFFFF" w:color="auto" w:val="clear"/>
             <w:tcMar>
               <w:top w:type="dxa" w:w="70"/>
@@ -45689,7 +46371,7 @@
         </w:tc>
         <w:tc>
           <w:tcPr>
-            <w:tcW w:type="dxa" w:w="986"/>
+            <w:tcW w:type="dxa" w:w="864"/>
             <w:shd w:fill="FFFFFF" w:color="auto" w:val="clear"/>
             <w:tcMar>
               <w:top w:type="dxa" w:w="70"/>
@@ -45719,7 +46401,7 @@
         </w:tc>
         <w:tc>
           <w:tcPr>
-            <w:tcW w:type="dxa" w:w="5040"/>
+            <w:tcW w:type="dxa" w:w="5609"/>
             <w:shd w:fill="FFFFFF" w:color="auto" w:val="clear"/>
             <w:tcMar>
               <w:top w:type="dxa" w:w="70"/>
@@ -45754,7 +46436,7 @@
         </w:trPr>
         <w:tc>
           <w:tcPr>
-            <w:tcW w:type="dxa" w:w="3612"/>
+            <w:tcW w:type="dxa" w:w="3165"/>
             <w:shd w:fill="F6F7F9" w:color="auto" w:val="clear"/>
             <w:tcMar>
               <w:top w:type="dxa" w:w="70"/>
@@ -45784,7 +46466,7 @@
         </w:tc>
         <w:tc>
           <w:tcPr>
-            <w:tcW w:type="dxa" w:w="986"/>
+            <w:tcW w:type="dxa" w:w="864"/>
             <w:shd w:fill="F6F7F9" w:color="auto" w:val="clear"/>
             <w:tcMar>
               <w:top w:type="dxa" w:w="70"/>
@@ -45814,7 +46496,7 @@
         </w:tc>
         <w:tc>
           <w:tcPr>
-            <w:tcW w:type="dxa" w:w="5040"/>
+            <w:tcW w:type="dxa" w:w="5609"/>
             <w:shd w:fill="F6F7F9" w:color="auto" w:val="clear"/>
             <w:tcMar>
               <w:top w:type="dxa" w:w="70"/>
@@ -45849,7 +46531,7 @@
         </w:trPr>
         <w:tc>
           <w:tcPr>
-            <w:tcW w:type="dxa" w:w="3612"/>
+            <w:tcW w:type="dxa" w:w="3165"/>
             <w:shd w:fill="FFFFFF" w:color="auto" w:val="clear"/>
             <w:tcMar>
               <w:top w:type="dxa" w:w="70"/>
@@ -45879,7 +46561,7 @@
         </w:tc>
         <w:tc>
           <w:tcPr>
-            <w:tcW w:type="dxa" w:w="986"/>
+            <w:tcW w:type="dxa" w:w="864"/>
             <w:shd w:fill="FFFFFF" w:color="auto" w:val="clear"/>
             <w:tcMar>
               <w:top w:type="dxa" w:w="70"/>
@@ -45909,31 +46591,31 @@
         </w:tc>
         <w:tc>
           <w:tcPr>
-            <w:tcW w:type="dxa" w:w="5040"/>
-            <w:shd w:fill="FFFFFF" w:color="auto" w:val="clear"/>
-            <w:tcMar>
-              <w:top w:type="dxa" w:w="70"/>
-              <w:left w:type="dxa" w:w="110"/>
-              <w:bottom w:type="dxa" w:w="70"/>
-              <w:right w:type="dxa" w:w="110"/>
-            </w:tcMar>
-            <w:vAlign w:val="center"/>
-          </w:tcPr>
-          <w:p>
-            <w:pPr>
-              <w:keepNext/>
-              <w:spacing w:after="0" w:before="0" w:line="252"/>
-            </w:pPr>
-            <w:r>
-              <w:rPr>
-                <w:rFonts w:ascii="Calibri" w:cs="Calibri" w:eastAsia="Microsoft YaHei" w:hAnsi="Calibri"/>
-                <w:b w:val="false"/>
-                <w:bCs w:val="false"/>
-                <w:color w:val="26303D"/>
-                <w:sz w:val="18"/>
-                <w:szCs w:val="18"/>
-              </w:rPr>
-              <w:t xml:space="preserve">A relay provider's free plan, to be confirmed against its quota at MS-1</w:t>
+            <w:tcW w:type="dxa" w:w="5609"/>
+            <w:shd w:fill="FFFFFF" w:color="auto" w:val="clear"/>
+            <w:tcMar>
+              <w:top w:type="dxa" w:w="70"/>
+              <w:left w:type="dxa" w:w="110"/>
+              <w:bottom w:type="dxa" w:w="70"/>
+              <w:right w:type="dxa" w:w="110"/>
+            </w:tcMar>
+            <w:vAlign w:val="center"/>
+          </w:tcPr>
+          <w:p>
+            <w:pPr>
+              <w:keepNext/>
+              <w:spacing w:after="0" w:before="0" w:line="252"/>
+            </w:pPr>
+            <w:r>
+              <w:rPr>
+                <w:rFonts w:ascii="Calibri" w:cs="Calibri" w:eastAsia="Microsoft YaHei" w:hAnsi="Calibri"/>
+                <w:b w:val="false"/>
+                <w:bCs w:val="false"/>
+                <w:color w:val="26303D"/>
+                <w:sz w:val="18"/>
+                <w:szCs w:val="18"/>
+              </w:rPr>
+              <w:t xml:space="preserve">A relay provider's free plan, which now needs an account but no card — Metered's (500 MB a month, with TURN over TLS on port 443) or ExpressTURN's (1,000 GB a month, TLS paid); chosen and checked against its quota at MS-1</w:t>
             </w:r>
           </w:p>
         </w:tc>
@@ -45944,7 +46626,7 @@
         </w:trPr>
         <w:tc>
           <w:tcPr>
-            <w:tcW w:type="dxa" w:w="3612"/>
+            <w:tcW w:type="dxa" w:w="3165"/>
             <w:shd w:fill="F6F7F9" w:color="auto" w:val="clear"/>
             <w:tcMar>
               <w:top w:type="dxa" w:w="70"/>
@@ -45974,7 +46656,7 @@
         </w:tc>
         <w:tc>
           <w:tcPr>
-            <w:tcW w:type="dxa" w:w="986"/>
+            <w:tcW w:type="dxa" w:w="864"/>
             <w:shd w:fill="F6F7F9" w:color="auto" w:val="clear"/>
             <w:tcMar>
               <w:top w:type="dxa" w:w="70"/>
@@ -46004,7 +46686,7 @@
         </w:tc>
         <w:tc>
           <w:tcPr>
-            <w:tcW w:type="dxa" w:w="5040"/>
+            <w:tcW w:type="dxa" w:w="5609"/>
             <w:shd w:fill="F6F7F9" w:color="auto" w:val="clear"/>
             <w:tcMar>
               <w:top w:type="dxa" w:w="70"/>
@@ -46039,7 +46721,7 @@
         </w:trPr>
         <w:tc>
           <w:tcPr>
-            <w:tcW w:type="dxa" w:w="3612"/>
+            <w:tcW w:type="dxa" w:w="3165"/>
             <w:shd w:fill="FFFFFF" w:color="auto" w:val="clear"/>
             <w:tcMar>
               <w:top w:type="dxa" w:w="70"/>
@@ -46069,7 +46751,7 @@
         </w:tc>
         <w:tc>
           <w:tcPr>
-            <w:tcW w:type="dxa" w:w="986"/>
+            <w:tcW w:type="dxa" w:w="864"/>
             <w:shd w:fill="FFFFFF" w:color="auto" w:val="clear"/>
             <w:tcMar>
               <w:top w:type="dxa" w:w="70"/>
@@ -46099,7 +46781,7 @@
         </w:tc>
         <w:tc>
           <w:tcPr>
-            <w:tcW w:type="dxa" w:w="5040"/>
+            <w:tcW w:type="dxa" w:w="5609"/>
             <w:shd w:fill="FFFFFF" w:color="auto" w:val="clear"/>
             <w:tcMar>
               <w:top w:type="dxa" w:w="70"/>
@@ -46134,7 +46816,7 @@
         </w:trPr>
         <w:tc>
           <w:tcPr>
-            <w:tcW w:type="dxa" w:w="3612"/>
+            <w:tcW w:type="dxa" w:w="3165"/>
             <w:shd w:fill="F6F7F9" w:color="auto" w:val="clear"/>
             <w:tcMar>
               <w:top w:type="dxa" w:w="70"/>
@@ -46164,7 +46846,7 @@
         </w:tc>
         <w:tc>
           <w:tcPr>
-            <w:tcW w:type="dxa" w:w="986"/>
+            <w:tcW w:type="dxa" w:w="864"/>
             <w:shd w:fill="F6F7F9" w:color="auto" w:val="clear"/>
             <w:tcMar>
               <w:top w:type="dxa" w:w="70"/>
@@ -46194,7 +46876,7 @@
         </w:tc>
         <w:tc>
           <w:tcPr>
-            <w:tcW w:type="dxa" w:w="5040"/>
+            <w:tcW w:type="dxa" w:w="5609"/>
             <w:shd w:fill="F6F7F9" w:color="auto" w:val="clear"/>
             <w:tcMar>
               <w:top w:type="dxa" w:w="70"/>
@@ -46229,7 +46911,7 @@
         </w:trPr>
         <w:tc>
           <w:tcPr>
-            <w:tcW w:type="dxa" w:w="3612"/>
+            <w:tcW w:type="dxa" w:w="3165"/>
             <w:shd w:fill="FFFFFF" w:color="auto" w:val="clear"/>
             <w:tcMar>
               <w:top w:type="dxa" w:w="70"/>
@@ -46259,7 +46941,7 @@
         </w:tc>
         <w:tc>
           <w:tcPr>
-            <w:tcW w:type="dxa" w:w="986"/>
+            <w:tcW w:type="dxa" w:w="864"/>
             <w:shd w:fill="FFFFFF" w:color="auto" w:val="clear"/>
             <w:tcMar>
               <w:top w:type="dxa" w:w="70"/>
@@ -46289,7 +46971,7 @@
         </w:tc>
         <w:tc>
           <w:tcPr>
-            <w:tcW w:type="dxa" w:w="5040"/>
+            <w:tcW w:type="dxa" w:w="5609"/>
             <w:shd w:fill="FFFFFF" w:color="auto" w:val="clear"/>
             <w:tcMar>
               <w:top w:type="dxa" w:w="70"/>
@@ -49205,7 +49887,7 @@
           <w:sz w:val="21"/>
           <w:szCs w:val="21"/>
         </w:rPr>
-        <w:t xml:space="preserve">PlayVault already works. Sixteen games are live and playable alone or with friends, in two languages, at RM 0 a month; 2,555,907 checks pass on the source and on its minified form, and a real Chrome plays all sixteen games on the bundle that ships; and since 29 September a friend with the developer tools open can no longer reach a save, and a save the storage refuses is no longer lost in silence. What this proposal asks for is not a build from nothing. It is twelve weeks to close the gap between a hub that works for its developer and for friends on the same Wi-Fi, and one that works for anybody, anywhere, for years.</w:t>
+        <w:t xml:space="preserve">PlayVault already works. Sixteen games are live and playable alone or with friends, in two languages, at RM 0 a month; 2,555,922 checks pass on the source and on its minified form, and a real Chrome plays all sixteen games on the bundle that ships; since 29 September a friend with the developer tools open can no longer reach a save, and a save the storage refuses is no longer lost in silence; and since 30 September a tablet, or a phone on its side, has its controls. What this proposal asks for is not a build from nothing. It is twelve weeks to close the gap between a hub that works for its developer and for friends on the same Wi-Fi, and one that works for anybody, anywhere, for years.</w:t>
       </w:r>
     </w:p>
     <w:p>
@@ -49301,7 +49983,7 @@
           <w:sz w:val="21"/>
           <w:szCs w:val="21"/>
         </w:rPr>
-        <w:t xml:space="preserve"> A relay is one list entry and two weeks of testing; the consent screen, tests on every push and the rename are a week between them — and the loud save failure planned beside them is already done. The one open question — an address of its own — is decided on paper at MS-3 before anything moves.</w:t>
+        <w:t xml:space="preserve"> A relay is one account — the code is already waiting for its credentials — and two weeks of testing; the consent screen, tests on every push and the rename are a week between them — and the loud save failure planned beside them is already done. The one open question — an address of its own — is decided on paper at MS-3 before anything moves.</w:t>
       </w:r>
     </w:p>
     <w:p>
@@ -50115,7 +50797,7 @@
           <w:sz w:val="21"/>
           <w:szCs w:val="21"/>
         </w:rPr>
-        <w:t xml:space="preserve">Every figure in this proposal is taken from the PlayVault repository as it stands on 29 September 2026 (commit </w:t>
+        <w:t xml:space="preserve">Every figure in this proposal is taken from the PlayVault repository as it stands on 30 September 2026 (commit </w:t>
       </w:r>
       <w:r>
         <w:rPr>
@@ -50125,16 +50807,16 @@
           <w:szCs w:val="19"/>
           <w:shd w:fill="F7F1E3" w:color="auto" w:val="clear"/>
         </w:rPr>
-        <w:t xml:space="preserve">da85e98</w:t>
-      </w:r>
-      <w:r>
-        <w:rPr>
-          <w:rFonts w:ascii="Calibri" w:cs="Calibri" w:eastAsia="Microsoft YaHei" w:hAnsi="Calibri"/>
-          <w:color w:val="26303D"/>
-          <w:sz w:val="21"/>
-          <w:szCs w:val="21"/>
-        </w:rPr>
-        <w:t xml:space="preserve">; revision 1 described </w:t>
+        <w:t xml:space="preserve">10ffeec</w:t>
+      </w:r>
+      <w:r>
+        <w:rPr>
+          <w:rFonts w:ascii="Calibri" w:cs="Calibri" w:eastAsia="Microsoft YaHei" w:hAnsi="Calibri"/>
+          <w:color w:val="26303D"/>
+          <w:sz w:val="21"/>
+          <w:szCs w:val="21"/>
+        </w:rPr>
+        <w:t xml:space="preserve">; revision 2 described </w:t>
       </w:r>
       <w:r>
         <w:rPr>
@@ -50144,16 +50826,16 @@
           <w:szCs w:val="19"/>
           <w:shd w:fill="F7F1E3" w:color="auto" w:val="clear"/>
         </w:rPr>
-        <w:t xml:space="preserve">dec459c</w:t>
-      </w:r>
-      <w:r>
-        <w:rPr>
-          <w:rFonts w:ascii="Calibri" w:cs="Calibri" w:eastAsia="Microsoft YaHei" w:hAnsi="Calibri"/>
-          <w:color w:val="26303D"/>
-          <w:sz w:val="21"/>
-          <w:szCs w:val="21"/>
-        </w:rPr>
-        <w:t xml:space="preserve">) — </w:t>
+        <w:t xml:space="preserve">da85e98</w:t>
+      </w:r>
+      <w:r>
+        <w:rPr>
+          <w:rFonts w:ascii="Calibri" w:cs="Calibri" w:eastAsia="Microsoft YaHei" w:hAnsi="Calibri"/>
+          <w:color w:val="26303D"/>
+          <w:sz w:val="21"/>
+          <w:szCs w:val="21"/>
+        </w:rPr>
+        <w:t xml:space="preserve">, and revision 1 </w:t>
       </w:r>
       <w:r>
         <w:rPr>
@@ -50163,16 +50845,16 @@
           <w:szCs w:val="19"/>
           <w:shd w:fill="F7F1E3" w:color="auto" w:val="clear"/>
         </w:rPr>
-        <w:t xml:space="preserve">README.md</w:t>
-      </w:r>
-      <w:r>
-        <w:rPr>
-          <w:rFonts w:ascii="Calibri" w:cs="Calibri" w:eastAsia="Microsoft YaHei" w:hAnsi="Calibri"/>
-          <w:color w:val="26303D"/>
-          <w:sz w:val="21"/>
-          <w:szCs w:val="21"/>
-        </w:rPr>
-        <w:t xml:space="preserve">, </w:t>
+        <w:t xml:space="preserve">dec459c</w:t>
+      </w:r>
+      <w:r>
+        <w:rPr>
+          <w:rFonts w:ascii="Calibri" w:cs="Calibri" w:eastAsia="Microsoft YaHei" w:hAnsi="Calibri"/>
+          <w:color w:val="26303D"/>
+          <w:sz w:val="21"/>
+          <w:szCs w:val="21"/>
+        </w:rPr>
+        <w:t xml:space="preserve">) — </w:t>
       </w:r>
       <w:r>
         <w:rPr>
@@ -50182,16 +50864,16 @@
           <w:szCs w:val="19"/>
           <w:shd w:fill="F7F1E3" w:color="auto" w:val="clear"/>
         </w:rPr>
-        <w:t xml:space="preserve">SECURITY.md</w:t>
-      </w:r>
-      <w:r>
-        <w:rPr>
-          <w:rFonts w:ascii="Calibri" w:cs="Calibri" w:eastAsia="Microsoft YaHei" w:hAnsi="Calibri"/>
-          <w:color w:val="26303D"/>
-          <w:sz w:val="21"/>
-          <w:szCs w:val="21"/>
-        </w:rPr>
-        <w:t xml:space="preserve"> and </w:t>
+        <w:t xml:space="preserve">README.md</w:t>
+      </w:r>
+      <w:r>
+        <w:rPr>
+          <w:rFonts w:ascii="Calibri" w:cs="Calibri" w:eastAsia="Microsoft YaHei" w:hAnsi="Calibri"/>
+          <w:color w:val="26303D"/>
+          <w:sz w:val="21"/>
+          <w:szCs w:val="21"/>
+        </w:rPr>
+        <w:t xml:space="preserve">, </w:t>
       </w:r>
       <w:r>
         <w:rPr>
@@ -50201,16 +50883,16 @@
           <w:szCs w:val="19"/>
           <w:shd w:fill="F7F1E3" w:color="auto" w:val="clear"/>
         </w:rPr>
-        <w:t xml:space="preserve">docs/GAMES.md</w:t>
-      </w:r>
-      <w:r>
-        <w:rPr>
-          <w:rFonts w:ascii="Calibri" w:cs="Calibri" w:eastAsia="Microsoft YaHei" w:hAnsi="Calibri"/>
-          <w:color w:val="26303D"/>
-          <w:sz w:val="21"/>
-          <w:szCs w:val="21"/>
-        </w:rPr>
-        <w:t xml:space="preserve">, the source under </w:t>
+        <w:t xml:space="preserve">SECURITY.md</w:t>
+      </w:r>
+      <w:r>
+        <w:rPr>
+          <w:rFonts w:ascii="Calibri" w:cs="Calibri" w:eastAsia="Microsoft YaHei" w:hAnsi="Calibri"/>
+          <w:color w:val="26303D"/>
+          <w:sz w:val="21"/>
+          <w:szCs w:val="21"/>
+        </w:rPr>
+        <w:t xml:space="preserve"> and </w:t>
       </w:r>
       <w:r>
         <w:rPr>
@@ -50220,16 +50902,16 @@
           <w:szCs w:val="19"/>
           <w:shd w:fill="F7F1E3" w:color="auto" w:val="clear"/>
         </w:rPr>
-        <w:t xml:space="preserve">js/</w:t>
-      </w:r>
-      <w:r>
-        <w:rPr>
-          <w:rFonts w:ascii="Calibri" w:cs="Calibri" w:eastAsia="Microsoft YaHei" w:hAnsi="Calibri"/>
-          <w:color w:val="26303D"/>
-          <w:sz w:val="21"/>
-          <w:szCs w:val="21"/>
-        </w:rPr>
-        <w:t xml:space="preserve">, </w:t>
+        <w:t xml:space="preserve">docs/GAMES.md</w:t>
+      </w:r>
+      <w:r>
+        <w:rPr>
+          <w:rFonts w:ascii="Calibri" w:cs="Calibri" w:eastAsia="Microsoft YaHei" w:hAnsi="Calibri"/>
+          <w:color w:val="26303D"/>
+          <w:sz w:val="21"/>
+          <w:szCs w:val="21"/>
+        </w:rPr>
+        <w:t xml:space="preserve">, the source under </w:t>
       </w:r>
       <w:r>
         <w:rPr>
@@ -50239,16 +50921,16 @@
           <w:szCs w:val="19"/>
           <w:shd w:fill="F7F1E3" w:color="auto" w:val="clear"/>
         </w:rPr>
-        <w:t xml:space="preserve">css/</w:t>
-      </w:r>
-      <w:r>
-        <w:rPr>
-          <w:rFonts w:ascii="Calibri" w:cs="Calibri" w:eastAsia="Microsoft YaHei" w:hAnsi="Calibri"/>
-          <w:color w:val="26303D"/>
-          <w:sz w:val="21"/>
-          <w:szCs w:val="21"/>
-        </w:rPr>
-        <w:t xml:space="preserve"> and </w:t>
+        <w:t xml:space="preserve">js/</w:t>
+      </w:r>
+      <w:r>
+        <w:rPr>
+          <w:rFonts w:ascii="Calibri" w:cs="Calibri" w:eastAsia="Microsoft YaHei" w:hAnsi="Calibri"/>
+          <w:color w:val="26303D"/>
+          <w:sz w:val="21"/>
+          <w:szCs w:val="21"/>
+        </w:rPr>
+        <w:t xml:space="preserve">, </w:t>
       </w:r>
       <w:r>
         <w:rPr>
@@ -50258,6 +50940,25 @@
           <w:szCs w:val="19"/>
           <w:shd w:fill="F7F1E3" w:color="auto" w:val="clear"/>
         </w:rPr>
+        <w:t xml:space="preserve">css/</w:t>
+      </w:r>
+      <w:r>
+        <w:rPr>
+          <w:rFonts w:ascii="Calibri" w:cs="Calibri" w:eastAsia="Microsoft YaHei" w:hAnsi="Calibri"/>
+          <w:color w:val="26303D"/>
+          <w:sz w:val="21"/>
+          <w:szCs w:val="21"/>
+        </w:rPr>
+        <w:t xml:space="preserve"> and </w:t>
+      </w:r>
+      <w:r>
+        <w:rPr>
+          <w:rFonts w:ascii="Consolas" w:cs="Consolas" w:eastAsia="Microsoft YaHei" w:hAnsi="Consolas"/>
+          <w:color w:val="7A4E00"/>
+          <w:sz w:val="19"/>
+          <w:szCs w:val="19"/>
+          <w:shd w:fill="F7F1E3" w:color="auto" w:val="clear"/>
+        </w:rPr>
         <w:t xml:space="preserve">tools/</w:t>
       </w:r>
       <w:r>
@@ -50267,7 +50968,26 @@
           <w:sz w:val="21"/>
           <w:szCs w:val="21"/>
         </w:rPr>
-        <w:t xml:space="preserve">, and 44 commits of history from 7 to 29 September 2026 — and from runs made that day: the smoke suite on the source and on minified source, a longer chess run, the lock check with its network tests in headless Chrome, a check of the live page's version stamp, and contrast computed from the stylesheet's tokens. The claims were then checked against the source a second time by an independent reader, and what it found wrong or overstated was corrected. The screenshots were captured from the built bundle in headless Chrome with a throwaway profile; the level-13 player in them is test data. The comparisons in </w:t>
+        <w:t xml:space="preserve">, and 49 commits of history from 7 to 30 September 2026 — and from runs made that day: the smoke suite on the source and on minified source, a longer chess run, the lock check with its network tests in headless Chrome, and a check of the live page's version stamp. Contrast was computed from the stylesheet's colour tokens for revision 1; no commit since has changed one, and the one added since — </w:t>
+      </w:r>
+      <w:r>
+        <w:rPr>
+          <w:rFonts w:ascii="Consolas" w:cs="Consolas" w:eastAsia="Microsoft YaHei" w:hAnsi="Consolas"/>
+          <w:color w:val="7A4E00"/>
+          <w:sz w:val="19"/>
+          <w:szCs w:val="19"/>
+          <w:shd w:fill="F7F1E3" w:color="auto" w:val="clear"/>
+        </w:rPr>
+        <w:t xml:space="preserve">--bad-soft</w:t>
+      </w:r>
+      <w:r>
+        <w:rPr>
+          <w:rFonts w:ascii="Calibri" w:cs="Calibri" w:eastAsia="Microsoft YaHei" w:hAnsi="Calibri"/>
+          <w:color w:val="26303D"/>
+          <w:sz w:val="21"/>
+          <w:szCs w:val="21"/>
+        </w:rPr>
+        <w:t xml:space="preserve">, behind the saving strip — was measured for this revision. The claims were checked against the source a second time by an independent reader, and what it found wrong or overstated was corrected. The screenshots were captured from the built bundle in headless Chrome with a throwaway profile; the level-13 player in them is test data. The comparisons in </w:t>
       </w:r>
       <w:hyperlink w:history="1" w:anchor="s_background_and_problem_statement">
         <w:r>
@@ -50339,8 +51059,8 @@
         <w:tblLayout w:type="fixed"/>
       </w:tblPr>
       <w:tblGrid>
-        <w:gridCol w:w="1694"/>
-        <w:gridCol w:w="7944"/>
+        <w:gridCol w:w="1697"/>
+        <w:gridCol w:w="7941"/>
       </w:tblGrid>
       <w:tr>
         <w:trPr>
@@ -50349,7 +51069,7 @@
         </w:trPr>
         <w:tc>
           <w:tcPr>
-            <w:tcW w:type="dxa" w:w="1694"/>
+            <w:tcW w:type="dxa" w:w="1697"/>
             <w:shd w:fill="171D26" w:color="auto" w:val="clear"/>
             <w:tcMar>
               <w:top w:type="dxa" w:w="70"/>
@@ -50379,7 +51099,7 @@
         </w:tc>
         <w:tc>
           <w:tcPr>
-            <w:tcW w:type="dxa" w:w="7944"/>
+            <w:tcW w:type="dxa" w:w="7941"/>
             <w:shd w:fill="171D26" w:color="auto" w:val="clear"/>
             <w:tcMar>
               <w:top w:type="dxa" w:w="70"/>
@@ -50414,7 +51134,7 @@
         </w:trPr>
         <w:tc>
           <w:tcPr>
-            <w:tcW w:type="dxa" w:w="1694"/>
+            <w:tcW w:type="dxa" w:w="1697"/>
             <w:shd w:fill="FFFFFF" w:color="auto" w:val="clear"/>
             <w:tcMar>
               <w:top w:type="dxa" w:w="70"/>
@@ -50444,7 +51164,7 @@
         </w:tc>
         <w:tc>
           <w:tcPr>
-            <w:tcW w:type="dxa" w:w="7944"/>
+            <w:tcW w:type="dxa" w:w="7941"/>
             <w:shd w:fill="FFFFFF" w:color="auto" w:val="clear"/>
             <w:tcMar>
               <w:top w:type="dxa" w:w="70"/>
@@ -50479,7 +51199,7 @@
         </w:trPr>
         <w:tc>
           <w:tcPr>
-            <w:tcW w:type="dxa" w:w="1694"/>
+            <w:tcW w:type="dxa" w:w="1697"/>
             <w:shd w:fill="F6F7F9" w:color="auto" w:val="clear"/>
             <w:tcMar>
               <w:top w:type="dxa" w:w="70"/>
@@ -50509,7 +51229,7 @@
         </w:tc>
         <w:tc>
           <w:tcPr>
-            <w:tcW w:type="dxa" w:w="7944"/>
+            <w:tcW w:type="dxa" w:w="7941"/>
             <w:shd w:fill="F6F7F9" w:color="auto" w:val="clear"/>
             <w:tcMar>
               <w:top w:type="dxa" w:w="70"/>
@@ -50602,7 +51322,7 @@
         </w:trPr>
         <w:tc>
           <w:tcPr>
-            <w:tcW w:type="dxa" w:w="1694"/>
+            <w:tcW w:type="dxa" w:w="1697"/>
             <w:shd w:fill="FFFFFF" w:color="auto" w:val="clear"/>
             <w:tcMar>
               <w:top w:type="dxa" w:w="70"/>
@@ -50632,7 +51352,7 @@
         </w:tc>
         <w:tc>
           <w:tcPr>
-            <w:tcW w:type="dxa" w:w="7944"/>
+            <w:tcW w:type="dxa" w:w="7941"/>
             <w:shd w:fill="FFFFFF" w:color="auto" w:val="clear"/>
             <w:tcMar>
               <w:top w:type="dxa" w:w="70"/>
@@ -50667,7 +51387,7 @@
         </w:trPr>
         <w:tc>
           <w:tcPr>
-            <w:tcW w:type="dxa" w:w="1694"/>
+            <w:tcW w:type="dxa" w:w="1697"/>
             <w:shd w:fill="F6F7F9" w:color="auto" w:val="clear"/>
             <w:tcMar>
               <w:top w:type="dxa" w:w="70"/>
@@ -50691,13 +51411,13 @@
                 <w:sz w:val="18"/>
                 <w:szCs w:val="18"/>
               </w:rPr>
-              <w:t xml:space="preserve">Engine</w:t>
-            </w:r>
-          </w:p>
-        </w:tc>
-        <w:tc>
-          <w:tcPr>
-            <w:tcW w:type="dxa" w:w="7944"/>
+              <w:t xml:space="preserve">Thumb pad</w:t>
+            </w:r>
+          </w:p>
+        </w:tc>
+        <w:tc>
+          <w:tcPr>
+            <w:tcW w:type="dxa" w:w="7941"/>
             <w:shd w:fill="F6F7F9" w:color="auto" w:val="clear"/>
             <w:tcMar>
               <w:top w:type="dxa" w:w="70"/>
@@ -50721,19 +51441,7 @@
                 <w:sz w:val="18"/>
                 <w:szCs w:val="18"/>
               </w:rPr>
-              <w:t xml:space="preserve">A game's rules, with no access to the page, the profile or </w:t>
-            </w:r>
-            <w:r>
-              <w:rPr>
-                <w:rFonts w:ascii="Consolas" w:cs="Consolas" w:eastAsia="Microsoft YaHei" w:hAnsi="Consolas"/>
-                <w:b w:val="false"/>
-                <w:bCs w:val="false"/>
-                <w:color w:val="7A4E00"/>
-                <w:sz w:val="16"/>
-                <w:szCs w:val="16"/>
-                <w:shd w:fill="F7F1E3" w:color="auto" w:val="clear"/>
-              </w:rPr>
-              <w:t xml:space="preserve">Math.random()</w:t>
+              <w:t xml:space="preserve">The on-screen buttons a touch screen gets in place of keys; Stick Clash's adds a stick</w:t>
             </w:r>
           </w:p>
         </w:tc>
@@ -50744,7 +51452,7 @@
         </w:trPr>
         <w:tc>
           <w:tcPr>
-            <w:tcW w:type="dxa" w:w="1694"/>
+            <w:tcW w:type="dxa" w:w="1697"/>
             <w:shd w:fill="FFFFFF" w:color="auto" w:val="clear"/>
             <w:tcMar>
               <w:top w:type="dxa" w:w="70"/>
@@ -50768,37 +51476,49 @@
                 <w:sz w:val="18"/>
                 <w:szCs w:val="18"/>
               </w:rPr>
-              <w:t xml:space="preserve">Seed</w:t>
-            </w:r>
-          </w:p>
-        </w:tc>
-        <w:tc>
-          <w:tcPr>
-            <w:tcW w:type="dxa" w:w="7944"/>
-            <w:shd w:fill="FFFFFF" w:color="auto" w:val="clear"/>
-            <w:tcMar>
-              <w:top w:type="dxa" w:w="70"/>
-              <w:left w:type="dxa" w:w="110"/>
-              <w:bottom w:type="dxa" w:w="70"/>
-              <w:right w:type="dxa" w:w="110"/>
-            </w:tcMar>
-            <w:vAlign w:val="center"/>
-          </w:tcPr>
-          <w:p>
-            <w:pPr>
-              <w:keepNext w:val="false"/>
-              <w:spacing w:after="0" w:before="0" w:line="252"/>
-            </w:pPr>
-            <w:r>
-              <w:rPr>
-                <w:rFonts w:ascii="Calibri" w:cs="Calibri" w:eastAsia="Microsoft YaHei" w:hAnsi="Calibri"/>
-                <w:b w:val="false"/>
-                <w:bCs w:val="false"/>
-                <w:color w:val="26303D"/>
-                <w:sz w:val="18"/>
-                <w:szCs w:val="18"/>
-              </w:rPr>
-              <w:t xml:space="preserve">The number a deal, a map or a match is worked out from; the same seed gives the same game</w:t>
+              <w:t xml:space="preserve">Engine</w:t>
+            </w:r>
+          </w:p>
+        </w:tc>
+        <w:tc>
+          <w:tcPr>
+            <w:tcW w:type="dxa" w:w="7941"/>
+            <w:shd w:fill="FFFFFF" w:color="auto" w:val="clear"/>
+            <w:tcMar>
+              <w:top w:type="dxa" w:w="70"/>
+              <w:left w:type="dxa" w:w="110"/>
+              <w:bottom w:type="dxa" w:w="70"/>
+              <w:right w:type="dxa" w:w="110"/>
+            </w:tcMar>
+            <w:vAlign w:val="center"/>
+          </w:tcPr>
+          <w:p>
+            <w:pPr>
+              <w:keepNext w:val="false"/>
+              <w:spacing w:after="0" w:before="0" w:line="252"/>
+            </w:pPr>
+            <w:r>
+              <w:rPr>
+                <w:rFonts w:ascii="Calibri" w:cs="Calibri" w:eastAsia="Microsoft YaHei" w:hAnsi="Calibri"/>
+                <w:b w:val="false"/>
+                <w:bCs w:val="false"/>
+                <w:color w:val="26303D"/>
+                <w:sz w:val="18"/>
+                <w:szCs w:val="18"/>
+              </w:rPr>
+              <w:t xml:space="preserve">A game's rules, with no access to the page, the profile or </w:t>
+            </w:r>
+            <w:r>
+              <w:rPr>
+                <w:rFonts w:ascii="Consolas" w:cs="Consolas" w:eastAsia="Microsoft YaHei" w:hAnsi="Consolas"/>
+                <w:b w:val="false"/>
+                <w:bCs w:val="false"/>
+                <w:color w:val="7A4E00"/>
+                <w:sz w:val="16"/>
+                <w:szCs w:val="16"/>
+                <w:shd w:fill="F7F1E3" w:color="auto" w:val="clear"/>
+              </w:rPr>
+              <w:t xml:space="preserve">Math.random()</w:t>
             </w:r>
           </w:p>
         </w:tc>
@@ -50809,7 +51529,7 @@
         </w:trPr>
         <w:tc>
           <w:tcPr>
-            <w:tcW w:type="dxa" w:w="1694"/>
+            <w:tcW w:type="dxa" w:w="1697"/>
             <w:shd w:fill="F6F7F9" w:color="auto" w:val="clear"/>
             <w:tcMar>
               <w:top w:type="dxa" w:w="70"/>
@@ -50833,13 +51553,13 @@
                 <w:sz w:val="18"/>
                 <w:szCs w:val="18"/>
               </w:rPr>
-              <w:t xml:space="preserve">Tick</w:t>
-            </w:r>
-          </w:p>
-        </w:tc>
-        <w:tc>
-          <w:tcPr>
-            <w:tcW w:type="dxa" w:w="7944"/>
+              <w:t xml:space="preserve">Seed</w:t>
+            </w:r>
+          </w:p>
+        </w:tc>
+        <w:tc>
+          <w:tcPr>
+            <w:tcW w:type="dxa" w:w="7941"/>
             <w:shd w:fill="F6F7F9" w:color="auto" w:val="clear"/>
             <w:tcMar>
               <w:top w:type="dxa" w:w="70"/>
@@ -50863,7 +51583,7 @@
                 <w:sz w:val="18"/>
                 <w:szCs w:val="18"/>
               </w:rPr>
-              <w:t xml:space="preserve">One step of a real-time game's fixed 60 Hz clock; input is applied only on a tick</w:t>
+              <w:t xml:space="preserve">The number a deal, a map or a match is worked out from; the same seed gives the same game</w:t>
             </w:r>
           </w:p>
         </w:tc>
@@ -50874,7 +51594,7 @@
         </w:trPr>
         <w:tc>
           <w:tcPr>
-            <w:tcW w:type="dxa" w:w="1694"/>
+            <w:tcW w:type="dxa" w:w="1697"/>
             <w:shd w:fill="FFFFFF" w:color="auto" w:val="clear"/>
             <w:tcMar>
               <w:top w:type="dxa" w:w="70"/>
@@ -50898,37 +51618,37 @@
                 <w:sz w:val="18"/>
                 <w:szCs w:val="18"/>
               </w:rPr>
-              <w:t xml:space="preserve">Replay</w:t>
-            </w:r>
-          </w:p>
-        </w:tc>
-        <w:tc>
-          <w:tcPr>
-            <w:tcW w:type="dxa" w:w="7944"/>
-            <w:shd w:fill="FFFFFF" w:color="auto" w:val="clear"/>
-            <w:tcMar>
-              <w:top w:type="dxa" w:w="70"/>
-              <w:left w:type="dxa" w:w="110"/>
-              <w:bottom w:type="dxa" w:w="70"/>
-              <w:right w:type="dxa" w:w="110"/>
-            </w:tcMar>
-            <w:vAlign w:val="center"/>
-          </w:tcPr>
-          <w:p>
-            <w:pPr>
-              <w:keepNext w:val="false"/>
-              <w:spacing w:after="0" w:before="0" w:line="252"/>
-            </w:pPr>
-            <w:r>
-              <w:rPr>
-                <w:rFonts w:ascii="Calibri" w:cs="Calibri" w:eastAsia="Microsoft YaHei" w:hAnsi="Calibri"/>
-                <w:b w:val="false"/>
-                <w:bCs w:val="false"/>
-                <w:color w:val="26303D"/>
-                <w:sz w:val="18"/>
-                <w:szCs w:val="18"/>
-              </w:rPr>
-              <w:t xml:space="preserve">Running a game again from its seed and inputs to get the identical result</w:t>
+              <w:t xml:space="preserve">Tick</w:t>
+            </w:r>
+          </w:p>
+        </w:tc>
+        <w:tc>
+          <w:tcPr>
+            <w:tcW w:type="dxa" w:w="7941"/>
+            <w:shd w:fill="FFFFFF" w:color="auto" w:val="clear"/>
+            <w:tcMar>
+              <w:top w:type="dxa" w:w="70"/>
+              <w:left w:type="dxa" w:w="110"/>
+              <w:bottom w:type="dxa" w:w="70"/>
+              <w:right w:type="dxa" w:w="110"/>
+            </w:tcMar>
+            <w:vAlign w:val="center"/>
+          </w:tcPr>
+          <w:p>
+            <w:pPr>
+              <w:keepNext w:val="false"/>
+              <w:spacing w:after="0" w:before="0" w:line="252"/>
+            </w:pPr>
+            <w:r>
+              <w:rPr>
+                <w:rFonts w:ascii="Calibri" w:cs="Calibri" w:eastAsia="Microsoft YaHei" w:hAnsi="Calibri"/>
+                <w:b w:val="false"/>
+                <w:bCs w:val="false"/>
+                <w:color w:val="26303D"/>
+                <w:sz w:val="18"/>
+                <w:szCs w:val="18"/>
+              </w:rPr>
+              <w:t xml:space="preserve">One step of a real-time game's fixed 60 Hz clock; input is applied only on a tick</w:t>
             </w:r>
           </w:p>
         </w:tc>
@@ -50939,7 +51659,7 @@
         </w:trPr>
         <w:tc>
           <w:tcPr>
-            <w:tcW w:type="dxa" w:w="1694"/>
+            <w:tcW w:type="dxa" w:w="1697"/>
             <w:shd w:fill="F6F7F9" w:color="auto" w:val="clear"/>
             <w:tcMar>
               <w:top w:type="dxa" w:w="70"/>
@@ -50963,13 +51683,13 @@
                 <w:sz w:val="18"/>
                 <w:szCs w:val="18"/>
               </w:rPr>
-              <w:t xml:space="preserve">Host authority</w:t>
-            </w:r>
-          </w:p>
-        </w:tc>
-        <w:tc>
-          <w:tcPr>
-            <w:tcW w:type="dxa" w:w="7944"/>
+              <w:t xml:space="preserve">Replay</w:t>
+            </w:r>
+          </w:p>
+        </w:tc>
+        <w:tc>
+          <w:tcPr>
+            <w:tcW w:type="dxa" w:w="7941"/>
             <w:shd w:fill="F6F7F9" w:color="auto" w:val="clear"/>
             <w:tcMar>
               <w:top w:type="dxa" w:w="70"/>
@@ -50993,7 +51713,7 @@
                 <w:sz w:val="18"/>
                 <w:szCs w:val="18"/>
               </w:rPr>
-              <w:t xml:space="preserve">The board-game rule that the host alone checks and accepts moves</w:t>
+              <w:t xml:space="preserve">Running a game again from its seed and inputs to get the identical result</w:t>
             </w:r>
           </w:p>
         </w:tc>
@@ -51004,7 +51724,7 @@
         </w:trPr>
         <w:tc>
           <w:tcPr>
-            <w:tcW w:type="dxa" w:w="1694"/>
+            <w:tcW w:type="dxa" w:w="1697"/>
             <w:shd w:fill="FFFFFF" w:color="auto" w:val="clear"/>
             <w:tcMar>
               <w:top w:type="dxa" w:w="70"/>
@@ -51028,37 +51748,37 @@
                 <w:sz w:val="18"/>
                 <w:szCs w:val="18"/>
               </w:rPr>
-              <w:t xml:space="preserve">Race</w:t>
-            </w:r>
-          </w:p>
-        </w:tc>
-        <w:tc>
-          <w:tcPr>
-            <w:tcW w:type="dxa" w:w="7944"/>
-            <w:shd w:fill="FFFFFF" w:color="auto" w:val="clear"/>
-            <w:tcMar>
-              <w:top w:type="dxa" w:w="70"/>
-              <w:left w:type="dxa" w:w="110"/>
-              <w:bottom w:type="dxa" w:w="70"/>
-              <w:right w:type="dxa" w:w="110"/>
-            </w:tcMar>
-            <w:vAlign w:val="center"/>
-          </w:tcPr>
-          <w:p>
-            <w:pPr>
-              <w:keepNext w:val="false"/>
-              <w:spacing w:after="0" w:before="0" w:line="252"/>
-            </w:pPr>
-            <w:r>
-              <w:rPr>
-                <w:rFonts w:ascii="Calibri" w:cs="Calibri" w:eastAsia="Microsoft YaHei" w:hAnsi="Calibri"/>
-                <w:b w:val="false"/>
-                <w:bCs w:val="false"/>
-                <w:color w:val="26303D"/>
-                <w:sz w:val="18"/>
-                <w:szCs w:val="18"/>
-              </w:rPr>
-              <w:t xml:space="preserve">Friends playing their own copies of one seeded game, ranked by the host at the end</w:t>
+              <w:t xml:space="preserve">Host authority</w:t>
+            </w:r>
+          </w:p>
+        </w:tc>
+        <w:tc>
+          <w:tcPr>
+            <w:tcW w:type="dxa" w:w="7941"/>
+            <w:shd w:fill="FFFFFF" w:color="auto" w:val="clear"/>
+            <w:tcMar>
+              <w:top w:type="dxa" w:w="70"/>
+              <w:left w:type="dxa" w:w="110"/>
+              <w:bottom w:type="dxa" w:w="70"/>
+              <w:right w:type="dxa" w:w="110"/>
+            </w:tcMar>
+            <w:vAlign w:val="center"/>
+          </w:tcPr>
+          <w:p>
+            <w:pPr>
+              <w:keepNext w:val="false"/>
+              <w:spacing w:after="0" w:before="0" w:line="252"/>
+            </w:pPr>
+            <w:r>
+              <w:rPr>
+                <w:rFonts w:ascii="Calibri" w:cs="Calibri" w:eastAsia="Microsoft YaHei" w:hAnsi="Calibri"/>
+                <w:b w:val="false"/>
+                <w:bCs w:val="false"/>
+                <w:color w:val="26303D"/>
+                <w:sz w:val="18"/>
+                <w:szCs w:val="18"/>
+              </w:rPr>
+              <w:t xml:space="preserve">The board-game rule that the host alone checks and accepts moves</w:t>
             </w:r>
           </w:p>
         </w:tc>
@@ -51069,7 +51789,7 @@
         </w:trPr>
         <w:tc>
           <w:tcPr>
-            <w:tcW w:type="dxa" w:w="1694"/>
+            <w:tcW w:type="dxa" w:w="1697"/>
             <w:shd w:fill="F6F7F9" w:color="auto" w:val="clear"/>
             <w:tcMar>
               <w:top w:type="dxa" w:w="70"/>
@@ -51093,13 +51813,13 @@
                 <w:sz w:val="18"/>
                 <w:szCs w:val="18"/>
               </w:rPr>
-              <w:t xml:space="preserve">Room code</w:t>
-            </w:r>
-          </w:p>
-        </w:tc>
-        <w:tc>
-          <w:tcPr>
-            <w:tcW w:type="dxa" w:w="7944"/>
+              <w:t xml:space="preserve">Race</w:t>
+            </w:r>
+          </w:p>
+        </w:tc>
+        <w:tc>
+          <w:tcPr>
+            <w:tcW w:type="dxa" w:w="7941"/>
             <w:shd w:fill="F6F7F9" w:color="auto" w:val="clear"/>
             <w:tcMar>
               <w:top w:type="dxa" w:w="70"/>
@@ -51123,7 +51843,7 @@
                 <w:sz w:val="18"/>
                 <w:szCs w:val="18"/>
               </w:rPr>
-              <w:t xml:space="preserve">The six digits one player reads out so that the others can join</w:t>
+              <w:t xml:space="preserve">Friends playing their own copies of one seeded game, ranked by the host at the end</w:t>
             </w:r>
           </w:p>
         </w:tc>
@@ -51134,7 +51854,7 @@
         </w:trPr>
         <w:tc>
           <w:tcPr>
-            <w:tcW w:type="dxa" w:w="1694"/>
+            <w:tcW w:type="dxa" w:w="1697"/>
             <w:shd w:fill="FFFFFF" w:color="auto" w:val="clear"/>
             <w:tcMar>
               <w:top w:type="dxa" w:w="70"/>
@@ -51158,37 +51878,37 @@
                 <w:sz w:val="18"/>
                 <w:szCs w:val="18"/>
               </w:rPr>
-              <w:t xml:space="preserve">WebRTC</w:t>
-            </w:r>
-          </w:p>
-        </w:tc>
-        <w:tc>
-          <w:tcPr>
-            <w:tcW w:type="dxa" w:w="7944"/>
-            <w:shd w:fill="FFFFFF" w:color="auto" w:val="clear"/>
-            <w:tcMar>
-              <w:top w:type="dxa" w:w="70"/>
-              <w:left w:type="dxa" w:w="110"/>
-              <w:bottom w:type="dxa" w:w="70"/>
-              <w:right w:type="dxa" w:w="110"/>
-            </w:tcMar>
-            <w:vAlign w:val="center"/>
-          </w:tcPr>
-          <w:p>
-            <w:pPr>
-              <w:keepNext w:val="false"/>
-              <w:spacing w:after="0" w:before="0" w:line="252"/>
-            </w:pPr>
-            <w:r>
-              <w:rPr>
-                <w:rFonts w:ascii="Calibri" w:cs="Calibri" w:eastAsia="Microsoft YaHei" w:hAnsi="Calibri"/>
-                <w:b w:val="false"/>
-                <w:bCs w:val="false"/>
-                <w:color w:val="26303D"/>
-                <w:sz w:val="18"/>
-                <w:szCs w:val="18"/>
-              </w:rPr>
-              <w:t xml:space="preserve">The browser's built-in way to connect two browsers directly</w:t>
+              <w:t xml:space="preserve">Room code</w:t>
+            </w:r>
+          </w:p>
+        </w:tc>
+        <w:tc>
+          <w:tcPr>
+            <w:tcW w:type="dxa" w:w="7941"/>
+            <w:shd w:fill="FFFFFF" w:color="auto" w:val="clear"/>
+            <w:tcMar>
+              <w:top w:type="dxa" w:w="70"/>
+              <w:left w:type="dxa" w:w="110"/>
+              <w:bottom w:type="dxa" w:w="70"/>
+              <w:right w:type="dxa" w:w="110"/>
+            </w:tcMar>
+            <w:vAlign w:val="center"/>
+          </w:tcPr>
+          <w:p>
+            <w:pPr>
+              <w:keepNext w:val="false"/>
+              <w:spacing w:after="0" w:before="0" w:line="252"/>
+            </w:pPr>
+            <w:r>
+              <w:rPr>
+                <w:rFonts w:ascii="Calibri" w:cs="Calibri" w:eastAsia="Microsoft YaHei" w:hAnsi="Calibri"/>
+                <w:b w:val="false"/>
+                <w:bCs w:val="false"/>
+                <w:color w:val="26303D"/>
+                <w:sz w:val="18"/>
+                <w:szCs w:val="18"/>
+              </w:rPr>
+              <w:t xml:space="preserve">The six digits one player reads out so that the others can join</w:t>
             </w:r>
           </w:p>
         </w:tc>
@@ -51199,7 +51919,7 @@
         </w:trPr>
         <w:tc>
           <w:tcPr>
-            <w:tcW w:type="dxa" w:w="1694"/>
+            <w:tcW w:type="dxa" w:w="1697"/>
             <w:shd w:fill="F6F7F9" w:color="auto" w:val="clear"/>
             <w:tcMar>
               <w:top w:type="dxa" w:w="70"/>
@@ -51223,13 +51943,13 @@
                 <w:sz w:val="18"/>
                 <w:szCs w:val="18"/>
               </w:rPr>
-              <w:t xml:space="preserve">PeerJS broker</w:t>
-            </w:r>
-          </w:p>
-        </w:tc>
-        <w:tc>
-          <w:tcPr>
-            <w:tcW w:type="dxa" w:w="7944"/>
+              <w:t xml:space="preserve">WebRTC</w:t>
+            </w:r>
+          </w:p>
+        </w:tc>
+        <w:tc>
+          <w:tcPr>
+            <w:tcW w:type="dxa" w:w="7941"/>
             <w:shd w:fill="F6F7F9" w:color="auto" w:val="clear"/>
             <w:tcMar>
               <w:top w:type="dxa" w:w="70"/>
@@ -51253,7 +51973,7 @@
                 <w:sz w:val="18"/>
                 <w:szCs w:val="18"/>
               </w:rPr>
-              <w:t xml:space="preserve">A free public service that introduces two browsers to each other; it never sees the game</w:t>
+              <w:t xml:space="preserve">The browser's built-in way to connect two browsers directly</w:t>
             </w:r>
           </w:p>
         </w:tc>
@@ -51264,7 +51984,7 @@
         </w:trPr>
         <w:tc>
           <w:tcPr>
-            <w:tcW w:type="dxa" w:w="1694"/>
+            <w:tcW w:type="dxa" w:w="1697"/>
             <w:shd w:fill="FFFFFF" w:color="auto" w:val="clear"/>
             <w:tcMar>
               <w:top w:type="dxa" w:w="70"/>
@@ -51288,37 +52008,37 @@
                 <w:sz w:val="18"/>
                 <w:szCs w:val="18"/>
               </w:rPr>
-              <w:t xml:space="preserve">STUN · TURN</w:t>
-            </w:r>
-          </w:p>
-        </w:tc>
-        <w:tc>
-          <w:tcPr>
-            <w:tcW w:type="dxa" w:w="7944"/>
-            <w:shd w:fill="FFFFFF" w:color="auto" w:val="clear"/>
-            <w:tcMar>
-              <w:top w:type="dxa" w:w="70"/>
-              <w:left w:type="dxa" w:w="110"/>
-              <w:bottom w:type="dxa" w:w="70"/>
-              <w:right w:type="dxa" w:w="110"/>
-            </w:tcMar>
-            <w:vAlign w:val="center"/>
-          </w:tcPr>
-          <w:p>
-            <w:pPr>
-              <w:keepNext w:val="false"/>
-              <w:spacing w:after="0" w:before="0" w:line="252"/>
-            </w:pPr>
-            <w:r>
-              <w:rPr>
-                <w:rFonts w:ascii="Calibri" w:cs="Calibri" w:eastAsia="Microsoft YaHei" w:hAnsi="Calibri"/>
-                <w:b w:val="false"/>
-                <w:bCs w:val="false"/>
-                <w:color w:val="26303D"/>
-                <w:sz w:val="18"/>
-                <w:szCs w:val="18"/>
-              </w:rPr>
-              <w:t xml:space="preserve">STUN tells a browser its public address; TURN relays the traffic when no direct route exists</w:t>
+              <w:t xml:space="preserve">PeerJS broker</w:t>
+            </w:r>
+          </w:p>
+        </w:tc>
+        <w:tc>
+          <w:tcPr>
+            <w:tcW w:type="dxa" w:w="7941"/>
+            <w:shd w:fill="FFFFFF" w:color="auto" w:val="clear"/>
+            <w:tcMar>
+              <w:top w:type="dxa" w:w="70"/>
+              <w:left w:type="dxa" w:w="110"/>
+              <w:bottom w:type="dxa" w:w="70"/>
+              <w:right w:type="dxa" w:w="110"/>
+            </w:tcMar>
+            <w:vAlign w:val="center"/>
+          </w:tcPr>
+          <w:p>
+            <w:pPr>
+              <w:keepNext w:val="false"/>
+              <w:spacing w:after="0" w:before="0" w:line="252"/>
+            </w:pPr>
+            <w:r>
+              <w:rPr>
+                <w:rFonts w:ascii="Calibri" w:cs="Calibri" w:eastAsia="Microsoft YaHei" w:hAnsi="Calibri"/>
+                <w:b w:val="false"/>
+                <w:bCs w:val="false"/>
+                <w:color w:val="26303D"/>
+                <w:sz w:val="18"/>
+                <w:szCs w:val="18"/>
+              </w:rPr>
+              <w:t xml:space="preserve">A free public service that introduces two browsers to each other; it never sees the game</w:t>
             </w:r>
           </w:p>
         </w:tc>
@@ -51329,7 +52049,7 @@
         </w:trPr>
         <w:tc>
           <w:tcPr>
-            <w:tcW w:type="dxa" w:w="1694"/>
+            <w:tcW w:type="dxa" w:w="1697"/>
             <w:shd w:fill="F6F7F9" w:color="auto" w:val="clear"/>
             <w:tcMar>
               <w:top w:type="dxa" w:w="70"/>
@@ -51353,13 +52073,13 @@
                 <w:sz w:val="18"/>
                 <w:szCs w:val="18"/>
               </w:rPr>
-              <w:t xml:space="preserve">CGNAT</w:t>
-            </w:r>
-          </w:p>
-        </w:tc>
-        <w:tc>
-          <w:tcPr>
-            <w:tcW w:type="dxa" w:w="7944"/>
+              <w:t xml:space="preserve">STUN · TURN</w:t>
+            </w:r>
+          </w:p>
+        </w:tc>
+        <w:tc>
+          <w:tcPr>
+            <w:tcW w:type="dxa" w:w="7941"/>
             <w:shd w:fill="F6F7F9" w:color="auto" w:val="clear"/>
             <w:tcMar>
               <w:top w:type="dxa" w:w="70"/>
@@ -51383,7 +52103,7 @@
                 <w:sz w:val="18"/>
                 <w:szCs w:val="18"/>
               </w:rPr>
-              <w:t xml:space="preserve">Carrier-grade NAT — how most mobile networks share addresses, and why a relay is needed</w:t>
+              <w:t xml:space="preserve">STUN tells a browser its public address; TURN relays the traffic when no direct route exists</w:t>
             </w:r>
           </w:p>
         </w:tc>
@@ -51394,7 +52114,7 @@
         </w:trPr>
         <w:tc>
           <w:tcPr>
-            <w:tcW w:type="dxa" w:w="1694"/>
+            <w:tcW w:type="dxa" w:w="1697"/>
             <w:shd w:fill="FFFFFF" w:color="auto" w:val="clear"/>
             <w:tcMar>
               <w:top w:type="dxa" w:w="70"/>
@@ -51418,37 +52138,37 @@
                 <w:sz w:val="18"/>
                 <w:szCs w:val="18"/>
               </w:rPr>
-              <w:t xml:space="preserve">Seal</w:t>
-            </w:r>
-          </w:p>
-        </w:tc>
-        <w:tc>
-          <w:tcPr>
-            <w:tcW w:type="dxa" w:w="7944"/>
-            <w:shd w:fill="FFFFFF" w:color="auto" w:val="clear"/>
-            <w:tcMar>
-              <w:top w:type="dxa" w:w="70"/>
-              <w:left w:type="dxa" w:w="110"/>
-              <w:bottom w:type="dxa" w:w="70"/>
-              <w:right w:type="dxa" w:w="110"/>
-            </w:tcMar>
-            <w:vAlign w:val="center"/>
-          </w:tcPr>
-          <w:p>
-            <w:pPr>
-              <w:keepNext w:val="false"/>
-              <w:spacing w:after="0" w:before="0" w:line="252"/>
-            </w:pPr>
-            <w:r>
-              <w:rPr>
-                <w:rFonts w:ascii="Calibri" w:cs="Calibri" w:eastAsia="Microsoft YaHei" w:hAnsi="Calibri"/>
-                <w:b w:val="false"/>
-                <w:bCs w:val="false"/>
-                <w:color w:val="26303D"/>
-                <w:sz w:val="18"/>
-                <w:szCs w:val="18"/>
-              </w:rPr>
-              <w:t xml:space="preserve">A checksum stored with a record or a backup, so that a hand edit is noticed</w:t>
+              <w:t xml:space="preserve">CGNAT</w:t>
+            </w:r>
+          </w:p>
+        </w:tc>
+        <w:tc>
+          <w:tcPr>
+            <w:tcW w:type="dxa" w:w="7941"/>
+            <w:shd w:fill="FFFFFF" w:color="auto" w:val="clear"/>
+            <w:tcMar>
+              <w:top w:type="dxa" w:w="70"/>
+              <w:left w:type="dxa" w:w="110"/>
+              <w:bottom w:type="dxa" w:w="70"/>
+              <w:right w:type="dxa" w:w="110"/>
+            </w:tcMar>
+            <w:vAlign w:val="center"/>
+          </w:tcPr>
+          <w:p>
+            <w:pPr>
+              <w:keepNext w:val="false"/>
+              <w:spacing w:after="0" w:before="0" w:line="252"/>
+            </w:pPr>
+            <w:r>
+              <w:rPr>
+                <w:rFonts w:ascii="Calibri" w:cs="Calibri" w:eastAsia="Microsoft YaHei" w:hAnsi="Calibri"/>
+                <w:b w:val="false"/>
+                <w:bCs w:val="false"/>
+                <w:color w:val="26303D"/>
+                <w:sz w:val="18"/>
+                <w:szCs w:val="18"/>
+              </w:rPr>
+              <w:t xml:space="preserve">Carrier-grade NAT — how most mobile networks share addresses, and why a relay is needed</w:t>
             </w:r>
           </w:p>
         </w:tc>
@@ -51459,7 +52179,7 @@
         </w:trPr>
         <w:tc>
           <w:tcPr>
-            <w:tcW w:type="dxa" w:w="1694"/>
+            <w:tcW w:type="dxa" w:w="1697"/>
             <w:shd w:fill="F6F7F9" w:color="auto" w:val="clear"/>
             <w:tcMar>
               <w:top w:type="dxa" w:w="70"/>
@@ -51483,13 +52203,13 @@
                 <w:sz w:val="18"/>
                 <w:szCs w:val="18"/>
               </w:rPr>
-              <w:t xml:space="preserve">The lock</w:t>
-            </w:r>
-          </w:p>
-        </w:tc>
-        <w:tc>
-          <w:tcPr>
-            <w:tcW w:type="dxa" w:w="7944"/>
+              <w:t xml:space="preserve">Seal</w:t>
+            </w:r>
+          </w:p>
+        </w:tc>
+        <w:tc>
+          <w:tcPr>
+            <w:tcW w:type="dxa" w:w="7941"/>
             <w:shd w:fill="F6F7F9" w:color="auto" w:val="clear"/>
             <w:tcMar>
               <w:top w:type="dxa" w:w="70"/>
@@ -51506,26 +52226,14 @@
             </w:pPr>
             <w:r>
               <w:rPr>
-                <w:rFonts w:ascii="Consolas" w:cs="Consolas" w:eastAsia="Microsoft YaHei" w:hAnsi="Consolas"/>
-                <w:b w:val="false"/>
-                <w:bCs w:val="false"/>
-                <w:color w:val="7A4E00"/>
-                <w:sz w:val="16"/>
-                <w:szCs w:val="16"/>
-                <w:shd w:fill="F7F1E3" w:color="auto" w:val="clear"/>
-              </w:rPr>
-              <w:t xml:space="preserve">js/core/guard.js</w:t>
-            </w:r>
-            <w:r>
-              <w:rPr>
-                <w:rFonts w:ascii="Calibri" w:cs="Calibri" w:eastAsia="Microsoft YaHei" w:hAnsi="Calibri"/>
-                <w:b w:val="false"/>
-                <w:bCs w:val="false"/>
-                <w:color w:val="26303D"/>
-                <w:sz w:val="18"/>
-                <w:szCs w:val="18"/>
-              </w:rPr>
-              <w:t xml:space="preserve">, which keeps the console and the Elements panel from changing the page or its saves</w:t>
+                <w:rFonts w:ascii="Calibri" w:cs="Calibri" w:eastAsia="Microsoft YaHei" w:hAnsi="Calibri"/>
+                <w:b w:val="false"/>
+                <w:bCs w:val="false"/>
+                <w:color w:val="26303D"/>
+                <w:sz w:val="18"/>
+                <w:szCs w:val="18"/>
+              </w:rPr>
+              <w:t xml:space="preserve">A checksum stored with a record or a backup, so that a hand edit is noticed</w:t>
             </w:r>
           </w:p>
         </w:tc>
@@ -51536,7 +52244,7 @@
         </w:trPr>
         <w:tc>
           <w:tcPr>
-            <w:tcW w:type="dxa" w:w="1694"/>
+            <w:tcW w:type="dxa" w:w="1697"/>
             <w:shd w:fill="FFFFFF" w:color="auto" w:val="clear"/>
             <w:tcMar>
               <w:top w:type="dxa" w:w="70"/>
@@ -51560,37 +52268,49 @@
                 <w:sz w:val="18"/>
                 <w:szCs w:val="18"/>
               </w:rPr>
-              <w:t xml:space="preserve">CSP</w:t>
-            </w:r>
-          </w:p>
-        </w:tc>
-        <w:tc>
-          <w:tcPr>
-            <w:tcW w:type="dxa" w:w="7944"/>
-            <w:shd w:fill="FFFFFF" w:color="auto" w:val="clear"/>
-            <w:tcMar>
-              <w:top w:type="dxa" w:w="70"/>
-              <w:left w:type="dxa" w:w="110"/>
-              <w:bottom w:type="dxa" w:w="70"/>
-              <w:right w:type="dxa" w:w="110"/>
-            </w:tcMar>
-            <w:vAlign w:val="center"/>
-          </w:tcPr>
-          <w:p>
-            <w:pPr>
-              <w:keepNext w:val="false"/>
-              <w:spacing w:after="0" w:before="0" w:line="252"/>
-            </w:pPr>
-            <w:r>
-              <w:rPr>
-                <w:rFonts w:ascii="Calibri" w:cs="Calibri" w:eastAsia="Microsoft YaHei" w:hAnsi="Calibri"/>
-                <w:b w:val="false"/>
-                <w:bCs w:val="false"/>
-                <w:color w:val="26303D"/>
-                <w:sz w:val="18"/>
-                <w:szCs w:val="18"/>
-              </w:rPr>
-              <w:t xml:space="preserve">Content-Security-Policy — a rule in the page that tells the browser what it may load and run</w:t>
+              <w:t xml:space="preserve">The lock</w:t>
+            </w:r>
+          </w:p>
+        </w:tc>
+        <w:tc>
+          <w:tcPr>
+            <w:tcW w:type="dxa" w:w="7941"/>
+            <w:shd w:fill="FFFFFF" w:color="auto" w:val="clear"/>
+            <w:tcMar>
+              <w:top w:type="dxa" w:w="70"/>
+              <w:left w:type="dxa" w:w="110"/>
+              <w:bottom w:type="dxa" w:w="70"/>
+              <w:right w:type="dxa" w:w="110"/>
+            </w:tcMar>
+            <w:vAlign w:val="center"/>
+          </w:tcPr>
+          <w:p>
+            <w:pPr>
+              <w:keepNext w:val="false"/>
+              <w:spacing w:after="0" w:before="0" w:line="252"/>
+            </w:pPr>
+            <w:r>
+              <w:rPr>
+                <w:rFonts w:ascii="Consolas" w:cs="Consolas" w:eastAsia="Microsoft YaHei" w:hAnsi="Consolas"/>
+                <w:b w:val="false"/>
+                <w:bCs w:val="false"/>
+                <w:color w:val="7A4E00"/>
+                <w:sz w:val="16"/>
+                <w:szCs w:val="16"/>
+                <w:shd w:fill="F7F1E3" w:color="auto" w:val="clear"/>
+              </w:rPr>
+              <w:t xml:space="preserve">js/core/guard.js</w:t>
+            </w:r>
+            <w:r>
+              <w:rPr>
+                <w:rFonts w:ascii="Calibri" w:cs="Calibri" w:eastAsia="Microsoft YaHei" w:hAnsi="Calibri"/>
+                <w:b w:val="false"/>
+                <w:bCs w:val="false"/>
+                <w:color w:val="26303D"/>
+                <w:sz w:val="18"/>
+                <w:szCs w:val="18"/>
+              </w:rPr>
+              <w:t xml:space="preserve">, which keeps the console and the Elements panel from changing the page or its saves</w:t>
             </w:r>
           </w:p>
         </w:tc>
@@ -51601,7 +52321,7 @@
         </w:trPr>
         <w:tc>
           <w:tcPr>
-            <w:tcW w:type="dxa" w:w="1694"/>
+            <w:tcW w:type="dxa" w:w="1697"/>
             <w:shd w:fill="F6F7F9" w:color="auto" w:val="clear"/>
             <w:tcMar>
               <w:top w:type="dxa" w:w="70"/>
@@ -51625,13 +52345,13 @@
                 <w:sz w:val="18"/>
                 <w:szCs w:val="18"/>
               </w:rPr>
-              <w:t xml:space="preserve">SRI</w:t>
-            </w:r>
-          </w:p>
-        </w:tc>
-        <w:tc>
-          <w:tcPr>
-            <w:tcW w:type="dxa" w:w="7944"/>
+              <w:t xml:space="preserve">CSP</w:t>
+            </w:r>
+          </w:p>
+        </w:tc>
+        <w:tc>
+          <w:tcPr>
+            <w:tcW w:type="dxa" w:w="7941"/>
             <w:shd w:fill="F6F7F9" w:color="auto" w:val="clear"/>
             <w:tcMar>
               <w:top w:type="dxa" w:w="70"/>
@@ -51655,7 +52375,7 @@
                 <w:sz w:val="18"/>
                 <w:szCs w:val="18"/>
               </w:rPr>
-              <w:t xml:space="preserve">Subresource Integrity — a hash that makes the browser refuse a changed third-party file</w:t>
+              <w:t xml:space="preserve">Content-Security-Policy — a rule in the page that tells the browser what it may load and run</w:t>
             </w:r>
           </w:p>
         </w:tc>
@@ -51666,7 +52386,7 @@
         </w:trPr>
         <w:tc>
           <w:tcPr>
-            <w:tcW w:type="dxa" w:w="1694"/>
+            <w:tcW w:type="dxa" w:w="1697"/>
             <w:shd w:fill="FFFFFF" w:color="auto" w:val="clear"/>
             <w:tcMar>
               <w:top w:type="dxa" w:w="70"/>
@@ -51690,37 +52410,37 @@
                 <w:sz w:val="18"/>
                 <w:szCs w:val="18"/>
               </w:rPr>
-              <w:t xml:space="preserve">Origin</w:t>
-            </w:r>
-          </w:p>
-        </w:tc>
-        <w:tc>
-          <w:tcPr>
-            <w:tcW w:type="dxa" w:w="7944"/>
-            <w:shd w:fill="FFFFFF" w:color="auto" w:val="clear"/>
-            <w:tcMar>
-              <w:top w:type="dxa" w:w="70"/>
-              <w:left w:type="dxa" w:w="110"/>
-              <w:bottom w:type="dxa" w:w="70"/>
-              <w:right w:type="dxa" w:w="110"/>
-            </w:tcMar>
-            <w:vAlign w:val="center"/>
-          </w:tcPr>
-          <w:p>
-            <w:pPr>
-              <w:keepNext w:val="false"/>
-              <w:spacing w:after="0" w:before="0" w:line="252"/>
-            </w:pPr>
-            <w:r>
-              <w:rPr>
-                <w:rFonts w:ascii="Calibri" w:cs="Calibri" w:eastAsia="Microsoft YaHei" w:hAnsi="Calibri"/>
-                <w:b w:val="false"/>
-                <w:bCs w:val="false"/>
-                <w:color w:val="26303D"/>
-                <w:sz w:val="18"/>
-                <w:szCs w:val="18"/>
-              </w:rPr>
-              <w:t xml:space="preserve">Scheme, host and port — the unit a browser uses to keep one site's storage apart from another's</w:t>
+              <w:t xml:space="preserve">SRI</w:t>
+            </w:r>
+          </w:p>
+        </w:tc>
+        <w:tc>
+          <w:tcPr>
+            <w:tcW w:type="dxa" w:w="7941"/>
+            <w:shd w:fill="FFFFFF" w:color="auto" w:val="clear"/>
+            <w:tcMar>
+              <w:top w:type="dxa" w:w="70"/>
+              <w:left w:type="dxa" w:w="110"/>
+              <w:bottom w:type="dxa" w:w="70"/>
+              <w:right w:type="dxa" w:w="110"/>
+            </w:tcMar>
+            <w:vAlign w:val="center"/>
+          </w:tcPr>
+          <w:p>
+            <w:pPr>
+              <w:keepNext w:val="false"/>
+              <w:spacing w:after="0" w:before="0" w:line="252"/>
+            </w:pPr>
+            <w:r>
+              <w:rPr>
+                <w:rFonts w:ascii="Calibri" w:cs="Calibri" w:eastAsia="Microsoft YaHei" w:hAnsi="Calibri"/>
+                <w:b w:val="false"/>
+                <w:bCs w:val="false"/>
+                <w:color w:val="26303D"/>
+                <w:sz w:val="18"/>
+                <w:szCs w:val="18"/>
+              </w:rPr>
+              <w:t xml:space="preserve">Subresource Integrity — a hash that makes the browser refuse a changed third-party file</w:t>
             </w:r>
           </w:p>
         </w:tc>
@@ -51731,8 +52451,73 @@
         </w:trPr>
         <w:tc>
           <w:tcPr>
-            <w:tcW w:type="dxa" w:w="1694"/>
+            <w:tcW w:type="dxa" w:w="1697"/>
             <w:shd w:fill="F6F7F9" w:color="auto" w:val="clear"/>
+            <w:tcMar>
+              <w:top w:type="dxa" w:w="70"/>
+              <w:left w:type="dxa" w:w="110"/>
+              <w:bottom w:type="dxa" w:w="70"/>
+              <w:right w:type="dxa" w:w="110"/>
+            </w:tcMar>
+            <w:vAlign w:val="center"/>
+          </w:tcPr>
+          <w:p>
+            <w:pPr>
+              <w:keepNext w:val="false"/>
+              <w:spacing w:after="0" w:before="0" w:line="252"/>
+            </w:pPr>
+            <w:r>
+              <w:rPr>
+                <w:rFonts w:ascii="Calibri" w:cs="Calibri" w:eastAsia="Microsoft YaHei" w:hAnsi="Calibri"/>
+                <w:b/>
+                <w:bCs/>
+                <w:color w:val="26303D"/>
+                <w:sz w:val="18"/>
+                <w:szCs w:val="18"/>
+              </w:rPr>
+              <w:t xml:space="preserve">Origin</w:t>
+            </w:r>
+          </w:p>
+        </w:tc>
+        <w:tc>
+          <w:tcPr>
+            <w:tcW w:type="dxa" w:w="7941"/>
+            <w:shd w:fill="F6F7F9" w:color="auto" w:val="clear"/>
+            <w:tcMar>
+              <w:top w:type="dxa" w:w="70"/>
+              <w:left w:type="dxa" w:w="110"/>
+              <w:bottom w:type="dxa" w:w="70"/>
+              <w:right w:type="dxa" w:w="110"/>
+            </w:tcMar>
+            <w:vAlign w:val="center"/>
+          </w:tcPr>
+          <w:p>
+            <w:pPr>
+              <w:keepNext w:val="false"/>
+              <w:spacing w:after="0" w:before="0" w:line="252"/>
+            </w:pPr>
+            <w:r>
+              <w:rPr>
+                <w:rFonts w:ascii="Calibri" w:cs="Calibri" w:eastAsia="Microsoft YaHei" w:hAnsi="Calibri"/>
+                <w:b w:val="false"/>
+                <w:bCs w:val="false"/>
+                <w:color w:val="26303D"/>
+                <w:sz w:val="18"/>
+                <w:szCs w:val="18"/>
+              </w:rPr>
+              <w:t xml:space="preserve">Scheme, host and port — the unit a browser uses to keep one site's storage apart from another's</w:t>
+            </w:r>
+          </w:p>
+        </w:tc>
+      </w:tr>
+      <w:tr>
+        <w:trPr>
+          <w:cantSplit/>
+        </w:trPr>
+        <w:tc>
+          <w:tcPr>
+            <w:tcW w:type="dxa" w:w="1697"/>
+            <w:shd w:fill="FFFFFF" w:color="auto" w:val="clear"/>
             <w:tcMar>
               <w:top w:type="dxa" w:w="70"/>
               <w:left w:type="dxa" w:w="110"/>
@@ -51762,8 +52547,8 @@
         </w:tc>
         <w:tc>
           <w:tcPr>
-            <w:tcW w:type="dxa" w:w="7944"/>
-            <w:shd w:fill="F6F7F9" w:color="auto" w:val="clear"/>
+            <w:tcW w:type="dxa" w:w="7941"/>
+            <w:shd w:fill="FFFFFF" w:color="auto" w:val="clear"/>
             <w:tcMar>
               <w:top w:type="dxa" w:w="70"/>
               <w:left w:type="dxa" w:w="110"/>
@@ -51797,8 +52582,8 @@
         </w:trPr>
         <w:tc>
           <w:tcPr>
-            <w:tcW w:type="dxa" w:w="1694"/>
-            <w:shd w:fill="FFFFFF" w:color="auto" w:val="clear"/>
+            <w:tcW w:type="dxa" w:w="1697"/>
+            <w:shd w:fill="F6F7F9" w:color="auto" w:val="clear"/>
             <w:tcMar>
               <w:top w:type="dxa" w:w="70"/>
               <w:left w:type="dxa" w:w="110"/>
@@ -51827,8 +52612,8 @@
         </w:tc>
         <w:tc>
           <w:tcPr>
-            <w:tcW w:type="dxa" w:w="7944"/>
-            <w:shd w:fill="FFFFFF" w:color="auto" w:val="clear"/>
+            <w:tcW w:type="dxa" w:w="7941"/>
+            <w:shd w:fill="F6F7F9" w:color="auto" w:val="clear"/>
             <w:tcMar>
               <w:top w:type="dxa" w:w="70"/>
               <w:left w:type="dxa" w:w="110"/>
@@ -51862,8 +52647,8 @@
         </w:trPr>
         <w:tc>
           <w:tcPr>
-            <w:tcW w:type="dxa" w:w="1694"/>
-            <w:shd w:fill="F6F7F9" w:color="auto" w:val="clear"/>
+            <w:tcW w:type="dxa" w:w="1697"/>
+            <w:shd w:fill="FFFFFF" w:color="auto" w:val="clear"/>
             <w:tcMar>
               <w:top w:type="dxa" w:w="70"/>
               <w:left w:type="dxa" w:w="110"/>
@@ -51892,8 +52677,8 @@
         </w:tc>
         <w:tc>
           <w:tcPr>
-            <w:tcW w:type="dxa" w:w="7944"/>
-            <w:shd w:fill="F6F7F9" w:color="auto" w:val="clear"/>
+            <w:tcW w:type="dxa" w:w="7941"/>
+            <w:shd w:fill="FFFFFF" w:color="auto" w:val="clear"/>
             <w:tcMar>
               <w:top w:type="dxa" w:w="70"/>
               <w:left w:type="dxa" w:w="110"/>
@@ -51928,7 +52713,7 @@
                 <w:sz w:val="18"/>
                 <w:szCs w:val="18"/>
               </w:rPr>
-              <w:t xml:space="preserve"> — the 122 source files, stripped into one</w:t>
+              <w:t xml:space="preserve"> — the 124 source files, stripped into one</w:t>
             </w:r>
           </w:p>
         </w:tc>
@@ -51939,8 +52724,8 @@
         </w:trPr>
         <w:tc>
           <w:tcPr>
-            <w:tcW w:type="dxa" w:w="1694"/>
-            <w:shd w:fill="FFFFFF" w:color="auto" w:val="clear"/>
+            <w:tcW w:type="dxa" w:w="1697"/>
+            <w:shd w:fill="F6F7F9" w:color="auto" w:val="clear"/>
             <w:tcMar>
               <w:top w:type="dxa" w:w="70"/>
               <w:left w:type="dxa" w:w="110"/>
@@ -51981,31 +52766,31 @@
         </w:tc>
         <w:tc>
           <w:tcPr>
-            <w:tcW w:type="dxa" w:w="7944"/>
-            <w:shd w:fill="FFFFFF" w:color="auto" w:val="clear"/>
-            <w:tcMar>
-              <w:top w:type="dxa" w:w="70"/>
-              <w:left w:type="dxa" w:w="110"/>
-              <w:bottom w:type="dxa" w:w="70"/>
-              <w:right w:type="dxa" w:w="110"/>
-            </w:tcMar>
-            <w:vAlign w:val="center"/>
-          </w:tcPr>
-          <w:p>
-            <w:pPr>
-              <w:keepNext w:val="false"/>
-              <w:spacing w:after="0" w:before="0" w:line="252"/>
-            </w:pPr>
-            <w:r>
-              <w:rPr>
-                <w:rFonts w:ascii="Calibri" w:cs="Calibri" w:eastAsia="Microsoft YaHei" w:hAnsi="Calibri"/>
-                <w:b w:val="false"/>
-                <w:bCs w:val="false"/>
-                <w:color w:val="26303D"/>
-                <w:sz w:val="18"/>
-                <w:szCs w:val="18"/>
-              </w:rPr>
-              <w:t xml:space="preserve">The hash on the bundle's address that makes a browser fetch a new version</w:t>
+            <w:tcW w:type="dxa" w:w="7941"/>
+            <w:shd w:fill="F6F7F9" w:color="auto" w:val="clear"/>
+            <w:tcMar>
+              <w:top w:type="dxa" w:w="70"/>
+              <w:left w:type="dxa" w:w="110"/>
+              <w:bottom w:type="dxa" w:w="70"/>
+              <w:right w:type="dxa" w:w="110"/>
+            </w:tcMar>
+            <w:vAlign w:val="center"/>
+          </w:tcPr>
+          <w:p>
+            <w:pPr>
+              <w:keepNext w:val="false"/>
+              <w:spacing w:after="0" w:before="0" w:line="252"/>
+            </w:pPr>
+            <w:r>
+              <w:rPr>
+                <w:rFonts w:ascii="Calibri" w:cs="Calibri" w:eastAsia="Microsoft YaHei" w:hAnsi="Calibri"/>
+                <w:b w:val="false"/>
+                <w:bCs w:val="false"/>
+                <w:color w:val="26303D"/>
+                <w:sz w:val="18"/>
+                <w:szCs w:val="18"/>
+              </w:rPr>
+              <w:t xml:space="preserve">The hash on the addresses of the bundle, the lock and the stylesheet that makes a browser fetch a new version</w:t>
             </w:r>
           </w:p>
         </w:tc>
@@ -52016,8 +52801,8 @@
         </w:trPr>
         <w:tc>
           <w:tcPr>
-            <w:tcW w:type="dxa" w:w="1694"/>
-            <w:shd w:fill="F6F7F9" w:color="auto" w:val="clear"/>
+            <w:tcW w:type="dxa" w:w="1697"/>
+            <w:shd w:fill="FFFFFF" w:color="auto" w:val="clear"/>
             <w:tcMar>
               <w:top w:type="dxa" w:w="70"/>
               <w:left w:type="dxa" w:w="110"/>
@@ -52046,8 +52831,8 @@
         </w:tc>
         <w:tc>
           <w:tcPr>
-            <w:tcW w:type="dxa" w:w="7944"/>
-            <w:shd w:fill="F6F7F9" w:color="auto" w:val="clear"/>
+            <w:tcW w:type="dxa" w:w="7941"/>
+            <w:shd w:fill="FFFFFF" w:color="auto" w:val="clear"/>
             <w:tcMar>
               <w:top w:type="dxa" w:w="70"/>
               <w:left w:type="dxa" w:w="110"/>
@@ -52081,8 +52866,8 @@
         </w:trPr>
         <w:tc>
           <w:tcPr>
-            <w:tcW w:type="dxa" w:w="1694"/>
-            <w:shd w:fill="FFFFFF" w:color="auto" w:val="clear"/>
+            <w:tcW w:type="dxa" w:w="1697"/>
+            <w:shd w:fill="F6F7F9" w:color="auto" w:val="clear"/>
             <w:tcMar>
               <w:top w:type="dxa" w:w="70"/>
               <w:left w:type="dxa" w:w="110"/>
@@ -52111,8 +52896,8 @@
         </w:tc>
         <w:tc>
           <w:tcPr>
-            <w:tcW w:type="dxa" w:w="7944"/>
-            <w:shd w:fill="FFFFFF" w:color="auto" w:val="clear"/>
+            <w:tcW w:type="dxa" w:w="7941"/>
+            <w:shd w:fill="F6F7F9" w:color="auto" w:val="clear"/>
             <w:tcMar>
               <w:top w:type="dxa" w:w="70"/>
               <w:left w:type="dxa" w:w="110"/>
@@ -52146,8 +52931,8 @@
         </w:trPr>
         <w:tc>
           <w:tcPr>
-            <w:tcW w:type="dxa" w:w="1694"/>
-            <w:shd w:fill="F6F7F9" w:color="auto" w:val="clear"/>
+            <w:tcW w:type="dxa" w:w="1697"/>
+            <w:shd w:fill="FFFFFF" w:color="auto" w:val="clear"/>
             <w:tcMar>
               <w:top w:type="dxa" w:w="70"/>
               <w:left w:type="dxa" w:w="110"/>
@@ -52176,8 +52961,8 @@
         </w:tc>
         <w:tc>
           <w:tcPr>
-            <w:tcW w:type="dxa" w:w="7944"/>
-            <w:shd w:fill="F6F7F9" w:color="auto" w:val="clear"/>
+            <w:tcW w:type="dxa" w:w="7941"/>
+            <w:shd w:fill="FFFFFF" w:color="auto" w:val="clear"/>
             <w:tcMar>
               <w:top w:type="dxa" w:w="70"/>
               <w:left w:type="dxa" w:w="110"/>
@@ -52211,8 +52996,8 @@
         </w:trPr>
         <w:tc>
           <w:tcPr>
-            <w:tcW w:type="dxa" w:w="1694"/>
-            <w:shd w:fill="FFFFFF" w:color="auto" w:val="clear"/>
+            <w:tcW w:type="dxa" w:w="1697"/>
+            <w:shd w:fill="F6F7F9" w:color="auto" w:val="clear"/>
             <w:tcMar>
               <w:top w:type="dxa" w:w="70"/>
               <w:left w:type="dxa" w:w="110"/>
@@ -52241,8 +53026,8 @@
         </w:tc>
         <w:tc>
           <w:tcPr>
-            <w:tcW w:type="dxa" w:w="7944"/>
-            <w:shd w:fill="FFFFFF" w:color="auto" w:val="clear"/>
+            <w:tcW w:type="dxa" w:w="7941"/>
+            <w:shd w:fill="F6F7F9" w:color="auto" w:val="clear"/>
             <w:tcMar>
               <w:top w:type="dxa" w:w="70"/>
               <w:left w:type="dxa" w:w="110"/>
@@ -52276,8 +53061,8 @@
         </w:trPr>
         <w:tc>
           <w:tcPr>
-            <w:tcW w:type="dxa" w:w="1694"/>
-            <w:shd w:fill="F6F7F9" w:color="auto" w:val="clear"/>
+            <w:tcW w:type="dxa" w:w="1697"/>
+            <w:shd w:fill="FFFFFF" w:color="auto" w:val="clear"/>
             <w:tcMar>
               <w:top w:type="dxa" w:w="70"/>
               <w:left w:type="dxa" w:w="110"/>
@@ -52306,8 +53091,8 @@
         </w:tc>
         <w:tc>
           <w:tcPr>
-            <w:tcW w:type="dxa" w:w="7944"/>
-            <w:shd w:fill="F6F7F9" w:color="auto" w:val="clear"/>
+            <w:tcW w:type="dxa" w:w="7941"/>
+            <w:shd w:fill="FFFFFF" w:color="auto" w:val="clear"/>
             <w:tcMar>
               <w:top w:type="dxa" w:w="70"/>
               <w:left w:type="dxa" w:w="110"/>
@@ -52341,8 +53126,8 @@
         </w:trPr>
         <w:tc>
           <w:tcPr>
-            <w:tcW w:type="dxa" w:w="1694"/>
-            <w:shd w:fill="FFFFFF" w:color="auto" w:val="clear"/>
+            <w:tcW w:type="dxa" w:w="1697"/>
+            <w:shd w:fill="F6F7F9" w:color="auto" w:val="clear"/>
             <w:tcMar>
               <w:top w:type="dxa" w:w="70"/>
               <w:left w:type="dxa" w:w="110"/>
@@ -52371,8 +53156,8 @@
         </w:tc>
         <w:tc>
           <w:tcPr>
-            <w:tcW w:type="dxa" w:w="7944"/>
-            <w:shd w:fill="FFFFFF" w:color="auto" w:val="clear"/>
+            <w:tcW w:type="dxa" w:w="7941"/>
+            <w:shd w:fill="F6F7F9" w:color="auto" w:val="clear"/>
             <w:tcMar>
               <w:top w:type="dxa" w:w="70"/>
               <w:left w:type="dxa" w:w="110"/>
@@ -52454,8 +53239,8 @@
         </w:trPr>
         <w:tc>
           <w:tcPr>
-            <w:tcW w:type="dxa" w:w="1694"/>
-            <w:shd w:fill="F6F7F9" w:color="auto" w:val="clear"/>
+            <w:tcW w:type="dxa" w:w="1697"/>
+            <w:shd w:fill="FFFFFF" w:color="auto" w:val="clear"/>
             <w:tcMar>
               <w:top w:type="dxa" w:w="70"/>
               <w:left w:type="dxa" w:w="110"/>
@@ -52484,8 +53269,8 @@
         </w:tc>
         <w:tc>
           <w:tcPr>
-            <w:tcW w:type="dxa" w:w="7944"/>
-            <w:shd w:fill="F6F7F9" w:color="auto" w:val="clear"/>
+            <w:tcW w:type="dxa" w:w="7941"/>
+            <w:shd w:fill="FFFFFF" w:color="auto" w:val="clear"/>
             <w:tcMar>
               <w:top w:type="dxa" w:w="70"/>
               <w:left w:type="dxa" w:w="110"/>
@@ -52692,7 +53477,7 @@
         <w:sz w:val="17"/>
         <w:szCs w:val="17"/>
       </w:rPr>
-      <w:t xml:space="preserve">Revision 2 · 29 September 2026</w:t>
+      <w:t xml:space="preserve">Revision 3 · 30 September 2026</w:t>
     </w:r>
   </w:p>
 </w:hdr>
